--- a/Scenarios.docx
+++ b/Scenarios.docx
@@ -1,6 +1,6 @@
 
 <file path=word/document.xml><?xml version="1.0" encoding="utf-8"?>
-<w:document xmlns:wpc="http://schemas.microsoft.com/office/word/2010/wordprocessingCanvas" xmlns:cx="http://schemas.microsoft.com/office/drawing/2014/chartex" xmlns:cx1="http://schemas.microsoft.com/office/drawing/2015/9/8/chartex" xmlns:cx2="http://schemas.microsoft.com/office/drawing/2015/10/21/chartex" xmlns:cx3="http://schemas.microsoft.com/office/drawing/2016/5/9/chartex" xmlns:cx4="http://schemas.microsoft.com/office/drawing/2016/5/10/chartex" xmlns:cx5="http://schemas.microsoft.com/office/drawing/2016/5/11/chartex" xmlns:cx6="http://schemas.microsoft.com/office/drawing/2016/5/12/chartex" xmlns:cx7="http://schemas.microsoft.com/office/drawing/2016/5/13/chartex" xmlns:cx8="http://schemas.microsoft.com/office/drawing/2016/5/14/chartex" xmlns:mc="http://schemas.openxmlformats.org/markup-compatibility/2006" xmlns:aink="http://schemas.microsoft.com/office/drawing/2016/ink" xmlns:am3d="http://schemas.microsoft.com/office/drawing/2017/model3d" xmlns:o="urn:schemas-microsoft-com:office:office" xmlns:r="http://schemas.openxmlformats.org/officeDocument/2006/relationships" xmlns:m="http://schemas.openxmlformats.org/officeDocument/2006/math" xmlns:v="urn:schemas-microsoft-com:vml" xmlns:wp14="http://schemas.microsoft.com/office/word/2010/wordprocessingDrawing" xmlns:wp="http://schemas.openxmlformats.org/drawingml/2006/wordprocessingDrawing" xmlns:w10="urn:schemas-microsoft-com:office:word" xmlns:w="http://schemas.openxmlformats.org/wordprocessingml/2006/main" xmlns:w14="http://schemas.microsoft.com/office/word/2010/wordml" xmlns:w15="http://schemas.microsoft.com/office/word/2012/wordml" xmlns:w16cex="http://schemas.microsoft.com/office/word/2018/wordml/cex" xmlns:w16cid="http://schemas.microsoft.com/office/word/2016/wordml/cid" xmlns:w16="http://schemas.microsoft.com/office/word/2018/wordml" xmlns:w16sdtdh="http://schemas.microsoft.com/office/word/2020/wordml/sdtdatahash" xmlns:w16se="http://schemas.microsoft.com/office/word/2015/wordml/symex" xmlns:wpg="http://schemas.microsoft.com/office/word/2010/wordprocessingGroup" xmlns:wpi="http://schemas.microsoft.com/office/word/2010/wordprocessingInk" xmlns:wne="http://schemas.microsoft.com/office/word/2006/wordml" xmlns:wps="http://schemas.microsoft.com/office/word/2010/wordprocessingShape" mc:Ignorable="w14 w15 w16se w16cid w16 w16cex w16sdtdh wp14">
+<w:document xmlns:wpc="http://schemas.microsoft.com/office/word/2010/wordprocessingCanvas" xmlns:cx="http://schemas.microsoft.com/office/drawing/2014/chartex" xmlns:mc="http://schemas.openxmlformats.org/markup-compatibility/2006" xmlns:o="urn:schemas-microsoft-com:office:office" xmlns:r="http://schemas.openxmlformats.org/officeDocument/2006/relationships" xmlns:m="http://schemas.openxmlformats.org/officeDocument/2006/math" xmlns:v="urn:schemas-microsoft-com:vml" xmlns:wp14="http://schemas.microsoft.com/office/word/2010/wordprocessingDrawing" xmlns:wp="http://schemas.openxmlformats.org/drawingml/2006/wordprocessingDrawing" xmlns:w10="urn:schemas-microsoft-com:office:word" xmlns:w="http://schemas.openxmlformats.org/wordprocessingml/2006/main" xmlns:w14="http://schemas.microsoft.com/office/word/2010/wordml" xmlns:w15="http://schemas.microsoft.com/office/word/2012/wordml" xmlns:w16se="http://schemas.microsoft.com/office/word/2015/wordml/symex" xmlns:wpg="http://schemas.microsoft.com/office/word/2010/wordprocessingGroup" xmlns:wpi="http://schemas.microsoft.com/office/word/2010/wordprocessingInk" xmlns:wne="http://schemas.microsoft.com/office/word/2006/wordml" xmlns:wps="http://schemas.microsoft.com/office/word/2010/wordprocessingShape" mc:Ignorable="w14 w15 w16se wp14">
   <w:body>
     <w:p>
       <w:pPr>
@@ -42,8 +42,287 @@
           <w:szCs w:val="40"/>
           <w:u w:val="single"/>
         </w:rPr>
+        <w:t>Template</w:t>
+      </w:r>
+      <w:r>
+        <w:rPr>
+          <w:b/>
+          <w:bCs/>
+          <w:sz w:val="40"/>
+          <w:szCs w:val="40"/>
+          <w:u w:val="single"/>
+        </w:rPr>
+        <w:t>:</w:t>
+      </w:r>
+    </w:p>
+    <w:p>
+      <w:pPr>
+        <w:pStyle w:val="ListParagraph"/>
+        <w:numPr>
+          <w:ilvl w:val="0"/>
+          <w:numId w:val="1"/>
+        </w:numPr>
+        <w:rPr>
+          <w:sz w:val="28"/>
+          <w:szCs w:val="28"/>
+        </w:rPr>
+      </w:pPr>
+      <w:r>
+        <w:rPr>
+          <w:b/>
+          <w:bCs/>
+          <w:i/>
+          <w:iCs/>
+          <w:sz w:val="28"/>
+          <w:szCs w:val="28"/>
+        </w:rPr>
+        <w:t xml:space="preserve">Name: </w:t>
+      </w:r>
+      <w:r>
+        <w:rPr>
+          <w:sz w:val="28"/>
+          <w:szCs w:val="28"/>
+        </w:rPr>
         <w:t>A</w:t>
       </w:r>
+    </w:p>
+    <w:p>
+      <w:pPr>
+        <w:pStyle w:val="ListParagraph"/>
+        <w:numPr>
+          <w:ilvl w:val="0"/>
+          <w:numId w:val="1"/>
+        </w:numPr>
+        <w:rPr>
+          <w:sz w:val="28"/>
+          <w:szCs w:val="28"/>
+        </w:rPr>
+      </w:pPr>
+      <w:r>
+        <w:rPr>
+          <w:b/>
+          <w:bCs/>
+          <w:i/>
+          <w:iCs/>
+          <w:sz w:val="28"/>
+          <w:szCs w:val="28"/>
+        </w:rPr>
+        <w:t xml:space="preserve">Actors: </w:t>
+      </w:r>
+      <w:r>
+        <w:rPr>
+          <w:sz w:val="28"/>
+          <w:szCs w:val="28"/>
+        </w:rPr>
+        <w:t>User</w:t>
+      </w:r>
+    </w:p>
+    <w:p>
+      <w:pPr>
+        <w:pStyle w:val="ListParagraph"/>
+        <w:numPr>
+          <w:ilvl w:val="0"/>
+          <w:numId w:val="1"/>
+        </w:numPr>
+        <w:rPr>
+          <w:b/>
+          <w:bCs/>
+          <w:i/>
+          <w:iCs/>
+          <w:sz w:val="28"/>
+          <w:szCs w:val="28"/>
+        </w:rPr>
+      </w:pPr>
+      <w:r>
+        <w:rPr>
+          <w:b/>
+          <w:bCs/>
+          <w:i/>
+          <w:iCs/>
+          <w:sz w:val="28"/>
+          <w:szCs w:val="28"/>
+        </w:rPr>
+        <w:t>Pre-Condition:</w:t>
+      </w:r>
+      <w:r>
+        <w:rPr>
+          <w:b/>
+          <w:bCs/>
+          <w:i/>
+          <w:iCs/>
+          <w:sz w:val="28"/>
+          <w:szCs w:val="28"/>
+        </w:rPr>
+        <w:t xml:space="preserve"> </w:t>
+      </w:r>
+      <w:r>
+        <w:rPr>
+          <w:sz w:val="28"/>
+          <w:szCs w:val="28"/>
+        </w:rPr>
+        <w:t>A</w:t>
+      </w:r>
+    </w:p>
+    <w:p>
+      <w:pPr>
+        <w:pStyle w:val="ListParagraph"/>
+        <w:numPr>
+          <w:ilvl w:val="0"/>
+          <w:numId w:val="1"/>
+        </w:numPr>
+        <w:rPr>
+          <w:b/>
+          <w:bCs/>
+          <w:i/>
+          <w:iCs/>
+          <w:sz w:val="28"/>
+          <w:szCs w:val="28"/>
+        </w:rPr>
+      </w:pPr>
+      <w:r>
+        <w:rPr>
+          <w:b/>
+          <w:bCs/>
+          <w:i/>
+          <w:iCs/>
+          <w:sz w:val="28"/>
+          <w:szCs w:val="28"/>
+        </w:rPr>
+        <w:t xml:space="preserve">Description: </w:t>
+      </w:r>
+      <w:r>
+        <w:rPr>
+          <w:sz w:val="28"/>
+          <w:szCs w:val="28"/>
+        </w:rPr>
+        <w:t>@anything in between @s is temporary and needs further elaboration@</w:t>
+      </w:r>
+    </w:p>
+    <w:p>
+      <w:pPr>
+        <w:pStyle w:val="ListParagraph"/>
+        <w:numPr>
+          <w:ilvl w:val="0"/>
+          <w:numId w:val="1"/>
+        </w:numPr>
+        <w:rPr>
+          <w:b/>
+          <w:bCs/>
+          <w:i/>
+          <w:iCs/>
+          <w:sz w:val="28"/>
+          <w:szCs w:val="28"/>
+        </w:rPr>
+      </w:pPr>
+      <w:r>
+        <w:rPr>
+          <w:b/>
+          <w:bCs/>
+          <w:i/>
+          <w:iCs/>
+          <w:sz w:val="28"/>
+          <w:szCs w:val="28"/>
+        </w:rPr>
+        <w:t>Post-Condition:</w:t>
+      </w:r>
+      <w:r>
+        <w:rPr>
+          <w:b/>
+          <w:bCs/>
+          <w:i/>
+          <w:iCs/>
+          <w:sz w:val="28"/>
+          <w:szCs w:val="28"/>
+        </w:rPr>
+        <w:t xml:space="preserve"> </w:t>
+      </w:r>
+      <w:r>
+        <w:rPr>
+          <w:sz w:val="28"/>
+          <w:szCs w:val="28"/>
+        </w:rPr>
+        <w:t>A</w:t>
+      </w:r>
+    </w:p>
+    <w:p>
+      <w:pPr>
+        <w:rPr>
+          <w:b/>
+          <w:bCs/>
+          <w:i/>
+          <w:iCs/>
+          <w:sz w:val="28"/>
+          <w:szCs w:val="28"/>
+        </w:rPr>
+      </w:pPr>
+    </w:p>
+    <w:p>
+      <w:pPr>
+        <w:rPr>
+          <w:b/>
+          <w:bCs/>
+          <w:i/>
+          <w:iCs/>
+          <w:sz w:val="72"/>
+          <w:szCs w:val="72"/>
+          <w:u w:val="single"/>
+        </w:rPr>
+      </w:pPr>
+      <w:r>
+        <w:rPr>
+          <w:b/>
+          <w:bCs/>
+          <w:i/>
+          <w:iCs/>
+          <w:sz w:val="72"/>
+          <w:szCs w:val="72"/>
+          <w:u w:val="single"/>
+        </w:rPr>
+        <w:t>ACCOUNT USE</w:t>
+      </w:r>
+      <w:r>
+        <w:rPr>
+          <w:b/>
+          <w:bCs/>
+          <w:i/>
+          <w:iCs/>
+          <w:sz w:val="72"/>
+          <w:szCs w:val="72"/>
+          <w:u w:val="single"/>
+        </w:rPr>
+        <w:t>CASES:</w:t>
+      </w:r>
+    </w:p>
+    <w:p>
+      <w:pPr>
+        <w:rPr>
+          <w:b/>
+          <w:bCs/>
+          <w:sz w:val="40"/>
+          <w:szCs w:val="40"/>
+          <w:u w:val="single"/>
+        </w:rPr>
+      </w:pPr>
+      <w:r>
+        <w:rPr>
+          <w:b/>
+          <w:bCs/>
+          <w:sz w:val="40"/>
+          <w:szCs w:val="40"/>
+          <w:u w:val="single"/>
+        </w:rPr>
+        <w:t>L</w:t>
+      </w:r>
+      <w:r>
+        <w:rPr>
+          <w:b/>
+          <w:bCs/>
+          <w:sz w:val="40"/>
+          <w:szCs w:val="40"/>
+          <w:u w:val="single"/>
+        </w:rPr>
+        <w:t>ogin</w:t>
+      </w:r>
       <w:r>
         <w:rPr>
           <w:b/>
@@ -83,6 +362,125 @@
           <w:sz w:val="28"/>
           <w:szCs w:val="28"/>
         </w:rPr>
+        <w:t>Login</w:t>
+      </w:r>
+    </w:p>
+    <w:p>
+      <w:pPr>
+        <w:pStyle w:val="ListParagraph"/>
+        <w:numPr>
+          <w:ilvl w:val="0"/>
+          <w:numId w:val="1"/>
+        </w:numPr>
+        <w:rPr>
+          <w:sz w:val="28"/>
+          <w:szCs w:val="28"/>
+        </w:rPr>
+      </w:pPr>
+      <w:r>
+        <w:rPr>
+          <w:b/>
+          <w:bCs/>
+          <w:i/>
+          <w:iCs/>
+          <w:sz w:val="28"/>
+          <w:szCs w:val="28"/>
+        </w:rPr>
+        <w:t xml:space="preserve">Actors: </w:t>
+      </w:r>
+      <w:r>
+        <w:rPr>
+          <w:sz w:val="28"/>
+          <w:szCs w:val="28"/>
+        </w:rPr>
+        <w:t>User</w:t>
+      </w:r>
+    </w:p>
+    <w:p>
+      <w:pPr>
+        <w:pStyle w:val="ListParagraph"/>
+        <w:numPr>
+          <w:ilvl w:val="0"/>
+          <w:numId w:val="1"/>
+        </w:numPr>
+        <w:rPr>
+          <w:b/>
+          <w:bCs/>
+          <w:i/>
+          <w:iCs/>
+          <w:sz w:val="28"/>
+          <w:szCs w:val="28"/>
+        </w:rPr>
+      </w:pPr>
+      <w:r>
+        <w:rPr>
+          <w:b/>
+          <w:bCs/>
+          <w:i/>
+          <w:iCs/>
+          <w:sz w:val="28"/>
+          <w:szCs w:val="28"/>
+        </w:rPr>
+        <w:t>Pre-Condition:</w:t>
+      </w:r>
+      <w:r>
+        <w:rPr>
+          <w:b/>
+          <w:bCs/>
+          <w:i/>
+          <w:iCs/>
+          <w:sz w:val="28"/>
+          <w:szCs w:val="28"/>
+        </w:rPr>
+        <w:t xml:space="preserve"> </w:t>
+      </w:r>
+      <w:r>
+        <w:rPr>
+          <w:sz w:val="28"/>
+          <w:szCs w:val="28"/>
+        </w:rPr>
+        <w:t xml:space="preserve">User has at least 1 registered </w:t>
+      </w:r>
+      <w:r>
+        <w:rPr>
+          <w:sz w:val="28"/>
+          <w:szCs w:val="28"/>
+        </w:rPr>
+        <w:t>account</w:t>
+      </w:r>
+    </w:p>
+    <w:p>
+      <w:pPr>
+        <w:pStyle w:val="ListParagraph"/>
+        <w:numPr>
+          <w:ilvl w:val="0"/>
+          <w:numId w:val="1"/>
+        </w:numPr>
+        <w:rPr>
+          <w:b/>
+          <w:bCs/>
+          <w:i/>
+          <w:iCs/>
+          <w:sz w:val="28"/>
+          <w:szCs w:val="28"/>
+        </w:rPr>
+      </w:pPr>
+      <w:r>
+        <w:rPr>
+          <w:b/>
+          <w:bCs/>
+          <w:i/>
+          <w:iCs/>
+          <w:sz w:val="28"/>
+          <w:szCs w:val="28"/>
+        </w:rPr>
+        <w:t xml:space="preserve">Description: </w:t>
+      </w:r>
+      <w:r>
+        <w:rPr>
+          <w:sz w:val="28"/>
+          <w:szCs w:val="28"/>
+        </w:rPr>
         <w:t>A</w:t>
       </w:r>
     </w:p>
@@ -94,6 +492,147 @@
           <w:numId w:val="1"/>
         </w:numPr>
         <w:rPr>
+          <w:b/>
+          <w:bCs/>
+          <w:i/>
+          <w:iCs/>
+          <w:sz w:val="28"/>
+          <w:szCs w:val="28"/>
+        </w:rPr>
+      </w:pPr>
+      <w:r>
+        <w:rPr>
+          <w:b/>
+          <w:bCs/>
+          <w:i/>
+          <w:iCs/>
+          <w:sz w:val="28"/>
+          <w:szCs w:val="28"/>
+        </w:rPr>
+        <w:t>Post-Condition:</w:t>
+      </w:r>
+      <w:r>
+        <w:rPr>
+          <w:b/>
+          <w:bCs/>
+          <w:i/>
+          <w:iCs/>
+          <w:sz w:val="28"/>
+          <w:szCs w:val="28"/>
+        </w:rPr>
+        <w:t xml:space="preserve"> </w:t>
+      </w:r>
+      <w:r>
+        <w:rPr>
+          <w:sz w:val="28"/>
+          <w:szCs w:val="28"/>
+        </w:rPr>
+        <w:t xml:space="preserve">User accesses registered account tied to </w:t>
+      </w:r>
+      <w:r>
+        <w:rPr>
+          <w:sz w:val="28"/>
+          <w:szCs w:val="28"/>
+        </w:rPr>
+        <w:t>an</w:t>
+      </w:r>
+      <w:r>
+        <w:rPr>
+          <w:sz w:val="28"/>
+          <w:szCs w:val="28"/>
+        </w:rPr>
+        <w:t xml:space="preserve"> email</w:t>
+      </w:r>
+      <w:r>
+        <w:rPr>
+          <w:sz w:val="28"/>
+          <w:szCs w:val="28"/>
+        </w:rPr>
+        <w:t xml:space="preserve"> and password</w:t>
+      </w:r>
+    </w:p>
+    <w:p>
+      <w:pPr>
+        <w:rPr>
+          <w:b/>
+          <w:bCs/>
+          <w:i/>
+          <w:iCs/>
+          <w:sz w:val="28"/>
+          <w:szCs w:val="28"/>
+        </w:rPr>
+      </w:pPr>
+    </w:p>
+    <w:p>
+      <w:pPr>
+        <w:rPr>
+          <w:b/>
+          <w:bCs/>
+          <w:sz w:val="40"/>
+          <w:szCs w:val="40"/>
+          <w:u w:val="single"/>
+        </w:rPr>
+      </w:pPr>
+      <w:r>
+        <w:rPr>
+          <w:b/>
+          <w:bCs/>
+          <w:sz w:val="40"/>
+          <w:szCs w:val="40"/>
+          <w:u w:val="single"/>
+        </w:rPr>
+        <w:t>Registered</w:t>
+      </w:r>
+      <w:r>
+        <w:rPr>
+          <w:b/>
+          <w:bCs/>
+          <w:sz w:val="40"/>
+          <w:szCs w:val="40"/>
+          <w:u w:val="single"/>
+        </w:rPr>
+        <w:t>:</w:t>
+      </w:r>
+    </w:p>
+    <w:p>
+      <w:pPr>
+        <w:pStyle w:val="ListParagraph"/>
+        <w:numPr>
+          <w:ilvl w:val="0"/>
+          <w:numId w:val="1"/>
+        </w:numPr>
+        <w:rPr>
+          <w:sz w:val="28"/>
+          <w:szCs w:val="28"/>
+        </w:rPr>
+      </w:pPr>
+      <w:r>
+        <w:rPr>
+          <w:b/>
+          <w:bCs/>
+          <w:i/>
+          <w:iCs/>
+          <w:sz w:val="28"/>
+          <w:szCs w:val="28"/>
+        </w:rPr>
+        <w:t xml:space="preserve">Name: </w:t>
+      </w:r>
+      <w:r>
+        <w:rPr>
+          <w:sz w:val="28"/>
+          <w:szCs w:val="28"/>
+        </w:rPr>
+        <w:t>Register</w:t>
+      </w:r>
+    </w:p>
+    <w:p>
+      <w:pPr>
+        <w:pStyle w:val="ListParagraph"/>
+        <w:numPr>
+          <w:ilvl w:val="0"/>
+          <w:numId w:val="1"/>
+        </w:numPr>
+        <w:rPr>
           <w:sz w:val="28"/>
           <w:szCs w:val="28"/>
         </w:rPr>
@@ -114,6 +653,87 @@
           <w:sz w:val="28"/>
           <w:szCs w:val="28"/>
         </w:rPr>
+        <w:t>User</w:t>
+      </w:r>
+    </w:p>
+    <w:p>
+      <w:pPr>
+        <w:pStyle w:val="ListParagraph"/>
+        <w:numPr>
+          <w:ilvl w:val="0"/>
+          <w:numId w:val="1"/>
+        </w:numPr>
+        <w:rPr>
+          <w:b/>
+          <w:bCs/>
+          <w:i/>
+          <w:iCs/>
+          <w:sz w:val="28"/>
+          <w:szCs w:val="28"/>
+        </w:rPr>
+      </w:pPr>
+      <w:r>
+        <w:rPr>
+          <w:b/>
+          <w:bCs/>
+          <w:i/>
+          <w:iCs/>
+          <w:sz w:val="28"/>
+          <w:szCs w:val="28"/>
+        </w:rPr>
+        <w:t>Pre-Condition:</w:t>
+      </w:r>
+      <w:r>
+        <w:rPr>
+          <w:b/>
+          <w:bCs/>
+          <w:i/>
+          <w:iCs/>
+          <w:sz w:val="28"/>
+          <w:szCs w:val="28"/>
+        </w:rPr>
+        <w:t xml:space="preserve"> </w:t>
+      </w:r>
+      <w:r>
+        <w:rPr>
+          <w:sz w:val="28"/>
+          <w:szCs w:val="28"/>
+        </w:rPr>
+        <w:t>User has an email that isn’t linked to an existing account</w:t>
+      </w:r>
+    </w:p>
+    <w:p>
+      <w:pPr>
+        <w:pStyle w:val="ListParagraph"/>
+        <w:numPr>
+          <w:ilvl w:val="0"/>
+          <w:numId w:val="1"/>
+        </w:numPr>
+        <w:rPr>
+          <w:b/>
+          <w:bCs/>
+          <w:i/>
+          <w:iCs/>
+          <w:sz w:val="28"/>
+          <w:szCs w:val="28"/>
+        </w:rPr>
+      </w:pPr>
+      <w:r>
+        <w:rPr>
+          <w:b/>
+          <w:bCs/>
+          <w:i/>
+          <w:iCs/>
+          <w:sz w:val="28"/>
+          <w:szCs w:val="28"/>
+        </w:rPr>
+        <w:t xml:space="preserve">Description: </w:t>
+      </w:r>
+      <w:r>
+        <w:rPr>
+          <w:sz w:val="28"/>
+          <w:szCs w:val="28"/>
+        </w:rPr>
         <w:t>A</w:t>
       </w:r>
     </w:p>
@@ -142,6 +762,158 @@
           <w:sz w:val="28"/>
           <w:szCs w:val="28"/>
         </w:rPr>
+        <w:t>Post-Condition:</w:t>
+      </w:r>
+      <w:r>
+        <w:rPr>
+          <w:b/>
+          <w:bCs/>
+          <w:i/>
+          <w:iCs/>
+          <w:sz w:val="28"/>
+          <w:szCs w:val="28"/>
+        </w:rPr>
+        <w:t xml:space="preserve"> </w:t>
+      </w:r>
+      <w:r>
+        <w:rPr>
+          <w:sz w:val="28"/>
+          <w:szCs w:val="28"/>
+        </w:rPr>
+        <w:t>User registers an email to the system and logs onto the account</w:t>
+      </w:r>
+    </w:p>
+    <w:p>
+      <w:pPr>
+        <w:ind w:left="360"/>
+        <w:rPr>
+          <w:b/>
+          <w:bCs/>
+          <w:i/>
+          <w:iCs/>
+          <w:sz w:val="28"/>
+          <w:szCs w:val="28"/>
+        </w:rPr>
+      </w:pPr>
+    </w:p>
+    <w:p>
+      <w:pPr>
+        <w:rPr>
+          <w:b/>
+          <w:bCs/>
+          <w:sz w:val="40"/>
+          <w:szCs w:val="40"/>
+          <w:u w:val="single"/>
+        </w:rPr>
+      </w:pPr>
+      <w:r>
+        <w:rPr>
+          <w:b/>
+          <w:bCs/>
+          <w:sz w:val="40"/>
+          <w:szCs w:val="40"/>
+          <w:u w:val="single"/>
+        </w:rPr>
+        <w:t>Logout</w:t>
+      </w:r>
+      <w:r>
+        <w:rPr>
+          <w:b/>
+          <w:bCs/>
+          <w:sz w:val="40"/>
+          <w:szCs w:val="40"/>
+          <w:u w:val="single"/>
+        </w:rPr>
+        <w:t>:</w:t>
+      </w:r>
+    </w:p>
+    <w:p>
+      <w:pPr>
+        <w:pStyle w:val="ListParagraph"/>
+        <w:numPr>
+          <w:ilvl w:val="0"/>
+          <w:numId w:val="1"/>
+        </w:numPr>
+        <w:rPr>
+          <w:sz w:val="28"/>
+          <w:szCs w:val="28"/>
+        </w:rPr>
+      </w:pPr>
+      <w:r>
+        <w:rPr>
+          <w:b/>
+          <w:bCs/>
+          <w:i/>
+          <w:iCs/>
+          <w:sz w:val="28"/>
+          <w:szCs w:val="28"/>
+        </w:rPr>
+        <w:t xml:space="preserve">Name: </w:t>
+      </w:r>
+      <w:r>
+        <w:rPr>
+          <w:sz w:val="28"/>
+          <w:szCs w:val="28"/>
+        </w:rPr>
+        <w:t>Logout</w:t>
+      </w:r>
+    </w:p>
+    <w:p>
+      <w:pPr>
+        <w:pStyle w:val="ListParagraph"/>
+        <w:numPr>
+          <w:ilvl w:val="0"/>
+          <w:numId w:val="1"/>
+        </w:numPr>
+        <w:rPr>
+          <w:sz w:val="28"/>
+          <w:szCs w:val="28"/>
+        </w:rPr>
+      </w:pPr>
+      <w:r>
+        <w:rPr>
+          <w:b/>
+          <w:bCs/>
+          <w:i/>
+          <w:iCs/>
+          <w:sz w:val="28"/>
+          <w:szCs w:val="28"/>
+        </w:rPr>
+        <w:t xml:space="preserve">Actors: </w:t>
+      </w:r>
+      <w:r>
+        <w:rPr>
+          <w:sz w:val="28"/>
+          <w:szCs w:val="28"/>
+        </w:rPr>
+        <w:t>User</w:t>
+      </w:r>
+    </w:p>
+    <w:p>
+      <w:pPr>
+        <w:pStyle w:val="ListParagraph"/>
+        <w:numPr>
+          <w:ilvl w:val="0"/>
+          <w:numId w:val="1"/>
+        </w:numPr>
+        <w:rPr>
+          <w:b/>
+          <w:bCs/>
+          <w:i/>
+          <w:iCs/>
+          <w:sz w:val="28"/>
+          <w:szCs w:val="28"/>
+        </w:rPr>
+      </w:pPr>
+      <w:r>
+        <w:rPr>
+          <w:b/>
+          <w:bCs/>
+          <w:i/>
+          <w:iCs/>
+          <w:sz w:val="28"/>
+          <w:szCs w:val="28"/>
+        </w:rPr>
         <w:t>Pre-Condition:</w:t>
       </w:r>
       <w:r>
@@ -160,6 +932,55 @@
           <w:sz w:val="28"/>
           <w:szCs w:val="28"/>
         </w:rPr>
+        <w:t>u</w:t>
+      </w:r>
+      <w:r>
+        <w:rPr>
+          <w:sz w:val="28"/>
+          <w:szCs w:val="28"/>
+        </w:rPr>
+        <w:t xml:space="preserve">ser is logged on a registered </w:t>
+      </w:r>
+      <w:r>
+        <w:rPr>
+          <w:sz w:val="28"/>
+          <w:szCs w:val="28"/>
+        </w:rPr>
+        <w:t>account</w:t>
+      </w:r>
+    </w:p>
+    <w:p>
+      <w:pPr>
+        <w:pStyle w:val="ListParagraph"/>
+        <w:numPr>
+          <w:ilvl w:val="0"/>
+          <w:numId w:val="1"/>
+        </w:numPr>
+        <w:rPr>
+          <w:b/>
+          <w:bCs/>
+          <w:i/>
+          <w:iCs/>
+          <w:sz w:val="28"/>
+          <w:szCs w:val="28"/>
+        </w:rPr>
+      </w:pPr>
+      <w:r>
+        <w:rPr>
+          <w:b/>
+          <w:bCs/>
+          <w:i/>
+          <w:iCs/>
+          <w:sz w:val="28"/>
+          <w:szCs w:val="28"/>
+        </w:rPr>
+        <w:t xml:space="preserve">Description: </w:t>
+      </w:r>
+      <w:r>
+        <w:rPr>
+          <w:sz w:val="28"/>
+          <w:szCs w:val="28"/>
+        </w:rPr>
         <w:t>A</w:t>
       </w:r>
     </w:p>
@@ -188,6 +1009,313 @@
           <w:sz w:val="28"/>
           <w:szCs w:val="28"/>
         </w:rPr>
+        <w:t>Post-Condition:</w:t>
+      </w:r>
+      <w:r>
+        <w:rPr>
+          <w:b/>
+          <w:bCs/>
+          <w:i/>
+          <w:iCs/>
+          <w:sz w:val="28"/>
+          <w:szCs w:val="28"/>
+        </w:rPr>
+        <w:t xml:space="preserve"> </w:t>
+      </w:r>
+      <w:r>
+        <w:rPr>
+          <w:sz w:val="28"/>
+          <w:szCs w:val="28"/>
+        </w:rPr>
+        <w:t>User is no longer logged on the registered email</w:t>
+      </w:r>
+    </w:p>
+    <w:p>
+      <w:pPr>
+        <w:rPr>
+          <w:b/>
+          <w:bCs/>
+          <w:i/>
+          <w:iCs/>
+          <w:sz w:val="28"/>
+          <w:szCs w:val="28"/>
+        </w:rPr>
+      </w:pPr>
+    </w:p>
+    <w:p>
+      <w:pPr>
+        <w:rPr>
+          <w:b/>
+          <w:bCs/>
+          <w:i/>
+          <w:iCs/>
+          <w:sz w:val="72"/>
+          <w:szCs w:val="72"/>
+          <w:u w:val="single"/>
+        </w:rPr>
+      </w:pPr>
+      <w:r>
+        <w:rPr>
+          <w:b/>
+          <w:bCs/>
+          <w:i/>
+          <w:iCs/>
+          <w:sz w:val="72"/>
+          <w:szCs w:val="72"/>
+          <w:u w:val="single"/>
+        </w:rPr>
+        <w:t>PULL REQUEST USE</w:t>
+      </w:r>
+      <w:r>
+        <w:rPr>
+          <w:b/>
+          <w:bCs/>
+          <w:i/>
+          <w:iCs/>
+          <w:sz w:val="72"/>
+          <w:szCs w:val="72"/>
+          <w:u w:val="single"/>
+        </w:rPr>
+        <w:t>CASES:</w:t>
+      </w:r>
+    </w:p>
+    <w:p>
+      <w:pPr>
+        <w:rPr>
+          <w:bCs/>
+          <w:i/>
+          <w:iCs/>
+          <w:sz w:val="28"/>
+          <w:szCs w:val="72"/>
+        </w:rPr>
+      </w:pPr>
+      <w:r>
+        <w:rPr>
+          <w:bCs/>
+          <w:i/>
+          <w:iCs/>
+          <w:sz w:val="28"/>
+          <w:szCs w:val="72"/>
+        </w:rPr>
+        <w:t>Screen should have 2 sections one for resolved requests and another for unresolved ones</w:t>
+      </w:r>
+    </w:p>
+    <w:p>
+      <w:pPr>
+        <w:rPr>
+          <w:b/>
+          <w:bCs/>
+          <w:sz w:val="40"/>
+          <w:szCs w:val="40"/>
+          <w:u w:val="single"/>
+        </w:rPr>
+      </w:pPr>
+      <w:r>
+        <w:rPr>
+          <w:b/>
+          <w:bCs/>
+          <w:sz w:val="40"/>
+          <w:szCs w:val="40"/>
+          <w:u w:val="single"/>
+        </w:rPr>
+        <w:t xml:space="preserve">Create </w:t>
+      </w:r>
+      <w:r>
+        <w:rPr>
+          <w:b/>
+          <w:bCs/>
+          <w:sz w:val="40"/>
+          <w:szCs w:val="40"/>
+          <w:u w:val="single"/>
+        </w:rPr>
+        <w:t>Pull Request</w:t>
+      </w:r>
+      <w:r>
+        <w:rPr>
+          <w:b/>
+          <w:bCs/>
+          <w:sz w:val="40"/>
+          <w:szCs w:val="40"/>
+          <w:u w:val="single"/>
+        </w:rPr>
+        <w:t>:</w:t>
+      </w:r>
+    </w:p>
+    <w:p>
+      <w:pPr>
+        <w:pStyle w:val="ListParagraph"/>
+        <w:numPr>
+          <w:ilvl w:val="0"/>
+          <w:numId w:val="1"/>
+        </w:numPr>
+        <w:rPr>
+          <w:sz w:val="28"/>
+          <w:szCs w:val="28"/>
+        </w:rPr>
+      </w:pPr>
+      <w:r>
+        <w:rPr>
+          <w:b/>
+          <w:bCs/>
+          <w:i/>
+          <w:iCs/>
+          <w:sz w:val="28"/>
+          <w:szCs w:val="28"/>
+        </w:rPr>
+        <w:t xml:space="preserve">Name: </w:t>
+      </w:r>
+      <w:r>
+        <w:rPr>
+          <w:sz w:val="28"/>
+          <w:szCs w:val="28"/>
+        </w:rPr>
+        <w:t>Create Request</w:t>
+      </w:r>
+    </w:p>
+    <w:p>
+      <w:pPr>
+        <w:pStyle w:val="ListParagraph"/>
+        <w:numPr>
+          <w:ilvl w:val="0"/>
+          <w:numId w:val="1"/>
+        </w:numPr>
+        <w:rPr>
+          <w:sz w:val="28"/>
+          <w:szCs w:val="28"/>
+        </w:rPr>
+      </w:pPr>
+      <w:r>
+        <w:rPr>
+          <w:b/>
+          <w:bCs/>
+          <w:i/>
+          <w:iCs/>
+          <w:sz w:val="28"/>
+          <w:szCs w:val="28"/>
+        </w:rPr>
+        <w:t xml:space="preserve">Actors: </w:t>
+      </w:r>
+      <w:r>
+        <w:rPr>
+          <w:sz w:val="28"/>
+          <w:szCs w:val="28"/>
+        </w:rPr>
+        <w:t>User</w:t>
+      </w:r>
+    </w:p>
+    <w:p>
+      <w:pPr>
+        <w:pStyle w:val="ListParagraph"/>
+        <w:numPr>
+          <w:ilvl w:val="0"/>
+          <w:numId w:val="1"/>
+        </w:numPr>
+        <w:rPr>
+          <w:b/>
+          <w:bCs/>
+          <w:i/>
+          <w:iCs/>
+          <w:sz w:val="28"/>
+          <w:szCs w:val="28"/>
+        </w:rPr>
+      </w:pPr>
+      <w:r>
+        <w:rPr>
+          <w:b/>
+          <w:bCs/>
+          <w:i/>
+          <w:iCs/>
+          <w:sz w:val="28"/>
+          <w:szCs w:val="28"/>
+        </w:rPr>
+        <w:t>Pre-Condition:</w:t>
+      </w:r>
+      <w:r>
+        <w:rPr>
+          <w:b/>
+          <w:bCs/>
+          <w:i/>
+          <w:iCs/>
+          <w:sz w:val="28"/>
+          <w:szCs w:val="28"/>
+        </w:rPr>
+        <w:t xml:space="preserve"> </w:t>
+      </w:r>
+      <w:r>
+        <w:rPr>
+          <w:sz w:val="28"/>
+          <w:szCs w:val="28"/>
+        </w:rPr>
+        <w:t>u</w:t>
+      </w:r>
+      <w:r>
+        <w:rPr>
+          <w:sz w:val="28"/>
+          <w:szCs w:val="28"/>
+        </w:rPr>
+        <w:t>ser is registered</w:t>
+      </w:r>
+      <w:r>
+        <w:rPr>
+          <w:sz w:val="28"/>
+          <w:szCs w:val="28"/>
+        </w:rPr>
+        <w:t>/logged-on</w:t>
+      </w:r>
+      <w:r>
+        <w:rPr>
+          <w:sz w:val="28"/>
+          <w:szCs w:val="28"/>
+        </w:rPr>
+        <w:t xml:space="preserve"> </w:t>
+      </w:r>
+      <w:r>
+        <w:rPr>
+          <w:sz w:val="28"/>
+          <w:szCs w:val="28"/>
+        </w:rPr>
+        <w:t>and</w:t>
+      </w:r>
+      <w:r>
+        <w:rPr>
+          <w:sz w:val="28"/>
+          <w:szCs w:val="28"/>
+        </w:rPr>
+        <w:t xml:space="preserve"> is either an owner/contributor </w:t>
+      </w:r>
+      <w:r>
+        <w:rPr>
+          <w:sz w:val="28"/>
+          <w:szCs w:val="28"/>
+        </w:rPr>
+        <w:t>to the private repository, or the repository is public</w:t>
+      </w:r>
+    </w:p>
+    <w:p>
+      <w:pPr>
+        <w:pStyle w:val="ListParagraph"/>
+        <w:numPr>
+          <w:ilvl w:val="0"/>
+          <w:numId w:val="1"/>
+        </w:numPr>
+        <w:rPr>
+          <w:b/>
+          <w:bCs/>
+          <w:i/>
+          <w:iCs/>
+          <w:sz w:val="28"/>
+          <w:szCs w:val="28"/>
+        </w:rPr>
+      </w:pPr>
+      <w:r>
+        <w:rPr>
+          <w:b/>
+          <w:bCs/>
+          <w:i/>
+          <w:iCs/>
+          <w:sz w:val="28"/>
+          <w:szCs w:val="28"/>
+        </w:rPr>
         <w:t xml:space="preserve">Description: </w:t>
       </w:r>
       <w:r>
@@ -241,50 +1369,316 @@
           <w:sz w:val="28"/>
           <w:szCs w:val="28"/>
         </w:rPr>
+        <w:t>A pull request is ready to be s</w:t>
+      </w:r>
+      <w:r>
+        <w:rPr>
+          <w:sz w:val="28"/>
+          <w:szCs w:val="28"/>
+        </w:rPr>
+        <w:t>ent. Move user to “Submit Pull Request” use case</w:t>
+      </w:r>
+    </w:p>
+    <w:p>
+      <w:pPr>
+        <w:rPr>
+          <w:b/>
+          <w:bCs/>
+          <w:i/>
+          <w:iCs/>
+          <w:sz w:val="28"/>
+          <w:szCs w:val="28"/>
+        </w:rPr>
+      </w:pPr>
+    </w:p>
+    <w:p>
+      <w:pPr>
+        <w:rPr>
+          <w:b/>
+          <w:bCs/>
+          <w:sz w:val="40"/>
+          <w:szCs w:val="40"/>
+          <w:u w:val="single"/>
+        </w:rPr>
+      </w:pPr>
+      <w:r>
+        <w:rPr>
+          <w:b/>
+          <w:bCs/>
+          <w:sz w:val="40"/>
+          <w:szCs w:val="40"/>
+          <w:u w:val="single"/>
+        </w:rPr>
+        <w:t xml:space="preserve">Submit </w:t>
+      </w:r>
+      <w:r>
+        <w:rPr>
+          <w:b/>
+          <w:bCs/>
+          <w:sz w:val="40"/>
+          <w:szCs w:val="40"/>
+          <w:u w:val="single"/>
+        </w:rPr>
+        <w:t xml:space="preserve">Pull </w:t>
+      </w:r>
+      <w:r>
+        <w:rPr>
+          <w:b/>
+          <w:bCs/>
+          <w:sz w:val="40"/>
+          <w:szCs w:val="40"/>
+          <w:u w:val="single"/>
+        </w:rPr>
+        <w:t>Request</w:t>
+      </w:r>
+      <w:r>
+        <w:rPr>
+          <w:b/>
+          <w:bCs/>
+          <w:sz w:val="40"/>
+          <w:szCs w:val="40"/>
+          <w:u w:val="single"/>
+        </w:rPr>
+        <w:t>:</w:t>
+      </w:r>
+    </w:p>
+    <w:p>
+      <w:pPr>
+        <w:pStyle w:val="ListParagraph"/>
+        <w:numPr>
+          <w:ilvl w:val="0"/>
+          <w:numId w:val="1"/>
+        </w:numPr>
+        <w:rPr>
+          <w:sz w:val="28"/>
+          <w:szCs w:val="28"/>
+        </w:rPr>
+      </w:pPr>
+      <w:r>
+        <w:rPr>
+          <w:b/>
+          <w:bCs/>
+          <w:i/>
+          <w:iCs/>
+          <w:sz w:val="28"/>
+          <w:szCs w:val="28"/>
+        </w:rPr>
+        <w:t xml:space="preserve">Name: </w:t>
+      </w:r>
+      <w:r>
+        <w:rPr>
+          <w:sz w:val="28"/>
+          <w:szCs w:val="28"/>
+        </w:rPr>
+        <w:t>Submit Request</w:t>
+      </w:r>
+    </w:p>
+    <w:p>
+      <w:pPr>
+        <w:pStyle w:val="ListParagraph"/>
+        <w:numPr>
+          <w:ilvl w:val="0"/>
+          <w:numId w:val="1"/>
+        </w:numPr>
+        <w:rPr>
+          <w:sz w:val="28"/>
+          <w:szCs w:val="28"/>
+        </w:rPr>
+      </w:pPr>
+      <w:r>
+        <w:rPr>
+          <w:b/>
+          <w:bCs/>
+          <w:i/>
+          <w:iCs/>
+          <w:sz w:val="28"/>
+          <w:szCs w:val="28"/>
+        </w:rPr>
+        <w:t xml:space="preserve">Actors: </w:t>
+      </w:r>
+      <w:r>
+        <w:rPr>
+          <w:sz w:val="28"/>
+          <w:szCs w:val="28"/>
+        </w:rPr>
+        <w:t>User</w:t>
+      </w:r>
+    </w:p>
+    <w:p>
+      <w:pPr>
+        <w:pStyle w:val="ListParagraph"/>
+        <w:numPr>
+          <w:ilvl w:val="0"/>
+          <w:numId w:val="1"/>
+        </w:numPr>
+        <w:rPr>
+          <w:b/>
+          <w:bCs/>
+          <w:i/>
+          <w:iCs/>
+          <w:sz w:val="28"/>
+          <w:szCs w:val="28"/>
+        </w:rPr>
+      </w:pPr>
+      <w:r>
+        <w:rPr>
+          <w:b/>
+          <w:bCs/>
+          <w:i/>
+          <w:iCs/>
+          <w:sz w:val="28"/>
+          <w:szCs w:val="28"/>
+        </w:rPr>
+        <w:t>Pre-Condition:</w:t>
+      </w:r>
+      <w:r>
+        <w:rPr>
+          <w:b/>
+          <w:bCs/>
+          <w:i/>
+          <w:iCs/>
+          <w:sz w:val="28"/>
+          <w:szCs w:val="28"/>
+        </w:rPr>
+        <w:t xml:space="preserve"> </w:t>
+      </w:r>
+      <w:r>
+        <w:rPr>
+          <w:sz w:val="28"/>
+          <w:szCs w:val="28"/>
+        </w:rPr>
+        <w:t>user is registered</w:t>
+      </w:r>
+      <w:r>
+        <w:rPr>
+          <w:sz w:val="28"/>
+          <w:szCs w:val="28"/>
+        </w:rPr>
+        <w:t>/logged-on</w:t>
+      </w:r>
+      <w:r>
+        <w:rPr>
+          <w:sz w:val="28"/>
+          <w:szCs w:val="28"/>
+        </w:rPr>
+        <w:t xml:space="preserve"> </w:t>
+      </w:r>
+      <w:r>
+        <w:rPr>
+          <w:sz w:val="28"/>
+          <w:szCs w:val="28"/>
+        </w:rPr>
+        <w:t xml:space="preserve">and </w:t>
+      </w:r>
+      <w:r>
+        <w:rPr>
+          <w:sz w:val="28"/>
+          <w:szCs w:val="28"/>
+        </w:rPr>
+        <w:t>has gone through “Create Pull Request” use case</w:t>
+      </w:r>
+    </w:p>
+    <w:p>
+      <w:pPr>
+        <w:pStyle w:val="ListParagraph"/>
+        <w:numPr>
+          <w:ilvl w:val="0"/>
+          <w:numId w:val="1"/>
+        </w:numPr>
+        <w:rPr>
+          <w:b/>
+          <w:bCs/>
+          <w:i/>
+          <w:iCs/>
+          <w:sz w:val="28"/>
+          <w:szCs w:val="28"/>
+        </w:rPr>
+      </w:pPr>
+      <w:r>
+        <w:rPr>
+          <w:b/>
+          <w:bCs/>
+          <w:i/>
+          <w:iCs/>
+          <w:sz w:val="28"/>
+          <w:szCs w:val="28"/>
+        </w:rPr>
+        <w:t xml:space="preserve">Description: </w:t>
+      </w:r>
+      <w:r>
+        <w:rPr>
+          <w:sz w:val="28"/>
+          <w:szCs w:val="28"/>
+        </w:rPr>
         <w:t>A</w:t>
       </w:r>
     </w:p>
     <w:p>
       <w:pPr>
-        <w:rPr>
-          <w:b/>
-          <w:bCs/>
-          <w:i/>
-          <w:iCs/>
-          <w:sz w:val="28"/>
-          <w:szCs w:val="28"/>
-        </w:rPr>
-      </w:pPr>
-    </w:p>
-    <w:p>
-      <w:pPr>
-        <w:rPr>
-          <w:b/>
-          <w:bCs/>
-          <w:sz w:val="40"/>
-          <w:szCs w:val="40"/>
-          <w:u w:val="single"/>
-        </w:rPr>
-      </w:pPr>
-      <w:r>
-        <w:rPr>
-          <w:b/>
-          <w:bCs/>
-          <w:sz w:val="40"/>
-          <w:szCs w:val="40"/>
-          <w:u w:val="single"/>
-        </w:rPr>
-        <w:t>L</w:t>
-      </w:r>
-      <w:r>
-        <w:rPr>
-          <w:b/>
-          <w:bCs/>
-          <w:sz w:val="40"/>
-          <w:szCs w:val="40"/>
-          <w:u w:val="single"/>
-        </w:rPr>
-        <w:t>ogin</w:t>
+        <w:pStyle w:val="ListParagraph"/>
+        <w:numPr>
+          <w:ilvl w:val="0"/>
+          <w:numId w:val="1"/>
+        </w:numPr>
+        <w:rPr>
+          <w:b/>
+          <w:bCs/>
+          <w:i/>
+          <w:iCs/>
+          <w:sz w:val="28"/>
+          <w:szCs w:val="28"/>
+        </w:rPr>
+      </w:pPr>
+      <w:r>
+        <w:rPr>
+          <w:b/>
+          <w:bCs/>
+          <w:i/>
+          <w:iCs/>
+          <w:sz w:val="28"/>
+          <w:szCs w:val="28"/>
+        </w:rPr>
+        <w:lastRenderedPageBreak/>
+        <w:t>Post-Condition:</w:t>
+      </w:r>
+      <w:r>
+        <w:rPr>
+          <w:b/>
+          <w:bCs/>
+          <w:i/>
+          <w:iCs/>
+          <w:sz w:val="28"/>
+          <w:szCs w:val="28"/>
+        </w:rPr>
+        <w:t xml:space="preserve"> </w:t>
+      </w:r>
+      <w:r>
+        <w:rPr>
+          <w:sz w:val="28"/>
+          <w:szCs w:val="28"/>
+        </w:rPr>
+        <w:t>Pull request is submitted to the repository. Display pull request details.</w:t>
+      </w:r>
+    </w:p>
+    <w:p>
+      <w:pPr>
+        <w:rPr>
+          <w:b/>
+          <w:bCs/>
+          <w:sz w:val="40"/>
+          <w:szCs w:val="40"/>
+          <w:u w:val="single"/>
+        </w:rPr>
+      </w:pPr>
+      <w:r>
+        <w:rPr>
+          <w:b/>
+          <w:bCs/>
+          <w:sz w:val="40"/>
+          <w:szCs w:val="40"/>
+          <w:u w:val="single"/>
+        </w:rPr>
+        <w:t>View Pull Requests</w:t>
       </w:r>
       <w:r>
         <w:rPr>
@@ -322,10 +1716,30 @@
       </w:r>
       <w:r>
         <w:rPr>
-          <w:sz w:val="28"/>
-          <w:szCs w:val="28"/>
-        </w:rPr>
-        <w:t>Login</w:t>
+          <w:bCs/>
+          <w:sz w:val="28"/>
+          <w:szCs w:val="28"/>
+        </w:rPr>
+        <w:t xml:space="preserve"> </w:t>
+      </w:r>
+      <w:r>
+        <w:rPr>
+          <w:bCs/>
+          <w:sz w:val="28"/>
+          <w:szCs w:val="28"/>
+        </w:rPr>
+        <w:t>View Requests</w:t>
+      </w:r>
+      <w:r>
+        <w:rPr>
+          <w:b/>
+          <w:bCs/>
+          <w:i/>
+          <w:iCs/>
+          <w:sz w:val="28"/>
+          <w:szCs w:val="28"/>
+        </w:rPr>
+        <w:t xml:space="preserve"> </w:t>
       </w:r>
     </w:p>
     <w:p>
@@ -402,7 +1816,28 @@
           <w:sz w:val="28"/>
           <w:szCs w:val="28"/>
         </w:rPr>
-        <w:t>User has at least 1 registered email</w:t>
+        <w:t>u</w:t>
+      </w:r>
+      <w:r>
+        <w:rPr>
+          <w:sz w:val="28"/>
+          <w:szCs w:val="28"/>
+        </w:rPr>
+        <w:t>ser is registered</w:t>
+      </w:r>
+      <w:r>
+        <w:rPr>
+          <w:sz w:val="28"/>
+          <w:szCs w:val="28"/>
+        </w:rPr>
+        <w:t>/logged-on</w:t>
+      </w:r>
+      <w:r>
+        <w:rPr>
+          <w:sz w:val="28"/>
+          <w:szCs w:val="28"/>
+        </w:rPr>
+        <w:t xml:space="preserve"> and is either an owner/contributor to the repository</w:t>
       </w:r>
     </w:p>
     <w:p>
@@ -437,8 +1872,259 @@
           <w:sz w:val="28"/>
           <w:szCs w:val="28"/>
         </w:rPr>
+        <w:t>@choose repository to display pull requests@</w:t>
+      </w:r>
+    </w:p>
+    <w:p>
+      <w:pPr>
+        <w:pStyle w:val="ListParagraph"/>
+        <w:numPr>
+          <w:ilvl w:val="0"/>
+          <w:numId w:val="1"/>
+        </w:numPr>
+        <w:rPr>
+          <w:b/>
+          <w:bCs/>
+          <w:i/>
+          <w:iCs/>
+          <w:sz w:val="28"/>
+          <w:szCs w:val="28"/>
+        </w:rPr>
+      </w:pPr>
+      <w:r>
+        <w:rPr>
+          <w:b/>
+          <w:bCs/>
+          <w:i/>
+          <w:iCs/>
+          <w:sz w:val="28"/>
+          <w:szCs w:val="28"/>
+        </w:rPr>
+        <w:t>Post-Condition:</w:t>
+      </w:r>
+      <w:r>
+        <w:rPr>
+          <w:b/>
+          <w:bCs/>
+          <w:i/>
+          <w:iCs/>
+          <w:sz w:val="28"/>
+          <w:szCs w:val="28"/>
+        </w:rPr>
+        <w:t xml:space="preserve"> </w:t>
+      </w:r>
+      <w:r>
+        <w:rPr>
+          <w:sz w:val="28"/>
+          <w:szCs w:val="28"/>
+        </w:rPr>
+        <w:t>Pull request screen of chosen repository is displayed</w:t>
+      </w:r>
+    </w:p>
+    <w:p>
+      <w:pPr>
+        <w:rPr>
+          <w:b/>
+          <w:bCs/>
+          <w:sz w:val="40"/>
+          <w:szCs w:val="40"/>
+          <w:u w:val="single"/>
+        </w:rPr>
+      </w:pPr>
+      <w:r>
+        <w:rPr>
+          <w:b/>
+          <w:bCs/>
+          <w:sz w:val="40"/>
+          <w:szCs w:val="40"/>
+          <w:u w:val="single"/>
+        </w:rPr>
         <w:t>A</w:t>
       </w:r>
+      <w:r>
+        <w:rPr>
+          <w:b/>
+          <w:bCs/>
+          <w:sz w:val="40"/>
+          <w:szCs w:val="40"/>
+          <w:u w:val="single"/>
+        </w:rPr>
+        <w:t>pprove Pull Request</w:t>
+      </w:r>
+      <w:r>
+        <w:rPr>
+          <w:b/>
+          <w:bCs/>
+          <w:sz w:val="40"/>
+          <w:szCs w:val="40"/>
+          <w:u w:val="single"/>
+        </w:rPr>
+        <w:t>:</w:t>
+      </w:r>
+    </w:p>
+    <w:p>
+      <w:pPr>
+        <w:pStyle w:val="ListParagraph"/>
+        <w:numPr>
+          <w:ilvl w:val="0"/>
+          <w:numId w:val="1"/>
+        </w:numPr>
+        <w:rPr>
+          <w:sz w:val="28"/>
+          <w:szCs w:val="28"/>
+        </w:rPr>
+      </w:pPr>
+      <w:r>
+        <w:rPr>
+          <w:b/>
+          <w:bCs/>
+          <w:i/>
+          <w:iCs/>
+          <w:sz w:val="28"/>
+          <w:szCs w:val="28"/>
+        </w:rPr>
+        <w:t xml:space="preserve">Name: </w:t>
+      </w:r>
+      <w:r>
+        <w:rPr>
+          <w:sz w:val="28"/>
+          <w:szCs w:val="28"/>
+        </w:rPr>
+        <w:t>Approve Request</w:t>
+      </w:r>
+    </w:p>
+    <w:p>
+      <w:pPr>
+        <w:pStyle w:val="ListParagraph"/>
+        <w:numPr>
+          <w:ilvl w:val="0"/>
+          <w:numId w:val="1"/>
+        </w:numPr>
+        <w:rPr>
+          <w:sz w:val="28"/>
+          <w:szCs w:val="28"/>
+        </w:rPr>
+      </w:pPr>
+      <w:r>
+        <w:rPr>
+          <w:b/>
+          <w:bCs/>
+          <w:i/>
+          <w:iCs/>
+          <w:sz w:val="28"/>
+          <w:szCs w:val="28"/>
+        </w:rPr>
+        <w:t xml:space="preserve">Actors: </w:t>
+      </w:r>
+      <w:r>
+        <w:rPr>
+          <w:sz w:val="28"/>
+          <w:szCs w:val="28"/>
+        </w:rPr>
+        <w:t>User</w:t>
+      </w:r>
+    </w:p>
+    <w:p>
+      <w:pPr>
+        <w:pStyle w:val="ListParagraph"/>
+        <w:numPr>
+          <w:ilvl w:val="0"/>
+          <w:numId w:val="1"/>
+        </w:numPr>
+        <w:rPr>
+          <w:b/>
+          <w:bCs/>
+          <w:i/>
+          <w:iCs/>
+          <w:sz w:val="28"/>
+          <w:szCs w:val="28"/>
+        </w:rPr>
+      </w:pPr>
+      <w:r>
+        <w:rPr>
+          <w:b/>
+          <w:bCs/>
+          <w:i/>
+          <w:iCs/>
+          <w:sz w:val="28"/>
+          <w:szCs w:val="28"/>
+        </w:rPr>
+        <w:t>Pre-Condition:</w:t>
+      </w:r>
+      <w:r>
+        <w:rPr>
+          <w:b/>
+          <w:bCs/>
+          <w:i/>
+          <w:iCs/>
+          <w:sz w:val="28"/>
+          <w:szCs w:val="28"/>
+        </w:rPr>
+        <w:t xml:space="preserve"> </w:t>
+      </w:r>
+      <w:r>
+        <w:rPr>
+          <w:sz w:val="28"/>
+          <w:szCs w:val="28"/>
+        </w:rPr>
+        <w:t>u</w:t>
+      </w:r>
+      <w:r>
+        <w:rPr>
+          <w:sz w:val="28"/>
+          <w:szCs w:val="28"/>
+        </w:rPr>
+        <w:t>ser is registered</w:t>
+      </w:r>
+      <w:r>
+        <w:rPr>
+          <w:sz w:val="28"/>
+          <w:szCs w:val="28"/>
+        </w:rPr>
+        <w:t>/logged-on</w:t>
+      </w:r>
+      <w:r>
+        <w:rPr>
+          <w:sz w:val="28"/>
+          <w:szCs w:val="28"/>
+        </w:rPr>
+        <w:t xml:space="preserve"> and is either an owner/contributor to the repository</w:t>
+      </w:r>
+    </w:p>
+    <w:p>
+      <w:pPr>
+        <w:pStyle w:val="ListParagraph"/>
+        <w:numPr>
+          <w:ilvl w:val="0"/>
+          <w:numId w:val="1"/>
+        </w:numPr>
+        <w:rPr>
+          <w:b/>
+          <w:bCs/>
+          <w:i/>
+          <w:iCs/>
+          <w:sz w:val="28"/>
+          <w:szCs w:val="28"/>
+        </w:rPr>
+      </w:pPr>
+      <w:r>
+        <w:rPr>
+          <w:b/>
+          <w:bCs/>
+          <w:i/>
+          <w:iCs/>
+          <w:sz w:val="28"/>
+          <w:szCs w:val="28"/>
+        </w:rPr>
+        <w:t xml:space="preserve">Description: </w:t>
+      </w:r>
+      <w:r>
+        <w:rPr>
+          <w:sz w:val="28"/>
+          <w:szCs w:val="28"/>
+        </w:rPr>
+        <w:t>A</w:t>
+      </w:r>
     </w:p>
     <w:p>
       <w:pPr>
@@ -483,40 +2169,100 @@
           <w:sz w:val="28"/>
           <w:szCs w:val="28"/>
         </w:rPr>
-        <w:t>User accesses registered account tied to the email</w:t>
-      </w:r>
-    </w:p>
-    <w:p>
-      <w:pPr>
-        <w:rPr>
-          <w:b/>
-          <w:bCs/>
-          <w:i/>
-          <w:iCs/>
-          <w:sz w:val="28"/>
-          <w:szCs w:val="28"/>
-        </w:rPr>
-      </w:pPr>
-    </w:p>
-    <w:p>
-      <w:pPr>
-        <w:rPr>
-          <w:b/>
-          <w:bCs/>
-          <w:sz w:val="40"/>
-          <w:szCs w:val="40"/>
-          <w:u w:val="single"/>
-        </w:rPr>
-      </w:pPr>
-      <w:r>
-        <w:rPr>
-          <w:b/>
-          <w:bCs/>
-          <w:sz w:val="40"/>
-          <w:szCs w:val="40"/>
-          <w:u w:val="single"/>
-        </w:rPr>
-        <w:t>Registered</w:t>
+        <w:t xml:space="preserve">Pull request is approved then </w:t>
+      </w:r>
+      <w:r>
+        <w:rPr>
+          <w:sz w:val="28"/>
+          <w:szCs w:val="28"/>
+        </w:rPr>
+        <w:t>@</w:t>
+      </w:r>
+      <w:r>
+        <w:rPr>
+          <w:sz w:val="28"/>
+          <w:szCs w:val="28"/>
+        </w:rPr>
+        <w:t>forward</w:t>
+      </w:r>
+      <w:r>
+        <w:rPr>
+          <w:sz w:val="28"/>
+          <w:szCs w:val="28"/>
+        </w:rPr>
+        <w:t>ed</w:t>
+      </w:r>
+      <w:r>
+        <w:rPr>
+          <w:sz w:val="28"/>
+          <w:szCs w:val="28"/>
+        </w:rPr>
+        <w:t xml:space="preserve"> to commit/merge </w:t>
+      </w:r>
+      <w:proofErr w:type="spellStart"/>
+      <w:r>
+        <w:rPr>
+          <w:sz w:val="28"/>
+          <w:szCs w:val="28"/>
+        </w:rPr>
+        <w:t>usecase</w:t>
+      </w:r>
+      <w:proofErr w:type="spellEnd"/>
+      <w:r>
+        <w:rPr>
+          <w:sz w:val="28"/>
+          <w:szCs w:val="28"/>
+        </w:rPr>
+        <w:t xml:space="preserve"> and </w:t>
+      </w:r>
+      <w:r>
+        <w:rPr>
+          <w:sz w:val="28"/>
+          <w:szCs w:val="28"/>
+        </w:rPr>
+        <w:t xml:space="preserve">system </w:t>
+      </w:r>
+      <w:r>
+        <w:rPr>
+          <w:sz w:val="28"/>
+          <w:szCs w:val="28"/>
+        </w:rPr>
+        <w:t>handle</w:t>
+      </w:r>
+      <w:r>
+        <w:rPr>
+          <w:sz w:val="28"/>
+          <w:szCs w:val="28"/>
+        </w:rPr>
+        <w:t>s</w:t>
+      </w:r>
+      <w:r>
+        <w:rPr>
+          <w:sz w:val="28"/>
+          <w:szCs w:val="28"/>
+        </w:rPr>
+        <w:t xml:space="preserve"> union between request and repo contexts of the same branch@</w:t>
+      </w:r>
+    </w:p>
+    <w:p>
+      <w:pPr>
+        <w:rPr>
+          <w:b/>
+          <w:bCs/>
+          <w:sz w:val="40"/>
+          <w:szCs w:val="40"/>
+          <w:u w:val="single"/>
+        </w:rPr>
+      </w:pPr>
+      <w:r>
+        <w:rPr>
+          <w:b/>
+          <w:bCs/>
+          <w:sz w:val="40"/>
+          <w:szCs w:val="40"/>
+          <w:u w:val="single"/>
+        </w:rPr>
+        <w:t>Deny Pull Request</w:t>
       </w:r>
       <w:r>
         <w:rPr>
@@ -557,7 +2303,14 @@
           <w:sz w:val="28"/>
           <w:szCs w:val="28"/>
         </w:rPr>
-        <w:t>Register</w:t>
+        <w:t xml:space="preserve">Deny </w:t>
+      </w:r>
+      <w:r>
+        <w:rPr>
+          <w:sz w:val="28"/>
+          <w:szCs w:val="28"/>
+        </w:rPr>
+        <w:t>Request</w:t>
       </w:r>
     </w:p>
     <w:p>
@@ -620,10 +2373,6 @@
       </w:r>
       <w:r>
         <w:rPr>
-          <w:b/>
-          <w:bCs/>
-          <w:i/>
-          <w:iCs/>
           <w:sz w:val="28"/>
           <w:szCs w:val="28"/>
         </w:rPr>
@@ -634,7 +2383,28 @@
           <w:sz w:val="28"/>
           <w:szCs w:val="28"/>
         </w:rPr>
-        <w:t>User has an email that isn’t linked to an existing account</w:t>
+        <w:t>u</w:t>
+      </w:r>
+      <w:r>
+        <w:rPr>
+          <w:sz w:val="28"/>
+          <w:szCs w:val="28"/>
+        </w:rPr>
+        <w:t>ser is registered</w:t>
+      </w:r>
+      <w:r>
+        <w:rPr>
+          <w:sz w:val="28"/>
+          <w:szCs w:val="28"/>
+        </w:rPr>
+        <w:t>/logged-on</w:t>
+      </w:r>
+      <w:r>
+        <w:rPr>
+          <w:sz w:val="28"/>
+          <w:szCs w:val="28"/>
+        </w:rPr>
+        <w:t xml:space="preserve"> and is either an owner/contributor to the repository</w:t>
       </w:r>
     </w:p>
     <w:p>
@@ -715,41 +2485,92 @@
           <w:sz w:val="28"/>
           <w:szCs w:val="28"/>
         </w:rPr>
-        <w:t>User registers an email to the system and logs onto the account</w:t>
-      </w:r>
-    </w:p>
-    <w:p>
-      <w:pPr>
-        <w:ind w:left="360"/>
-        <w:rPr>
-          <w:b/>
-          <w:bCs/>
-          <w:i/>
-          <w:iCs/>
-          <w:sz w:val="28"/>
-          <w:szCs w:val="28"/>
-        </w:rPr>
-      </w:pPr>
-    </w:p>
-    <w:p>
-      <w:pPr>
-        <w:rPr>
-          <w:b/>
-          <w:bCs/>
-          <w:sz w:val="40"/>
-          <w:szCs w:val="40"/>
-          <w:u w:val="single"/>
-        </w:rPr>
-      </w:pPr>
-      <w:r>
-        <w:rPr>
-          <w:b/>
-          <w:bCs/>
-          <w:sz w:val="40"/>
-          <w:szCs w:val="40"/>
-          <w:u w:val="single"/>
-        </w:rPr>
-        <w:t>Logout</w:t>
+        <w:t xml:space="preserve">Pull request is resolved with a denial and </w:t>
+      </w:r>
+      <w:r>
+        <w:rPr>
+          <w:sz w:val="28"/>
+          <w:szCs w:val="28"/>
+        </w:rPr>
+        <w:t>@</w:t>
+      </w:r>
+      <w:r>
+        <w:rPr>
+          <w:sz w:val="28"/>
+          <w:szCs w:val="28"/>
+        </w:rPr>
+        <w:t>moved to “resolved” section@</w:t>
+      </w:r>
+    </w:p>
+    <w:p>
+      <w:pPr>
+        <w:rPr>
+          <w:b/>
+          <w:bCs/>
+          <w:i/>
+          <w:iCs/>
+          <w:sz w:val="72"/>
+          <w:szCs w:val="28"/>
+          <w:u w:val="single"/>
+        </w:rPr>
+      </w:pPr>
+      <w:r>
+        <w:rPr>
+          <w:b/>
+          <w:bCs/>
+          <w:i/>
+          <w:iCs/>
+          <w:sz w:val="72"/>
+          <w:szCs w:val="28"/>
+          <w:u w:val="single"/>
+        </w:rPr>
+        <w:t>REPOSITORY</w:t>
+      </w:r>
+      <w:r>
+        <w:rPr>
+          <w:b/>
+          <w:bCs/>
+          <w:i/>
+          <w:iCs/>
+          <w:sz w:val="72"/>
+          <w:szCs w:val="28"/>
+          <w:u w:val="single"/>
+        </w:rPr>
+        <w:t xml:space="preserve"> USE</w:t>
+      </w:r>
+      <w:r>
+        <w:rPr>
+          <w:b/>
+          <w:bCs/>
+          <w:i/>
+          <w:iCs/>
+          <w:sz w:val="72"/>
+          <w:szCs w:val="28"/>
+          <w:u w:val="single"/>
+        </w:rPr>
+        <w:t>CASES:</w:t>
+      </w:r>
+    </w:p>
+    <w:p>
+      <w:pPr>
+        <w:rPr>
+          <w:b/>
+          <w:bCs/>
+          <w:sz w:val="40"/>
+          <w:szCs w:val="40"/>
+          <w:u w:val="single"/>
+        </w:rPr>
+      </w:pPr>
+      <w:r>
+        <w:rPr>
+          <w:b/>
+          <w:bCs/>
+          <w:sz w:val="40"/>
+          <w:szCs w:val="40"/>
+          <w:u w:val="single"/>
+        </w:rPr>
+        <w:lastRenderedPageBreak/>
+        <w:t>Create Repository</w:t>
       </w:r>
       <w:r>
         <w:rPr>
@@ -787,34 +2608,1063 @@
       </w:r>
       <w:r>
         <w:rPr>
-          <w:sz w:val="28"/>
-          <w:szCs w:val="28"/>
-        </w:rPr>
-        <w:t>Logout</w:t>
-      </w:r>
-    </w:p>
-    <w:p>
-      <w:pPr>
-        <w:pStyle w:val="ListParagraph"/>
-        <w:numPr>
-          <w:ilvl w:val="0"/>
-          <w:numId w:val="1"/>
-        </w:numPr>
-        <w:rPr>
-          <w:sz w:val="28"/>
-          <w:szCs w:val="28"/>
-        </w:rPr>
-      </w:pPr>
-      <w:r>
-        <w:rPr>
-          <w:b/>
-          <w:bCs/>
-          <w:i/>
-          <w:iCs/>
-          <w:sz w:val="28"/>
-          <w:szCs w:val="28"/>
+          <w:bCs/>
+          <w:iCs/>
+          <w:sz w:val="28"/>
+          <w:szCs w:val="28"/>
+        </w:rPr>
+        <w:t>Create Rep</w:t>
+      </w:r>
+    </w:p>
+    <w:p>
+      <w:pPr>
+        <w:pStyle w:val="ListParagraph"/>
+        <w:numPr>
+          <w:ilvl w:val="0"/>
+          <w:numId w:val="1"/>
+        </w:numPr>
+        <w:rPr>
+          <w:sz w:val="28"/>
+          <w:szCs w:val="28"/>
+        </w:rPr>
+      </w:pPr>
+      <w:r>
+        <w:rPr>
+          <w:b/>
+          <w:bCs/>
+          <w:i/>
+          <w:iCs/>
+          <w:sz w:val="28"/>
+          <w:szCs w:val="28"/>
+        </w:rPr>
+        <w:t xml:space="preserve">Actors: </w:t>
+      </w:r>
+      <w:r>
+        <w:rPr>
+          <w:sz w:val="28"/>
+          <w:szCs w:val="28"/>
+        </w:rPr>
+        <w:t>User</w:t>
+      </w:r>
+    </w:p>
+    <w:p>
+      <w:pPr>
+        <w:pStyle w:val="ListParagraph"/>
+        <w:numPr>
+          <w:ilvl w:val="0"/>
+          <w:numId w:val="1"/>
+        </w:numPr>
+        <w:rPr>
+          <w:b/>
+          <w:bCs/>
+          <w:i/>
+          <w:iCs/>
+          <w:sz w:val="28"/>
+          <w:szCs w:val="28"/>
+        </w:rPr>
+      </w:pPr>
+      <w:r>
+        <w:rPr>
+          <w:b/>
+          <w:bCs/>
+          <w:i/>
+          <w:iCs/>
+          <w:sz w:val="28"/>
+          <w:szCs w:val="28"/>
+        </w:rPr>
+        <w:t>Pre-Condition:</w:t>
+      </w:r>
+      <w:r>
+        <w:rPr>
+          <w:b/>
+          <w:bCs/>
+          <w:i/>
+          <w:iCs/>
+          <w:sz w:val="28"/>
+          <w:szCs w:val="28"/>
+        </w:rPr>
+        <w:t xml:space="preserve"> </w:t>
+      </w:r>
+      <w:r>
+        <w:rPr>
+          <w:sz w:val="28"/>
+          <w:szCs w:val="28"/>
+        </w:rPr>
+        <w:t>User is Registered</w:t>
+      </w:r>
+      <w:r>
+        <w:rPr>
+          <w:sz w:val="28"/>
+          <w:szCs w:val="28"/>
+        </w:rPr>
+        <w:t>/logged-on</w:t>
+      </w:r>
+    </w:p>
+    <w:p>
+      <w:pPr>
+        <w:pStyle w:val="ListParagraph"/>
+        <w:numPr>
+          <w:ilvl w:val="0"/>
+          <w:numId w:val="1"/>
+        </w:numPr>
+        <w:rPr>
+          <w:b/>
+          <w:bCs/>
+          <w:i/>
+          <w:iCs/>
+          <w:sz w:val="28"/>
+          <w:szCs w:val="28"/>
+        </w:rPr>
+      </w:pPr>
+      <w:r>
+        <w:rPr>
+          <w:b/>
+          <w:bCs/>
+          <w:i/>
+          <w:iCs/>
+          <w:sz w:val="28"/>
+          <w:szCs w:val="28"/>
+        </w:rPr>
+        <w:t xml:space="preserve">Description: </w:t>
+      </w:r>
+      <w:r>
+        <w:rPr>
+          <w:sz w:val="28"/>
+          <w:szCs w:val="28"/>
+        </w:rPr>
+        <w:t>A</w:t>
+      </w:r>
+    </w:p>
+    <w:p>
+      <w:pPr>
+        <w:pStyle w:val="ListParagraph"/>
+        <w:numPr>
+          <w:ilvl w:val="0"/>
+          <w:numId w:val="1"/>
+        </w:numPr>
+        <w:rPr>
+          <w:b/>
+          <w:bCs/>
+          <w:i/>
+          <w:iCs/>
+          <w:sz w:val="28"/>
+          <w:szCs w:val="28"/>
+        </w:rPr>
+      </w:pPr>
+      <w:r>
+        <w:rPr>
+          <w:b/>
+          <w:bCs/>
+          <w:i/>
+          <w:iCs/>
+          <w:sz w:val="28"/>
+          <w:szCs w:val="28"/>
+        </w:rPr>
+        <w:t xml:space="preserve">Post-Condition: </w:t>
+      </w:r>
+      <w:r>
+        <w:rPr>
+          <w:sz w:val="28"/>
+          <w:szCs w:val="28"/>
+        </w:rPr>
+        <w:t xml:space="preserve">Repository is added to </w:t>
+      </w:r>
+      <w:proofErr w:type="gramStart"/>
+      <w:r>
+        <w:rPr>
+          <w:sz w:val="28"/>
+          <w:szCs w:val="28"/>
+        </w:rPr>
+        <w:t>u</w:t>
+      </w:r>
+      <w:r>
+        <w:rPr>
+          <w:sz w:val="28"/>
+          <w:szCs w:val="28"/>
+        </w:rPr>
+        <w:t>sers</w:t>
+      </w:r>
+      <w:proofErr w:type="gramEnd"/>
+      <w:r>
+        <w:rPr>
+          <w:sz w:val="28"/>
+          <w:szCs w:val="28"/>
+        </w:rPr>
+        <w:t xml:space="preserve"> </w:t>
+      </w:r>
+      <w:r>
+        <w:rPr>
+          <w:sz w:val="28"/>
+          <w:szCs w:val="28"/>
+        </w:rPr>
+        <w:t>r</w:t>
+      </w:r>
+      <w:r>
+        <w:rPr>
+          <w:sz w:val="28"/>
+          <w:szCs w:val="28"/>
+        </w:rPr>
+        <w:t>epository list and @display repository start screen@</w:t>
+      </w:r>
+      <w:r>
+        <w:rPr>
+          <w:b/>
+          <w:bCs/>
+          <w:sz w:val="40"/>
+          <w:szCs w:val="40"/>
+          <w:u w:val="single"/>
+        </w:rPr>
+        <w:t xml:space="preserve"> </w:t>
+      </w:r>
+    </w:p>
+    <w:p>
+      <w:pPr>
+        <w:rPr>
+          <w:b/>
+          <w:bCs/>
+          <w:sz w:val="40"/>
+          <w:szCs w:val="40"/>
+          <w:u w:val="single"/>
+        </w:rPr>
+      </w:pPr>
+      <w:r>
+        <w:rPr>
+          <w:b/>
+          <w:bCs/>
+          <w:sz w:val="40"/>
+          <w:szCs w:val="40"/>
+          <w:u w:val="single"/>
+        </w:rPr>
+        <w:t>Delete Repository</w:t>
+      </w:r>
+      <w:r>
+        <w:rPr>
+          <w:b/>
+          <w:bCs/>
+          <w:sz w:val="40"/>
+          <w:szCs w:val="40"/>
+          <w:u w:val="single"/>
+        </w:rPr>
+        <w:t>:</w:t>
+      </w:r>
+    </w:p>
+    <w:p>
+      <w:pPr>
+        <w:pStyle w:val="ListParagraph"/>
+        <w:numPr>
+          <w:ilvl w:val="0"/>
+          <w:numId w:val="1"/>
+        </w:numPr>
+        <w:rPr>
+          <w:sz w:val="28"/>
+          <w:szCs w:val="28"/>
+        </w:rPr>
+      </w:pPr>
+      <w:r>
+        <w:rPr>
+          <w:b/>
+          <w:bCs/>
+          <w:i/>
+          <w:iCs/>
+          <w:sz w:val="28"/>
+          <w:szCs w:val="28"/>
+        </w:rPr>
+        <w:t xml:space="preserve">Name: </w:t>
+      </w:r>
+      <w:r>
+        <w:rPr>
+          <w:sz w:val="28"/>
+          <w:szCs w:val="28"/>
+        </w:rPr>
+        <w:t>Delete Rep</w:t>
+      </w:r>
+    </w:p>
+    <w:p>
+      <w:pPr>
+        <w:pStyle w:val="ListParagraph"/>
+        <w:numPr>
+          <w:ilvl w:val="0"/>
+          <w:numId w:val="1"/>
+        </w:numPr>
+        <w:rPr>
+          <w:sz w:val="28"/>
+          <w:szCs w:val="28"/>
+        </w:rPr>
+      </w:pPr>
+      <w:r>
+        <w:rPr>
+          <w:b/>
+          <w:bCs/>
+          <w:i/>
+          <w:iCs/>
+          <w:sz w:val="28"/>
+          <w:szCs w:val="28"/>
+        </w:rPr>
+        <w:t xml:space="preserve">Actors: </w:t>
+      </w:r>
+      <w:r>
+        <w:rPr>
+          <w:sz w:val="28"/>
+          <w:szCs w:val="28"/>
+        </w:rPr>
+        <w:t>User</w:t>
+      </w:r>
+    </w:p>
+    <w:p>
+      <w:pPr>
+        <w:pStyle w:val="ListParagraph"/>
+        <w:numPr>
+          <w:ilvl w:val="0"/>
+          <w:numId w:val="1"/>
+        </w:numPr>
+        <w:rPr>
+          <w:b/>
+          <w:bCs/>
+          <w:i/>
+          <w:iCs/>
+          <w:sz w:val="28"/>
+          <w:szCs w:val="28"/>
+        </w:rPr>
+      </w:pPr>
+      <w:r>
+        <w:rPr>
+          <w:b/>
+          <w:bCs/>
+          <w:i/>
+          <w:iCs/>
+          <w:sz w:val="28"/>
+          <w:szCs w:val="28"/>
+        </w:rPr>
+        <w:t>Pre-Condition:</w:t>
+      </w:r>
+      <w:r>
+        <w:rPr>
+          <w:b/>
+          <w:bCs/>
+          <w:i/>
+          <w:iCs/>
+          <w:sz w:val="28"/>
+          <w:szCs w:val="28"/>
+        </w:rPr>
+        <w:t xml:space="preserve"> </w:t>
+      </w:r>
+      <w:r>
+        <w:rPr>
+          <w:sz w:val="28"/>
+          <w:szCs w:val="28"/>
+        </w:rPr>
+        <w:t>User is Registered</w:t>
+      </w:r>
+      <w:r>
+        <w:rPr>
+          <w:sz w:val="28"/>
+          <w:szCs w:val="28"/>
+        </w:rPr>
+        <w:t>/logged-on</w:t>
+      </w:r>
+      <w:r>
+        <w:rPr>
+          <w:sz w:val="28"/>
+          <w:szCs w:val="28"/>
+        </w:rPr>
+        <w:t xml:space="preserve"> </w:t>
+      </w:r>
+      <w:r>
+        <w:rPr>
+          <w:sz w:val="28"/>
+          <w:szCs w:val="28"/>
+        </w:rPr>
+        <w:t>and User is owner of at-least one repository</w:t>
+      </w:r>
+    </w:p>
+    <w:p>
+      <w:pPr>
+        <w:pStyle w:val="ListParagraph"/>
+        <w:numPr>
+          <w:ilvl w:val="0"/>
+          <w:numId w:val="1"/>
+        </w:numPr>
+        <w:rPr>
+          <w:b/>
+          <w:bCs/>
+          <w:i/>
+          <w:iCs/>
+          <w:sz w:val="28"/>
+          <w:szCs w:val="28"/>
+        </w:rPr>
+      </w:pPr>
+      <w:r>
+        <w:rPr>
+          <w:b/>
+          <w:bCs/>
+          <w:i/>
+          <w:iCs/>
+          <w:sz w:val="28"/>
+          <w:szCs w:val="28"/>
+        </w:rPr>
+        <w:t xml:space="preserve">Description: </w:t>
+      </w:r>
+      <w:r>
+        <w:rPr>
+          <w:sz w:val="28"/>
+          <w:szCs w:val="28"/>
+        </w:rPr>
+        <w:t>@anything in between @s is temporary and needs further elaboration@</w:t>
+      </w:r>
+    </w:p>
+    <w:p>
+      <w:pPr>
+        <w:pStyle w:val="ListParagraph"/>
+        <w:numPr>
+          <w:ilvl w:val="0"/>
+          <w:numId w:val="1"/>
+        </w:numPr>
+        <w:rPr>
+          <w:b/>
+          <w:bCs/>
+          <w:i/>
+          <w:iCs/>
+          <w:sz w:val="28"/>
+          <w:szCs w:val="28"/>
+        </w:rPr>
+      </w:pPr>
+      <w:r>
+        <w:rPr>
+          <w:b/>
+          <w:bCs/>
+          <w:i/>
+          <w:iCs/>
+          <w:sz w:val="28"/>
+          <w:szCs w:val="28"/>
+        </w:rPr>
+        <w:t>Post-Condition:</w:t>
+      </w:r>
+      <w:r>
+        <w:rPr>
+          <w:b/>
+          <w:bCs/>
+          <w:i/>
+          <w:iCs/>
+          <w:sz w:val="28"/>
+          <w:szCs w:val="28"/>
+        </w:rPr>
+        <w:t xml:space="preserve"> </w:t>
+      </w:r>
+      <w:r>
+        <w:rPr>
+          <w:sz w:val="28"/>
+          <w:szCs w:val="28"/>
+        </w:rPr>
+        <w:t xml:space="preserve">Repository is </w:t>
+      </w:r>
+      <w:r>
+        <w:rPr>
+          <w:sz w:val="28"/>
+          <w:szCs w:val="28"/>
+        </w:rPr>
+        <w:t xml:space="preserve">removed from </w:t>
+      </w:r>
+      <w:proofErr w:type="gramStart"/>
+      <w:r>
+        <w:rPr>
+          <w:sz w:val="28"/>
+          <w:szCs w:val="28"/>
+        </w:rPr>
+        <w:t>u</w:t>
+      </w:r>
+      <w:r>
+        <w:rPr>
+          <w:sz w:val="28"/>
+          <w:szCs w:val="28"/>
+        </w:rPr>
+        <w:t>sers</w:t>
+      </w:r>
+      <w:proofErr w:type="gramEnd"/>
+      <w:r>
+        <w:rPr>
+          <w:sz w:val="28"/>
+          <w:szCs w:val="28"/>
+        </w:rPr>
+        <w:t xml:space="preserve"> </w:t>
+      </w:r>
+      <w:r>
+        <w:rPr>
+          <w:sz w:val="28"/>
+          <w:szCs w:val="28"/>
+        </w:rPr>
+        <w:t>r</w:t>
+      </w:r>
+      <w:r>
+        <w:rPr>
+          <w:sz w:val="28"/>
+          <w:szCs w:val="28"/>
+        </w:rPr>
+        <w:t>epository list and @display repository start screen@</w:t>
+      </w:r>
+    </w:p>
+    <w:p>
+      <w:pPr>
+        <w:rPr>
+          <w:b/>
+          <w:bCs/>
+          <w:sz w:val="40"/>
+          <w:szCs w:val="40"/>
+          <w:u w:val="single"/>
+        </w:rPr>
+      </w:pPr>
+      <w:r>
+        <w:rPr>
+          <w:b/>
+          <w:bCs/>
+          <w:sz w:val="40"/>
+          <w:szCs w:val="40"/>
+          <w:u w:val="single"/>
+        </w:rPr>
+        <w:t>View Repository</w:t>
+      </w:r>
+      <w:r>
+        <w:rPr>
+          <w:b/>
+          <w:bCs/>
+          <w:sz w:val="40"/>
+          <w:szCs w:val="40"/>
+          <w:u w:val="single"/>
+        </w:rPr>
+        <w:t>:</w:t>
+      </w:r>
+    </w:p>
+    <w:p>
+      <w:pPr>
+        <w:pStyle w:val="ListParagraph"/>
+        <w:numPr>
+          <w:ilvl w:val="0"/>
+          <w:numId w:val="1"/>
+        </w:numPr>
+        <w:rPr>
+          <w:sz w:val="28"/>
+          <w:szCs w:val="28"/>
+        </w:rPr>
+      </w:pPr>
+      <w:r>
+        <w:rPr>
+          <w:b/>
+          <w:bCs/>
+          <w:i/>
+          <w:iCs/>
+          <w:sz w:val="28"/>
+          <w:szCs w:val="28"/>
+        </w:rPr>
+        <w:t xml:space="preserve">Name: </w:t>
+      </w:r>
+      <w:r>
+        <w:rPr>
+          <w:sz w:val="28"/>
+          <w:szCs w:val="28"/>
+        </w:rPr>
+        <w:t>View Rep</w:t>
+      </w:r>
+    </w:p>
+    <w:p>
+      <w:pPr>
+        <w:pStyle w:val="ListParagraph"/>
+        <w:numPr>
+          <w:ilvl w:val="0"/>
+          <w:numId w:val="1"/>
+        </w:numPr>
+        <w:rPr>
+          <w:sz w:val="28"/>
+          <w:szCs w:val="28"/>
+        </w:rPr>
+      </w:pPr>
+      <w:r>
+        <w:rPr>
+          <w:b/>
+          <w:bCs/>
+          <w:i/>
+          <w:iCs/>
+          <w:sz w:val="28"/>
+          <w:szCs w:val="28"/>
+        </w:rPr>
+        <w:t xml:space="preserve">Actors: </w:t>
+      </w:r>
+      <w:r>
+        <w:rPr>
+          <w:sz w:val="28"/>
+          <w:szCs w:val="28"/>
+        </w:rPr>
+        <w:t>User</w:t>
+      </w:r>
+    </w:p>
+    <w:p>
+      <w:pPr>
+        <w:pStyle w:val="ListParagraph"/>
+        <w:numPr>
+          <w:ilvl w:val="0"/>
+          <w:numId w:val="1"/>
+        </w:numPr>
+        <w:rPr>
+          <w:b/>
+          <w:bCs/>
+          <w:i/>
+          <w:iCs/>
+          <w:sz w:val="28"/>
+          <w:szCs w:val="28"/>
+        </w:rPr>
+      </w:pPr>
+      <w:r>
+        <w:rPr>
+          <w:b/>
+          <w:bCs/>
+          <w:i/>
+          <w:iCs/>
+          <w:sz w:val="28"/>
+          <w:szCs w:val="28"/>
+        </w:rPr>
+        <w:t>Pre-Condition:</w:t>
+      </w:r>
+      <w:r>
+        <w:rPr>
+          <w:b/>
+          <w:bCs/>
+          <w:i/>
+          <w:iCs/>
+          <w:sz w:val="28"/>
+          <w:szCs w:val="28"/>
+        </w:rPr>
+        <w:t xml:space="preserve"> </w:t>
+      </w:r>
+      <w:r>
+        <w:rPr>
+          <w:sz w:val="28"/>
+          <w:szCs w:val="28"/>
+        </w:rPr>
+        <w:t>User is Registered</w:t>
+      </w:r>
+      <w:r>
+        <w:rPr>
+          <w:sz w:val="28"/>
+          <w:szCs w:val="28"/>
+        </w:rPr>
+        <w:t>/logged-on</w:t>
+      </w:r>
+    </w:p>
+    <w:p>
+      <w:pPr>
+        <w:pStyle w:val="ListParagraph"/>
+        <w:numPr>
+          <w:ilvl w:val="0"/>
+          <w:numId w:val="1"/>
+        </w:numPr>
+        <w:rPr>
+          <w:b/>
+          <w:bCs/>
+          <w:i/>
+          <w:iCs/>
+          <w:sz w:val="28"/>
+          <w:szCs w:val="28"/>
+        </w:rPr>
+      </w:pPr>
+      <w:r>
+        <w:rPr>
+          <w:b/>
+          <w:bCs/>
+          <w:i/>
+          <w:iCs/>
+          <w:sz w:val="28"/>
+          <w:szCs w:val="28"/>
+        </w:rPr>
+        <w:t xml:space="preserve">Description: </w:t>
+      </w:r>
+      <w:r>
+        <w:rPr>
+          <w:sz w:val="28"/>
+          <w:szCs w:val="28"/>
+        </w:rPr>
+        <w:t>A</w:t>
+      </w:r>
+    </w:p>
+    <w:p>
+      <w:pPr>
+        <w:pStyle w:val="ListParagraph"/>
+        <w:numPr>
+          <w:ilvl w:val="0"/>
+          <w:numId w:val="1"/>
+        </w:numPr>
+        <w:rPr>
+          <w:b/>
+          <w:bCs/>
+          <w:i/>
+          <w:iCs/>
+          <w:sz w:val="28"/>
+          <w:szCs w:val="28"/>
+        </w:rPr>
+      </w:pPr>
+      <w:r>
+        <w:rPr>
+          <w:b/>
+          <w:bCs/>
+          <w:i/>
+          <w:iCs/>
+          <w:sz w:val="28"/>
+          <w:szCs w:val="28"/>
+        </w:rPr>
+        <w:t>Post-Condition:</w:t>
+      </w:r>
+      <w:r>
+        <w:rPr>
+          <w:b/>
+          <w:bCs/>
+          <w:i/>
+          <w:iCs/>
+          <w:sz w:val="28"/>
+          <w:szCs w:val="28"/>
+        </w:rPr>
+        <w:t xml:space="preserve"> </w:t>
+      </w:r>
+      <w:r>
+        <w:rPr>
+          <w:bCs/>
+          <w:iCs/>
+          <w:sz w:val="28"/>
+          <w:szCs w:val="28"/>
+        </w:rPr>
+        <w:t>@display repository screen@</w:t>
+      </w:r>
+    </w:p>
+    <w:p>
+      <w:pPr>
+        <w:rPr>
+          <w:b/>
+          <w:bCs/>
+          <w:sz w:val="40"/>
+          <w:szCs w:val="40"/>
+          <w:u w:val="single"/>
+        </w:rPr>
+      </w:pPr>
+      <w:r>
+        <w:rPr>
+          <w:b/>
+          <w:bCs/>
+          <w:sz w:val="40"/>
+          <w:szCs w:val="40"/>
+          <w:u w:val="single"/>
+        </w:rPr>
+        <w:t>View Repository Logs</w:t>
+      </w:r>
+      <w:r>
+        <w:rPr>
+          <w:b/>
+          <w:bCs/>
+          <w:sz w:val="40"/>
+          <w:szCs w:val="40"/>
+          <w:u w:val="single"/>
+        </w:rPr>
+        <w:t>:</w:t>
+      </w:r>
+    </w:p>
+    <w:p>
+      <w:pPr>
+        <w:pStyle w:val="ListParagraph"/>
+        <w:numPr>
+          <w:ilvl w:val="0"/>
+          <w:numId w:val="1"/>
+        </w:numPr>
+        <w:rPr>
+          <w:sz w:val="28"/>
+          <w:szCs w:val="28"/>
+        </w:rPr>
+      </w:pPr>
+      <w:r>
+        <w:rPr>
+          <w:b/>
+          <w:bCs/>
+          <w:i/>
+          <w:iCs/>
+          <w:sz w:val="28"/>
+          <w:szCs w:val="28"/>
+        </w:rPr>
+        <w:t xml:space="preserve">Name: </w:t>
+      </w:r>
+      <w:r>
+        <w:rPr>
+          <w:sz w:val="28"/>
+          <w:szCs w:val="28"/>
+        </w:rPr>
+        <w:t>View Logs</w:t>
+      </w:r>
+    </w:p>
+    <w:p>
+      <w:pPr>
+        <w:pStyle w:val="ListParagraph"/>
+        <w:numPr>
+          <w:ilvl w:val="0"/>
+          <w:numId w:val="1"/>
+        </w:numPr>
+        <w:rPr>
+          <w:sz w:val="28"/>
+          <w:szCs w:val="28"/>
+        </w:rPr>
+      </w:pPr>
+      <w:r>
+        <w:rPr>
+          <w:b/>
+          <w:bCs/>
+          <w:i/>
+          <w:iCs/>
+          <w:sz w:val="28"/>
+          <w:szCs w:val="28"/>
+        </w:rPr>
+        <w:t xml:space="preserve">Actors: </w:t>
+      </w:r>
+      <w:r>
+        <w:rPr>
+          <w:sz w:val="28"/>
+          <w:szCs w:val="28"/>
+        </w:rPr>
+        <w:t>User</w:t>
+      </w:r>
+    </w:p>
+    <w:p>
+      <w:pPr>
+        <w:pStyle w:val="ListParagraph"/>
+        <w:numPr>
+          <w:ilvl w:val="0"/>
+          <w:numId w:val="1"/>
+        </w:numPr>
+        <w:rPr>
+          <w:b/>
+          <w:bCs/>
+          <w:i/>
+          <w:iCs/>
+          <w:sz w:val="28"/>
+          <w:szCs w:val="28"/>
+        </w:rPr>
+      </w:pPr>
+      <w:r>
+        <w:rPr>
+          <w:b/>
+          <w:bCs/>
+          <w:i/>
+          <w:iCs/>
+          <w:sz w:val="28"/>
+          <w:szCs w:val="28"/>
+        </w:rPr>
+        <w:t>Pre-Condition:</w:t>
+      </w:r>
+      <w:r>
+        <w:rPr>
+          <w:b/>
+          <w:bCs/>
+          <w:i/>
+          <w:iCs/>
+          <w:sz w:val="28"/>
+          <w:szCs w:val="28"/>
+        </w:rPr>
+        <w:t xml:space="preserve"> </w:t>
+      </w:r>
+      <w:r>
+        <w:rPr>
+          <w:sz w:val="28"/>
+          <w:szCs w:val="28"/>
+        </w:rPr>
+        <w:t>user is registered</w:t>
+      </w:r>
+      <w:r>
+        <w:rPr>
+          <w:sz w:val="28"/>
+          <w:szCs w:val="28"/>
+        </w:rPr>
+        <w:t>/logged-on</w:t>
+      </w:r>
+      <w:r>
+        <w:rPr>
+          <w:sz w:val="28"/>
+          <w:szCs w:val="28"/>
+        </w:rPr>
+        <w:t xml:space="preserve"> and user is owner/</w:t>
+      </w:r>
+      <w:proofErr w:type="spellStart"/>
+      <w:r>
+        <w:rPr>
+          <w:sz w:val="28"/>
+          <w:szCs w:val="28"/>
+        </w:rPr>
+        <w:t>contributer</w:t>
+      </w:r>
+      <w:proofErr w:type="spellEnd"/>
+      <w:r>
+        <w:rPr>
+          <w:sz w:val="28"/>
+          <w:szCs w:val="28"/>
+        </w:rPr>
+        <w:t xml:space="preserve"> of at-least one repository</w:t>
+      </w:r>
+    </w:p>
+    <w:p>
+      <w:pPr>
+        <w:pStyle w:val="ListParagraph"/>
+        <w:numPr>
+          <w:ilvl w:val="0"/>
+          <w:numId w:val="1"/>
+        </w:numPr>
+        <w:rPr>
+          <w:b/>
+          <w:bCs/>
+          <w:i/>
+          <w:iCs/>
+          <w:sz w:val="28"/>
+          <w:szCs w:val="28"/>
+        </w:rPr>
+      </w:pPr>
+      <w:r>
+        <w:rPr>
+          <w:b/>
+          <w:bCs/>
+          <w:i/>
+          <w:iCs/>
+          <w:sz w:val="28"/>
+          <w:szCs w:val="28"/>
+        </w:rPr>
+        <w:t xml:space="preserve">Description: </w:t>
+      </w:r>
+      <w:r>
+        <w:rPr>
+          <w:sz w:val="28"/>
+          <w:szCs w:val="28"/>
+        </w:rPr>
+        <w:t>A</w:t>
+      </w:r>
+    </w:p>
+    <w:p>
+      <w:pPr>
+        <w:pStyle w:val="ListParagraph"/>
+        <w:numPr>
+          <w:ilvl w:val="0"/>
+          <w:numId w:val="1"/>
+        </w:numPr>
+        <w:rPr>
+          <w:b/>
+          <w:bCs/>
+          <w:i/>
+          <w:iCs/>
+          <w:sz w:val="28"/>
+          <w:szCs w:val="28"/>
+        </w:rPr>
+      </w:pPr>
+      <w:r>
+        <w:rPr>
+          <w:b/>
+          <w:bCs/>
+          <w:i/>
+          <w:iCs/>
+          <w:sz w:val="28"/>
+          <w:szCs w:val="28"/>
+        </w:rPr>
+        <w:t>Post-Condition:</w:t>
+      </w:r>
+      <w:r>
+        <w:rPr>
+          <w:b/>
+          <w:bCs/>
+          <w:i/>
+          <w:iCs/>
+          <w:sz w:val="28"/>
+          <w:szCs w:val="28"/>
+        </w:rPr>
+        <w:t xml:space="preserve"> </w:t>
+      </w:r>
+      <w:r>
+        <w:rPr>
+          <w:sz w:val="28"/>
+          <w:szCs w:val="28"/>
+        </w:rPr>
+        <w:t>@display repository log screen@</w:t>
+      </w:r>
+    </w:p>
+    <w:p>
+      <w:pPr>
+        <w:rPr>
+          <w:b/>
+          <w:bCs/>
+          <w:sz w:val="40"/>
+          <w:szCs w:val="40"/>
+          <w:u w:val="single"/>
+        </w:rPr>
+      </w:pPr>
+      <w:r>
+        <w:rPr>
+          <w:b/>
+          <w:bCs/>
+          <w:sz w:val="40"/>
+          <w:szCs w:val="40"/>
+          <w:u w:val="single"/>
         </w:rPr>
         <w:lastRenderedPageBreak/>
+        <w:t>Pull Repository</w:t>
+      </w:r>
+      <w:r>
+        <w:rPr>
+          <w:b/>
+          <w:bCs/>
+          <w:sz w:val="40"/>
+          <w:szCs w:val="40"/>
+          <w:u w:val="single"/>
+        </w:rPr>
+        <w:t>:</w:t>
+      </w:r>
+    </w:p>
+    <w:p>
+      <w:pPr>
+        <w:pStyle w:val="ListParagraph"/>
+        <w:numPr>
+          <w:ilvl w:val="0"/>
+          <w:numId w:val="1"/>
+        </w:numPr>
+        <w:rPr>
+          <w:sz w:val="28"/>
+          <w:szCs w:val="28"/>
+        </w:rPr>
+      </w:pPr>
+      <w:r>
+        <w:rPr>
+          <w:b/>
+          <w:bCs/>
+          <w:i/>
+          <w:iCs/>
+          <w:sz w:val="28"/>
+          <w:szCs w:val="28"/>
+        </w:rPr>
+        <w:t xml:space="preserve">Name: </w:t>
+      </w:r>
+      <w:r>
+        <w:rPr>
+          <w:sz w:val="28"/>
+          <w:szCs w:val="28"/>
+        </w:rPr>
+        <w:t>Pull Rep</w:t>
+      </w:r>
+    </w:p>
+    <w:p>
+      <w:pPr>
+        <w:pStyle w:val="ListParagraph"/>
+        <w:numPr>
+          <w:ilvl w:val="0"/>
+          <w:numId w:val="1"/>
+        </w:numPr>
+        <w:rPr>
+          <w:sz w:val="28"/>
+          <w:szCs w:val="28"/>
+        </w:rPr>
+      </w:pPr>
+      <w:r>
+        <w:rPr>
+          <w:b/>
+          <w:bCs/>
+          <w:i/>
+          <w:iCs/>
+          <w:sz w:val="28"/>
+          <w:szCs w:val="28"/>
+        </w:rPr>
         <w:t xml:space="preserve">Actors: </w:t>
       </w:r>
       <w:r>
@@ -868,7 +3718,7 @@
           <w:sz w:val="28"/>
           <w:szCs w:val="28"/>
         </w:rPr>
-        <w:t>User is logged on a registered email</w:t>
+        <w:t>user is registered and @is member? of repo@</w:t>
       </w:r>
     </w:p>
     <w:p>
@@ -949,40 +3799,48 @@
           <w:sz w:val="28"/>
           <w:szCs w:val="28"/>
         </w:rPr>
-        <w:t>User is no longer logged on the registered email</w:t>
-      </w:r>
-    </w:p>
-    <w:p>
-      <w:pPr>
-        <w:rPr>
-          <w:b/>
-          <w:bCs/>
-          <w:i/>
-          <w:iCs/>
-          <w:sz w:val="28"/>
-          <w:szCs w:val="28"/>
-        </w:rPr>
-      </w:pPr>
-    </w:p>
-    <w:p>
-      <w:pPr>
-        <w:rPr>
-          <w:b/>
-          <w:bCs/>
-          <w:sz w:val="40"/>
-          <w:szCs w:val="40"/>
-          <w:u w:val="single"/>
-        </w:rPr>
-      </w:pPr>
-      <w:r>
-        <w:rPr>
-          <w:b/>
-          <w:bCs/>
-          <w:sz w:val="40"/>
-          <w:szCs w:val="40"/>
-          <w:u w:val="single"/>
-        </w:rPr>
-        <w:t>Pull Request</w:t>
+        <w:t>local repository is “updated” based on the latest server version @download new and update old files@</w:t>
+      </w:r>
+    </w:p>
+    <w:p>
+      <w:pPr>
+        <w:rPr>
+          <w:b/>
+          <w:bCs/>
+          <w:sz w:val="40"/>
+          <w:szCs w:val="40"/>
+          <w:u w:val="single"/>
+        </w:rPr>
+      </w:pPr>
+      <w:r>
+        <w:rPr>
+          <w:b/>
+          <w:bCs/>
+          <w:sz w:val="40"/>
+          <w:szCs w:val="40"/>
+          <w:u w:val="single"/>
+        </w:rPr>
+        <w:t>Pu</w:t>
+      </w:r>
+      <w:r>
+        <w:rPr>
+          <w:b/>
+          <w:bCs/>
+          <w:sz w:val="40"/>
+          <w:szCs w:val="40"/>
+          <w:u w:val="single"/>
+        </w:rPr>
+        <w:t xml:space="preserve">sh </w:t>
+      </w:r>
+      <w:r>
+        <w:rPr>
+          <w:b/>
+          <w:bCs/>
+          <w:sz w:val="40"/>
+          <w:szCs w:val="40"/>
+          <w:u w:val="single"/>
+        </w:rPr>
+        <w:t>Repository</w:t>
       </w:r>
       <w:r>
         <w:rPr>
@@ -1023,7 +3881,14 @@
           <w:sz w:val="28"/>
           <w:szCs w:val="28"/>
         </w:rPr>
-        <w:t>Create Pull Request</w:t>
+        <w:t>Push</w:t>
+      </w:r>
+      <w:r>
+        <w:rPr>
+          <w:sz w:val="28"/>
+          <w:szCs w:val="28"/>
+        </w:rPr>
+        <w:t xml:space="preserve"> Rep</w:t>
       </w:r>
     </w:p>
     <w:p>
@@ -1100,21 +3965,21 @@
           <w:sz w:val="28"/>
           <w:szCs w:val="28"/>
         </w:rPr>
-        <w:t>User is registered and</w:t>
-      </w:r>
-      <w:r>
-        <w:rPr>
-          <w:sz w:val="28"/>
-          <w:szCs w:val="28"/>
-        </w:rPr>
-        <w:t xml:space="preserve"> is either an owner/contributor </w:t>
-      </w:r>
-      <w:r>
-        <w:rPr>
-          <w:sz w:val="28"/>
-          <w:szCs w:val="28"/>
-        </w:rPr>
-        <w:t>to the private repository, or the repository is public</w:t>
+        <w:t>user is registered</w:t>
+      </w:r>
+      <w:r>
+        <w:rPr>
+          <w:sz w:val="28"/>
+          <w:szCs w:val="28"/>
+        </w:rPr>
+        <w:t>/logged-on</w:t>
+      </w:r>
+      <w:r>
+        <w:rPr>
+          <w:sz w:val="28"/>
+          <w:szCs w:val="28"/>
+        </w:rPr>
+        <w:t xml:space="preserve"> and @is member? of repo@</w:t>
       </w:r>
     </w:p>
     <w:p>
@@ -1195,47 +4060,88 @@
           <w:sz w:val="28"/>
           <w:szCs w:val="28"/>
         </w:rPr>
-        <w:t>A pull request is ready to be s</w:t>
-      </w:r>
-      <w:r>
-        <w:rPr>
-          <w:sz w:val="28"/>
-          <w:szCs w:val="28"/>
-        </w:rPr>
-        <w:t>ent. Move user to “Submit Pull Request” use case</w:t>
-      </w:r>
-    </w:p>
-    <w:p>
-      <w:pPr>
-        <w:rPr>
-          <w:b/>
-          <w:bCs/>
-          <w:i/>
-          <w:iCs/>
-          <w:sz w:val="28"/>
-          <w:szCs w:val="28"/>
-        </w:rPr>
-      </w:pPr>
-    </w:p>
-    <w:p>
-      <w:pPr>
-        <w:rPr>
-          <w:b/>
-          <w:bCs/>
-          <w:sz w:val="40"/>
-          <w:szCs w:val="40"/>
-          <w:u w:val="single"/>
-        </w:rPr>
-      </w:pPr>
-      <w:r>
-        <w:rPr>
-          <w:b/>
-          <w:bCs/>
-          <w:sz w:val="40"/>
-          <w:szCs w:val="40"/>
-          <w:u w:val="single"/>
-        </w:rPr>
-        <w:t>Submit Request</w:t>
+        <w:t>server r</w:t>
+      </w:r>
+      <w:r>
+        <w:rPr>
+          <w:sz w:val="28"/>
+          <w:szCs w:val="28"/>
+        </w:rPr>
+        <w:t>epository is “updated”</w:t>
+      </w:r>
+      <w:r>
+        <w:rPr>
+          <w:sz w:val="28"/>
+          <w:szCs w:val="28"/>
+        </w:rPr>
+        <w:t xml:space="preserve"> based on the local </w:t>
+      </w:r>
+      <w:r>
+        <w:rPr>
+          <w:sz w:val="28"/>
+          <w:szCs w:val="28"/>
+        </w:rPr>
+        <w:t>@</w:t>
+      </w:r>
+      <w:r>
+        <w:rPr>
+          <w:sz w:val="28"/>
+          <w:szCs w:val="28"/>
+        </w:rPr>
+        <w:t>upload</w:t>
+      </w:r>
+      <w:r>
+        <w:rPr>
+          <w:sz w:val="28"/>
+          <w:szCs w:val="28"/>
+        </w:rPr>
+        <w:t xml:space="preserve"> new and update old files@</w:t>
+      </w:r>
+    </w:p>
+    <w:p>
+      <w:pPr>
+        <w:rPr>
+          <w:b/>
+          <w:bCs/>
+          <w:i/>
+          <w:iCs/>
+          <w:sz w:val="72"/>
+          <w:szCs w:val="28"/>
+          <w:u w:val="single"/>
+        </w:rPr>
+      </w:pPr>
+      <w:r>
+        <w:rPr>
+          <w:b/>
+          <w:bCs/>
+          <w:i/>
+          <w:iCs/>
+          <w:sz w:val="72"/>
+          <w:szCs w:val="28"/>
+          <w:u w:val="single"/>
+        </w:rPr>
+        <w:t>BRANCH USECASES:</w:t>
+      </w:r>
+    </w:p>
+    <w:p>
+      <w:pPr>
+        <w:rPr>
+          <w:b/>
+          <w:bCs/>
+          <w:sz w:val="40"/>
+          <w:szCs w:val="40"/>
+          <w:u w:val="single"/>
+        </w:rPr>
+      </w:pPr>
+      <w:r>
+        <w:rPr>
+          <w:b/>
+          <w:bCs/>
+          <w:sz w:val="40"/>
+          <w:szCs w:val="40"/>
+          <w:u w:val="single"/>
+        </w:rPr>
+        <w:t>Create Repository Branch</w:t>
       </w:r>
       <w:r>
         <w:rPr>
@@ -1247,6 +4153,8 @@
         </w:rPr>
         <w:t>:</w:t>
       </w:r>
+      <w:bookmarkStart w:id="0" w:name="_GoBack"/>
+      <w:bookmarkEnd w:id="0"/>
     </w:p>
     <w:p>
       <w:pPr>
@@ -1276,7 +4184,7 @@
           <w:sz w:val="28"/>
           <w:szCs w:val="28"/>
         </w:rPr>
-        <w:t>Submit Pull Request</w:t>
+        <w:t>Create Branch</w:t>
       </w:r>
     </w:p>
     <w:p>
@@ -1353,7 +4261,21 @@
           <w:sz w:val="28"/>
           <w:szCs w:val="28"/>
         </w:rPr>
-        <w:t>Registered user has gone through “Create Pull Request” use case</w:t>
+        <w:t xml:space="preserve">user is registered/logged-on and user </w:t>
+      </w:r>
+      <w:r>
+        <w:rPr>
+          <w:sz w:val="28"/>
+          <w:szCs w:val="28"/>
+        </w:rPr>
+        <w:t>is owner/contributo</w:t>
+      </w:r>
+      <w:r>
+        <w:rPr>
+          <w:sz w:val="28"/>
+          <w:szCs w:val="28"/>
+        </w:rPr>
+        <w:t>r of repository</w:t>
       </w:r>
     </w:p>
     <w:p>
@@ -1434,65 +4356,1752 @@
           <w:sz w:val="28"/>
           <w:szCs w:val="28"/>
         </w:rPr>
-        <w:t>Pull request is submitted to the repository. Display pull request details.</w:t>
-      </w:r>
-    </w:p>
-    <w:p>
-      <w:pPr>
-        <w:rPr>
-          <w:b/>
-          <w:bCs/>
-          <w:i/>
-          <w:iCs/>
-          <w:sz w:val="28"/>
-          <w:szCs w:val="28"/>
-        </w:rPr>
-      </w:pPr>
-    </w:p>
-    <w:p>
-      <w:pPr>
-        <w:rPr>
-          <w:b/>
-          <w:bCs/>
-          <w:i/>
-          <w:iCs/>
-          <w:sz w:val="28"/>
-          <w:szCs w:val="28"/>
-        </w:rPr>
-      </w:pPr>
-    </w:p>
-    <w:p>
-      <w:pPr>
-        <w:ind w:left="360"/>
-        <w:rPr>
-          <w:sz w:val="28"/>
-          <w:szCs w:val="28"/>
-        </w:rPr>
-      </w:pPr>
-    </w:p>
-    <w:p>
-      <w:pPr>
-        <w:rPr>
-          <w:b/>
-          <w:bCs/>
-          <w:i/>
-          <w:iCs/>
-          <w:sz w:val="28"/>
-          <w:szCs w:val="28"/>
-        </w:rPr>
-      </w:pPr>
-    </w:p>
-    <w:p>
-      <w:pPr>
-        <w:rPr>
-          <w:b/>
-          <w:bCs/>
-          <w:i/>
-          <w:iCs/>
-          <w:sz w:val="28"/>
-          <w:szCs w:val="28"/>
-        </w:rPr>
-      </w:pPr>
+        <w:t>repository has new branch</w:t>
+      </w:r>
+    </w:p>
+    <w:p>
+      <w:pPr>
+        <w:rPr>
+          <w:b/>
+          <w:bCs/>
+          <w:sz w:val="40"/>
+          <w:szCs w:val="40"/>
+          <w:u w:val="single"/>
+        </w:rPr>
+      </w:pPr>
+      <w:r>
+        <w:rPr>
+          <w:b/>
+          <w:bCs/>
+          <w:sz w:val="40"/>
+          <w:szCs w:val="40"/>
+          <w:u w:val="single"/>
+        </w:rPr>
+        <w:t>Merge Repository Branch</w:t>
+      </w:r>
+      <w:r>
+        <w:rPr>
+          <w:b/>
+          <w:bCs/>
+          <w:sz w:val="40"/>
+          <w:szCs w:val="40"/>
+          <w:u w:val="single"/>
+        </w:rPr>
+        <w:t>:</w:t>
+      </w:r>
+    </w:p>
+    <w:p>
+      <w:pPr>
+        <w:pStyle w:val="ListParagraph"/>
+        <w:numPr>
+          <w:ilvl w:val="0"/>
+          <w:numId w:val="1"/>
+        </w:numPr>
+        <w:rPr>
+          <w:sz w:val="28"/>
+          <w:szCs w:val="28"/>
+        </w:rPr>
+      </w:pPr>
+      <w:r>
+        <w:rPr>
+          <w:b/>
+          <w:bCs/>
+          <w:i/>
+          <w:iCs/>
+          <w:sz w:val="28"/>
+          <w:szCs w:val="28"/>
+        </w:rPr>
+        <w:t xml:space="preserve">Name: </w:t>
+      </w:r>
+      <w:r>
+        <w:rPr>
+          <w:sz w:val="28"/>
+          <w:szCs w:val="28"/>
+        </w:rPr>
+        <w:t>Merge Branch</w:t>
+      </w:r>
+    </w:p>
+    <w:p>
+      <w:pPr>
+        <w:pStyle w:val="ListParagraph"/>
+        <w:numPr>
+          <w:ilvl w:val="0"/>
+          <w:numId w:val="1"/>
+        </w:numPr>
+        <w:rPr>
+          <w:sz w:val="28"/>
+          <w:szCs w:val="28"/>
+        </w:rPr>
+      </w:pPr>
+      <w:r>
+        <w:rPr>
+          <w:b/>
+          <w:bCs/>
+          <w:i/>
+          <w:iCs/>
+          <w:sz w:val="28"/>
+          <w:szCs w:val="28"/>
+        </w:rPr>
+        <w:t xml:space="preserve">Actors: </w:t>
+      </w:r>
+      <w:r>
+        <w:rPr>
+          <w:sz w:val="28"/>
+          <w:szCs w:val="28"/>
+        </w:rPr>
+        <w:t>User</w:t>
+      </w:r>
+    </w:p>
+    <w:p>
+      <w:pPr>
+        <w:pStyle w:val="ListParagraph"/>
+        <w:numPr>
+          <w:ilvl w:val="0"/>
+          <w:numId w:val="1"/>
+        </w:numPr>
+        <w:rPr>
+          <w:b/>
+          <w:bCs/>
+          <w:i/>
+          <w:iCs/>
+          <w:sz w:val="28"/>
+          <w:szCs w:val="28"/>
+        </w:rPr>
+      </w:pPr>
+      <w:r>
+        <w:rPr>
+          <w:b/>
+          <w:bCs/>
+          <w:i/>
+          <w:iCs/>
+          <w:sz w:val="28"/>
+          <w:szCs w:val="28"/>
+        </w:rPr>
+        <w:t>Pre-Condition:</w:t>
+      </w:r>
+      <w:r>
+        <w:rPr>
+          <w:b/>
+          <w:bCs/>
+          <w:i/>
+          <w:iCs/>
+          <w:sz w:val="28"/>
+          <w:szCs w:val="28"/>
+        </w:rPr>
+        <w:t xml:space="preserve"> </w:t>
+      </w:r>
+      <w:r>
+        <w:rPr>
+          <w:sz w:val="28"/>
+          <w:szCs w:val="28"/>
+        </w:rPr>
+        <w:t>user is registered/logged-on and user is owner/contribut</w:t>
+      </w:r>
+      <w:r>
+        <w:rPr>
+          <w:sz w:val="28"/>
+          <w:szCs w:val="28"/>
+        </w:rPr>
+        <w:t>or of repository</w:t>
+      </w:r>
+    </w:p>
+    <w:p>
+      <w:pPr>
+        <w:pStyle w:val="ListParagraph"/>
+        <w:numPr>
+          <w:ilvl w:val="0"/>
+          <w:numId w:val="1"/>
+        </w:numPr>
+        <w:rPr>
+          <w:b/>
+          <w:bCs/>
+          <w:i/>
+          <w:iCs/>
+          <w:sz w:val="28"/>
+          <w:szCs w:val="28"/>
+        </w:rPr>
+      </w:pPr>
+      <w:r>
+        <w:rPr>
+          <w:b/>
+          <w:bCs/>
+          <w:i/>
+          <w:iCs/>
+          <w:sz w:val="28"/>
+          <w:szCs w:val="28"/>
+        </w:rPr>
+        <w:lastRenderedPageBreak/>
+        <w:t xml:space="preserve">Description: </w:t>
+      </w:r>
+      <w:r>
+        <w:rPr>
+          <w:sz w:val="28"/>
+          <w:szCs w:val="28"/>
+        </w:rPr>
+        <w:t>@specify branch to merge to current branch@</w:t>
+      </w:r>
+    </w:p>
+    <w:p>
+      <w:pPr>
+        <w:pStyle w:val="ListParagraph"/>
+        <w:numPr>
+          <w:ilvl w:val="0"/>
+          <w:numId w:val="1"/>
+        </w:numPr>
+        <w:rPr>
+          <w:b/>
+          <w:bCs/>
+          <w:i/>
+          <w:iCs/>
+          <w:sz w:val="28"/>
+          <w:szCs w:val="28"/>
+        </w:rPr>
+      </w:pPr>
+      <w:r>
+        <w:rPr>
+          <w:b/>
+          <w:bCs/>
+          <w:i/>
+          <w:iCs/>
+          <w:sz w:val="28"/>
+          <w:szCs w:val="28"/>
+        </w:rPr>
+        <w:t>Post-Condition:</w:t>
+      </w:r>
+      <w:r>
+        <w:rPr>
+          <w:b/>
+          <w:bCs/>
+          <w:i/>
+          <w:iCs/>
+          <w:sz w:val="28"/>
+          <w:szCs w:val="28"/>
+        </w:rPr>
+        <w:t xml:space="preserve"> </w:t>
+      </w:r>
+      <w:r>
+        <w:rPr>
+          <w:bCs/>
+          <w:iCs/>
+          <w:sz w:val="28"/>
+          <w:szCs w:val="28"/>
+        </w:rPr>
+        <w:t>specified branch is merged with current branch and creates new branch</w:t>
+      </w:r>
+    </w:p>
+    <w:p>
+      <w:pPr>
+        <w:rPr>
+          <w:b/>
+          <w:bCs/>
+          <w:sz w:val="40"/>
+          <w:szCs w:val="40"/>
+          <w:u w:val="single"/>
+        </w:rPr>
+      </w:pPr>
+      <w:r>
+        <w:rPr>
+          <w:b/>
+          <w:bCs/>
+          <w:sz w:val="40"/>
+          <w:szCs w:val="40"/>
+          <w:u w:val="single"/>
+        </w:rPr>
+        <w:t>Switch Repository Branch</w:t>
+      </w:r>
+      <w:r>
+        <w:rPr>
+          <w:b/>
+          <w:bCs/>
+          <w:sz w:val="40"/>
+          <w:szCs w:val="40"/>
+          <w:u w:val="single"/>
+        </w:rPr>
+        <w:t>:</w:t>
+      </w:r>
+    </w:p>
+    <w:p>
+      <w:pPr>
+        <w:pStyle w:val="ListParagraph"/>
+        <w:numPr>
+          <w:ilvl w:val="0"/>
+          <w:numId w:val="1"/>
+        </w:numPr>
+        <w:rPr>
+          <w:sz w:val="28"/>
+          <w:szCs w:val="28"/>
+        </w:rPr>
+      </w:pPr>
+      <w:r>
+        <w:rPr>
+          <w:b/>
+          <w:bCs/>
+          <w:i/>
+          <w:iCs/>
+          <w:sz w:val="28"/>
+          <w:szCs w:val="28"/>
+        </w:rPr>
+        <w:t xml:space="preserve">Name: </w:t>
+      </w:r>
+      <w:r>
+        <w:rPr>
+          <w:sz w:val="28"/>
+          <w:szCs w:val="28"/>
+        </w:rPr>
+        <w:t>Switch Branch</w:t>
+      </w:r>
+    </w:p>
+    <w:p>
+      <w:pPr>
+        <w:pStyle w:val="ListParagraph"/>
+        <w:numPr>
+          <w:ilvl w:val="0"/>
+          <w:numId w:val="1"/>
+        </w:numPr>
+        <w:rPr>
+          <w:sz w:val="28"/>
+          <w:szCs w:val="28"/>
+        </w:rPr>
+      </w:pPr>
+      <w:r>
+        <w:rPr>
+          <w:b/>
+          <w:bCs/>
+          <w:i/>
+          <w:iCs/>
+          <w:sz w:val="28"/>
+          <w:szCs w:val="28"/>
+        </w:rPr>
+        <w:t xml:space="preserve">Actors: </w:t>
+      </w:r>
+      <w:r>
+        <w:rPr>
+          <w:sz w:val="28"/>
+          <w:szCs w:val="28"/>
+        </w:rPr>
+        <w:t>User</w:t>
+      </w:r>
+    </w:p>
+    <w:p>
+      <w:pPr>
+        <w:pStyle w:val="ListParagraph"/>
+        <w:numPr>
+          <w:ilvl w:val="0"/>
+          <w:numId w:val="1"/>
+        </w:numPr>
+        <w:rPr>
+          <w:b/>
+          <w:bCs/>
+          <w:i/>
+          <w:iCs/>
+          <w:sz w:val="28"/>
+          <w:szCs w:val="28"/>
+        </w:rPr>
+      </w:pPr>
+      <w:r>
+        <w:rPr>
+          <w:b/>
+          <w:bCs/>
+          <w:i/>
+          <w:iCs/>
+          <w:sz w:val="28"/>
+          <w:szCs w:val="28"/>
+        </w:rPr>
+        <w:t>Pre-Condition:</w:t>
+      </w:r>
+      <w:r>
+        <w:rPr>
+          <w:b/>
+          <w:bCs/>
+          <w:i/>
+          <w:iCs/>
+          <w:sz w:val="28"/>
+          <w:szCs w:val="28"/>
+        </w:rPr>
+        <w:t xml:space="preserve"> </w:t>
+      </w:r>
+      <w:r>
+        <w:rPr>
+          <w:sz w:val="28"/>
+          <w:szCs w:val="28"/>
+        </w:rPr>
+        <w:t>User is registered/logged-on and user is owner/contributor to the repository</w:t>
+      </w:r>
+    </w:p>
+    <w:p>
+      <w:pPr>
+        <w:pStyle w:val="ListParagraph"/>
+        <w:numPr>
+          <w:ilvl w:val="0"/>
+          <w:numId w:val="1"/>
+        </w:numPr>
+        <w:rPr>
+          <w:b/>
+          <w:bCs/>
+          <w:i/>
+          <w:iCs/>
+          <w:sz w:val="28"/>
+          <w:szCs w:val="28"/>
+        </w:rPr>
+      </w:pPr>
+      <w:r>
+        <w:rPr>
+          <w:b/>
+          <w:bCs/>
+          <w:i/>
+          <w:iCs/>
+          <w:sz w:val="28"/>
+          <w:szCs w:val="28"/>
+        </w:rPr>
+        <w:t>Description:</w:t>
+      </w:r>
+      <w:r>
+        <w:rPr>
+          <w:b/>
+          <w:bCs/>
+          <w:i/>
+          <w:iCs/>
+          <w:sz w:val="28"/>
+          <w:szCs w:val="28"/>
+        </w:rPr>
+        <w:t xml:space="preserve"> </w:t>
+      </w:r>
+      <w:r>
+        <w:rPr>
+          <w:sz w:val="28"/>
+          <w:szCs w:val="28"/>
+        </w:rPr>
+        <w:t>@user specifies branch to switch to@</w:t>
+      </w:r>
+    </w:p>
+    <w:p>
+      <w:pPr>
+        <w:pStyle w:val="ListParagraph"/>
+        <w:numPr>
+          <w:ilvl w:val="0"/>
+          <w:numId w:val="1"/>
+        </w:numPr>
+        <w:rPr>
+          <w:b/>
+          <w:bCs/>
+          <w:i/>
+          <w:iCs/>
+          <w:sz w:val="28"/>
+          <w:szCs w:val="28"/>
+        </w:rPr>
+      </w:pPr>
+      <w:r>
+        <w:rPr>
+          <w:b/>
+          <w:bCs/>
+          <w:i/>
+          <w:iCs/>
+          <w:sz w:val="28"/>
+          <w:szCs w:val="28"/>
+        </w:rPr>
+        <w:t>Post-Condition:</w:t>
+      </w:r>
+      <w:r>
+        <w:rPr>
+          <w:b/>
+          <w:bCs/>
+          <w:i/>
+          <w:iCs/>
+          <w:sz w:val="28"/>
+          <w:szCs w:val="28"/>
+        </w:rPr>
+        <w:t xml:space="preserve"> </w:t>
+      </w:r>
+      <w:r>
+        <w:rPr>
+          <w:bCs/>
+          <w:iCs/>
+          <w:sz w:val="28"/>
+          <w:szCs w:val="28"/>
+        </w:rPr>
+        <w:t>current br</w:t>
+      </w:r>
+      <w:r>
+        <w:rPr>
+          <w:bCs/>
+          <w:iCs/>
+          <w:sz w:val="28"/>
+          <w:szCs w:val="28"/>
+        </w:rPr>
+        <w:t>anch is set to specified branch</w:t>
+      </w:r>
+    </w:p>
+    <w:p>
+      <w:pPr>
+        <w:rPr>
+          <w:b/>
+          <w:bCs/>
+          <w:sz w:val="40"/>
+          <w:szCs w:val="40"/>
+          <w:u w:val="single"/>
+        </w:rPr>
+      </w:pPr>
+      <w:r>
+        <w:rPr>
+          <w:b/>
+          <w:bCs/>
+          <w:sz w:val="40"/>
+          <w:szCs w:val="40"/>
+          <w:u w:val="single"/>
+        </w:rPr>
+        <w:t>Commit Repository Branch</w:t>
+      </w:r>
+      <w:r>
+        <w:rPr>
+          <w:b/>
+          <w:bCs/>
+          <w:sz w:val="40"/>
+          <w:szCs w:val="40"/>
+          <w:u w:val="single"/>
+        </w:rPr>
+        <w:t xml:space="preserve"> Changes</w:t>
+      </w:r>
+      <w:r>
+        <w:rPr>
+          <w:b/>
+          <w:bCs/>
+          <w:sz w:val="40"/>
+          <w:szCs w:val="40"/>
+          <w:u w:val="single"/>
+        </w:rPr>
+        <w:t>:</w:t>
+      </w:r>
+    </w:p>
+    <w:p>
+      <w:pPr>
+        <w:pStyle w:val="ListParagraph"/>
+        <w:numPr>
+          <w:ilvl w:val="0"/>
+          <w:numId w:val="1"/>
+        </w:numPr>
+        <w:rPr>
+          <w:sz w:val="28"/>
+          <w:szCs w:val="28"/>
+        </w:rPr>
+      </w:pPr>
+      <w:r>
+        <w:rPr>
+          <w:b/>
+          <w:bCs/>
+          <w:i/>
+          <w:iCs/>
+          <w:sz w:val="28"/>
+          <w:szCs w:val="28"/>
+        </w:rPr>
+        <w:t xml:space="preserve">Name: </w:t>
+      </w:r>
+      <w:r>
+        <w:rPr>
+          <w:sz w:val="28"/>
+          <w:szCs w:val="28"/>
+        </w:rPr>
+        <w:t xml:space="preserve">Commit </w:t>
+      </w:r>
+      <w:r>
+        <w:rPr>
+          <w:sz w:val="28"/>
+          <w:szCs w:val="28"/>
+        </w:rPr>
+        <w:t>Changes</w:t>
+      </w:r>
+    </w:p>
+    <w:p>
+      <w:pPr>
+        <w:pStyle w:val="ListParagraph"/>
+        <w:numPr>
+          <w:ilvl w:val="0"/>
+          <w:numId w:val="1"/>
+        </w:numPr>
+        <w:rPr>
+          <w:sz w:val="28"/>
+          <w:szCs w:val="28"/>
+        </w:rPr>
+      </w:pPr>
+      <w:r>
+        <w:rPr>
+          <w:b/>
+          <w:bCs/>
+          <w:i/>
+          <w:iCs/>
+          <w:sz w:val="28"/>
+          <w:szCs w:val="28"/>
+        </w:rPr>
+        <w:t xml:space="preserve">Actors: </w:t>
+      </w:r>
+      <w:r>
+        <w:rPr>
+          <w:sz w:val="28"/>
+          <w:szCs w:val="28"/>
+        </w:rPr>
+        <w:t>User</w:t>
+      </w:r>
+    </w:p>
+    <w:p>
+      <w:pPr>
+        <w:pStyle w:val="ListParagraph"/>
+        <w:numPr>
+          <w:ilvl w:val="0"/>
+          <w:numId w:val="1"/>
+        </w:numPr>
+        <w:rPr>
+          <w:b/>
+          <w:bCs/>
+          <w:i/>
+          <w:iCs/>
+          <w:sz w:val="28"/>
+          <w:szCs w:val="28"/>
+        </w:rPr>
+      </w:pPr>
+      <w:r>
+        <w:rPr>
+          <w:b/>
+          <w:bCs/>
+          <w:i/>
+          <w:iCs/>
+          <w:sz w:val="28"/>
+          <w:szCs w:val="28"/>
+        </w:rPr>
+        <w:t>Pre-Condition:</w:t>
+      </w:r>
+      <w:r>
+        <w:rPr>
+          <w:b/>
+          <w:bCs/>
+          <w:i/>
+          <w:iCs/>
+          <w:sz w:val="28"/>
+          <w:szCs w:val="28"/>
+        </w:rPr>
+        <w:t xml:space="preserve"> </w:t>
+      </w:r>
+      <w:r>
+        <w:rPr>
+          <w:sz w:val="28"/>
+          <w:szCs w:val="28"/>
+        </w:rPr>
+        <w:t>User is registered/logged-on and user is owner/contributor to the repository</w:t>
+      </w:r>
+    </w:p>
+    <w:p>
+      <w:pPr>
+        <w:pStyle w:val="ListParagraph"/>
+        <w:numPr>
+          <w:ilvl w:val="0"/>
+          <w:numId w:val="1"/>
+        </w:numPr>
+        <w:rPr>
+          <w:b/>
+          <w:bCs/>
+          <w:i/>
+          <w:iCs/>
+          <w:sz w:val="28"/>
+          <w:szCs w:val="28"/>
+        </w:rPr>
+      </w:pPr>
+      <w:r>
+        <w:rPr>
+          <w:b/>
+          <w:bCs/>
+          <w:i/>
+          <w:iCs/>
+          <w:sz w:val="28"/>
+          <w:szCs w:val="28"/>
+        </w:rPr>
+        <w:t xml:space="preserve">Description: </w:t>
+      </w:r>
+      <w:r>
+        <w:rPr>
+          <w:sz w:val="28"/>
+          <w:szCs w:val="28"/>
+        </w:rPr>
+        <w:t>A</w:t>
+      </w:r>
+    </w:p>
+    <w:p>
+      <w:pPr>
+        <w:pStyle w:val="ListParagraph"/>
+        <w:numPr>
+          <w:ilvl w:val="0"/>
+          <w:numId w:val="1"/>
+        </w:numPr>
+        <w:rPr>
+          <w:b/>
+          <w:bCs/>
+          <w:i/>
+          <w:iCs/>
+          <w:sz w:val="28"/>
+          <w:szCs w:val="28"/>
+        </w:rPr>
+      </w:pPr>
+      <w:r>
+        <w:rPr>
+          <w:b/>
+          <w:bCs/>
+          <w:i/>
+          <w:iCs/>
+          <w:sz w:val="28"/>
+          <w:szCs w:val="28"/>
+        </w:rPr>
+        <w:t>Post-Condition:</w:t>
+      </w:r>
+      <w:r>
+        <w:rPr>
+          <w:b/>
+          <w:bCs/>
+          <w:i/>
+          <w:iCs/>
+          <w:sz w:val="28"/>
+          <w:szCs w:val="28"/>
+        </w:rPr>
+        <w:t xml:space="preserve"> </w:t>
+      </w:r>
+      <w:r>
+        <w:rPr>
+          <w:sz w:val="28"/>
+          <w:szCs w:val="28"/>
+        </w:rPr>
+        <w:t>commit staged changes to current branch</w:t>
+      </w:r>
+    </w:p>
+    <w:p>
+      <w:pPr>
+        <w:rPr>
+          <w:b/>
+          <w:bCs/>
+          <w:sz w:val="40"/>
+          <w:szCs w:val="40"/>
+          <w:u w:val="single"/>
+        </w:rPr>
+      </w:pPr>
+      <w:r>
+        <w:rPr>
+          <w:b/>
+          <w:bCs/>
+          <w:sz w:val="40"/>
+          <w:szCs w:val="40"/>
+          <w:u w:val="single"/>
+        </w:rPr>
+        <w:t>Stage Repository Branch Changes</w:t>
+      </w:r>
+      <w:r>
+        <w:rPr>
+          <w:b/>
+          <w:bCs/>
+          <w:sz w:val="40"/>
+          <w:szCs w:val="40"/>
+          <w:u w:val="single"/>
+        </w:rPr>
+        <w:t>:</w:t>
+      </w:r>
+    </w:p>
+    <w:p>
+      <w:pPr>
+        <w:pStyle w:val="ListParagraph"/>
+        <w:numPr>
+          <w:ilvl w:val="0"/>
+          <w:numId w:val="1"/>
+        </w:numPr>
+        <w:rPr>
+          <w:sz w:val="28"/>
+          <w:szCs w:val="28"/>
+        </w:rPr>
+      </w:pPr>
+      <w:r>
+        <w:rPr>
+          <w:b/>
+          <w:bCs/>
+          <w:i/>
+          <w:iCs/>
+          <w:sz w:val="28"/>
+          <w:szCs w:val="28"/>
+        </w:rPr>
+        <w:t xml:space="preserve">Name: </w:t>
+      </w:r>
+      <w:r>
+        <w:rPr>
+          <w:bCs/>
+          <w:iCs/>
+          <w:sz w:val="28"/>
+          <w:szCs w:val="28"/>
+        </w:rPr>
+        <w:t>Stage Changes</w:t>
+      </w:r>
+    </w:p>
+    <w:p>
+      <w:pPr>
+        <w:pStyle w:val="ListParagraph"/>
+        <w:numPr>
+          <w:ilvl w:val="0"/>
+          <w:numId w:val="1"/>
+        </w:numPr>
+        <w:rPr>
+          <w:sz w:val="28"/>
+          <w:szCs w:val="28"/>
+        </w:rPr>
+      </w:pPr>
+      <w:r>
+        <w:rPr>
+          <w:b/>
+          <w:bCs/>
+          <w:i/>
+          <w:iCs/>
+          <w:sz w:val="28"/>
+          <w:szCs w:val="28"/>
+        </w:rPr>
+        <w:t xml:space="preserve">Actors: </w:t>
+      </w:r>
+      <w:r>
+        <w:rPr>
+          <w:sz w:val="28"/>
+          <w:szCs w:val="28"/>
+        </w:rPr>
+        <w:t>User</w:t>
+      </w:r>
+    </w:p>
+    <w:p>
+      <w:pPr>
+        <w:pStyle w:val="ListParagraph"/>
+        <w:numPr>
+          <w:ilvl w:val="0"/>
+          <w:numId w:val="1"/>
+        </w:numPr>
+        <w:rPr>
+          <w:b/>
+          <w:bCs/>
+          <w:i/>
+          <w:iCs/>
+          <w:sz w:val="28"/>
+          <w:szCs w:val="28"/>
+        </w:rPr>
+      </w:pPr>
+      <w:r>
+        <w:rPr>
+          <w:b/>
+          <w:bCs/>
+          <w:i/>
+          <w:iCs/>
+          <w:sz w:val="28"/>
+          <w:szCs w:val="28"/>
+        </w:rPr>
+        <w:t>Pre-Condition:</w:t>
+      </w:r>
+      <w:r>
+        <w:rPr>
+          <w:sz w:val="28"/>
+          <w:szCs w:val="28"/>
+        </w:rPr>
+        <w:t xml:space="preserve"> </w:t>
+      </w:r>
+      <w:r>
+        <w:rPr>
+          <w:sz w:val="28"/>
+          <w:szCs w:val="28"/>
+        </w:rPr>
+        <w:t>User is registered/logged-on and user is owner/contributor to the repository</w:t>
+      </w:r>
+    </w:p>
+    <w:p>
+      <w:pPr>
+        <w:pStyle w:val="ListParagraph"/>
+        <w:numPr>
+          <w:ilvl w:val="0"/>
+          <w:numId w:val="1"/>
+        </w:numPr>
+        <w:rPr>
+          <w:b/>
+          <w:bCs/>
+          <w:i/>
+          <w:iCs/>
+          <w:sz w:val="28"/>
+          <w:szCs w:val="28"/>
+        </w:rPr>
+      </w:pPr>
+      <w:r>
+        <w:rPr>
+          <w:b/>
+          <w:bCs/>
+          <w:i/>
+          <w:iCs/>
+          <w:sz w:val="28"/>
+          <w:szCs w:val="28"/>
+        </w:rPr>
+        <w:t xml:space="preserve">Description: </w:t>
+      </w:r>
+      <w:r>
+        <w:rPr>
+          <w:sz w:val="28"/>
+          <w:szCs w:val="28"/>
+        </w:rPr>
+        <w:t>@specify files to stage@</w:t>
+      </w:r>
+    </w:p>
+    <w:p>
+      <w:pPr>
+        <w:pStyle w:val="ListParagraph"/>
+        <w:numPr>
+          <w:ilvl w:val="0"/>
+          <w:numId w:val="1"/>
+        </w:numPr>
+        <w:rPr>
+          <w:b/>
+          <w:bCs/>
+          <w:i/>
+          <w:iCs/>
+          <w:sz w:val="28"/>
+          <w:szCs w:val="28"/>
+        </w:rPr>
+      </w:pPr>
+      <w:r>
+        <w:rPr>
+          <w:b/>
+          <w:bCs/>
+          <w:i/>
+          <w:iCs/>
+          <w:sz w:val="28"/>
+          <w:szCs w:val="28"/>
+        </w:rPr>
+        <w:t>Post-Condition:</w:t>
+      </w:r>
+      <w:r>
+        <w:rPr>
+          <w:b/>
+          <w:bCs/>
+          <w:i/>
+          <w:iCs/>
+          <w:sz w:val="28"/>
+          <w:szCs w:val="28"/>
+        </w:rPr>
+        <w:t xml:space="preserve"> </w:t>
+      </w:r>
+      <w:r>
+        <w:rPr>
+          <w:sz w:val="28"/>
+          <w:szCs w:val="28"/>
+        </w:rPr>
+        <w:t>stage</w:t>
+      </w:r>
+      <w:r>
+        <w:rPr>
+          <w:sz w:val="28"/>
+          <w:szCs w:val="28"/>
+        </w:rPr>
+        <w:t xml:space="preserve"> changes </w:t>
+      </w:r>
+      <w:r>
+        <w:rPr>
+          <w:sz w:val="28"/>
+          <w:szCs w:val="28"/>
+        </w:rPr>
+        <w:t>of</w:t>
+      </w:r>
+      <w:r>
+        <w:rPr>
+          <w:sz w:val="28"/>
+          <w:szCs w:val="28"/>
+        </w:rPr>
+        <w:t xml:space="preserve"> current branch</w:t>
+      </w:r>
+    </w:p>
+    <w:p>
+      <w:pPr>
+        <w:rPr>
+          <w:b/>
+          <w:bCs/>
+          <w:sz w:val="40"/>
+          <w:szCs w:val="40"/>
+          <w:u w:val="single"/>
+        </w:rPr>
+      </w:pPr>
+      <w:r>
+        <w:rPr>
+          <w:b/>
+          <w:bCs/>
+          <w:sz w:val="40"/>
+          <w:szCs w:val="40"/>
+          <w:u w:val="single"/>
+        </w:rPr>
+        <w:t>Delete Repository Branch</w:t>
+      </w:r>
+      <w:r>
+        <w:rPr>
+          <w:b/>
+          <w:bCs/>
+          <w:sz w:val="40"/>
+          <w:szCs w:val="40"/>
+          <w:u w:val="single"/>
+        </w:rPr>
+        <w:t>:</w:t>
+      </w:r>
+    </w:p>
+    <w:p>
+      <w:pPr>
+        <w:pStyle w:val="ListParagraph"/>
+        <w:numPr>
+          <w:ilvl w:val="0"/>
+          <w:numId w:val="1"/>
+        </w:numPr>
+        <w:rPr>
+          <w:sz w:val="28"/>
+          <w:szCs w:val="28"/>
+        </w:rPr>
+      </w:pPr>
+      <w:r>
+        <w:rPr>
+          <w:b/>
+          <w:bCs/>
+          <w:i/>
+          <w:iCs/>
+          <w:sz w:val="28"/>
+          <w:szCs w:val="28"/>
+        </w:rPr>
+        <w:t xml:space="preserve">Name: </w:t>
+      </w:r>
+      <w:r>
+        <w:rPr>
+          <w:sz w:val="28"/>
+          <w:szCs w:val="28"/>
+        </w:rPr>
+        <w:t>Delete Branch</w:t>
+      </w:r>
+    </w:p>
+    <w:p>
+      <w:pPr>
+        <w:pStyle w:val="ListParagraph"/>
+        <w:numPr>
+          <w:ilvl w:val="0"/>
+          <w:numId w:val="1"/>
+        </w:numPr>
+        <w:rPr>
+          <w:sz w:val="28"/>
+          <w:szCs w:val="28"/>
+        </w:rPr>
+      </w:pPr>
+      <w:r>
+        <w:rPr>
+          <w:b/>
+          <w:bCs/>
+          <w:i/>
+          <w:iCs/>
+          <w:sz w:val="28"/>
+          <w:szCs w:val="28"/>
+        </w:rPr>
+        <w:t xml:space="preserve">Actors: </w:t>
+      </w:r>
+      <w:r>
+        <w:rPr>
+          <w:sz w:val="28"/>
+          <w:szCs w:val="28"/>
+        </w:rPr>
+        <w:t>User</w:t>
+      </w:r>
+    </w:p>
+    <w:p>
+      <w:pPr>
+        <w:pStyle w:val="ListParagraph"/>
+        <w:numPr>
+          <w:ilvl w:val="0"/>
+          <w:numId w:val="1"/>
+        </w:numPr>
+        <w:rPr>
+          <w:b/>
+          <w:bCs/>
+          <w:i/>
+          <w:iCs/>
+          <w:sz w:val="28"/>
+          <w:szCs w:val="28"/>
+        </w:rPr>
+      </w:pPr>
+      <w:r>
+        <w:rPr>
+          <w:b/>
+          <w:bCs/>
+          <w:i/>
+          <w:iCs/>
+          <w:sz w:val="28"/>
+          <w:szCs w:val="28"/>
+        </w:rPr>
+        <w:lastRenderedPageBreak/>
+        <w:t>Pre-Condition:</w:t>
+      </w:r>
+      <w:r>
+        <w:rPr>
+          <w:b/>
+          <w:bCs/>
+          <w:i/>
+          <w:iCs/>
+          <w:sz w:val="28"/>
+          <w:szCs w:val="28"/>
+        </w:rPr>
+        <w:t xml:space="preserve"> </w:t>
+      </w:r>
+      <w:r>
+        <w:rPr>
+          <w:sz w:val="28"/>
+          <w:szCs w:val="28"/>
+        </w:rPr>
+        <w:t>User is registered/logged-on and user is owner/contributor to the repository</w:t>
+      </w:r>
+      <w:r>
+        <w:rPr>
+          <w:sz w:val="28"/>
+          <w:szCs w:val="28"/>
+        </w:rPr>
+        <w:t xml:space="preserve"> and repository has at-least one branch other than “main branch”</w:t>
+      </w:r>
+    </w:p>
+    <w:p>
+      <w:pPr>
+        <w:pStyle w:val="ListParagraph"/>
+        <w:numPr>
+          <w:ilvl w:val="0"/>
+          <w:numId w:val="1"/>
+        </w:numPr>
+        <w:rPr>
+          <w:b/>
+          <w:bCs/>
+          <w:i/>
+          <w:iCs/>
+          <w:sz w:val="28"/>
+          <w:szCs w:val="28"/>
+        </w:rPr>
+      </w:pPr>
+      <w:r>
+        <w:rPr>
+          <w:b/>
+          <w:bCs/>
+          <w:i/>
+          <w:iCs/>
+          <w:sz w:val="28"/>
+          <w:szCs w:val="28"/>
+        </w:rPr>
+        <w:t xml:space="preserve">Description: </w:t>
+      </w:r>
+      <w:r>
+        <w:rPr>
+          <w:sz w:val="28"/>
+          <w:szCs w:val="28"/>
+        </w:rPr>
+        <w:t>@</w:t>
+      </w:r>
+      <w:r>
+        <w:rPr>
+          <w:sz w:val="28"/>
+          <w:szCs w:val="28"/>
+        </w:rPr>
+        <w:t>can</w:t>
+      </w:r>
+      <w:r>
+        <w:rPr>
+          <w:sz w:val="28"/>
+          <w:szCs w:val="28"/>
+        </w:rPr>
+        <w:t>’</w:t>
+      </w:r>
+      <w:r>
+        <w:rPr>
+          <w:sz w:val="28"/>
+          <w:szCs w:val="28"/>
+        </w:rPr>
+        <w:t xml:space="preserve">t </w:t>
+      </w:r>
+      <w:r>
+        <w:rPr>
+          <w:sz w:val="28"/>
+          <w:szCs w:val="28"/>
+        </w:rPr>
+        <w:t>delete</w:t>
+      </w:r>
+      <w:r>
+        <w:rPr>
+          <w:sz w:val="28"/>
+          <w:szCs w:val="28"/>
+        </w:rPr>
+        <w:t xml:space="preserve"> </w:t>
+      </w:r>
+      <w:r>
+        <w:rPr>
+          <w:sz w:val="28"/>
+          <w:szCs w:val="28"/>
+        </w:rPr>
+        <w:t>“</w:t>
+      </w:r>
+      <w:r>
+        <w:rPr>
+          <w:sz w:val="28"/>
+          <w:szCs w:val="28"/>
+        </w:rPr>
+        <w:t xml:space="preserve">main </w:t>
+      </w:r>
+      <w:proofErr w:type="gramStart"/>
+      <w:r>
+        <w:rPr>
+          <w:sz w:val="28"/>
+          <w:szCs w:val="28"/>
+        </w:rPr>
+        <w:t>branch</w:t>
+      </w:r>
+      <w:r>
+        <w:rPr>
+          <w:sz w:val="28"/>
+          <w:szCs w:val="28"/>
+        </w:rPr>
+        <w:t>”</w:t>
+      </w:r>
+      <w:r>
+        <w:rPr>
+          <w:sz w:val="28"/>
+          <w:szCs w:val="28"/>
+        </w:rPr>
+        <w:t>@</w:t>
+      </w:r>
+      <w:proofErr w:type="gramEnd"/>
+    </w:p>
+    <w:p>
+      <w:pPr>
+        <w:pStyle w:val="ListParagraph"/>
+        <w:numPr>
+          <w:ilvl w:val="0"/>
+          <w:numId w:val="1"/>
+        </w:numPr>
+        <w:rPr>
+          <w:b/>
+          <w:bCs/>
+          <w:i/>
+          <w:iCs/>
+          <w:sz w:val="28"/>
+          <w:szCs w:val="28"/>
+        </w:rPr>
+      </w:pPr>
+      <w:r>
+        <w:rPr>
+          <w:b/>
+          <w:bCs/>
+          <w:i/>
+          <w:iCs/>
+          <w:sz w:val="28"/>
+          <w:szCs w:val="28"/>
+        </w:rPr>
+        <w:t>Post-Condition:</w:t>
+      </w:r>
+      <w:r>
+        <w:rPr>
+          <w:b/>
+          <w:bCs/>
+          <w:i/>
+          <w:iCs/>
+          <w:sz w:val="28"/>
+          <w:szCs w:val="28"/>
+        </w:rPr>
+        <w:t xml:space="preserve"> </w:t>
+      </w:r>
+      <w:r>
+        <w:rPr>
+          <w:sz w:val="28"/>
+          <w:szCs w:val="28"/>
+        </w:rPr>
+        <w:t>deletes current repository and switch to “main branch”</w:t>
+      </w:r>
+    </w:p>
+    <w:p>
+      <w:pPr>
+        <w:rPr>
+          <w:b/>
+          <w:bCs/>
+          <w:sz w:val="40"/>
+          <w:szCs w:val="40"/>
+          <w:u w:val="single"/>
+        </w:rPr>
+      </w:pPr>
+      <w:r>
+        <w:rPr>
+          <w:b/>
+          <w:bCs/>
+          <w:sz w:val="40"/>
+          <w:szCs w:val="40"/>
+          <w:u w:val="single"/>
+        </w:rPr>
+        <w:t>Rename Repository Branch</w:t>
+      </w:r>
+      <w:r>
+        <w:rPr>
+          <w:b/>
+          <w:bCs/>
+          <w:sz w:val="40"/>
+          <w:szCs w:val="40"/>
+          <w:u w:val="single"/>
+        </w:rPr>
+        <w:t>:</w:t>
+      </w:r>
+    </w:p>
+    <w:p>
+      <w:pPr>
+        <w:pStyle w:val="ListParagraph"/>
+        <w:numPr>
+          <w:ilvl w:val="0"/>
+          <w:numId w:val="1"/>
+        </w:numPr>
+        <w:rPr>
+          <w:sz w:val="28"/>
+          <w:szCs w:val="28"/>
+        </w:rPr>
+      </w:pPr>
+      <w:r>
+        <w:rPr>
+          <w:b/>
+          <w:bCs/>
+          <w:i/>
+          <w:iCs/>
+          <w:sz w:val="28"/>
+          <w:szCs w:val="28"/>
+        </w:rPr>
+        <w:t xml:space="preserve">Name: </w:t>
+      </w:r>
+      <w:r>
+        <w:rPr>
+          <w:sz w:val="28"/>
+          <w:szCs w:val="28"/>
+        </w:rPr>
+        <w:t>Rename Branch</w:t>
+      </w:r>
+    </w:p>
+    <w:p>
+      <w:pPr>
+        <w:pStyle w:val="ListParagraph"/>
+        <w:numPr>
+          <w:ilvl w:val="0"/>
+          <w:numId w:val="1"/>
+        </w:numPr>
+        <w:rPr>
+          <w:sz w:val="28"/>
+          <w:szCs w:val="28"/>
+        </w:rPr>
+      </w:pPr>
+      <w:r>
+        <w:rPr>
+          <w:b/>
+          <w:bCs/>
+          <w:i/>
+          <w:iCs/>
+          <w:sz w:val="28"/>
+          <w:szCs w:val="28"/>
+        </w:rPr>
+        <w:t xml:space="preserve">Actors: </w:t>
+      </w:r>
+      <w:r>
+        <w:rPr>
+          <w:sz w:val="28"/>
+          <w:szCs w:val="28"/>
+        </w:rPr>
+        <w:t>User</w:t>
+      </w:r>
+    </w:p>
+    <w:p>
+      <w:pPr>
+        <w:pStyle w:val="ListParagraph"/>
+        <w:numPr>
+          <w:ilvl w:val="0"/>
+          <w:numId w:val="1"/>
+        </w:numPr>
+        <w:rPr>
+          <w:b/>
+          <w:bCs/>
+          <w:i/>
+          <w:iCs/>
+          <w:sz w:val="28"/>
+          <w:szCs w:val="28"/>
+        </w:rPr>
+      </w:pPr>
+      <w:r>
+        <w:rPr>
+          <w:b/>
+          <w:bCs/>
+          <w:i/>
+          <w:iCs/>
+          <w:sz w:val="28"/>
+          <w:szCs w:val="28"/>
+        </w:rPr>
+        <w:t>Pre-Condition:</w:t>
+      </w:r>
+      <w:r>
+        <w:rPr>
+          <w:b/>
+          <w:bCs/>
+          <w:i/>
+          <w:iCs/>
+          <w:sz w:val="28"/>
+          <w:szCs w:val="28"/>
+        </w:rPr>
+        <w:t xml:space="preserve"> </w:t>
+      </w:r>
+      <w:r>
+        <w:rPr>
+          <w:sz w:val="28"/>
+          <w:szCs w:val="28"/>
+        </w:rPr>
+        <w:t>User is registered/logged-on and user is owner/contributor to the repository</w:t>
+      </w:r>
+      <w:r>
+        <w:rPr>
+          <w:sz w:val="28"/>
+          <w:szCs w:val="28"/>
+        </w:rPr>
+        <w:t xml:space="preserve"> </w:t>
+      </w:r>
+      <w:r>
+        <w:rPr>
+          <w:sz w:val="28"/>
+          <w:szCs w:val="28"/>
+        </w:rPr>
+        <w:t>and repository has at-least one branch other than “main branch”</w:t>
+      </w:r>
+    </w:p>
+    <w:p>
+      <w:pPr>
+        <w:pStyle w:val="ListParagraph"/>
+        <w:numPr>
+          <w:ilvl w:val="0"/>
+          <w:numId w:val="1"/>
+        </w:numPr>
+        <w:rPr>
+          <w:b/>
+          <w:bCs/>
+          <w:i/>
+          <w:iCs/>
+          <w:sz w:val="28"/>
+          <w:szCs w:val="28"/>
+        </w:rPr>
+      </w:pPr>
+      <w:r>
+        <w:rPr>
+          <w:b/>
+          <w:bCs/>
+          <w:i/>
+          <w:iCs/>
+          <w:sz w:val="28"/>
+          <w:szCs w:val="28"/>
+        </w:rPr>
+        <w:t xml:space="preserve">Description: </w:t>
+      </w:r>
+      <w:r>
+        <w:rPr>
+          <w:sz w:val="28"/>
+          <w:szCs w:val="28"/>
+        </w:rPr>
+        <w:t>@can</w:t>
+      </w:r>
+      <w:r>
+        <w:rPr>
+          <w:sz w:val="28"/>
+          <w:szCs w:val="28"/>
+        </w:rPr>
+        <w:t>’</w:t>
+      </w:r>
+      <w:r>
+        <w:rPr>
+          <w:sz w:val="28"/>
+          <w:szCs w:val="28"/>
+        </w:rPr>
+        <w:t xml:space="preserve">t rename “main branch” and user specifies new name </w:t>
+      </w:r>
+      <w:r>
+        <w:rPr>
+          <w:sz w:val="28"/>
+          <w:szCs w:val="28"/>
+        </w:rPr>
+        <w:t>@</w:t>
+      </w:r>
+    </w:p>
+    <w:p>
+      <w:pPr>
+        <w:pStyle w:val="ListParagraph"/>
+        <w:numPr>
+          <w:ilvl w:val="0"/>
+          <w:numId w:val="1"/>
+        </w:numPr>
+        <w:rPr>
+          <w:b/>
+          <w:bCs/>
+          <w:i/>
+          <w:iCs/>
+          <w:sz w:val="28"/>
+          <w:szCs w:val="28"/>
+        </w:rPr>
+      </w:pPr>
+      <w:r>
+        <w:rPr>
+          <w:b/>
+          <w:bCs/>
+          <w:i/>
+          <w:iCs/>
+          <w:sz w:val="28"/>
+          <w:szCs w:val="28"/>
+        </w:rPr>
+        <w:t>Post-Condition:</w:t>
+      </w:r>
+      <w:r>
+        <w:rPr>
+          <w:b/>
+          <w:bCs/>
+          <w:i/>
+          <w:iCs/>
+          <w:sz w:val="28"/>
+          <w:szCs w:val="28"/>
+        </w:rPr>
+        <w:t xml:space="preserve"> </w:t>
+      </w:r>
+      <w:r>
+        <w:rPr>
+          <w:sz w:val="28"/>
+          <w:szCs w:val="28"/>
+        </w:rPr>
+        <w:t>renames current branch to new name</w:t>
+      </w:r>
+    </w:p>
+    <w:p>
+      <w:pPr>
+        <w:rPr>
+          <w:b/>
+          <w:bCs/>
+          <w:sz w:val="40"/>
+          <w:szCs w:val="40"/>
+          <w:u w:val="single"/>
+        </w:rPr>
+      </w:pPr>
+      <w:r>
+        <w:rPr>
+          <w:b/>
+          <w:bCs/>
+          <w:sz w:val="40"/>
+          <w:szCs w:val="40"/>
+          <w:u w:val="single"/>
+        </w:rPr>
+        <w:t>View Repository Branches</w:t>
+      </w:r>
+      <w:r>
+        <w:rPr>
+          <w:b/>
+          <w:bCs/>
+          <w:sz w:val="40"/>
+          <w:szCs w:val="40"/>
+          <w:u w:val="single"/>
+        </w:rPr>
+        <w:t>:</w:t>
+      </w:r>
+    </w:p>
+    <w:p>
+      <w:pPr>
+        <w:pStyle w:val="ListParagraph"/>
+        <w:numPr>
+          <w:ilvl w:val="0"/>
+          <w:numId w:val="1"/>
+        </w:numPr>
+        <w:rPr>
+          <w:sz w:val="28"/>
+          <w:szCs w:val="28"/>
+        </w:rPr>
+      </w:pPr>
+      <w:r>
+        <w:rPr>
+          <w:b/>
+          <w:bCs/>
+          <w:i/>
+          <w:iCs/>
+          <w:sz w:val="28"/>
+          <w:szCs w:val="28"/>
+        </w:rPr>
+        <w:t xml:space="preserve">Name: </w:t>
+      </w:r>
+      <w:r>
+        <w:rPr>
+          <w:sz w:val="28"/>
+          <w:szCs w:val="28"/>
+        </w:rPr>
+        <w:t>View Branches</w:t>
+      </w:r>
+    </w:p>
+    <w:p>
+      <w:pPr>
+        <w:pStyle w:val="ListParagraph"/>
+        <w:numPr>
+          <w:ilvl w:val="0"/>
+          <w:numId w:val="1"/>
+        </w:numPr>
+        <w:rPr>
+          <w:sz w:val="28"/>
+          <w:szCs w:val="28"/>
+        </w:rPr>
+      </w:pPr>
+      <w:r>
+        <w:rPr>
+          <w:b/>
+          <w:bCs/>
+          <w:i/>
+          <w:iCs/>
+          <w:sz w:val="28"/>
+          <w:szCs w:val="28"/>
+        </w:rPr>
+        <w:t xml:space="preserve">Actors: </w:t>
+      </w:r>
+      <w:r>
+        <w:rPr>
+          <w:sz w:val="28"/>
+          <w:szCs w:val="28"/>
+        </w:rPr>
+        <w:t>User</w:t>
+      </w:r>
+    </w:p>
+    <w:p>
+      <w:pPr>
+        <w:pStyle w:val="ListParagraph"/>
+        <w:numPr>
+          <w:ilvl w:val="0"/>
+          <w:numId w:val="1"/>
+        </w:numPr>
+        <w:rPr>
+          <w:b/>
+          <w:bCs/>
+          <w:i/>
+          <w:iCs/>
+          <w:sz w:val="28"/>
+          <w:szCs w:val="28"/>
+        </w:rPr>
+      </w:pPr>
+      <w:r>
+        <w:rPr>
+          <w:b/>
+          <w:bCs/>
+          <w:i/>
+          <w:iCs/>
+          <w:sz w:val="28"/>
+          <w:szCs w:val="28"/>
+        </w:rPr>
+        <w:t>Pre-Condition:</w:t>
+      </w:r>
+      <w:r>
+        <w:rPr>
+          <w:b/>
+          <w:bCs/>
+          <w:i/>
+          <w:iCs/>
+          <w:sz w:val="28"/>
+          <w:szCs w:val="28"/>
+        </w:rPr>
+        <w:t xml:space="preserve"> </w:t>
+      </w:r>
+      <w:r>
+        <w:rPr>
+          <w:sz w:val="28"/>
+          <w:szCs w:val="28"/>
+        </w:rPr>
+        <w:t>User is registered/logged-on and user is owner/contributor to the repository</w:t>
+      </w:r>
+      <w:r>
+        <w:rPr>
+          <w:sz w:val="28"/>
+          <w:szCs w:val="28"/>
+        </w:rPr>
+        <w:t xml:space="preserve"> </w:t>
+      </w:r>
+      <w:r>
+        <w:rPr>
+          <w:sz w:val="28"/>
+          <w:szCs w:val="28"/>
+        </w:rPr>
+        <w:t xml:space="preserve">and repository has at-least one branch </w:t>
+      </w:r>
+      <w:r>
+        <w:rPr>
+          <w:sz w:val="28"/>
+          <w:szCs w:val="28"/>
+        </w:rPr>
+        <w:t>(technically always true because “main branch always exits in any repository)</w:t>
+      </w:r>
+    </w:p>
+    <w:p>
+      <w:pPr>
+        <w:pStyle w:val="ListParagraph"/>
+        <w:numPr>
+          <w:ilvl w:val="0"/>
+          <w:numId w:val="1"/>
+        </w:numPr>
+        <w:rPr>
+          <w:b/>
+          <w:bCs/>
+          <w:i/>
+          <w:iCs/>
+          <w:sz w:val="28"/>
+          <w:szCs w:val="28"/>
+        </w:rPr>
+      </w:pPr>
+      <w:r>
+        <w:rPr>
+          <w:b/>
+          <w:bCs/>
+          <w:i/>
+          <w:iCs/>
+          <w:sz w:val="28"/>
+          <w:szCs w:val="28"/>
+        </w:rPr>
+        <w:t xml:space="preserve">Description: </w:t>
+      </w:r>
+      <w:r>
+        <w:rPr>
+          <w:sz w:val="28"/>
+          <w:szCs w:val="28"/>
+        </w:rPr>
+        <w:t>A</w:t>
+      </w:r>
+    </w:p>
+    <w:p>
+      <w:pPr>
+        <w:pStyle w:val="ListParagraph"/>
+        <w:numPr>
+          <w:ilvl w:val="0"/>
+          <w:numId w:val="1"/>
+        </w:numPr>
+        <w:rPr>
+          <w:b/>
+          <w:bCs/>
+          <w:i/>
+          <w:iCs/>
+          <w:sz w:val="28"/>
+          <w:szCs w:val="28"/>
+        </w:rPr>
+      </w:pPr>
+      <w:r>
+        <w:rPr>
+          <w:b/>
+          <w:bCs/>
+          <w:i/>
+          <w:iCs/>
+          <w:sz w:val="28"/>
+          <w:szCs w:val="28"/>
+        </w:rPr>
+        <w:t>Post-Condition:</w:t>
+      </w:r>
+      <w:r>
+        <w:rPr>
+          <w:b/>
+          <w:bCs/>
+          <w:i/>
+          <w:iCs/>
+          <w:sz w:val="28"/>
+          <w:szCs w:val="28"/>
+        </w:rPr>
+        <w:t xml:space="preserve"> </w:t>
+      </w:r>
+      <w:r>
+        <w:rPr>
+          <w:sz w:val="28"/>
+          <w:szCs w:val="28"/>
+        </w:rPr>
+        <w:t>display repository branch list screen</w:t>
+      </w:r>
     </w:p>
     <w:sectPr>
       <w:pgSz w:w="12240" w:h="15840"/>
@@ -1505,7 +6114,7 @@
 </file>
 
 <file path=word/numbering.xml><?xml version="1.0" encoding="utf-8"?>
-<w:numbering xmlns:wpc="http://schemas.microsoft.com/office/word/2010/wordprocessingCanvas" xmlns:cx="http://schemas.microsoft.com/office/drawing/2014/chartex" xmlns:cx1="http://schemas.microsoft.com/office/drawing/2015/9/8/chartex" xmlns:cx2="http://schemas.microsoft.com/office/drawing/2015/10/21/chartex" xmlns:cx3="http://schemas.microsoft.com/office/drawing/2016/5/9/chartex" xmlns:cx4="http://schemas.microsoft.com/office/drawing/2016/5/10/chartex" xmlns:cx5="http://schemas.microsoft.com/office/drawing/2016/5/11/chartex" xmlns:cx6="http://schemas.microsoft.com/office/drawing/2016/5/12/chartex" xmlns:cx7="http://schemas.microsoft.com/office/drawing/2016/5/13/chartex" xmlns:cx8="http://schemas.microsoft.com/office/drawing/2016/5/14/chartex" xmlns:mc="http://schemas.openxmlformats.org/markup-compatibility/2006" xmlns:aink="http://schemas.microsoft.com/office/drawing/2016/ink" xmlns:am3d="http://schemas.microsoft.com/office/drawing/2017/model3d" xmlns:o="urn:schemas-microsoft-com:office:office" xmlns:r="http://schemas.openxmlformats.org/officeDocument/2006/relationships" xmlns:m="http://schemas.openxmlformats.org/officeDocument/2006/math" xmlns:v="urn:schemas-microsoft-com:vml" xmlns:wp14="http://schemas.microsoft.com/office/word/2010/wordprocessingDrawing" xmlns:wp="http://schemas.openxmlformats.org/drawingml/2006/wordprocessingDrawing" xmlns:w10="urn:schemas-microsoft-com:office:word" xmlns:w="http://schemas.openxmlformats.org/wordprocessingml/2006/main" xmlns:w14="http://schemas.microsoft.com/office/word/2010/wordml" xmlns:w15="http://schemas.microsoft.com/office/word/2012/wordml" xmlns:w16cex="http://schemas.microsoft.com/office/word/2018/wordml/cex" xmlns:w16cid="http://schemas.microsoft.com/office/word/2016/wordml/cid" xmlns:w16="http://schemas.microsoft.com/office/word/2018/wordml" xmlns:w16sdtdh="http://schemas.microsoft.com/office/word/2020/wordml/sdtdatahash" xmlns:w16se="http://schemas.microsoft.com/office/word/2015/wordml/symex" xmlns:wpg="http://schemas.microsoft.com/office/word/2010/wordprocessingGroup" xmlns:wpi="http://schemas.microsoft.com/office/word/2010/wordprocessingInk" xmlns:wne="http://schemas.microsoft.com/office/word/2006/wordml" xmlns:wps="http://schemas.microsoft.com/office/word/2010/wordprocessingShape" mc:Ignorable="w14 w15 w16se w16cid w16 w16cex w16sdtdh wp14">
+<w:numbering xmlns:wpc="http://schemas.microsoft.com/office/word/2010/wordprocessingCanvas" xmlns:cx="http://schemas.microsoft.com/office/drawing/2014/chartex" xmlns:mc="http://schemas.openxmlformats.org/markup-compatibility/2006" xmlns:o="urn:schemas-microsoft-com:office:office" xmlns:r="http://schemas.openxmlformats.org/officeDocument/2006/relationships" xmlns:m="http://schemas.openxmlformats.org/officeDocument/2006/math" xmlns:v="urn:schemas-microsoft-com:vml" xmlns:wp14="http://schemas.microsoft.com/office/word/2010/wordprocessingDrawing" xmlns:wp="http://schemas.openxmlformats.org/drawingml/2006/wordprocessingDrawing" xmlns:w10="urn:schemas-microsoft-com:office:word" xmlns:w="http://schemas.openxmlformats.org/wordprocessingml/2006/main" xmlns:w14="http://schemas.microsoft.com/office/word/2010/wordml" xmlns:w15="http://schemas.microsoft.com/office/word/2012/wordml" xmlns:w16se="http://schemas.microsoft.com/office/word/2015/wordml/symex" xmlns:wpg="http://schemas.microsoft.com/office/word/2010/wordprocessingGroup" xmlns:wpi="http://schemas.microsoft.com/office/word/2010/wordprocessingInk" xmlns:wne="http://schemas.microsoft.com/office/word/2006/wordml" xmlns:wps="http://schemas.microsoft.com/office/word/2010/wordprocessingShape" mc:Ignorable="w14 w15 w16se wp14">
   <w:abstractNum w:abstractNumId="0" w15:restartNumberingAfterBreak="0">
     <w:nsid w:val="46A850C0"/>
     <w:multiLevelType w:val="hybridMultilevel"/>
@@ -1626,7 +6235,7 @@
 </file>
 
 <file path=word/styles.xml><?xml version="1.0" encoding="utf-8"?>
-<w:styles xmlns:mc="http://schemas.openxmlformats.org/markup-compatibility/2006" xmlns:r="http://schemas.openxmlformats.org/officeDocument/2006/relationships" xmlns:w="http://schemas.openxmlformats.org/wordprocessingml/2006/main" xmlns:w14="http://schemas.microsoft.com/office/word/2010/wordml" xmlns:w15="http://schemas.microsoft.com/office/word/2012/wordml" xmlns:w16cex="http://schemas.microsoft.com/office/word/2018/wordml/cex" xmlns:w16cid="http://schemas.microsoft.com/office/word/2016/wordml/cid" xmlns:w16="http://schemas.microsoft.com/office/word/2018/wordml" xmlns:w16sdtdh="http://schemas.microsoft.com/office/word/2020/wordml/sdtdatahash" xmlns:w16se="http://schemas.microsoft.com/office/word/2015/wordml/symex" mc:Ignorable="w14 w15 w16se w16cid w16 w16cex w16sdtdh">
+<w:styles xmlns:mc="http://schemas.openxmlformats.org/markup-compatibility/2006" xmlns:r="http://schemas.openxmlformats.org/officeDocument/2006/relationships" xmlns:w="http://schemas.openxmlformats.org/wordprocessingml/2006/main" xmlns:w14="http://schemas.microsoft.com/office/word/2010/wordml" xmlns:w15="http://schemas.microsoft.com/office/word/2012/wordml" xmlns:w16se="http://schemas.microsoft.com/office/word/2015/wordml/symex" mc:Ignorable="w14 w15 w16se">
   <w:docDefaults>
     <w:rPrDefault>
       <w:rPr>
@@ -1642,7 +6251,7 @@
       </w:pPr>
     </w:pPrDefault>
   </w:docDefaults>
-  <w:latentStyles w:defLockedState="0" w:defUIPriority="99" w:defSemiHidden="0" w:defUnhideWhenUsed="0" w:defQFormat="0" w:count="376">
+  <w:latentStyles w:defLockedState="0" w:defUIPriority="99" w:defSemiHidden="0" w:defUnhideWhenUsed="0" w:defQFormat="0" w:count="371">
     <w:lsdException w:name="Normal" w:uiPriority="0" w:qFormat="1"/>
     <w:lsdException w:name="heading 1" w:uiPriority="9" w:qFormat="1"/>
     <w:lsdException w:name="heading 2" w:semiHidden="1" w:uiPriority="9" w:unhideWhenUsed="1" w:qFormat="1"/>
@@ -2014,16 +6623,11 @@
     <w:lsdException w:name="List Table 5 Dark Accent 6" w:uiPriority="50"/>
     <w:lsdException w:name="List Table 6 Colorful Accent 6" w:uiPriority="51"/>
     <w:lsdException w:name="List Table 7 Colorful Accent 6" w:uiPriority="52"/>
-    <w:lsdException w:name="Mention" w:semiHidden="1" w:unhideWhenUsed="1"/>
-    <w:lsdException w:name="Smart Hyperlink" w:semiHidden="1" w:unhideWhenUsed="1"/>
-    <w:lsdException w:name="Hashtag" w:semiHidden="1" w:unhideWhenUsed="1"/>
-    <w:lsdException w:name="Unresolved Mention" w:semiHidden="1" w:unhideWhenUsed="1"/>
-    <w:lsdException w:name="Smart Link" w:semiHidden="1" w:unhideWhenUsed="1"/>
   </w:latentStyles>
   <w:style w:type="paragraph" w:default="1" w:styleId="Normal">
     <w:name w:val="Normal"/>
     <w:qFormat/>
-    <w:rsid w:val="003C703C"/>
+    <w:rsid w:val="00D27CBA"/>
   </w:style>
   <w:style w:type="character" w:default="1" w:styleId="DefaultParagraphFont">
     <w:name w:val="Default Paragraph Font"/>

--- a/Scenarios.docx
+++ b/Scenarios.docx
@@ -1267,6 +1267,94 @@
           <w:sz w:val="28"/>
           <w:szCs w:val="28"/>
         </w:rPr>
+        <w:t xml:space="preserve"> and</w:t>
+      </w:r>
+      <w:r>
+        <w:rPr>
+          <w:sz w:val="28"/>
+          <w:szCs w:val="28"/>
+        </w:rPr>
+        <w:t xml:space="preserve"> is either an owner/contributor </w:t>
+      </w:r>
+      <w:r>
+        <w:rPr>
+          <w:sz w:val="28"/>
+          <w:szCs w:val="28"/>
+        </w:rPr>
+        <w:t>to the private repository, or the repository is public</w:t>
+      </w:r>
+    </w:p>
+    <w:p>
+      <w:pPr>
+        <w:pStyle w:val="ListParagraph"/>
+        <w:numPr>
+          <w:ilvl w:val="0"/>
+          <w:numId w:val="1"/>
+        </w:numPr>
+        <w:rPr>
+          <w:b/>
+          <w:bCs/>
+          <w:i/>
+          <w:iCs/>
+          <w:sz w:val="28"/>
+          <w:szCs w:val="28"/>
+        </w:rPr>
+      </w:pPr>
+      <w:r>
+        <w:rPr>
+          <w:b/>
+          <w:bCs/>
+          <w:i/>
+          <w:iCs/>
+          <w:sz w:val="28"/>
+          <w:szCs w:val="28"/>
+        </w:rPr>
+        <w:t xml:space="preserve">Description: </w:t>
+      </w:r>
+      <w:r>
+        <w:rPr>
+          <w:sz w:val="28"/>
+          <w:szCs w:val="28"/>
+        </w:rPr>
+        <w:t>A</w:t>
+      </w:r>
+    </w:p>
+    <w:p>
+      <w:pPr>
+        <w:pStyle w:val="ListParagraph"/>
+        <w:numPr>
+          <w:ilvl w:val="0"/>
+          <w:numId w:val="1"/>
+        </w:numPr>
+        <w:rPr>
+          <w:b/>
+          <w:bCs/>
+          <w:i/>
+          <w:iCs/>
+          <w:sz w:val="28"/>
+          <w:szCs w:val="28"/>
+        </w:rPr>
+      </w:pPr>
+      <w:r>
+        <w:rPr>
+          <w:b/>
+          <w:bCs/>
+          <w:i/>
+          <w:iCs/>
+          <w:sz w:val="28"/>
+          <w:szCs w:val="28"/>
+        </w:rPr>
+        <w:t>Post-Condition:</w:t>
+      </w:r>
+      <w:r>
+        <w:rPr>
+          <w:b/>
+          <w:bCs/>
+          <w:i/>
+          <w:iCs/>
+          <w:sz w:val="28"/>
+          <w:szCs w:val="28"/>
+        </w:rPr>
         <w:t xml:space="preserve"> </w:t>
       </w:r>
       <w:r>
@@ -1274,84 +1362,167 @@
           <w:sz w:val="28"/>
           <w:szCs w:val="28"/>
         </w:rPr>
-        <w:t>and</w:t>
-      </w:r>
-      <w:r>
-        <w:rPr>
-          <w:sz w:val="28"/>
-          <w:szCs w:val="28"/>
-        </w:rPr>
-        <w:t xml:space="preserve"> is either an owner/contributor </w:t>
-      </w:r>
-      <w:r>
-        <w:rPr>
-          <w:sz w:val="28"/>
-          <w:szCs w:val="28"/>
-        </w:rPr>
-        <w:t>to the private repository, or the repository is public</w:t>
-      </w:r>
-    </w:p>
-    <w:p>
-      <w:pPr>
-        <w:pStyle w:val="ListParagraph"/>
-        <w:numPr>
-          <w:ilvl w:val="0"/>
-          <w:numId w:val="1"/>
-        </w:numPr>
-        <w:rPr>
-          <w:b/>
-          <w:bCs/>
-          <w:i/>
-          <w:iCs/>
-          <w:sz w:val="28"/>
-          <w:szCs w:val="28"/>
-        </w:rPr>
-      </w:pPr>
-      <w:r>
-        <w:rPr>
-          <w:b/>
-          <w:bCs/>
-          <w:i/>
-          <w:iCs/>
-          <w:sz w:val="28"/>
-          <w:szCs w:val="28"/>
-        </w:rPr>
-        <w:t xml:space="preserve">Description: </w:t>
-      </w:r>
-      <w:r>
-        <w:rPr>
-          <w:sz w:val="28"/>
-          <w:szCs w:val="28"/>
-        </w:rPr>
-        <w:t>A</w:t>
-      </w:r>
-    </w:p>
-    <w:p>
-      <w:pPr>
-        <w:pStyle w:val="ListParagraph"/>
-        <w:numPr>
-          <w:ilvl w:val="0"/>
-          <w:numId w:val="1"/>
-        </w:numPr>
-        <w:rPr>
-          <w:b/>
-          <w:bCs/>
-          <w:i/>
-          <w:iCs/>
-          <w:sz w:val="28"/>
-          <w:szCs w:val="28"/>
-        </w:rPr>
-      </w:pPr>
-      <w:r>
-        <w:rPr>
-          <w:b/>
-          <w:bCs/>
-          <w:i/>
-          <w:iCs/>
-          <w:sz w:val="28"/>
-          <w:szCs w:val="28"/>
-        </w:rPr>
-        <w:t>Post-Condition:</w:t>
+        <w:t>A pull request is ready to be s</w:t>
+      </w:r>
+      <w:r>
+        <w:rPr>
+          <w:sz w:val="28"/>
+          <w:szCs w:val="28"/>
+        </w:rPr>
+        <w:t>ent. Move user to “Submit Pull Request” use case</w:t>
+      </w:r>
+    </w:p>
+    <w:p>
+      <w:pPr>
+        <w:rPr>
+          <w:b/>
+          <w:bCs/>
+          <w:i/>
+          <w:iCs/>
+          <w:sz w:val="28"/>
+          <w:szCs w:val="28"/>
+        </w:rPr>
+      </w:pPr>
+    </w:p>
+    <w:p>
+      <w:pPr>
+        <w:rPr>
+          <w:b/>
+          <w:bCs/>
+          <w:sz w:val="40"/>
+          <w:szCs w:val="40"/>
+          <w:u w:val="single"/>
+        </w:rPr>
+      </w:pPr>
+      <w:r>
+        <w:rPr>
+          <w:b/>
+          <w:bCs/>
+          <w:sz w:val="40"/>
+          <w:szCs w:val="40"/>
+          <w:u w:val="single"/>
+        </w:rPr>
+        <w:t xml:space="preserve">Submit </w:t>
+      </w:r>
+      <w:r>
+        <w:rPr>
+          <w:b/>
+          <w:bCs/>
+          <w:sz w:val="40"/>
+          <w:szCs w:val="40"/>
+          <w:u w:val="single"/>
+        </w:rPr>
+        <w:t xml:space="preserve">Pull </w:t>
+      </w:r>
+      <w:r>
+        <w:rPr>
+          <w:b/>
+          <w:bCs/>
+          <w:sz w:val="40"/>
+          <w:szCs w:val="40"/>
+          <w:u w:val="single"/>
+        </w:rPr>
+        <w:t>Request</w:t>
+      </w:r>
+      <w:r>
+        <w:rPr>
+          <w:b/>
+          <w:bCs/>
+          <w:sz w:val="40"/>
+          <w:szCs w:val="40"/>
+          <w:u w:val="single"/>
+        </w:rPr>
+        <w:t>:</w:t>
+      </w:r>
+    </w:p>
+    <w:p>
+      <w:pPr>
+        <w:pStyle w:val="ListParagraph"/>
+        <w:numPr>
+          <w:ilvl w:val="0"/>
+          <w:numId w:val="1"/>
+        </w:numPr>
+        <w:rPr>
+          <w:sz w:val="28"/>
+          <w:szCs w:val="28"/>
+        </w:rPr>
+      </w:pPr>
+      <w:r>
+        <w:rPr>
+          <w:b/>
+          <w:bCs/>
+          <w:i/>
+          <w:iCs/>
+          <w:sz w:val="28"/>
+          <w:szCs w:val="28"/>
+        </w:rPr>
+        <w:t xml:space="preserve">Name: </w:t>
+      </w:r>
+      <w:r>
+        <w:rPr>
+          <w:sz w:val="28"/>
+          <w:szCs w:val="28"/>
+        </w:rPr>
+        <w:t>Submit Request</w:t>
+      </w:r>
+    </w:p>
+    <w:p>
+      <w:pPr>
+        <w:pStyle w:val="ListParagraph"/>
+        <w:numPr>
+          <w:ilvl w:val="0"/>
+          <w:numId w:val="1"/>
+        </w:numPr>
+        <w:rPr>
+          <w:sz w:val="28"/>
+          <w:szCs w:val="28"/>
+        </w:rPr>
+      </w:pPr>
+      <w:r>
+        <w:rPr>
+          <w:b/>
+          <w:bCs/>
+          <w:i/>
+          <w:iCs/>
+          <w:sz w:val="28"/>
+          <w:szCs w:val="28"/>
+        </w:rPr>
+        <w:t xml:space="preserve">Actors: </w:t>
+      </w:r>
+      <w:r>
+        <w:rPr>
+          <w:sz w:val="28"/>
+          <w:szCs w:val="28"/>
+        </w:rPr>
+        <w:t>User</w:t>
+      </w:r>
+    </w:p>
+    <w:p>
+      <w:pPr>
+        <w:pStyle w:val="ListParagraph"/>
+        <w:numPr>
+          <w:ilvl w:val="0"/>
+          <w:numId w:val="1"/>
+        </w:numPr>
+        <w:rPr>
+          <w:b/>
+          <w:bCs/>
+          <w:i/>
+          <w:iCs/>
+          <w:sz w:val="28"/>
+          <w:szCs w:val="28"/>
+        </w:rPr>
+      </w:pPr>
+      <w:r>
+        <w:rPr>
+          <w:b/>
+          <w:bCs/>
+          <w:i/>
+          <w:iCs/>
+          <w:sz w:val="28"/>
+          <w:szCs w:val="28"/>
+        </w:rPr>
+        <w:t>Pre-Condition:</w:t>
       </w:r>
       <w:r>
         <w:rPr>
@@ -1369,192 +1540,7 @@
           <w:sz w:val="28"/>
           <w:szCs w:val="28"/>
         </w:rPr>
-        <w:t>A pull request is ready to be s</w:t>
-      </w:r>
-      <w:r>
-        <w:rPr>
-          <w:sz w:val="28"/>
-          <w:szCs w:val="28"/>
-        </w:rPr>
-        <w:t>ent. Move user to “Submit Pull Request” use case</w:t>
-      </w:r>
-    </w:p>
-    <w:p>
-      <w:pPr>
-        <w:rPr>
-          <w:b/>
-          <w:bCs/>
-          <w:i/>
-          <w:iCs/>
-          <w:sz w:val="28"/>
-          <w:szCs w:val="28"/>
-        </w:rPr>
-      </w:pPr>
-    </w:p>
-    <w:p>
-      <w:pPr>
-        <w:rPr>
-          <w:b/>
-          <w:bCs/>
-          <w:sz w:val="40"/>
-          <w:szCs w:val="40"/>
-          <w:u w:val="single"/>
-        </w:rPr>
-      </w:pPr>
-      <w:r>
-        <w:rPr>
-          <w:b/>
-          <w:bCs/>
-          <w:sz w:val="40"/>
-          <w:szCs w:val="40"/>
-          <w:u w:val="single"/>
-        </w:rPr>
-        <w:t xml:space="preserve">Submit </w:t>
-      </w:r>
-      <w:r>
-        <w:rPr>
-          <w:b/>
-          <w:bCs/>
-          <w:sz w:val="40"/>
-          <w:szCs w:val="40"/>
-          <w:u w:val="single"/>
-        </w:rPr>
-        <w:t xml:space="preserve">Pull </w:t>
-      </w:r>
-      <w:r>
-        <w:rPr>
-          <w:b/>
-          <w:bCs/>
-          <w:sz w:val="40"/>
-          <w:szCs w:val="40"/>
-          <w:u w:val="single"/>
-        </w:rPr>
-        <w:t>Request</w:t>
-      </w:r>
-      <w:r>
-        <w:rPr>
-          <w:b/>
-          <w:bCs/>
-          <w:sz w:val="40"/>
-          <w:szCs w:val="40"/>
-          <w:u w:val="single"/>
-        </w:rPr>
-        <w:t>:</w:t>
-      </w:r>
-    </w:p>
-    <w:p>
-      <w:pPr>
-        <w:pStyle w:val="ListParagraph"/>
-        <w:numPr>
-          <w:ilvl w:val="0"/>
-          <w:numId w:val="1"/>
-        </w:numPr>
-        <w:rPr>
-          <w:sz w:val="28"/>
-          <w:szCs w:val="28"/>
-        </w:rPr>
-      </w:pPr>
-      <w:r>
-        <w:rPr>
-          <w:b/>
-          <w:bCs/>
-          <w:i/>
-          <w:iCs/>
-          <w:sz w:val="28"/>
-          <w:szCs w:val="28"/>
-        </w:rPr>
-        <w:t xml:space="preserve">Name: </w:t>
-      </w:r>
-      <w:r>
-        <w:rPr>
-          <w:sz w:val="28"/>
-          <w:szCs w:val="28"/>
-        </w:rPr>
-        <w:t>Submit Request</w:t>
-      </w:r>
-    </w:p>
-    <w:p>
-      <w:pPr>
-        <w:pStyle w:val="ListParagraph"/>
-        <w:numPr>
-          <w:ilvl w:val="0"/>
-          <w:numId w:val="1"/>
-        </w:numPr>
-        <w:rPr>
-          <w:sz w:val="28"/>
-          <w:szCs w:val="28"/>
-        </w:rPr>
-      </w:pPr>
-      <w:r>
-        <w:rPr>
-          <w:b/>
-          <w:bCs/>
-          <w:i/>
-          <w:iCs/>
-          <w:sz w:val="28"/>
-          <w:szCs w:val="28"/>
-        </w:rPr>
-        <w:t xml:space="preserve">Actors: </w:t>
-      </w:r>
-      <w:r>
-        <w:rPr>
-          <w:sz w:val="28"/>
-          <w:szCs w:val="28"/>
-        </w:rPr>
-        <w:t>User</w:t>
-      </w:r>
-    </w:p>
-    <w:p>
-      <w:pPr>
-        <w:pStyle w:val="ListParagraph"/>
-        <w:numPr>
-          <w:ilvl w:val="0"/>
-          <w:numId w:val="1"/>
-        </w:numPr>
-        <w:rPr>
-          <w:b/>
-          <w:bCs/>
-          <w:i/>
-          <w:iCs/>
-          <w:sz w:val="28"/>
-          <w:szCs w:val="28"/>
-        </w:rPr>
-      </w:pPr>
-      <w:r>
-        <w:rPr>
-          <w:b/>
-          <w:bCs/>
-          <w:i/>
-          <w:iCs/>
-          <w:sz w:val="28"/>
-          <w:szCs w:val="28"/>
-        </w:rPr>
-        <w:t>Pre-Condition:</w:t>
-      </w:r>
-      <w:r>
-        <w:rPr>
-          <w:b/>
-          <w:bCs/>
-          <w:i/>
-          <w:iCs/>
-          <w:sz w:val="28"/>
-          <w:szCs w:val="28"/>
-        </w:rPr>
-        <w:t xml:space="preserve"> </w:t>
-      </w:r>
-      <w:r>
-        <w:rPr>
-          <w:sz w:val="28"/>
-          <w:szCs w:val="28"/>
-        </w:rPr>
-        <w:t>user is registered</w:t>
-      </w:r>
-      <w:r>
-        <w:rPr>
-          <w:sz w:val="28"/>
-          <w:szCs w:val="28"/>
-        </w:rPr>
-        <w:t>/logged-on</w:t>
+        <w:t>user is registered/logged-on</w:t>
       </w:r>
       <w:r>
         <w:rPr>
@@ -1720,15 +1706,77 @@
           <w:sz w:val="28"/>
           <w:szCs w:val="28"/>
         </w:rPr>
+        <w:t xml:space="preserve"> View Requests</w:t>
+      </w:r>
+      <w:r>
+        <w:rPr>
+          <w:b/>
+          <w:bCs/>
+          <w:i/>
+          <w:iCs/>
+          <w:sz w:val="28"/>
+          <w:szCs w:val="28"/>
+        </w:rPr>
         <w:t xml:space="preserve"> </w:t>
       </w:r>
-      <w:r>
-        <w:rPr>
-          <w:bCs/>
-          <w:sz w:val="28"/>
-          <w:szCs w:val="28"/>
-        </w:rPr>
-        <w:t>View Requests</w:t>
+    </w:p>
+    <w:p>
+      <w:pPr>
+        <w:pStyle w:val="ListParagraph"/>
+        <w:numPr>
+          <w:ilvl w:val="0"/>
+          <w:numId w:val="1"/>
+        </w:numPr>
+        <w:rPr>
+          <w:sz w:val="28"/>
+          <w:szCs w:val="28"/>
+        </w:rPr>
+      </w:pPr>
+      <w:r>
+        <w:rPr>
+          <w:b/>
+          <w:bCs/>
+          <w:i/>
+          <w:iCs/>
+          <w:sz w:val="28"/>
+          <w:szCs w:val="28"/>
+        </w:rPr>
+        <w:t xml:space="preserve">Actors: </w:t>
+      </w:r>
+      <w:r>
+        <w:rPr>
+          <w:sz w:val="28"/>
+          <w:szCs w:val="28"/>
+        </w:rPr>
+        <w:t>User</w:t>
+      </w:r>
+    </w:p>
+    <w:p>
+      <w:pPr>
+        <w:pStyle w:val="ListParagraph"/>
+        <w:numPr>
+          <w:ilvl w:val="0"/>
+          <w:numId w:val="1"/>
+        </w:numPr>
+        <w:rPr>
+          <w:b/>
+          <w:bCs/>
+          <w:i/>
+          <w:iCs/>
+          <w:sz w:val="28"/>
+          <w:szCs w:val="28"/>
+        </w:rPr>
+      </w:pPr>
+      <w:r>
+        <w:rPr>
+          <w:b/>
+          <w:bCs/>
+          <w:i/>
+          <w:iCs/>
+          <w:sz w:val="28"/>
+          <w:szCs w:val="28"/>
+        </w:rPr>
+        <w:t>Pre-Condition:</w:t>
       </w:r>
       <w:r>
         <w:rPr>
@@ -1741,64 +1789,96 @@
         </w:rPr>
         <w:t xml:space="preserve"> </w:t>
       </w:r>
-    </w:p>
-    <w:p>
-      <w:pPr>
-        <w:pStyle w:val="ListParagraph"/>
-        <w:numPr>
-          <w:ilvl w:val="0"/>
-          <w:numId w:val="1"/>
-        </w:numPr>
-        <w:rPr>
-          <w:sz w:val="28"/>
-          <w:szCs w:val="28"/>
-        </w:rPr>
-      </w:pPr>
-      <w:r>
-        <w:rPr>
-          <w:b/>
-          <w:bCs/>
-          <w:i/>
-          <w:iCs/>
-          <w:sz w:val="28"/>
-          <w:szCs w:val="28"/>
-        </w:rPr>
-        <w:t xml:space="preserve">Actors: </w:t>
-      </w:r>
-      <w:r>
-        <w:rPr>
-          <w:sz w:val="28"/>
-          <w:szCs w:val="28"/>
-        </w:rPr>
-        <w:t>User</w:t>
-      </w:r>
-    </w:p>
-    <w:p>
-      <w:pPr>
-        <w:pStyle w:val="ListParagraph"/>
-        <w:numPr>
-          <w:ilvl w:val="0"/>
-          <w:numId w:val="1"/>
-        </w:numPr>
-        <w:rPr>
-          <w:b/>
-          <w:bCs/>
-          <w:i/>
-          <w:iCs/>
-          <w:sz w:val="28"/>
-          <w:szCs w:val="28"/>
-        </w:rPr>
-      </w:pPr>
-      <w:r>
-        <w:rPr>
-          <w:b/>
-          <w:bCs/>
-          <w:i/>
-          <w:iCs/>
-          <w:sz w:val="28"/>
-          <w:szCs w:val="28"/>
-        </w:rPr>
-        <w:t>Pre-Condition:</w:t>
+      <w:r>
+        <w:rPr>
+          <w:sz w:val="28"/>
+          <w:szCs w:val="28"/>
+        </w:rPr>
+        <w:t>u</w:t>
+      </w:r>
+      <w:r>
+        <w:rPr>
+          <w:sz w:val="28"/>
+          <w:szCs w:val="28"/>
+        </w:rPr>
+        <w:t>ser is registered</w:t>
+      </w:r>
+      <w:r>
+        <w:rPr>
+          <w:sz w:val="28"/>
+          <w:szCs w:val="28"/>
+        </w:rPr>
+        <w:t>/logged-on</w:t>
+      </w:r>
+      <w:r>
+        <w:rPr>
+          <w:sz w:val="28"/>
+          <w:szCs w:val="28"/>
+        </w:rPr>
+        <w:t xml:space="preserve"> and is either an owner/contributor to the repository</w:t>
+      </w:r>
+    </w:p>
+    <w:p>
+      <w:pPr>
+        <w:pStyle w:val="ListParagraph"/>
+        <w:numPr>
+          <w:ilvl w:val="0"/>
+          <w:numId w:val="1"/>
+        </w:numPr>
+        <w:rPr>
+          <w:b/>
+          <w:bCs/>
+          <w:i/>
+          <w:iCs/>
+          <w:sz w:val="28"/>
+          <w:szCs w:val="28"/>
+        </w:rPr>
+      </w:pPr>
+      <w:r>
+        <w:rPr>
+          <w:b/>
+          <w:bCs/>
+          <w:i/>
+          <w:iCs/>
+          <w:sz w:val="28"/>
+          <w:szCs w:val="28"/>
+        </w:rPr>
+        <w:t xml:space="preserve">Description: </w:t>
+      </w:r>
+      <w:r>
+        <w:rPr>
+          <w:sz w:val="28"/>
+          <w:szCs w:val="28"/>
+        </w:rPr>
+        <w:t>@choose repository to display pull requests@</w:t>
+      </w:r>
+    </w:p>
+    <w:p>
+      <w:pPr>
+        <w:pStyle w:val="ListParagraph"/>
+        <w:numPr>
+          <w:ilvl w:val="0"/>
+          <w:numId w:val="1"/>
+        </w:numPr>
+        <w:rPr>
+          <w:b/>
+          <w:bCs/>
+          <w:i/>
+          <w:iCs/>
+          <w:sz w:val="28"/>
+          <w:szCs w:val="28"/>
+        </w:rPr>
+      </w:pPr>
+      <w:r>
+        <w:rPr>
+          <w:b/>
+          <w:bCs/>
+          <w:i/>
+          <w:iCs/>
+          <w:sz w:val="28"/>
+          <w:szCs w:val="28"/>
+        </w:rPr>
+        <w:t>Post-Condition:</w:t>
       </w:r>
       <w:r>
         <w:rPr>
@@ -1816,108 +1896,6 @@
           <w:sz w:val="28"/>
           <w:szCs w:val="28"/>
         </w:rPr>
-        <w:t>u</w:t>
-      </w:r>
-      <w:r>
-        <w:rPr>
-          <w:sz w:val="28"/>
-          <w:szCs w:val="28"/>
-        </w:rPr>
-        <w:t>ser is registered</w:t>
-      </w:r>
-      <w:r>
-        <w:rPr>
-          <w:sz w:val="28"/>
-          <w:szCs w:val="28"/>
-        </w:rPr>
-        <w:t>/logged-on</w:t>
-      </w:r>
-      <w:r>
-        <w:rPr>
-          <w:sz w:val="28"/>
-          <w:szCs w:val="28"/>
-        </w:rPr>
-        <w:t xml:space="preserve"> and is either an owner/contributor to the repository</w:t>
-      </w:r>
-    </w:p>
-    <w:p>
-      <w:pPr>
-        <w:pStyle w:val="ListParagraph"/>
-        <w:numPr>
-          <w:ilvl w:val="0"/>
-          <w:numId w:val="1"/>
-        </w:numPr>
-        <w:rPr>
-          <w:b/>
-          <w:bCs/>
-          <w:i/>
-          <w:iCs/>
-          <w:sz w:val="28"/>
-          <w:szCs w:val="28"/>
-        </w:rPr>
-      </w:pPr>
-      <w:r>
-        <w:rPr>
-          <w:b/>
-          <w:bCs/>
-          <w:i/>
-          <w:iCs/>
-          <w:sz w:val="28"/>
-          <w:szCs w:val="28"/>
-        </w:rPr>
-        <w:t xml:space="preserve">Description: </w:t>
-      </w:r>
-      <w:r>
-        <w:rPr>
-          <w:sz w:val="28"/>
-          <w:szCs w:val="28"/>
-        </w:rPr>
-        <w:t>@choose repository to display pull requests@</w:t>
-      </w:r>
-    </w:p>
-    <w:p>
-      <w:pPr>
-        <w:pStyle w:val="ListParagraph"/>
-        <w:numPr>
-          <w:ilvl w:val="0"/>
-          <w:numId w:val="1"/>
-        </w:numPr>
-        <w:rPr>
-          <w:b/>
-          <w:bCs/>
-          <w:i/>
-          <w:iCs/>
-          <w:sz w:val="28"/>
-          <w:szCs w:val="28"/>
-        </w:rPr>
-      </w:pPr>
-      <w:r>
-        <w:rPr>
-          <w:b/>
-          <w:bCs/>
-          <w:i/>
-          <w:iCs/>
-          <w:sz w:val="28"/>
-          <w:szCs w:val="28"/>
-        </w:rPr>
-        <w:t>Post-Condition:</w:t>
-      </w:r>
-      <w:r>
-        <w:rPr>
-          <w:b/>
-          <w:bCs/>
-          <w:i/>
-          <w:iCs/>
-          <w:sz w:val="28"/>
-          <w:szCs w:val="28"/>
-        </w:rPr>
-        <w:t xml:space="preserve"> </w:t>
-      </w:r>
-      <w:r>
-        <w:rPr>
-          <w:sz w:val="28"/>
-          <w:szCs w:val="28"/>
-        </w:rPr>
         <w:t>Pull request screen of chosen repository is displayed</w:t>
       </w:r>
     </w:p>
@@ -1939,17 +1917,7 @@
           <w:szCs w:val="40"/>
           <w:u w:val="single"/>
         </w:rPr>
-        <w:t>A</w:t>
-      </w:r>
-      <w:r>
-        <w:rPr>
-          <w:b/>
-          <w:bCs/>
-          <w:sz w:val="40"/>
-          <w:szCs w:val="40"/>
-          <w:u w:val="single"/>
-        </w:rPr>
-        <w:t>pprove Pull Request</w:t>
+        <w:t>Approve Pull Request</w:t>
       </w:r>
       <w:r>
         <w:rPr>
@@ -2967,6 +2935,80 @@
           <w:sz w:val="28"/>
           <w:szCs w:val="28"/>
         </w:rPr>
+        <w:t xml:space="preserve"> and User is owner of at-least one repository</w:t>
+      </w:r>
+    </w:p>
+    <w:p>
+      <w:pPr>
+        <w:pStyle w:val="ListParagraph"/>
+        <w:numPr>
+          <w:ilvl w:val="0"/>
+          <w:numId w:val="1"/>
+        </w:numPr>
+        <w:rPr>
+          <w:b/>
+          <w:bCs/>
+          <w:i/>
+          <w:iCs/>
+          <w:sz w:val="28"/>
+          <w:szCs w:val="28"/>
+        </w:rPr>
+      </w:pPr>
+      <w:r>
+        <w:rPr>
+          <w:b/>
+          <w:bCs/>
+          <w:i/>
+          <w:iCs/>
+          <w:sz w:val="28"/>
+          <w:szCs w:val="28"/>
+        </w:rPr>
+        <w:t xml:space="preserve">Description: </w:t>
+      </w:r>
+      <w:r>
+        <w:rPr>
+          <w:sz w:val="28"/>
+          <w:szCs w:val="28"/>
+        </w:rPr>
+        <w:t>@anything in between @s is temporary and needs further elaboration@</w:t>
+      </w:r>
+    </w:p>
+    <w:p>
+      <w:pPr>
+        <w:pStyle w:val="ListParagraph"/>
+        <w:numPr>
+          <w:ilvl w:val="0"/>
+          <w:numId w:val="1"/>
+        </w:numPr>
+        <w:rPr>
+          <w:b/>
+          <w:bCs/>
+          <w:i/>
+          <w:iCs/>
+          <w:sz w:val="28"/>
+          <w:szCs w:val="28"/>
+        </w:rPr>
+      </w:pPr>
+      <w:r>
+        <w:rPr>
+          <w:b/>
+          <w:bCs/>
+          <w:i/>
+          <w:iCs/>
+          <w:sz w:val="28"/>
+          <w:szCs w:val="28"/>
+        </w:rPr>
+        <w:t>Post-Condition:</w:t>
+      </w:r>
+      <w:r>
+        <w:rPr>
+          <w:b/>
+          <w:bCs/>
+          <w:i/>
+          <w:iCs/>
+          <w:sz w:val="28"/>
+          <w:szCs w:val="28"/>
+        </w:rPr>
         <w:t xml:space="preserve"> </w:t>
       </w:r>
       <w:r>
@@ -2974,7 +3016,197 @@
           <w:sz w:val="28"/>
           <w:szCs w:val="28"/>
         </w:rPr>
-        <w:t>and User is owner of at-least one repository</w:t>
+        <w:t xml:space="preserve">Repository is </w:t>
+      </w:r>
+      <w:r>
+        <w:rPr>
+          <w:sz w:val="28"/>
+          <w:szCs w:val="28"/>
+        </w:rPr>
+        <w:t xml:space="preserve">removed from </w:t>
+      </w:r>
+      <w:proofErr w:type="gramStart"/>
+      <w:r>
+        <w:rPr>
+          <w:sz w:val="28"/>
+          <w:szCs w:val="28"/>
+        </w:rPr>
+        <w:t>u</w:t>
+      </w:r>
+      <w:r>
+        <w:rPr>
+          <w:sz w:val="28"/>
+          <w:szCs w:val="28"/>
+        </w:rPr>
+        <w:t>sers</w:t>
+      </w:r>
+      <w:proofErr w:type="gramEnd"/>
+      <w:r>
+        <w:rPr>
+          <w:sz w:val="28"/>
+          <w:szCs w:val="28"/>
+        </w:rPr>
+        <w:t xml:space="preserve"> </w:t>
+      </w:r>
+      <w:r>
+        <w:rPr>
+          <w:sz w:val="28"/>
+          <w:szCs w:val="28"/>
+        </w:rPr>
+        <w:t>r</w:t>
+      </w:r>
+      <w:r>
+        <w:rPr>
+          <w:sz w:val="28"/>
+          <w:szCs w:val="28"/>
+        </w:rPr>
+        <w:t>epository list and @display repository start screen@</w:t>
+      </w:r>
+    </w:p>
+    <w:p>
+      <w:pPr>
+        <w:rPr>
+          <w:b/>
+          <w:bCs/>
+          <w:sz w:val="40"/>
+          <w:szCs w:val="40"/>
+          <w:u w:val="single"/>
+        </w:rPr>
+      </w:pPr>
+      <w:r>
+        <w:rPr>
+          <w:b/>
+          <w:bCs/>
+          <w:sz w:val="40"/>
+          <w:szCs w:val="40"/>
+          <w:u w:val="single"/>
+        </w:rPr>
+        <w:t>View Repository</w:t>
+      </w:r>
+      <w:r>
+        <w:rPr>
+          <w:b/>
+          <w:bCs/>
+          <w:sz w:val="40"/>
+          <w:szCs w:val="40"/>
+          <w:u w:val="single"/>
+        </w:rPr>
+        <w:t>:</w:t>
+      </w:r>
+    </w:p>
+    <w:p>
+      <w:pPr>
+        <w:pStyle w:val="ListParagraph"/>
+        <w:numPr>
+          <w:ilvl w:val="0"/>
+          <w:numId w:val="1"/>
+        </w:numPr>
+        <w:rPr>
+          <w:sz w:val="28"/>
+          <w:szCs w:val="28"/>
+        </w:rPr>
+      </w:pPr>
+      <w:r>
+        <w:rPr>
+          <w:b/>
+          <w:bCs/>
+          <w:i/>
+          <w:iCs/>
+          <w:sz w:val="28"/>
+          <w:szCs w:val="28"/>
+        </w:rPr>
+        <w:t xml:space="preserve">Name: </w:t>
+      </w:r>
+      <w:r>
+        <w:rPr>
+          <w:sz w:val="28"/>
+          <w:szCs w:val="28"/>
+        </w:rPr>
+        <w:t>View Rep</w:t>
+      </w:r>
+    </w:p>
+    <w:p>
+      <w:pPr>
+        <w:pStyle w:val="ListParagraph"/>
+        <w:numPr>
+          <w:ilvl w:val="0"/>
+          <w:numId w:val="1"/>
+        </w:numPr>
+        <w:rPr>
+          <w:sz w:val="28"/>
+          <w:szCs w:val="28"/>
+        </w:rPr>
+      </w:pPr>
+      <w:r>
+        <w:rPr>
+          <w:b/>
+          <w:bCs/>
+          <w:i/>
+          <w:iCs/>
+          <w:sz w:val="28"/>
+          <w:szCs w:val="28"/>
+        </w:rPr>
+        <w:t xml:space="preserve">Actors: </w:t>
+      </w:r>
+      <w:r>
+        <w:rPr>
+          <w:sz w:val="28"/>
+          <w:szCs w:val="28"/>
+        </w:rPr>
+        <w:t>User</w:t>
+      </w:r>
+    </w:p>
+    <w:p>
+      <w:pPr>
+        <w:pStyle w:val="ListParagraph"/>
+        <w:numPr>
+          <w:ilvl w:val="0"/>
+          <w:numId w:val="1"/>
+        </w:numPr>
+        <w:rPr>
+          <w:b/>
+          <w:bCs/>
+          <w:i/>
+          <w:iCs/>
+          <w:sz w:val="28"/>
+          <w:szCs w:val="28"/>
+        </w:rPr>
+      </w:pPr>
+      <w:r>
+        <w:rPr>
+          <w:b/>
+          <w:bCs/>
+          <w:i/>
+          <w:iCs/>
+          <w:sz w:val="28"/>
+          <w:szCs w:val="28"/>
+        </w:rPr>
+        <w:t>Pre-Condition:</w:t>
+      </w:r>
+      <w:r>
+        <w:rPr>
+          <w:b/>
+          <w:bCs/>
+          <w:i/>
+          <w:iCs/>
+          <w:sz w:val="28"/>
+          <w:szCs w:val="28"/>
+        </w:rPr>
+        <w:t xml:space="preserve"> </w:t>
+      </w:r>
+      <w:r>
+        <w:rPr>
+          <w:sz w:val="28"/>
+          <w:szCs w:val="28"/>
+        </w:rPr>
+        <w:t>User is Registered</w:t>
+      </w:r>
+      <w:r>
+        <w:rPr>
+          <w:sz w:val="28"/>
+          <w:szCs w:val="28"/>
+        </w:rPr>
+        <w:t>/logged-on</w:t>
       </w:r>
     </w:p>
     <w:p>
@@ -3009,7 +3241,7 @@
           <w:sz w:val="28"/>
           <w:szCs w:val="28"/>
         </w:rPr>
-        <w:t>@anything in between @s is temporary and needs further elaboration@</w:t>
+        <w:t>A</w:t>
       </w:r>
     </w:p>
     <w:p>
@@ -3052,36 +3284,140 @@
       </w:r>
       <w:r>
         <w:rPr>
-          <w:sz w:val="28"/>
-          <w:szCs w:val="28"/>
-        </w:rPr>
-        <w:t xml:space="preserve">Repository is </w:t>
-      </w:r>
-      <w:r>
-        <w:rPr>
-          <w:sz w:val="28"/>
-          <w:szCs w:val="28"/>
-        </w:rPr>
-        <w:t xml:space="preserve">removed from </w:t>
-      </w:r>
-      <w:proofErr w:type="gramStart"/>
-      <w:r>
-        <w:rPr>
-          <w:sz w:val="28"/>
-          <w:szCs w:val="28"/>
-        </w:rPr>
-        <w:t>u</w:t>
-      </w:r>
-      <w:r>
-        <w:rPr>
-          <w:sz w:val="28"/>
-          <w:szCs w:val="28"/>
-        </w:rPr>
-        <w:t>sers</w:t>
-      </w:r>
-      <w:proofErr w:type="gramEnd"/>
-      <w:r>
-        <w:rPr>
+          <w:bCs/>
+          <w:iCs/>
+          <w:sz w:val="28"/>
+          <w:szCs w:val="28"/>
+        </w:rPr>
+        <w:t>@display repository screen@</w:t>
+      </w:r>
+    </w:p>
+    <w:p>
+      <w:pPr>
+        <w:rPr>
+          <w:b/>
+          <w:bCs/>
+          <w:sz w:val="40"/>
+          <w:szCs w:val="40"/>
+          <w:u w:val="single"/>
+        </w:rPr>
+      </w:pPr>
+      <w:r>
+        <w:rPr>
+          <w:b/>
+          <w:bCs/>
+          <w:sz w:val="40"/>
+          <w:szCs w:val="40"/>
+          <w:u w:val="single"/>
+        </w:rPr>
+        <w:t>View Repository Logs</w:t>
+      </w:r>
+      <w:r>
+        <w:rPr>
+          <w:b/>
+          <w:bCs/>
+          <w:sz w:val="40"/>
+          <w:szCs w:val="40"/>
+          <w:u w:val="single"/>
+        </w:rPr>
+        <w:t>:</w:t>
+      </w:r>
+    </w:p>
+    <w:p>
+      <w:pPr>
+        <w:pStyle w:val="ListParagraph"/>
+        <w:numPr>
+          <w:ilvl w:val="0"/>
+          <w:numId w:val="1"/>
+        </w:numPr>
+        <w:rPr>
+          <w:sz w:val="28"/>
+          <w:szCs w:val="28"/>
+        </w:rPr>
+      </w:pPr>
+      <w:r>
+        <w:rPr>
+          <w:b/>
+          <w:bCs/>
+          <w:i/>
+          <w:iCs/>
+          <w:sz w:val="28"/>
+          <w:szCs w:val="28"/>
+        </w:rPr>
+        <w:t xml:space="preserve">Name: </w:t>
+      </w:r>
+      <w:r>
+        <w:rPr>
+          <w:sz w:val="28"/>
+          <w:szCs w:val="28"/>
+        </w:rPr>
+        <w:t>View Logs</w:t>
+      </w:r>
+    </w:p>
+    <w:p>
+      <w:pPr>
+        <w:pStyle w:val="ListParagraph"/>
+        <w:numPr>
+          <w:ilvl w:val="0"/>
+          <w:numId w:val="1"/>
+        </w:numPr>
+        <w:rPr>
+          <w:sz w:val="28"/>
+          <w:szCs w:val="28"/>
+        </w:rPr>
+      </w:pPr>
+      <w:r>
+        <w:rPr>
+          <w:b/>
+          <w:bCs/>
+          <w:i/>
+          <w:iCs/>
+          <w:sz w:val="28"/>
+          <w:szCs w:val="28"/>
+        </w:rPr>
+        <w:t xml:space="preserve">Actors: </w:t>
+      </w:r>
+      <w:r>
+        <w:rPr>
+          <w:sz w:val="28"/>
+          <w:szCs w:val="28"/>
+        </w:rPr>
+        <w:t>User</w:t>
+      </w:r>
+    </w:p>
+    <w:p>
+      <w:pPr>
+        <w:pStyle w:val="ListParagraph"/>
+        <w:numPr>
+          <w:ilvl w:val="0"/>
+          <w:numId w:val="1"/>
+        </w:numPr>
+        <w:rPr>
+          <w:b/>
+          <w:bCs/>
+          <w:i/>
+          <w:iCs/>
+          <w:sz w:val="28"/>
+          <w:szCs w:val="28"/>
+        </w:rPr>
+      </w:pPr>
+      <w:r>
+        <w:rPr>
+          <w:b/>
+          <w:bCs/>
+          <w:i/>
+          <w:iCs/>
+          <w:sz w:val="28"/>
+          <w:szCs w:val="28"/>
+        </w:rPr>
+        <w:t>Pre-Condition:</w:t>
+      </w:r>
+      <w:r>
+        <w:rPr>
+          <w:b/>
+          <w:bCs/>
+          <w:i/>
+          <w:iCs/>
           <w:sz w:val="28"/>
           <w:szCs w:val="28"/>
         </w:rPr>
@@ -3092,396 +3428,7 @@
           <w:sz w:val="28"/>
           <w:szCs w:val="28"/>
         </w:rPr>
-        <w:t>r</w:t>
-      </w:r>
-      <w:r>
-        <w:rPr>
-          <w:sz w:val="28"/>
-          <w:szCs w:val="28"/>
-        </w:rPr>
-        <w:t>epository list and @display repository start screen@</w:t>
-      </w:r>
-    </w:p>
-    <w:p>
-      <w:pPr>
-        <w:rPr>
-          <w:b/>
-          <w:bCs/>
-          <w:sz w:val="40"/>
-          <w:szCs w:val="40"/>
-          <w:u w:val="single"/>
-        </w:rPr>
-      </w:pPr>
-      <w:r>
-        <w:rPr>
-          <w:b/>
-          <w:bCs/>
-          <w:sz w:val="40"/>
-          <w:szCs w:val="40"/>
-          <w:u w:val="single"/>
-        </w:rPr>
-        <w:t>View Repository</w:t>
-      </w:r>
-      <w:r>
-        <w:rPr>
-          <w:b/>
-          <w:bCs/>
-          <w:sz w:val="40"/>
-          <w:szCs w:val="40"/>
-          <w:u w:val="single"/>
-        </w:rPr>
-        <w:t>:</w:t>
-      </w:r>
-    </w:p>
-    <w:p>
-      <w:pPr>
-        <w:pStyle w:val="ListParagraph"/>
-        <w:numPr>
-          <w:ilvl w:val="0"/>
-          <w:numId w:val="1"/>
-        </w:numPr>
-        <w:rPr>
-          <w:sz w:val="28"/>
-          <w:szCs w:val="28"/>
-        </w:rPr>
-      </w:pPr>
-      <w:r>
-        <w:rPr>
-          <w:b/>
-          <w:bCs/>
-          <w:i/>
-          <w:iCs/>
-          <w:sz w:val="28"/>
-          <w:szCs w:val="28"/>
-        </w:rPr>
-        <w:t xml:space="preserve">Name: </w:t>
-      </w:r>
-      <w:r>
-        <w:rPr>
-          <w:sz w:val="28"/>
-          <w:szCs w:val="28"/>
-        </w:rPr>
-        <w:t>View Rep</w:t>
-      </w:r>
-    </w:p>
-    <w:p>
-      <w:pPr>
-        <w:pStyle w:val="ListParagraph"/>
-        <w:numPr>
-          <w:ilvl w:val="0"/>
-          <w:numId w:val="1"/>
-        </w:numPr>
-        <w:rPr>
-          <w:sz w:val="28"/>
-          <w:szCs w:val="28"/>
-        </w:rPr>
-      </w:pPr>
-      <w:r>
-        <w:rPr>
-          <w:b/>
-          <w:bCs/>
-          <w:i/>
-          <w:iCs/>
-          <w:sz w:val="28"/>
-          <w:szCs w:val="28"/>
-        </w:rPr>
-        <w:t xml:space="preserve">Actors: </w:t>
-      </w:r>
-      <w:r>
-        <w:rPr>
-          <w:sz w:val="28"/>
-          <w:szCs w:val="28"/>
-        </w:rPr>
-        <w:t>User</w:t>
-      </w:r>
-    </w:p>
-    <w:p>
-      <w:pPr>
-        <w:pStyle w:val="ListParagraph"/>
-        <w:numPr>
-          <w:ilvl w:val="0"/>
-          <w:numId w:val="1"/>
-        </w:numPr>
-        <w:rPr>
-          <w:b/>
-          <w:bCs/>
-          <w:i/>
-          <w:iCs/>
-          <w:sz w:val="28"/>
-          <w:szCs w:val="28"/>
-        </w:rPr>
-      </w:pPr>
-      <w:r>
-        <w:rPr>
-          <w:b/>
-          <w:bCs/>
-          <w:i/>
-          <w:iCs/>
-          <w:sz w:val="28"/>
-          <w:szCs w:val="28"/>
-        </w:rPr>
-        <w:t>Pre-Condition:</w:t>
-      </w:r>
-      <w:r>
-        <w:rPr>
-          <w:b/>
-          <w:bCs/>
-          <w:i/>
-          <w:iCs/>
-          <w:sz w:val="28"/>
-          <w:szCs w:val="28"/>
-        </w:rPr>
-        <w:t xml:space="preserve"> </w:t>
-      </w:r>
-      <w:r>
-        <w:rPr>
-          <w:sz w:val="28"/>
-          <w:szCs w:val="28"/>
-        </w:rPr>
-        <w:t>User is Registered</w:t>
-      </w:r>
-      <w:r>
-        <w:rPr>
-          <w:sz w:val="28"/>
-          <w:szCs w:val="28"/>
-        </w:rPr>
-        <w:t>/logged-on</w:t>
-      </w:r>
-    </w:p>
-    <w:p>
-      <w:pPr>
-        <w:pStyle w:val="ListParagraph"/>
-        <w:numPr>
-          <w:ilvl w:val="0"/>
-          <w:numId w:val="1"/>
-        </w:numPr>
-        <w:rPr>
-          <w:b/>
-          <w:bCs/>
-          <w:i/>
-          <w:iCs/>
-          <w:sz w:val="28"/>
-          <w:szCs w:val="28"/>
-        </w:rPr>
-      </w:pPr>
-      <w:r>
-        <w:rPr>
-          <w:b/>
-          <w:bCs/>
-          <w:i/>
-          <w:iCs/>
-          <w:sz w:val="28"/>
-          <w:szCs w:val="28"/>
-        </w:rPr>
-        <w:t xml:space="preserve">Description: </w:t>
-      </w:r>
-      <w:r>
-        <w:rPr>
-          <w:sz w:val="28"/>
-          <w:szCs w:val="28"/>
-        </w:rPr>
-        <w:t>A</w:t>
-      </w:r>
-    </w:p>
-    <w:p>
-      <w:pPr>
-        <w:pStyle w:val="ListParagraph"/>
-        <w:numPr>
-          <w:ilvl w:val="0"/>
-          <w:numId w:val="1"/>
-        </w:numPr>
-        <w:rPr>
-          <w:b/>
-          <w:bCs/>
-          <w:i/>
-          <w:iCs/>
-          <w:sz w:val="28"/>
-          <w:szCs w:val="28"/>
-        </w:rPr>
-      </w:pPr>
-      <w:r>
-        <w:rPr>
-          <w:b/>
-          <w:bCs/>
-          <w:i/>
-          <w:iCs/>
-          <w:sz w:val="28"/>
-          <w:szCs w:val="28"/>
-        </w:rPr>
-        <w:t>Post-Condition:</w:t>
-      </w:r>
-      <w:r>
-        <w:rPr>
-          <w:b/>
-          <w:bCs/>
-          <w:i/>
-          <w:iCs/>
-          <w:sz w:val="28"/>
-          <w:szCs w:val="28"/>
-        </w:rPr>
-        <w:t xml:space="preserve"> </w:t>
-      </w:r>
-      <w:r>
-        <w:rPr>
-          <w:bCs/>
-          <w:iCs/>
-          <w:sz w:val="28"/>
-          <w:szCs w:val="28"/>
-        </w:rPr>
-        <w:t>@display repository screen@</w:t>
-      </w:r>
-    </w:p>
-    <w:p>
-      <w:pPr>
-        <w:rPr>
-          <w:b/>
-          <w:bCs/>
-          <w:sz w:val="40"/>
-          <w:szCs w:val="40"/>
-          <w:u w:val="single"/>
-        </w:rPr>
-      </w:pPr>
-      <w:r>
-        <w:rPr>
-          <w:b/>
-          <w:bCs/>
-          <w:sz w:val="40"/>
-          <w:szCs w:val="40"/>
-          <w:u w:val="single"/>
-        </w:rPr>
-        <w:t>View Repository Logs</w:t>
-      </w:r>
-      <w:r>
-        <w:rPr>
-          <w:b/>
-          <w:bCs/>
-          <w:sz w:val="40"/>
-          <w:szCs w:val="40"/>
-          <w:u w:val="single"/>
-        </w:rPr>
-        <w:t>:</w:t>
-      </w:r>
-    </w:p>
-    <w:p>
-      <w:pPr>
-        <w:pStyle w:val="ListParagraph"/>
-        <w:numPr>
-          <w:ilvl w:val="0"/>
-          <w:numId w:val="1"/>
-        </w:numPr>
-        <w:rPr>
-          <w:sz w:val="28"/>
-          <w:szCs w:val="28"/>
-        </w:rPr>
-      </w:pPr>
-      <w:r>
-        <w:rPr>
-          <w:b/>
-          <w:bCs/>
-          <w:i/>
-          <w:iCs/>
-          <w:sz w:val="28"/>
-          <w:szCs w:val="28"/>
-        </w:rPr>
-        <w:t xml:space="preserve">Name: </w:t>
-      </w:r>
-      <w:r>
-        <w:rPr>
-          <w:sz w:val="28"/>
-          <w:szCs w:val="28"/>
-        </w:rPr>
-        <w:t>View Logs</w:t>
-      </w:r>
-    </w:p>
-    <w:p>
-      <w:pPr>
-        <w:pStyle w:val="ListParagraph"/>
-        <w:numPr>
-          <w:ilvl w:val="0"/>
-          <w:numId w:val="1"/>
-        </w:numPr>
-        <w:rPr>
-          <w:sz w:val="28"/>
-          <w:szCs w:val="28"/>
-        </w:rPr>
-      </w:pPr>
-      <w:r>
-        <w:rPr>
-          <w:b/>
-          <w:bCs/>
-          <w:i/>
-          <w:iCs/>
-          <w:sz w:val="28"/>
-          <w:szCs w:val="28"/>
-        </w:rPr>
-        <w:t xml:space="preserve">Actors: </w:t>
-      </w:r>
-      <w:r>
-        <w:rPr>
-          <w:sz w:val="28"/>
-          <w:szCs w:val="28"/>
-        </w:rPr>
-        <w:t>User</w:t>
-      </w:r>
-    </w:p>
-    <w:p>
-      <w:pPr>
-        <w:pStyle w:val="ListParagraph"/>
-        <w:numPr>
-          <w:ilvl w:val="0"/>
-          <w:numId w:val="1"/>
-        </w:numPr>
-        <w:rPr>
-          <w:b/>
-          <w:bCs/>
-          <w:i/>
-          <w:iCs/>
-          <w:sz w:val="28"/>
-          <w:szCs w:val="28"/>
-        </w:rPr>
-      </w:pPr>
-      <w:r>
-        <w:rPr>
-          <w:b/>
-          <w:bCs/>
-          <w:i/>
-          <w:iCs/>
-          <w:sz w:val="28"/>
-          <w:szCs w:val="28"/>
-        </w:rPr>
-        <w:t>Pre-Condition:</w:t>
-      </w:r>
-      <w:r>
-        <w:rPr>
-          <w:b/>
-          <w:bCs/>
-          <w:i/>
-          <w:iCs/>
-          <w:sz w:val="28"/>
-          <w:szCs w:val="28"/>
-        </w:rPr>
-        <w:t xml:space="preserve"> </w:t>
-      </w:r>
-      <w:r>
-        <w:rPr>
-          <w:sz w:val="28"/>
-          <w:szCs w:val="28"/>
-        </w:rPr>
-        <w:t>user is registered</w:t>
-      </w:r>
-      <w:r>
-        <w:rPr>
-          <w:sz w:val="28"/>
-          <w:szCs w:val="28"/>
-        </w:rPr>
-        <w:t>/logged-on</w:t>
-      </w:r>
-      <w:r>
-        <w:rPr>
-          <w:sz w:val="28"/>
-          <w:szCs w:val="28"/>
-        </w:rPr>
-        <w:t xml:space="preserve"> and user is owner/</w:t>
+        <w:t>user is registered/logged-on and user is owner/</w:t>
       </w:r>
       <w:proofErr w:type="spellStart"/>
       <w:r>
@@ -3820,27 +3767,7 @@
           <w:szCs w:val="40"/>
           <w:u w:val="single"/>
         </w:rPr>
-        <w:t>Pu</w:t>
-      </w:r>
-      <w:r>
-        <w:rPr>
-          <w:b/>
-          <w:bCs/>
-          <w:sz w:val="40"/>
-          <w:szCs w:val="40"/>
-          <w:u w:val="single"/>
-        </w:rPr>
-        <w:t xml:space="preserve">sh </w:t>
-      </w:r>
-      <w:r>
-        <w:rPr>
-          <w:b/>
-          <w:bCs/>
-          <w:sz w:val="40"/>
-          <w:szCs w:val="40"/>
-          <w:u w:val="single"/>
-        </w:rPr>
-        <w:t>Repository</w:t>
+        <w:t>Push Repository</w:t>
       </w:r>
       <w:r>
         <w:rPr>
@@ -3881,15 +3808,3646 @@
           <w:sz w:val="28"/>
           <w:szCs w:val="28"/>
         </w:rPr>
+        <w:t>Push Rep</w:t>
+      </w:r>
+    </w:p>
+    <w:p>
+      <w:pPr>
+        <w:pStyle w:val="ListParagraph"/>
+        <w:numPr>
+          <w:ilvl w:val="0"/>
+          <w:numId w:val="1"/>
+        </w:numPr>
+        <w:rPr>
+          <w:sz w:val="28"/>
+          <w:szCs w:val="28"/>
+        </w:rPr>
+      </w:pPr>
+      <w:r>
+        <w:rPr>
+          <w:b/>
+          <w:bCs/>
+          <w:i/>
+          <w:iCs/>
+          <w:sz w:val="28"/>
+          <w:szCs w:val="28"/>
+        </w:rPr>
+        <w:t xml:space="preserve">Actors: </w:t>
+      </w:r>
+      <w:r>
+        <w:rPr>
+          <w:sz w:val="28"/>
+          <w:szCs w:val="28"/>
+        </w:rPr>
+        <w:t>User</w:t>
+      </w:r>
+    </w:p>
+    <w:p>
+      <w:pPr>
+        <w:pStyle w:val="ListParagraph"/>
+        <w:numPr>
+          <w:ilvl w:val="0"/>
+          <w:numId w:val="1"/>
+        </w:numPr>
+        <w:rPr>
+          <w:b/>
+          <w:bCs/>
+          <w:i/>
+          <w:iCs/>
+          <w:sz w:val="28"/>
+          <w:szCs w:val="28"/>
+        </w:rPr>
+      </w:pPr>
+      <w:r>
+        <w:rPr>
+          <w:b/>
+          <w:bCs/>
+          <w:i/>
+          <w:iCs/>
+          <w:sz w:val="28"/>
+          <w:szCs w:val="28"/>
+        </w:rPr>
+        <w:t>Pre-Condition:</w:t>
+      </w:r>
+      <w:r>
+        <w:rPr>
+          <w:b/>
+          <w:bCs/>
+          <w:i/>
+          <w:iCs/>
+          <w:sz w:val="28"/>
+          <w:szCs w:val="28"/>
+        </w:rPr>
+        <w:t xml:space="preserve"> </w:t>
+      </w:r>
+      <w:r>
+        <w:rPr>
+          <w:sz w:val="28"/>
+          <w:szCs w:val="28"/>
+        </w:rPr>
+        <w:t>user is registered</w:t>
+      </w:r>
+      <w:r>
+        <w:rPr>
+          <w:sz w:val="28"/>
+          <w:szCs w:val="28"/>
+        </w:rPr>
+        <w:t>/logged-on</w:t>
+      </w:r>
+      <w:r>
+        <w:rPr>
+          <w:sz w:val="28"/>
+          <w:szCs w:val="28"/>
+        </w:rPr>
+        <w:t xml:space="preserve"> and @is member? of repo@</w:t>
+      </w:r>
+    </w:p>
+    <w:p>
+      <w:pPr>
+        <w:pStyle w:val="ListParagraph"/>
+        <w:numPr>
+          <w:ilvl w:val="0"/>
+          <w:numId w:val="1"/>
+        </w:numPr>
+        <w:rPr>
+          <w:b/>
+          <w:bCs/>
+          <w:i/>
+          <w:iCs/>
+          <w:sz w:val="28"/>
+          <w:szCs w:val="28"/>
+        </w:rPr>
+      </w:pPr>
+      <w:r>
+        <w:rPr>
+          <w:b/>
+          <w:bCs/>
+          <w:i/>
+          <w:iCs/>
+          <w:sz w:val="28"/>
+          <w:szCs w:val="28"/>
+        </w:rPr>
+        <w:t xml:space="preserve">Description: </w:t>
+      </w:r>
+      <w:r>
+        <w:rPr>
+          <w:sz w:val="28"/>
+          <w:szCs w:val="28"/>
+        </w:rPr>
+        <w:t>A</w:t>
+      </w:r>
+    </w:p>
+    <w:p>
+      <w:pPr>
+        <w:pStyle w:val="ListParagraph"/>
+        <w:numPr>
+          <w:ilvl w:val="0"/>
+          <w:numId w:val="1"/>
+        </w:numPr>
+        <w:rPr>
+          <w:b/>
+          <w:bCs/>
+          <w:i/>
+          <w:iCs/>
+          <w:sz w:val="28"/>
+          <w:szCs w:val="28"/>
+        </w:rPr>
+      </w:pPr>
+      <w:r>
+        <w:rPr>
+          <w:b/>
+          <w:bCs/>
+          <w:i/>
+          <w:iCs/>
+          <w:sz w:val="28"/>
+          <w:szCs w:val="28"/>
+        </w:rPr>
+        <w:t>Post-Condition:</w:t>
+      </w:r>
+      <w:r>
+        <w:rPr>
+          <w:b/>
+          <w:bCs/>
+          <w:i/>
+          <w:iCs/>
+          <w:sz w:val="28"/>
+          <w:szCs w:val="28"/>
+        </w:rPr>
+        <w:t xml:space="preserve"> </w:t>
+      </w:r>
+      <w:r>
+        <w:rPr>
+          <w:sz w:val="28"/>
+          <w:szCs w:val="28"/>
+        </w:rPr>
+        <w:t>server repository is “updated” based on the local @upload new and update old files@</w:t>
+      </w:r>
+    </w:p>
+    <w:p>
+      <w:pPr>
+        <w:rPr>
+          <w:b/>
+          <w:bCs/>
+          <w:i/>
+          <w:iCs/>
+          <w:sz w:val="72"/>
+          <w:szCs w:val="28"/>
+          <w:u w:val="single"/>
+        </w:rPr>
+      </w:pPr>
+      <w:r>
+        <w:rPr>
+          <w:b/>
+          <w:bCs/>
+          <w:i/>
+          <w:iCs/>
+          <w:sz w:val="72"/>
+          <w:szCs w:val="28"/>
+          <w:u w:val="single"/>
+        </w:rPr>
+        <w:t>BRANCH USECASES:</w:t>
+      </w:r>
+    </w:p>
+    <w:p>
+      <w:pPr>
+        <w:rPr>
+          <w:b/>
+          <w:bCs/>
+          <w:sz w:val="40"/>
+          <w:szCs w:val="40"/>
+          <w:u w:val="single"/>
+        </w:rPr>
+      </w:pPr>
+      <w:r>
+        <w:rPr>
+          <w:b/>
+          <w:bCs/>
+          <w:sz w:val="40"/>
+          <w:szCs w:val="40"/>
+          <w:u w:val="single"/>
+        </w:rPr>
+        <w:t>Create Repository Branch</w:t>
+      </w:r>
+      <w:r>
+        <w:rPr>
+          <w:b/>
+          <w:bCs/>
+          <w:sz w:val="40"/>
+          <w:szCs w:val="40"/>
+          <w:u w:val="single"/>
+        </w:rPr>
+        <w:t>:</w:t>
+      </w:r>
+    </w:p>
+    <w:p>
+      <w:pPr>
+        <w:pStyle w:val="ListParagraph"/>
+        <w:numPr>
+          <w:ilvl w:val="0"/>
+          <w:numId w:val="1"/>
+        </w:numPr>
+        <w:rPr>
+          <w:sz w:val="28"/>
+          <w:szCs w:val="28"/>
+        </w:rPr>
+      </w:pPr>
+      <w:r>
+        <w:rPr>
+          <w:b/>
+          <w:bCs/>
+          <w:i/>
+          <w:iCs/>
+          <w:sz w:val="28"/>
+          <w:szCs w:val="28"/>
+        </w:rPr>
+        <w:t xml:space="preserve">Name: </w:t>
+      </w:r>
+      <w:r>
+        <w:rPr>
+          <w:sz w:val="28"/>
+          <w:szCs w:val="28"/>
+        </w:rPr>
+        <w:t>Create Branch</w:t>
+      </w:r>
+    </w:p>
+    <w:p>
+      <w:pPr>
+        <w:pStyle w:val="ListParagraph"/>
+        <w:numPr>
+          <w:ilvl w:val="0"/>
+          <w:numId w:val="1"/>
+        </w:numPr>
+        <w:rPr>
+          <w:sz w:val="28"/>
+          <w:szCs w:val="28"/>
+        </w:rPr>
+      </w:pPr>
+      <w:r>
+        <w:rPr>
+          <w:b/>
+          <w:bCs/>
+          <w:i/>
+          <w:iCs/>
+          <w:sz w:val="28"/>
+          <w:szCs w:val="28"/>
+        </w:rPr>
+        <w:t xml:space="preserve">Actors: </w:t>
+      </w:r>
+      <w:r>
+        <w:rPr>
+          <w:sz w:val="28"/>
+          <w:szCs w:val="28"/>
+        </w:rPr>
+        <w:t>User</w:t>
+      </w:r>
+    </w:p>
+    <w:p>
+      <w:pPr>
+        <w:pStyle w:val="ListParagraph"/>
+        <w:numPr>
+          <w:ilvl w:val="0"/>
+          <w:numId w:val="1"/>
+        </w:numPr>
+        <w:rPr>
+          <w:b/>
+          <w:bCs/>
+          <w:i/>
+          <w:iCs/>
+          <w:sz w:val="28"/>
+          <w:szCs w:val="28"/>
+        </w:rPr>
+      </w:pPr>
+      <w:r>
+        <w:rPr>
+          <w:b/>
+          <w:bCs/>
+          <w:i/>
+          <w:iCs/>
+          <w:sz w:val="28"/>
+          <w:szCs w:val="28"/>
+        </w:rPr>
+        <w:t>Pre-Condition:</w:t>
+      </w:r>
+      <w:r>
+        <w:rPr>
+          <w:b/>
+          <w:bCs/>
+          <w:i/>
+          <w:iCs/>
+          <w:sz w:val="28"/>
+          <w:szCs w:val="28"/>
+        </w:rPr>
+        <w:t xml:space="preserve"> </w:t>
+      </w:r>
+      <w:r>
+        <w:rPr>
+          <w:sz w:val="28"/>
+          <w:szCs w:val="28"/>
+        </w:rPr>
+        <w:t xml:space="preserve">user is registered/logged-on and user </w:t>
+      </w:r>
+      <w:r>
+        <w:rPr>
+          <w:sz w:val="28"/>
+          <w:szCs w:val="28"/>
+        </w:rPr>
+        <w:t>is owner/contributo</w:t>
+      </w:r>
+      <w:r>
+        <w:rPr>
+          <w:sz w:val="28"/>
+          <w:szCs w:val="28"/>
+        </w:rPr>
+        <w:t>r of repository</w:t>
+      </w:r>
+    </w:p>
+    <w:p>
+      <w:pPr>
+        <w:pStyle w:val="ListParagraph"/>
+        <w:numPr>
+          <w:ilvl w:val="0"/>
+          <w:numId w:val="1"/>
+        </w:numPr>
+        <w:rPr>
+          <w:b/>
+          <w:bCs/>
+          <w:i/>
+          <w:iCs/>
+          <w:sz w:val="28"/>
+          <w:szCs w:val="28"/>
+        </w:rPr>
+      </w:pPr>
+      <w:r>
+        <w:rPr>
+          <w:b/>
+          <w:bCs/>
+          <w:i/>
+          <w:iCs/>
+          <w:sz w:val="28"/>
+          <w:szCs w:val="28"/>
+        </w:rPr>
+        <w:t xml:space="preserve">Description: </w:t>
+      </w:r>
+      <w:r>
+        <w:rPr>
+          <w:sz w:val="28"/>
+          <w:szCs w:val="28"/>
+        </w:rPr>
+        <w:t>A</w:t>
+      </w:r>
+    </w:p>
+    <w:p>
+      <w:pPr>
+        <w:pStyle w:val="ListParagraph"/>
+        <w:numPr>
+          <w:ilvl w:val="0"/>
+          <w:numId w:val="1"/>
+        </w:numPr>
+        <w:rPr>
+          <w:b/>
+          <w:bCs/>
+          <w:i/>
+          <w:iCs/>
+          <w:sz w:val="28"/>
+          <w:szCs w:val="28"/>
+        </w:rPr>
+      </w:pPr>
+      <w:r>
+        <w:rPr>
+          <w:b/>
+          <w:bCs/>
+          <w:i/>
+          <w:iCs/>
+          <w:sz w:val="28"/>
+          <w:szCs w:val="28"/>
+        </w:rPr>
+        <w:t>Post-Condition:</w:t>
+      </w:r>
+      <w:r>
+        <w:rPr>
+          <w:b/>
+          <w:bCs/>
+          <w:i/>
+          <w:iCs/>
+          <w:sz w:val="28"/>
+          <w:szCs w:val="28"/>
+        </w:rPr>
+        <w:t xml:space="preserve"> </w:t>
+      </w:r>
+      <w:r>
+        <w:rPr>
+          <w:sz w:val="28"/>
+          <w:szCs w:val="28"/>
+        </w:rPr>
+        <w:t>repository has new branch</w:t>
+      </w:r>
+    </w:p>
+    <w:p>
+      <w:pPr>
+        <w:rPr>
+          <w:b/>
+          <w:bCs/>
+          <w:sz w:val="40"/>
+          <w:szCs w:val="40"/>
+          <w:u w:val="single"/>
+        </w:rPr>
+      </w:pPr>
+      <w:r>
+        <w:rPr>
+          <w:b/>
+          <w:bCs/>
+          <w:sz w:val="40"/>
+          <w:szCs w:val="40"/>
+          <w:u w:val="single"/>
+        </w:rPr>
+        <w:t>Merge Repository Branch</w:t>
+      </w:r>
+      <w:r>
+        <w:rPr>
+          <w:b/>
+          <w:bCs/>
+          <w:sz w:val="40"/>
+          <w:szCs w:val="40"/>
+          <w:u w:val="single"/>
+        </w:rPr>
+        <w:t>:</w:t>
+      </w:r>
+    </w:p>
+    <w:p>
+      <w:pPr>
+        <w:pStyle w:val="ListParagraph"/>
+        <w:numPr>
+          <w:ilvl w:val="0"/>
+          <w:numId w:val="1"/>
+        </w:numPr>
+        <w:rPr>
+          <w:sz w:val="28"/>
+          <w:szCs w:val="28"/>
+        </w:rPr>
+      </w:pPr>
+      <w:r>
+        <w:rPr>
+          <w:b/>
+          <w:bCs/>
+          <w:i/>
+          <w:iCs/>
+          <w:sz w:val="28"/>
+          <w:szCs w:val="28"/>
+        </w:rPr>
+        <w:t xml:space="preserve">Name: </w:t>
+      </w:r>
+      <w:r>
+        <w:rPr>
+          <w:sz w:val="28"/>
+          <w:szCs w:val="28"/>
+        </w:rPr>
+        <w:t>Merge Branch</w:t>
+      </w:r>
+    </w:p>
+    <w:p>
+      <w:pPr>
+        <w:pStyle w:val="ListParagraph"/>
+        <w:numPr>
+          <w:ilvl w:val="0"/>
+          <w:numId w:val="1"/>
+        </w:numPr>
+        <w:rPr>
+          <w:sz w:val="28"/>
+          <w:szCs w:val="28"/>
+        </w:rPr>
+      </w:pPr>
+      <w:r>
+        <w:rPr>
+          <w:b/>
+          <w:bCs/>
+          <w:i/>
+          <w:iCs/>
+          <w:sz w:val="28"/>
+          <w:szCs w:val="28"/>
+        </w:rPr>
+        <w:t xml:space="preserve">Actors: </w:t>
+      </w:r>
+      <w:r>
+        <w:rPr>
+          <w:sz w:val="28"/>
+          <w:szCs w:val="28"/>
+        </w:rPr>
+        <w:t>User</w:t>
+      </w:r>
+    </w:p>
+    <w:p>
+      <w:pPr>
+        <w:pStyle w:val="ListParagraph"/>
+        <w:numPr>
+          <w:ilvl w:val="0"/>
+          <w:numId w:val="1"/>
+        </w:numPr>
+        <w:rPr>
+          <w:b/>
+          <w:bCs/>
+          <w:i/>
+          <w:iCs/>
+          <w:sz w:val="28"/>
+          <w:szCs w:val="28"/>
+        </w:rPr>
+      </w:pPr>
+      <w:r>
+        <w:rPr>
+          <w:b/>
+          <w:bCs/>
+          <w:i/>
+          <w:iCs/>
+          <w:sz w:val="28"/>
+          <w:szCs w:val="28"/>
+        </w:rPr>
+        <w:t>Pre-Condition:</w:t>
+      </w:r>
+      <w:r>
+        <w:rPr>
+          <w:b/>
+          <w:bCs/>
+          <w:i/>
+          <w:iCs/>
+          <w:sz w:val="28"/>
+          <w:szCs w:val="28"/>
+        </w:rPr>
+        <w:t xml:space="preserve"> </w:t>
+      </w:r>
+      <w:r>
+        <w:rPr>
+          <w:sz w:val="28"/>
+          <w:szCs w:val="28"/>
+        </w:rPr>
+        <w:t>user is registered/logged-on and user is owner/contribut</w:t>
+      </w:r>
+      <w:r>
+        <w:rPr>
+          <w:sz w:val="28"/>
+          <w:szCs w:val="28"/>
+        </w:rPr>
+        <w:t>or of repository</w:t>
+      </w:r>
+      <w:r>
+        <w:rPr>
+          <w:sz w:val="28"/>
+          <w:szCs w:val="28"/>
+        </w:rPr>
+        <w:t xml:space="preserve"> and exists at minimum 2 branches on said repository</w:t>
+      </w:r>
+    </w:p>
+    <w:p>
+      <w:pPr>
+        <w:pStyle w:val="ListParagraph"/>
+        <w:numPr>
+          <w:ilvl w:val="0"/>
+          <w:numId w:val="1"/>
+        </w:numPr>
+        <w:rPr>
+          <w:b/>
+          <w:bCs/>
+          <w:i/>
+          <w:iCs/>
+          <w:sz w:val="28"/>
+          <w:szCs w:val="28"/>
+        </w:rPr>
+      </w:pPr>
+      <w:r>
+        <w:rPr>
+          <w:b/>
+          <w:bCs/>
+          <w:i/>
+          <w:iCs/>
+          <w:sz w:val="28"/>
+          <w:szCs w:val="28"/>
+        </w:rPr>
+        <w:lastRenderedPageBreak/>
+        <w:t xml:space="preserve">Description: </w:t>
+      </w:r>
+      <w:r>
+        <w:rPr>
+          <w:sz w:val="28"/>
+          <w:szCs w:val="28"/>
+        </w:rPr>
+        <w:t>@specify branch to merge to current branch@</w:t>
+      </w:r>
+    </w:p>
+    <w:p>
+      <w:pPr>
+        <w:pStyle w:val="ListParagraph"/>
+        <w:numPr>
+          <w:ilvl w:val="0"/>
+          <w:numId w:val="1"/>
+        </w:numPr>
+        <w:rPr>
+          <w:b/>
+          <w:bCs/>
+          <w:i/>
+          <w:iCs/>
+          <w:sz w:val="28"/>
+          <w:szCs w:val="28"/>
+        </w:rPr>
+      </w:pPr>
+      <w:r>
+        <w:rPr>
+          <w:b/>
+          <w:bCs/>
+          <w:i/>
+          <w:iCs/>
+          <w:sz w:val="28"/>
+          <w:szCs w:val="28"/>
+        </w:rPr>
+        <w:t>Post-Condition:</w:t>
+      </w:r>
+      <w:r>
+        <w:rPr>
+          <w:b/>
+          <w:bCs/>
+          <w:i/>
+          <w:iCs/>
+          <w:sz w:val="28"/>
+          <w:szCs w:val="28"/>
+        </w:rPr>
+        <w:t xml:space="preserve"> </w:t>
+      </w:r>
+      <w:r>
+        <w:rPr>
+          <w:bCs/>
+          <w:iCs/>
+          <w:sz w:val="28"/>
+          <w:szCs w:val="28"/>
+        </w:rPr>
+        <w:t>specified branch is merged with current branch and creates new branch</w:t>
+      </w:r>
+    </w:p>
+    <w:p>
+      <w:pPr>
+        <w:rPr>
+          <w:b/>
+          <w:bCs/>
+          <w:sz w:val="40"/>
+          <w:szCs w:val="40"/>
+          <w:u w:val="single"/>
+        </w:rPr>
+      </w:pPr>
+      <w:r>
+        <w:rPr>
+          <w:b/>
+          <w:bCs/>
+          <w:sz w:val="40"/>
+          <w:szCs w:val="40"/>
+          <w:u w:val="single"/>
+        </w:rPr>
+        <w:t>Switch Repository Branch</w:t>
+      </w:r>
+      <w:r>
+        <w:rPr>
+          <w:b/>
+          <w:bCs/>
+          <w:sz w:val="40"/>
+          <w:szCs w:val="40"/>
+          <w:u w:val="single"/>
+        </w:rPr>
+        <w:t>:</w:t>
+      </w:r>
+    </w:p>
+    <w:p>
+      <w:pPr>
+        <w:pStyle w:val="ListParagraph"/>
+        <w:numPr>
+          <w:ilvl w:val="0"/>
+          <w:numId w:val="1"/>
+        </w:numPr>
+        <w:rPr>
+          <w:sz w:val="28"/>
+          <w:szCs w:val="28"/>
+        </w:rPr>
+      </w:pPr>
+      <w:r>
+        <w:rPr>
+          <w:b/>
+          <w:bCs/>
+          <w:i/>
+          <w:iCs/>
+          <w:sz w:val="28"/>
+          <w:szCs w:val="28"/>
+        </w:rPr>
+        <w:t xml:space="preserve">Name: </w:t>
+      </w:r>
+      <w:r>
+        <w:rPr>
+          <w:sz w:val="28"/>
+          <w:szCs w:val="28"/>
+        </w:rPr>
+        <w:t>Switch Branch</w:t>
+      </w:r>
+    </w:p>
+    <w:p>
+      <w:pPr>
+        <w:pStyle w:val="ListParagraph"/>
+        <w:numPr>
+          <w:ilvl w:val="0"/>
+          <w:numId w:val="1"/>
+        </w:numPr>
+        <w:rPr>
+          <w:sz w:val="28"/>
+          <w:szCs w:val="28"/>
+        </w:rPr>
+      </w:pPr>
+      <w:r>
+        <w:rPr>
+          <w:b/>
+          <w:bCs/>
+          <w:i/>
+          <w:iCs/>
+          <w:sz w:val="28"/>
+          <w:szCs w:val="28"/>
+        </w:rPr>
+        <w:t xml:space="preserve">Actors: </w:t>
+      </w:r>
+      <w:r>
+        <w:rPr>
+          <w:sz w:val="28"/>
+          <w:szCs w:val="28"/>
+        </w:rPr>
+        <w:t>User</w:t>
+      </w:r>
+    </w:p>
+    <w:p>
+      <w:pPr>
+        <w:pStyle w:val="ListParagraph"/>
+        <w:numPr>
+          <w:ilvl w:val="0"/>
+          <w:numId w:val="1"/>
+        </w:numPr>
+        <w:rPr>
+          <w:b/>
+          <w:bCs/>
+          <w:i/>
+          <w:iCs/>
+          <w:sz w:val="28"/>
+          <w:szCs w:val="28"/>
+        </w:rPr>
+      </w:pPr>
+      <w:r>
+        <w:rPr>
+          <w:b/>
+          <w:bCs/>
+          <w:i/>
+          <w:iCs/>
+          <w:sz w:val="28"/>
+          <w:szCs w:val="28"/>
+        </w:rPr>
+        <w:t>Pre-Condition:</w:t>
+      </w:r>
+      <w:r>
+        <w:rPr>
+          <w:b/>
+          <w:bCs/>
+          <w:i/>
+          <w:iCs/>
+          <w:sz w:val="28"/>
+          <w:szCs w:val="28"/>
+        </w:rPr>
+        <w:t xml:space="preserve"> </w:t>
+      </w:r>
+      <w:r>
+        <w:rPr>
+          <w:sz w:val="28"/>
+          <w:szCs w:val="28"/>
+        </w:rPr>
+        <w:t>User is registered/logged-on and user is owner/contributor to the repository</w:t>
+      </w:r>
+    </w:p>
+    <w:p>
+      <w:pPr>
+        <w:pStyle w:val="ListParagraph"/>
+        <w:numPr>
+          <w:ilvl w:val="0"/>
+          <w:numId w:val="1"/>
+        </w:numPr>
+        <w:rPr>
+          <w:b/>
+          <w:bCs/>
+          <w:i/>
+          <w:iCs/>
+          <w:sz w:val="28"/>
+          <w:szCs w:val="28"/>
+        </w:rPr>
+      </w:pPr>
+      <w:r>
+        <w:rPr>
+          <w:b/>
+          <w:bCs/>
+          <w:i/>
+          <w:iCs/>
+          <w:sz w:val="28"/>
+          <w:szCs w:val="28"/>
+        </w:rPr>
+        <w:t>Description:</w:t>
+      </w:r>
+      <w:r>
+        <w:rPr>
+          <w:b/>
+          <w:bCs/>
+          <w:i/>
+          <w:iCs/>
+          <w:sz w:val="28"/>
+          <w:szCs w:val="28"/>
+        </w:rPr>
+        <w:t xml:space="preserve"> </w:t>
+      </w:r>
+      <w:r>
+        <w:rPr>
+          <w:sz w:val="28"/>
+          <w:szCs w:val="28"/>
+        </w:rPr>
+        <w:t>@user specifies branch to switch to</w:t>
+      </w:r>
+      <w:r>
+        <w:rPr>
+          <w:sz w:val="28"/>
+          <w:szCs w:val="28"/>
+        </w:rPr>
+        <w:t>, if doesn’t exists switch to create repository branch</w:t>
+      </w:r>
+      <w:r>
+        <w:rPr>
+          <w:sz w:val="28"/>
+          <w:szCs w:val="28"/>
+        </w:rPr>
+        <w:t>@</w:t>
+      </w:r>
+    </w:p>
+    <w:p>
+      <w:pPr>
+        <w:pStyle w:val="ListParagraph"/>
+        <w:numPr>
+          <w:ilvl w:val="0"/>
+          <w:numId w:val="1"/>
+        </w:numPr>
+        <w:rPr>
+          <w:b/>
+          <w:bCs/>
+          <w:i/>
+          <w:iCs/>
+          <w:sz w:val="28"/>
+          <w:szCs w:val="28"/>
+        </w:rPr>
+      </w:pPr>
+      <w:r>
+        <w:rPr>
+          <w:b/>
+          <w:bCs/>
+          <w:i/>
+          <w:iCs/>
+          <w:sz w:val="28"/>
+          <w:szCs w:val="28"/>
+        </w:rPr>
+        <w:t>Post-Condition:</w:t>
+      </w:r>
+      <w:r>
+        <w:rPr>
+          <w:b/>
+          <w:bCs/>
+          <w:i/>
+          <w:iCs/>
+          <w:sz w:val="28"/>
+          <w:szCs w:val="28"/>
+        </w:rPr>
+        <w:t xml:space="preserve"> </w:t>
+      </w:r>
+      <w:r>
+        <w:rPr>
+          <w:bCs/>
+          <w:iCs/>
+          <w:sz w:val="28"/>
+          <w:szCs w:val="28"/>
+        </w:rPr>
+        <w:t>current br</w:t>
+      </w:r>
+      <w:r>
+        <w:rPr>
+          <w:bCs/>
+          <w:iCs/>
+          <w:sz w:val="28"/>
+          <w:szCs w:val="28"/>
+        </w:rPr>
+        <w:t>anch is set to specified branch</w:t>
+      </w:r>
+    </w:p>
+    <w:p>
+      <w:pPr>
+        <w:rPr>
+          <w:b/>
+          <w:bCs/>
+          <w:sz w:val="40"/>
+          <w:szCs w:val="40"/>
+          <w:u w:val="single"/>
+        </w:rPr>
+      </w:pPr>
+      <w:r>
+        <w:rPr>
+          <w:b/>
+          <w:bCs/>
+          <w:sz w:val="40"/>
+          <w:szCs w:val="40"/>
+          <w:u w:val="single"/>
+        </w:rPr>
+        <w:t>Commit Repository Branch</w:t>
+      </w:r>
+      <w:r>
+        <w:rPr>
+          <w:b/>
+          <w:bCs/>
+          <w:sz w:val="40"/>
+          <w:szCs w:val="40"/>
+          <w:u w:val="single"/>
+        </w:rPr>
+        <w:t xml:space="preserve"> Changes</w:t>
+      </w:r>
+      <w:r>
+        <w:rPr>
+          <w:b/>
+          <w:bCs/>
+          <w:sz w:val="40"/>
+          <w:szCs w:val="40"/>
+          <w:u w:val="single"/>
+        </w:rPr>
+        <w:t>:</w:t>
+      </w:r>
+    </w:p>
+    <w:p>
+      <w:pPr>
+        <w:pStyle w:val="ListParagraph"/>
+        <w:numPr>
+          <w:ilvl w:val="0"/>
+          <w:numId w:val="1"/>
+        </w:numPr>
+        <w:rPr>
+          <w:sz w:val="28"/>
+          <w:szCs w:val="28"/>
+        </w:rPr>
+      </w:pPr>
+      <w:r>
+        <w:rPr>
+          <w:b/>
+          <w:bCs/>
+          <w:i/>
+          <w:iCs/>
+          <w:sz w:val="28"/>
+          <w:szCs w:val="28"/>
+        </w:rPr>
+        <w:t xml:space="preserve">Name: </w:t>
+      </w:r>
+      <w:r>
+        <w:rPr>
+          <w:sz w:val="28"/>
+          <w:szCs w:val="28"/>
+        </w:rPr>
+        <w:t xml:space="preserve">Commit </w:t>
+      </w:r>
+      <w:r>
+        <w:rPr>
+          <w:sz w:val="28"/>
+          <w:szCs w:val="28"/>
+        </w:rPr>
+        <w:t>Changes</w:t>
+      </w:r>
+    </w:p>
+    <w:p>
+      <w:pPr>
+        <w:pStyle w:val="ListParagraph"/>
+        <w:numPr>
+          <w:ilvl w:val="0"/>
+          <w:numId w:val="1"/>
+        </w:numPr>
+        <w:rPr>
+          <w:sz w:val="28"/>
+          <w:szCs w:val="28"/>
+        </w:rPr>
+      </w:pPr>
+      <w:r>
+        <w:rPr>
+          <w:b/>
+          <w:bCs/>
+          <w:i/>
+          <w:iCs/>
+          <w:sz w:val="28"/>
+          <w:szCs w:val="28"/>
+        </w:rPr>
+        <w:t xml:space="preserve">Actors: </w:t>
+      </w:r>
+      <w:r>
+        <w:rPr>
+          <w:sz w:val="28"/>
+          <w:szCs w:val="28"/>
+        </w:rPr>
+        <w:t>User</w:t>
+      </w:r>
+    </w:p>
+    <w:p>
+      <w:pPr>
+        <w:pStyle w:val="ListParagraph"/>
+        <w:numPr>
+          <w:ilvl w:val="0"/>
+          <w:numId w:val="1"/>
+        </w:numPr>
+        <w:rPr>
+          <w:b/>
+          <w:bCs/>
+          <w:i/>
+          <w:iCs/>
+          <w:sz w:val="28"/>
+          <w:szCs w:val="28"/>
+        </w:rPr>
+      </w:pPr>
+      <w:r>
+        <w:rPr>
+          <w:b/>
+          <w:bCs/>
+          <w:i/>
+          <w:iCs/>
+          <w:sz w:val="28"/>
+          <w:szCs w:val="28"/>
+        </w:rPr>
+        <w:t>Pre-Condition:</w:t>
+      </w:r>
+      <w:r>
+        <w:rPr>
+          <w:b/>
+          <w:bCs/>
+          <w:i/>
+          <w:iCs/>
+          <w:sz w:val="28"/>
+          <w:szCs w:val="28"/>
+        </w:rPr>
+        <w:t xml:space="preserve"> </w:t>
+      </w:r>
+      <w:r>
+        <w:rPr>
+          <w:sz w:val="28"/>
+          <w:szCs w:val="28"/>
+        </w:rPr>
+        <w:t>User is registered/logged-on and user is owner/contributor to the repository</w:t>
+      </w:r>
+    </w:p>
+    <w:p>
+      <w:pPr>
+        <w:pStyle w:val="ListParagraph"/>
+        <w:numPr>
+          <w:ilvl w:val="0"/>
+          <w:numId w:val="1"/>
+        </w:numPr>
+        <w:rPr>
+          <w:b/>
+          <w:bCs/>
+          <w:i/>
+          <w:iCs/>
+          <w:sz w:val="28"/>
+          <w:szCs w:val="28"/>
+        </w:rPr>
+      </w:pPr>
+      <w:r>
+        <w:rPr>
+          <w:b/>
+          <w:bCs/>
+          <w:i/>
+          <w:iCs/>
+          <w:sz w:val="28"/>
+          <w:szCs w:val="28"/>
+        </w:rPr>
+        <w:t xml:space="preserve">Description: </w:t>
+      </w:r>
+      <w:r>
+        <w:rPr>
+          <w:sz w:val="28"/>
+          <w:szCs w:val="28"/>
+        </w:rPr>
+        <w:t>A</w:t>
+      </w:r>
+    </w:p>
+    <w:p>
+      <w:pPr>
+        <w:pStyle w:val="ListParagraph"/>
+        <w:numPr>
+          <w:ilvl w:val="0"/>
+          <w:numId w:val="1"/>
+        </w:numPr>
+        <w:rPr>
+          <w:b/>
+          <w:bCs/>
+          <w:i/>
+          <w:iCs/>
+          <w:sz w:val="28"/>
+          <w:szCs w:val="28"/>
+        </w:rPr>
+      </w:pPr>
+      <w:r>
+        <w:rPr>
+          <w:b/>
+          <w:bCs/>
+          <w:i/>
+          <w:iCs/>
+          <w:sz w:val="28"/>
+          <w:szCs w:val="28"/>
+        </w:rPr>
+        <w:t>Post-Condition:</w:t>
+      </w:r>
+      <w:r>
+        <w:rPr>
+          <w:b/>
+          <w:bCs/>
+          <w:i/>
+          <w:iCs/>
+          <w:sz w:val="28"/>
+          <w:szCs w:val="28"/>
+        </w:rPr>
+        <w:t xml:space="preserve"> </w:t>
+      </w:r>
+      <w:r>
+        <w:rPr>
+          <w:sz w:val="28"/>
+          <w:szCs w:val="28"/>
+        </w:rPr>
+        <w:t>commit staged changes to current branch</w:t>
+      </w:r>
+    </w:p>
+    <w:p>
+      <w:pPr>
+        <w:rPr>
+          <w:b/>
+          <w:bCs/>
+          <w:sz w:val="40"/>
+          <w:szCs w:val="40"/>
+          <w:u w:val="single"/>
+        </w:rPr>
+      </w:pPr>
+      <w:r>
+        <w:rPr>
+          <w:b/>
+          <w:bCs/>
+          <w:sz w:val="40"/>
+          <w:szCs w:val="40"/>
+          <w:u w:val="single"/>
+        </w:rPr>
+        <w:t>Stage Repository Branch Changes</w:t>
+      </w:r>
+      <w:r>
+        <w:rPr>
+          <w:b/>
+          <w:bCs/>
+          <w:sz w:val="40"/>
+          <w:szCs w:val="40"/>
+          <w:u w:val="single"/>
+        </w:rPr>
+        <w:t>:</w:t>
+      </w:r>
+    </w:p>
+    <w:p>
+      <w:pPr>
+        <w:pStyle w:val="ListParagraph"/>
+        <w:numPr>
+          <w:ilvl w:val="0"/>
+          <w:numId w:val="1"/>
+        </w:numPr>
+        <w:rPr>
+          <w:sz w:val="28"/>
+          <w:szCs w:val="28"/>
+        </w:rPr>
+      </w:pPr>
+      <w:r>
+        <w:rPr>
+          <w:b/>
+          <w:bCs/>
+          <w:i/>
+          <w:iCs/>
+          <w:sz w:val="28"/>
+          <w:szCs w:val="28"/>
+        </w:rPr>
+        <w:t xml:space="preserve">Name: </w:t>
+      </w:r>
+      <w:r>
+        <w:rPr>
+          <w:bCs/>
+          <w:iCs/>
+          <w:sz w:val="28"/>
+          <w:szCs w:val="28"/>
+        </w:rPr>
+        <w:t>Stage Changes</w:t>
+      </w:r>
+    </w:p>
+    <w:p>
+      <w:pPr>
+        <w:pStyle w:val="ListParagraph"/>
+        <w:numPr>
+          <w:ilvl w:val="0"/>
+          <w:numId w:val="1"/>
+        </w:numPr>
+        <w:rPr>
+          <w:sz w:val="28"/>
+          <w:szCs w:val="28"/>
+        </w:rPr>
+      </w:pPr>
+      <w:r>
+        <w:rPr>
+          <w:b/>
+          <w:bCs/>
+          <w:i/>
+          <w:iCs/>
+          <w:sz w:val="28"/>
+          <w:szCs w:val="28"/>
+        </w:rPr>
+        <w:t xml:space="preserve">Actors: </w:t>
+      </w:r>
+      <w:r>
+        <w:rPr>
+          <w:sz w:val="28"/>
+          <w:szCs w:val="28"/>
+        </w:rPr>
+        <w:t>User</w:t>
+      </w:r>
+    </w:p>
+    <w:p>
+      <w:pPr>
+        <w:pStyle w:val="ListParagraph"/>
+        <w:numPr>
+          <w:ilvl w:val="0"/>
+          <w:numId w:val="1"/>
+        </w:numPr>
+        <w:rPr>
+          <w:b/>
+          <w:bCs/>
+          <w:i/>
+          <w:iCs/>
+          <w:sz w:val="28"/>
+          <w:szCs w:val="28"/>
+        </w:rPr>
+      </w:pPr>
+      <w:r>
+        <w:rPr>
+          <w:b/>
+          <w:bCs/>
+          <w:i/>
+          <w:iCs/>
+          <w:sz w:val="28"/>
+          <w:szCs w:val="28"/>
+        </w:rPr>
+        <w:t>Pre-Condition:</w:t>
+      </w:r>
+      <w:r>
+        <w:rPr>
+          <w:sz w:val="28"/>
+          <w:szCs w:val="28"/>
+        </w:rPr>
+        <w:t xml:space="preserve"> </w:t>
+      </w:r>
+      <w:r>
+        <w:rPr>
+          <w:sz w:val="28"/>
+          <w:szCs w:val="28"/>
+        </w:rPr>
+        <w:t>User is registered/logged-on and user is owner/contributor to the repository</w:t>
+      </w:r>
+    </w:p>
+    <w:p>
+      <w:pPr>
+        <w:pStyle w:val="ListParagraph"/>
+        <w:numPr>
+          <w:ilvl w:val="0"/>
+          <w:numId w:val="1"/>
+        </w:numPr>
+        <w:rPr>
+          <w:b/>
+          <w:bCs/>
+          <w:i/>
+          <w:iCs/>
+          <w:sz w:val="28"/>
+          <w:szCs w:val="28"/>
+        </w:rPr>
+      </w:pPr>
+      <w:r>
+        <w:rPr>
+          <w:b/>
+          <w:bCs/>
+          <w:i/>
+          <w:iCs/>
+          <w:sz w:val="28"/>
+          <w:szCs w:val="28"/>
+        </w:rPr>
+        <w:t xml:space="preserve">Description: </w:t>
+      </w:r>
+      <w:r>
+        <w:rPr>
+          <w:sz w:val="28"/>
+          <w:szCs w:val="28"/>
+        </w:rPr>
+        <w:t>@specify files to stage@</w:t>
+      </w:r>
+    </w:p>
+    <w:p>
+      <w:pPr>
+        <w:pStyle w:val="ListParagraph"/>
+        <w:numPr>
+          <w:ilvl w:val="0"/>
+          <w:numId w:val="1"/>
+        </w:numPr>
+        <w:rPr>
+          <w:b/>
+          <w:bCs/>
+          <w:i/>
+          <w:iCs/>
+          <w:sz w:val="28"/>
+          <w:szCs w:val="28"/>
+        </w:rPr>
+      </w:pPr>
+      <w:r>
+        <w:rPr>
+          <w:b/>
+          <w:bCs/>
+          <w:i/>
+          <w:iCs/>
+          <w:sz w:val="28"/>
+          <w:szCs w:val="28"/>
+        </w:rPr>
+        <w:t>Post-Condition:</w:t>
+      </w:r>
+      <w:r>
+        <w:rPr>
+          <w:b/>
+          <w:bCs/>
+          <w:i/>
+          <w:iCs/>
+          <w:sz w:val="28"/>
+          <w:szCs w:val="28"/>
+        </w:rPr>
+        <w:t xml:space="preserve"> </w:t>
+      </w:r>
+      <w:r>
+        <w:rPr>
+          <w:sz w:val="28"/>
+          <w:szCs w:val="28"/>
+        </w:rPr>
+        <w:t>stage changes of current branch</w:t>
+      </w:r>
+    </w:p>
+    <w:p>
+      <w:pPr>
+        <w:rPr>
+          <w:b/>
+          <w:bCs/>
+          <w:sz w:val="40"/>
+          <w:szCs w:val="40"/>
+          <w:u w:val="single"/>
+        </w:rPr>
+      </w:pPr>
+      <w:r>
+        <w:rPr>
+          <w:b/>
+          <w:bCs/>
+          <w:sz w:val="40"/>
+          <w:szCs w:val="40"/>
+          <w:u w:val="single"/>
+        </w:rPr>
+        <w:t>Delete Repository Branch</w:t>
+      </w:r>
+      <w:r>
+        <w:rPr>
+          <w:b/>
+          <w:bCs/>
+          <w:sz w:val="40"/>
+          <w:szCs w:val="40"/>
+          <w:u w:val="single"/>
+        </w:rPr>
+        <w:t>:</w:t>
+      </w:r>
+    </w:p>
+    <w:p>
+      <w:pPr>
+        <w:pStyle w:val="ListParagraph"/>
+        <w:numPr>
+          <w:ilvl w:val="0"/>
+          <w:numId w:val="1"/>
+        </w:numPr>
+        <w:rPr>
+          <w:sz w:val="28"/>
+          <w:szCs w:val="28"/>
+        </w:rPr>
+      </w:pPr>
+      <w:r>
+        <w:rPr>
+          <w:b/>
+          <w:bCs/>
+          <w:i/>
+          <w:iCs/>
+          <w:sz w:val="28"/>
+          <w:szCs w:val="28"/>
+        </w:rPr>
+        <w:t xml:space="preserve">Name: </w:t>
+      </w:r>
+      <w:r>
+        <w:rPr>
+          <w:sz w:val="28"/>
+          <w:szCs w:val="28"/>
+        </w:rPr>
+        <w:t>Delete Branch</w:t>
+      </w:r>
+    </w:p>
+    <w:p>
+      <w:pPr>
+        <w:pStyle w:val="ListParagraph"/>
+        <w:numPr>
+          <w:ilvl w:val="0"/>
+          <w:numId w:val="1"/>
+        </w:numPr>
+        <w:rPr>
+          <w:sz w:val="28"/>
+          <w:szCs w:val="28"/>
+        </w:rPr>
+      </w:pPr>
+      <w:r>
+        <w:rPr>
+          <w:b/>
+          <w:bCs/>
+          <w:i/>
+          <w:iCs/>
+          <w:sz w:val="28"/>
+          <w:szCs w:val="28"/>
+        </w:rPr>
+        <w:t xml:space="preserve">Actors: </w:t>
+      </w:r>
+      <w:r>
+        <w:rPr>
+          <w:sz w:val="28"/>
+          <w:szCs w:val="28"/>
+        </w:rPr>
+        <w:t>User</w:t>
+      </w:r>
+    </w:p>
+    <w:p>
+      <w:pPr>
+        <w:pStyle w:val="ListParagraph"/>
+        <w:numPr>
+          <w:ilvl w:val="0"/>
+          <w:numId w:val="1"/>
+        </w:numPr>
+        <w:rPr>
+          <w:b/>
+          <w:bCs/>
+          <w:i/>
+          <w:iCs/>
+          <w:sz w:val="28"/>
+          <w:szCs w:val="28"/>
+        </w:rPr>
+      </w:pPr>
+      <w:r>
+        <w:rPr>
+          <w:b/>
+          <w:bCs/>
+          <w:i/>
+          <w:iCs/>
+          <w:sz w:val="28"/>
+          <w:szCs w:val="28"/>
+        </w:rPr>
+        <w:lastRenderedPageBreak/>
+        <w:t>Pre-Condition:</w:t>
+      </w:r>
+      <w:r>
+        <w:rPr>
+          <w:b/>
+          <w:bCs/>
+          <w:i/>
+          <w:iCs/>
+          <w:sz w:val="28"/>
+          <w:szCs w:val="28"/>
+        </w:rPr>
+        <w:t xml:space="preserve"> </w:t>
+      </w:r>
+      <w:r>
+        <w:rPr>
+          <w:sz w:val="28"/>
+          <w:szCs w:val="28"/>
+        </w:rPr>
+        <w:t>User is registered/logged-on and user is owner/contributor to the repository and repository has at-least one branch other than “main branch”</w:t>
+      </w:r>
+    </w:p>
+    <w:p>
+      <w:pPr>
+        <w:pStyle w:val="ListParagraph"/>
+        <w:numPr>
+          <w:ilvl w:val="0"/>
+          <w:numId w:val="1"/>
+        </w:numPr>
+        <w:rPr>
+          <w:b/>
+          <w:bCs/>
+          <w:i/>
+          <w:iCs/>
+          <w:sz w:val="28"/>
+          <w:szCs w:val="28"/>
+        </w:rPr>
+      </w:pPr>
+      <w:r>
+        <w:rPr>
+          <w:b/>
+          <w:bCs/>
+          <w:i/>
+          <w:iCs/>
+          <w:sz w:val="28"/>
+          <w:szCs w:val="28"/>
+        </w:rPr>
+        <w:t xml:space="preserve">Description: </w:t>
+      </w:r>
+      <w:r>
+        <w:rPr>
+          <w:sz w:val="28"/>
+          <w:szCs w:val="28"/>
+        </w:rPr>
+        <w:t>@</w:t>
+      </w:r>
+      <w:r>
+        <w:rPr>
+          <w:sz w:val="28"/>
+          <w:szCs w:val="28"/>
+        </w:rPr>
+        <w:t>can</w:t>
+      </w:r>
+      <w:r>
+        <w:rPr>
+          <w:sz w:val="28"/>
+          <w:szCs w:val="28"/>
+        </w:rPr>
+        <w:t>’</w:t>
+      </w:r>
+      <w:r>
+        <w:rPr>
+          <w:sz w:val="28"/>
+          <w:szCs w:val="28"/>
+        </w:rPr>
+        <w:t xml:space="preserve">t </w:t>
+      </w:r>
+      <w:r>
+        <w:rPr>
+          <w:sz w:val="28"/>
+          <w:szCs w:val="28"/>
+        </w:rPr>
+        <w:t>delete</w:t>
+      </w:r>
+      <w:r>
+        <w:rPr>
+          <w:sz w:val="28"/>
+          <w:szCs w:val="28"/>
+        </w:rPr>
+        <w:t xml:space="preserve"> </w:t>
+      </w:r>
+      <w:r>
+        <w:rPr>
+          <w:sz w:val="28"/>
+          <w:szCs w:val="28"/>
+        </w:rPr>
+        <w:t>“</w:t>
+      </w:r>
+      <w:r>
+        <w:rPr>
+          <w:sz w:val="28"/>
+          <w:szCs w:val="28"/>
+        </w:rPr>
+        <w:t xml:space="preserve">main </w:t>
+      </w:r>
+      <w:proofErr w:type="gramStart"/>
+      <w:r>
+        <w:rPr>
+          <w:sz w:val="28"/>
+          <w:szCs w:val="28"/>
+        </w:rPr>
+        <w:t>branch</w:t>
+      </w:r>
+      <w:r>
+        <w:rPr>
+          <w:sz w:val="28"/>
+          <w:szCs w:val="28"/>
+        </w:rPr>
+        <w:t>”</w:t>
+      </w:r>
+      <w:r>
+        <w:rPr>
+          <w:sz w:val="28"/>
+          <w:szCs w:val="28"/>
+        </w:rPr>
+        <w:t>@</w:t>
+      </w:r>
+      <w:proofErr w:type="gramEnd"/>
+    </w:p>
+    <w:p>
+      <w:pPr>
+        <w:pStyle w:val="ListParagraph"/>
+        <w:numPr>
+          <w:ilvl w:val="0"/>
+          <w:numId w:val="1"/>
+        </w:numPr>
+        <w:rPr>
+          <w:b/>
+          <w:bCs/>
+          <w:i/>
+          <w:iCs/>
+          <w:sz w:val="28"/>
+          <w:szCs w:val="28"/>
+        </w:rPr>
+      </w:pPr>
+      <w:r>
+        <w:rPr>
+          <w:b/>
+          <w:bCs/>
+          <w:i/>
+          <w:iCs/>
+          <w:sz w:val="28"/>
+          <w:szCs w:val="28"/>
+        </w:rPr>
+        <w:t>Post-Condition:</w:t>
+      </w:r>
+      <w:r>
+        <w:rPr>
+          <w:b/>
+          <w:bCs/>
+          <w:i/>
+          <w:iCs/>
+          <w:sz w:val="28"/>
+          <w:szCs w:val="28"/>
+        </w:rPr>
+        <w:t xml:space="preserve"> </w:t>
+      </w:r>
+      <w:r>
+        <w:rPr>
+          <w:sz w:val="28"/>
+          <w:szCs w:val="28"/>
+        </w:rPr>
+        <w:t>deletes current repository and switch to “main branch”</w:t>
+      </w:r>
+    </w:p>
+    <w:p>
+      <w:pPr>
+        <w:rPr>
+          <w:b/>
+          <w:bCs/>
+          <w:sz w:val="40"/>
+          <w:szCs w:val="40"/>
+          <w:u w:val="single"/>
+        </w:rPr>
+      </w:pPr>
+      <w:r>
+        <w:rPr>
+          <w:b/>
+          <w:bCs/>
+          <w:sz w:val="40"/>
+          <w:szCs w:val="40"/>
+          <w:u w:val="single"/>
+        </w:rPr>
+        <w:t>Rename Repository Branch</w:t>
+      </w:r>
+      <w:r>
+        <w:rPr>
+          <w:b/>
+          <w:bCs/>
+          <w:sz w:val="40"/>
+          <w:szCs w:val="40"/>
+          <w:u w:val="single"/>
+        </w:rPr>
+        <w:t>:</w:t>
+      </w:r>
+    </w:p>
+    <w:p>
+      <w:pPr>
+        <w:pStyle w:val="ListParagraph"/>
+        <w:numPr>
+          <w:ilvl w:val="0"/>
+          <w:numId w:val="1"/>
+        </w:numPr>
+        <w:rPr>
+          <w:sz w:val="28"/>
+          <w:szCs w:val="28"/>
+        </w:rPr>
+      </w:pPr>
+      <w:r>
+        <w:rPr>
+          <w:b/>
+          <w:bCs/>
+          <w:i/>
+          <w:iCs/>
+          <w:sz w:val="28"/>
+          <w:szCs w:val="28"/>
+        </w:rPr>
+        <w:t xml:space="preserve">Name: </w:t>
+      </w:r>
+      <w:r>
+        <w:rPr>
+          <w:sz w:val="28"/>
+          <w:szCs w:val="28"/>
+        </w:rPr>
+        <w:t>Rename Branch</w:t>
+      </w:r>
+    </w:p>
+    <w:p>
+      <w:pPr>
+        <w:pStyle w:val="ListParagraph"/>
+        <w:numPr>
+          <w:ilvl w:val="0"/>
+          <w:numId w:val="1"/>
+        </w:numPr>
+        <w:rPr>
+          <w:sz w:val="28"/>
+          <w:szCs w:val="28"/>
+        </w:rPr>
+      </w:pPr>
+      <w:r>
+        <w:rPr>
+          <w:b/>
+          <w:bCs/>
+          <w:i/>
+          <w:iCs/>
+          <w:sz w:val="28"/>
+          <w:szCs w:val="28"/>
+        </w:rPr>
+        <w:t xml:space="preserve">Actors: </w:t>
+      </w:r>
+      <w:r>
+        <w:rPr>
+          <w:sz w:val="28"/>
+          <w:szCs w:val="28"/>
+        </w:rPr>
+        <w:t>User</w:t>
+      </w:r>
+    </w:p>
+    <w:p>
+      <w:pPr>
+        <w:pStyle w:val="ListParagraph"/>
+        <w:numPr>
+          <w:ilvl w:val="0"/>
+          <w:numId w:val="1"/>
+        </w:numPr>
+        <w:rPr>
+          <w:b/>
+          <w:bCs/>
+          <w:i/>
+          <w:iCs/>
+          <w:sz w:val="28"/>
+          <w:szCs w:val="28"/>
+        </w:rPr>
+      </w:pPr>
+      <w:r>
+        <w:rPr>
+          <w:b/>
+          <w:bCs/>
+          <w:i/>
+          <w:iCs/>
+          <w:sz w:val="28"/>
+          <w:szCs w:val="28"/>
+        </w:rPr>
+        <w:t>Pre-Condition:</w:t>
+      </w:r>
+      <w:r>
+        <w:rPr>
+          <w:b/>
+          <w:bCs/>
+          <w:i/>
+          <w:iCs/>
+          <w:sz w:val="28"/>
+          <w:szCs w:val="28"/>
+        </w:rPr>
+        <w:t xml:space="preserve"> </w:t>
+      </w:r>
+      <w:r>
+        <w:rPr>
+          <w:sz w:val="28"/>
+          <w:szCs w:val="28"/>
+        </w:rPr>
+        <w:t>User is registered/logged-on and user is owner/contributor to the repository</w:t>
+      </w:r>
+      <w:r>
+        <w:rPr>
+          <w:sz w:val="28"/>
+          <w:szCs w:val="28"/>
+        </w:rPr>
+        <w:t xml:space="preserve"> </w:t>
+      </w:r>
+      <w:r>
+        <w:rPr>
+          <w:sz w:val="28"/>
+          <w:szCs w:val="28"/>
+        </w:rPr>
+        <w:t>and repository has at-least one branch other than “main branch”</w:t>
+      </w:r>
+    </w:p>
+    <w:p>
+      <w:pPr>
+        <w:pStyle w:val="ListParagraph"/>
+        <w:numPr>
+          <w:ilvl w:val="0"/>
+          <w:numId w:val="1"/>
+        </w:numPr>
+        <w:rPr>
+          <w:b/>
+          <w:bCs/>
+          <w:i/>
+          <w:iCs/>
+          <w:sz w:val="28"/>
+          <w:szCs w:val="28"/>
+        </w:rPr>
+      </w:pPr>
+      <w:r>
+        <w:rPr>
+          <w:b/>
+          <w:bCs/>
+          <w:i/>
+          <w:iCs/>
+          <w:sz w:val="28"/>
+          <w:szCs w:val="28"/>
+        </w:rPr>
+        <w:t xml:space="preserve">Description: </w:t>
+      </w:r>
+      <w:r>
+        <w:rPr>
+          <w:sz w:val="28"/>
+          <w:szCs w:val="28"/>
+        </w:rPr>
+        <w:t>@can</w:t>
+      </w:r>
+      <w:r>
+        <w:rPr>
+          <w:sz w:val="28"/>
+          <w:szCs w:val="28"/>
+        </w:rPr>
+        <w:t>’</w:t>
+      </w:r>
+      <w:r>
+        <w:rPr>
+          <w:sz w:val="28"/>
+          <w:szCs w:val="28"/>
+        </w:rPr>
+        <w:t xml:space="preserve">t rename “main branch” and user specifies new name </w:t>
+      </w:r>
+      <w:r>
+        <w:rPr>
+          <w:sz w:val="28"/>
+          <w:szCs w:val="28"/>
+        </w:rPr>
+        <w:t>@</w:t>
+      </w:r>
+    </w:p>
+    <w:p>
+      <w:pPr>
+        <w:pStyle w:val="ListParagraph"/>
+        <w:numPr>
+          <w:ilvl w:val="0"/>
+          <w:numId w:val="1"/>
+        </w:numPr>
+        <w:rPr>
+          <w:b/>
+          <w:bCs/>
+          <w:i/>
+          <w:iCs/>
+          <w:sz w:val="28"/>
+          <w:szCs w:val="28"/>
+        </w:rPr>
+      </w:pPr>
+      <w:r>
+        <w:rPr>
+          <w:b/>
+          <w:bCs/>
+          <w:i/>
+          <w:iCs/>
+          <w:sz w:val="28"/>
+          <w:szCs w:val="28"/>
+        </w:rPr>
+        <w:t>Post-Condition:</w:t>
+      </w:r>
+      <w:r>
+        <w:rPr>
+          <w:b/>
+          <w:bCs/>
+          <w:i/>
+          <w:iCs/>
+          <w:sz w:val="28"/>
+          <w:szCs w:val="28"/>
+        </w:rPr>
+        <w:t xml:space="preserve"> </w:t>
+      </w:r>
+      <w:r>
+        <w:rPr>
+          <w:sz w:val="28"/>
+          <w:szCs w:val="28"/>
+        </w:rPr>
+        <w:t>renames current branch to new name</w:t>
+      </w:r>
+    </w:p>
+    <w:p>
+      <w:pPr>
+        <w:rPr>
+          <w:b/>
+          <w:bCs/>
+          <w:sz w:val="40"/>
+          <w:szCs w:val="40"/>
+          <w:u w:val="single"/>
+        </w:rPr>
+      </w:pPr>
+      <w:r>
+        <w:rPr>
+          <w:b/>
+          <w:bCs/>
+          <w:sz w:val="40"/>
+          <w:szCs w:val="40"/>
+          <w:u w:val="single"/>
+        </w:rPr>
+        <w:t>View Repository Branches</w:t>
+      </w:r>
+      <w:r>
+        <w:rPr>
+          <w:b/>
+          <w:bCs/>
+          <w:sz w:val="40"/>
+          <w:szCs w:val="40"/>
+          <w:u w:val="single"/>
+        </w:rPr>
+        <w:t>:</w:t>
+      </w:r>
+    </w:p>
+    <w:p>
+      <w:pPr>
+        <w:pStyle w:val="ListParagraph"/>
+        <w:numPr>
+          <w:ilvl w:val="0"/>
+          <w:numId w:val="1"/>
+        </w:numPr>
+        <w:rPr>
+          <w:sz w:val="28"/>
+          <w:szCs w:val="28"/>
+        </w:rPr>
+      </w:pPr>
+      <w:r>
+        <w:rPr>
+          <w:b/>
+          <w:bCs/>
+          <w:i/>
+          <w:iCs/>
+          <w:sz w:val="28"/>
+          <w:szCs w:val="28"/>
+        </w:rPr>
+        <w:t xml:space="preserve">Name: </w:t>
+      </w:r>
+      <w:r>
+        <w:rPr>
+          <w:sz w:val="28"/>
+          <w:szCs w:val="28"/>
+        </w:rPr>
+        <w:t>View Branches</w:t>
+      </w:r>
+    </w:p>
+    <w:p>
+      <w:pPr>
+        <w:pStyle w:val="ListParagraph"/>
+        <w:numPr>
+          <w:ilvl w:val="0"/>
+          <w:numId w:val="1"/>
+        </w:numPr>
+        <w:rPr>
+          <w:sz w:val="28"/>
+          <w:szCs w:val="28"/>
+        </w:rPr>
+      </w:pPr>
+      <w:r>
+        <w:rPr>
+          <w:b/>
+          <w:bCs/>
+          <w:i/>
+          <w:iCs/>
+          <w:sz w:val="28"/>
+          <w:szCs w:val="28"/>
+        </w:rPr>
+        <w:t xml:space="preserve">Actors: </w:t>
+      </w:r>
+      <w:r>
+        <w:rPr>
+          <w:sz w:val="28"/>
+          <w:szCs w:val="28"/>
+        </w:rPr>
+        <w:t>User</w:t>
+      </w:r>
+    </w:p>
+    <w:p>
+      <w:pPr>
+        <w:pStyle w:val="ListParagraph"/>
+        <w:numPr>
+          <w:ilvl w:val="0"/>
+          <w:numId w:val="1"/>
+        </w:numPr>
+        <w:rPr>
+          <w:b/>
+          <w:bCs/>
+          <w:i/>
+          <w:iCs/>
+          <w:sz w:val="28"/>
+          <w:szCs w:val="28"/>
+        </w:rPr>
+      </w:pPr>
+      <w:r>
+        <w:rPr>
+          <w:b/>
+          <w:bCs/>
+          <w:i/>
+          <w:iCs/>
+          <w:sz w:val="28"/>
+          <w:szCs w:val="28"/>
+        </w:rPr>
+        <w:t>Pre-Condition:</w:t>
+      </w:r>
+      <w:r>
+        <w:rPr>
+          <w:b/>
+          <w:bCs/>
+          <w:i/>
+          <w:iCs/>
+          <w:sz w:val="28"/>
+          <w:szCs w:val="28"/>
+        </w:rPr>
+        <w:t xml:space="preserve"> </w:t>
+      </w:r>
+      <w:r>
+        <w:rPr>
+          <w:sz w:val="28"/>
+          <w:szCs w:val="28"/>
+        </w:rPr>
+        <w:t>User is registered/logged-on and user is owner/contributor to the repository</w:t>
+      </w:r>
+      <w:r>
+        <w:rPr>
+          <w:sz w:val="28"/>
+          <w:szCs w:val="28"/>
+        </w:rPr>
+        <w:t xml:space="preserve"> </w:t>
+      </w:r>
+      <w:r>
+        <w:rPr>
+          <w:sz w:val="28"/>
+          <w:szCs w:val="28"/>
+        </w:rPr>
+        <w:t>and repository has at-least one branch (technically always true because “main branch always exits in any repository)</w:t>
+      </w:r>
+    </w:p>
+    <w:p>
+      <w:pPr>
+        <w:pStyle w:val="ListParagraph"/>
+        <w:numPr>
+          <w:ilvl w:val="0"/>
+          <w:numId w:val="1"/>
+        </w:numPr>
+        <w:rPr>
+          <w:b/>
+          <w:bCs/>
+          <w:i/>
+          <w:iCs/>
+          <w:sz w:val="28"/>
+          <w:szCs w:val="28"/>
+        </w:rPr>
+      </w:pPr>
+      <w:r>
+        <w:rPr>
+          <w:b/>
+          <w:bCs/>
+          <w:i/>
+          <w:iCs/>
+          <w:sz w:val="28"/>
+          <w:szCs w:val="28"/>
+        </w:rPr>
+        <w:t xml:space="preserve">Description: </w:t>
+      </w:r>
+      <w:r>
+        <w:rPr>
+          <w:sz w:val="28"/>
+          <w:szCs w:val="28"/>
+        </w:rPr>
+        <w:t>A</w:t>
+      </w:r>
+    </w:p>
+    <w:p>
+      <w:pPr>
+        <w:pStyle w:val="ListParagraph"/>
+        <w:numPr>
+          <w:ilvl w:val="0"/>
+          <w:numId w:val="1"/>
+        </w:numPr>
+        <w:rPr>
+          <w:b/>
+          <w:bCs/>
+          <w:i/>
+          <w:iCs/>
+          <w:sz w:val="28"/>
+          <w:szCs w:val="28"/>
+        </w:rPr>
+      </w:pPr>
+      <w:r>
+        <w:rPr>
+          <w:b/>
+          <w:bCs/>
+          <w:i/>
+          <w:iCs/>
+          <w:sz w:val="28"/>
+          <w:szCs w:val="28"/>
+        </w:rPr>
+        <w:t>Post-Condition:</w:t>
+      </w:r>
+      <w:r>
+        <w:rPr>
+          <w:b/>
+          <w:bCs/>
+          <w:i/>
+          <w:iCs/>
+          <w:sz w:val="28"/>
+          <w:szCs w:val="28"/>
+        </w:rPr>
+        <w:t xml:space="preserve"> </w:t>
+      </w:r>
+      <w:r>
+        <w:rPr>
+          <w:sz w:val="28"/>
+          <w:szCs w:val="28"/>
+        </w:rPr>
+        <w:t>display repository branch list screen</w:t>
+      </w:r>
+    </w:p>
+    <w:p>
+      <w:pPr>
+        <w:ind w:left="360"/>
+        <w:rPr>
+          <w:b/>
+          <w:bCs/>
+          <w:i/>
+          <w:iCs/>
+          <w:sz w:val="72"/>
+          <w:szCs w:val="28"/>
+          <w:u w:val="single"/>
+        </w:rPr>
+      </w:pPr>
+      <w:r>
+        <w:rPr>
+          <w:b/>
+          <w:bCs/>
+          <w:i/>
+          <w:iCs/>
+          <w:sz w:val="72"/>
+          <w:szCs w:val="28"/>
+          <w:u w:val="single"/>
+        </w:rPr>
+        <w:t>GIT USECASES:</w:t>
+      </w:r>
+    </w:p>
+    <w:p>
+      <w:pPr>
+        <w:rPr>
+          <w:b/>
+          <w:bCs/>
+          <w:sz w:val="40"/>
+          <w:szCs w:val="40"/>
+          <w:u w:val="single"/>
+        </w:rPr>
+      </w:pPr>
+      <w:proofErr w:type="spellStart"/>
+      <w:r>
+        <w:rPr>
+          <w:b/>
+          <w:bCs/>
+          <w:sz w:val="40"/>
+          <w:szCs w:val="40"/>
+          <w:u w:val="single"/>
+        </w:rPr>
+        <w:t>Git</w:t>
+      </w:r>
+      <w:proofErr w:type="spellEnd"/>
+      <w:r>
+        <w:rPr>
+          <w:b/>
+          <w:bCs/>
+          <w:sz w:val="40"/>
+          <w:szCs w:val="40"/>
+          <w:u w:val="single"/>
+        </w:rPr>
+        <w:t xml:space="preserve"> Merge </w:t>
+      </w:r>
+      <w:r>
+        <w:rPr>
+          <w:b/>
+          <w:bCs/>
+          <w:sz w:val="40"/>
+          <w:szCs w:val="40"/>
+          <w:u w:val="single"/>
+        </w:rPr>
+        <w:t>Command</w:t>
+      </w:r>
+      <w:r>
+        <w:rPr>
+          <w:b/>
+          <w:bCs/>
+          <w:sz w:val="40"/>
+          <w:szCs w:val="40"/>
+          <w:u w:val="single"/>
+        </w:rPr>
+        <w:t>:</w:t>
+      </w:r>
+    </w:p>
+    <w:p>
+      <w:pPr>
+        <w:pStyle w:val="ListParagraph"/>
+        <w:numPr>
+          <w:ilvl w:val="0"/>
+          <w:numId w:val="1"/>
+        </w:numPr>
+        <w:rPr>
+          <w:sz w:val="28"/>
+          <w:szCs w:val="28"/>
+        </w:rPr>
+      </w:pPr>
+      <w:r>
+        <w:rPr>
+          <w:b/>
+          <w:bCs/>
+          <w:i/>
+          <w:iCs/>
+          <w:sz w:val="28"/>
+          <w:szCs w:val="28"/>
+        </w:rPr>
+        <w:t xml:space="preserve">Name: </w:t>
+      </w:r>
+      <w:r>
+        <w:rPr>
+          <w:bCs/>
+          <w:iCs/>
+          <w:sz w:val="28"/>
+          <w:szCs w:val="28"/>
+        </w:rPr>
+        <w:t>Merge</w:t>
+      </w:r>
+    </w:p>
+    <w:p>
+      <w:pPr>
+        <w:pStyle w:val="ListParagraph"/>
+        <w:numPr>
+          <w:ilvl w:val="0"/>
+          <w:numId w:val="1"/>
+        </w:numPr>
+        <w:rPr>
+          <w:sz w:val="28"/>
+          <w:szCs w:val="28"/>
+        </w:rPr>
+      </w:pPr>
+      <w:r>
+        <w:rPr>
+          <w:b/>
+          <w:bCs/>
+          <w:i/>
+          <w:iCs/>
+          <w:sz w:val="28"/>
+          <w:szCs w:val="28"/>
+        </w:rPr>
+        <w:t xml:space="preserve">Actors: </w:t>
+      </w:r>
+      <w:r>
+        <w:rPr>
+          <w:sz w:val="28"/>
+          <w:szCs w:val="28"/>
+        </w:rPr>
+        <w:t>User</w:t>
+      </w:r>
+    </w:p>
+    <w:p>
+      <w:pPr>
+        <w:pStyle w:val="ListParagraph"/>
+        <w:numPr>
+          <w:ilvl w:val="0"/>
+          <w:numId w:val="1"/>
+        </w:numPr>
+        <w:rPr>
+          <w:b/>
+          <w:bCs/>
+          <w:i/>
+          <w:iCs/>
+          <w:sz w:val="28"/>
+          <w:szCs w:val="28"/>
+        </w:rPr>
+      </w:pPr>
+      <w:r>
+        <w:rPr>
+          <w:b/>
+          <w:bCs/>
+          <w:i/>
+          <w:iCs/>
+          <w:sz w:val="28"/>
+          <w:szCs w:val="28"/>
+        </w:rPr>
+        <w:t>Pre-Condition:</w:t>
+      </w:r>
+      <w:r>
+        <w:rPr>
+          <w:b/>
+          <w:bCs/>
+          <w:i/>
+          <w:iCs/>
+          <w:sz w:val="28"/>
+          <w:szCs w:val="28"/>
+        </w:rPr>
+        <w:t xml:space="preserve"> </w:t>
+      </w:r>
+      <w:r>
+        <w:rPr>
+          <w:sz w:val="28"/>
+          <w:szCs w:val="28"/>
+        </w:rPr>
+        <w:t>user is registered and exists at-least two branches minimum in repository</w:t>
+      </w:r>
+    </w:p>
+    <w:p>
+      <w:pPr>
+        <w:pStyle w:val="ListParagraph"/>
+        <w:numPr>
+          <w:ilvl w:val="0"/>
+          <w:numId w:val="1"/>
+        </w:numPr>
+        <w:rPr>
+          <w:b/>
+          <w:bCs/>
+          <w:i/>
+          <w:iCs/>
+          <w:sz w:val="28"/>
+          <w:szCs w:val="28"/>
+        </w:rPr>
+      </w:pPr>
+      <w:r>
+        <w:rPr>
+          <w:b/>
+          <w:bCs/>
+          <w:i/>
+          <w:iCs/>
+          <w:sz w:val="28"/>
+          <w:szCs w:val="28"/>
+        </w:rPr>
+        <w:lastRenderedPageBreak/>
+        <w:t xml:space="preserve">Description: </w:t>
+      </w:r>
+      <w:r>
+        <w:rPr>
+          <w:sz w:val="28"/>
+          <w:szCs w:val="28"/>
+        </w:rPr>
+        <w:t>@</w:t>
+      </w:r>
+      <w:r>
+        <w:rPr>
+          <w:sz w:val="28"/>
+          <w:szCs w:val="28"/>
+        </w:rPr>
+        <w:t>user picks a branch to merge into current, do merge checks to insure no conflicts if there is conflict handle appropriately</w:t>
+      </w:r>
+      <w:r>
+        <w:rPr>
+          <w:sz w:val="28"/>
+          <w:szCs w:val="28"/>
+        </w:rPr>
+        <w:t>@</w:t>
+      </w:r>
+    </w:p>
+    <w:p>
+      <w:pPr>
+        <w:pStyle w:val="ListParagraph"/>
+        <w:numPr>
+          <w:ilvl w:val="0"/>
+          <w:numId w:val="1"/>
+        </w:numPr>
+        <w:rPr>
+          <w:b/>
+          <w:bCs/>
+          <w:i/>
+          <w:iCs/>
+          <w:sz w:val="28"/>
+          <w:szCs w:val="28"/>
+        </w:rPr>
+      </w:pPr>
+      <w:r>
+        <w:rPr>
+          <w:b/>
+          <w:bCs/>
+          <w:i/>
+          <w:iCs/>
+          <w:sz w:val="28"/>
+          <w:szCs w:val="28"/>
+        </w:rPr>
+        <w:t>Post-Condition:</w:t>
+      </w:r>
+      <w:r>
+        <w:rPr>
+          <w:b/>
+          <w:bCs/>
+          <w:i/>
+          <w:iCs/>
+          <w:sz w:val="28"/>
+          <w:szCs w:val="28"/>
+        </w:rPr>
+        <w:t xml:space="preserve"> </w:t>
+      </w:r>
+      <w:r>
+        <w:rPr>
+          <w:sz w:val="28"/>
+          <w:szCs w:val="28"/>
+        </w:rPr>
+        <w:t>specified branch is merged into current branch</w:t>
+      </w:r>
+    </w:p>
+    <w:p>
+      <w:pPr>
+        <w:rPr>
+          <w:b/>
+          <w:bCs/>
+          <w:sz w:val="40"/>
+          <w:szCs w:val="40"/>
+          <w:u w:val="single"/>
+        </w:rPr>
+      </w:pPr>
+      <w:proofErr w:type="spellStart"/>
+      <w:r>
+        <w:rPr>
+          <w:b/>
+          <w:bCs/>
+          <w:sz w:val="40"/>
+          <w:szCs w:val="40"/>
+          <w:u w:val="single"/>
+        </w:rPr>
+        <w:t>Git</w:t>
+      </w:r>
+      <w:proofErr w:type="spellEnd"/>
+      <w:r>
+        <w:rPr>
+          <w:b/>
+          <w:bCs/>
+          <w:sz w:val="40"/>
+          <w:szCs w:val="40"/>
+          <w:u w:val="single"/>
+        </w:rPr>
+        <w:t xml:space="preserve"> Create </w:t>
+      </w:r>
+      <w:r>
+        <w:rPr>
+          <w:b/>
+          <w:bCs/>
+          <w:sz w:val="40"/>
+          <w:szCs w:val="40"/>
+          <w:u w:val="single"/>
+        </w:rPr>
+        <w:t>Command</w:t>
+      </w:r>
+      <w:r>
+        <w:rPr>
+          <w:b/>
+          <w:bCs/>
+          <w:sz w:val="40"/>
+          <w:szCs w:val="40"/>
+          <w:u w:val="single"/>
+        </w:rPr>
+        <w:t>:</w:t>
+      </w:r>
+    </w:p>
+    <w:p>
+      <w:pPr>
+        <w:pStyle w:val="ListParagraph"/>
+        <w:numPr>
+          <w:ilvl w:val="0"/>
+          <w:numId w:val="1"/>
+        </w:numPr>
+        <w:rPr>
+          <w:sz w:val="28"/>
+          <w:szCs w:val="28"/>
+        </w:rPr>
+      </w:pPr>
+      <w:r>
+        <w:rPr>
+          <w:b/>
+          <w:bCs/>
+          <w:i/>
+          <w:iCs/>
+          <w:sz w:val="28"/>
+          <w:szCs w:val="28"/>
+        </w:rPr>
+        <w:t xml:space="preserve">Name: </w:t>
+      </w:r>
+      <w:r>
+        <w:rPr>
+          <w:sz w:val="28"/>
+          <w:szCs w:val="28"/>
+        </w:rPr>
+        <w:t>Branch</w:t>
+      </w:r>
+    </w:p>
+    <w:p>
+      <w:pPr>
+        <w:pStyle w:val="ListParagraph"/>
+        <w:numPr>
+          <w:ilvl w:val="0"/>
+          <w:numId w:val="1"/>
+        </w:numPr>
+        <w:rPr>
+          <w:sz w:val="28"/>
+          <w:szCs w:val="28"/>
+        </w:rPr>
+      </w:pPr>
+      <w:r>
+        <w:rPr>
+          <w:b/>
+          <w:bCs/>
+          <w:i/>
+          <w:iCs/>
+          <w:sz w:val="28"/>
+          <w:szCs w:val="28"/>
+        </w:rPr>
+        <w:t xml:space="preserve">Actors: </w:t>
+      </w:r>
+      <w:r>
+        <w:rPr>
+          <w:sz w:val="28"/>
+          <w:szCs w:val="28"/>
+        </w:rPr>
+        <w:t>User</w:t>
+      </w:r>
+    </w:p>
+    <w:p>
+      <w:pPr>
+        <w:pStyle w:val="ListParagraph"/>
+        <w:numPr>
+          <w:ilvl w:val="0"/>
+          <w:numId w:val="1"/>
+        </w:numPr>
+        <w:rPr>
+          <w:b/>
+          <w:bCs/>
+          <w:i/>
+          <w:iCs/>
+          <w:sz w:val="28"/>
+          <w:szCs w:val="28"/>
+        </w:rPr>
+      </w:pPr>
+      <w:r>
+        <w:rPr>
+          <w:b/>
+          <w:bCs/>
+          <w:i/>
+          <w:iCs/>
+          <w:sz w:val="28"/>
+          <w:szCs w:val="28"/>
+        </w:rPr>
+        <w:t>Pre-Condition:</w:t>
+      </w:r>
+      <w:r>
+        <w:rPr>
+          <w:b/>
+          <w:bCs/>
+          <w:i/>
+          <w:iCs/>
+          <w:sz w:val="28"/>
+          <w:szCs w:val="28"/>
+        </w:rPr>
+        <w:t xml:space="preserve"> </w:t>
+      </w:r>
+      <w:r>
+        <w:rPr>
+          <w:sz w:val="28"/>
+          <w:szCs w:val="28"/>
+        </w:rPr>
+        <w:t>use</w:t>
+      </w:r>
+      <w:r>
+        <w:rPr>
+          <w:sz w:val="28"/>
+          <w:szCs w:val="28"/>
+        </w:rPr>
+        <w:t>r is registered</w:t>
+      </w:r>
+      <w:r>
+        <w:rPr>
+          <w:sz w:val="28"/>
+          <w:szCs w:val="28"/>
+        </w:rPr>
+        <w:t xml:space="preserve"> </w:t>
+      </w:r>
+      <w:r>
+        <w:rPr>
+          <w:sz w:val="28"/>
+          <w:szCs w:val="28"/>
+        </w:rPr>
+        <w:t>and user is owner/contributor to at-least 1 repository</w:t>
+      </w:r>
+    </w:p>
+    <w:p>
+      <w:pPr>
+        <w:pStyle w:val="ListParagraph"/>
+        <w:numPr>
+          <w:ilvl w:val="0"/>
+          <w:numId w:val="1"/>
+        </w:numPr>
+        <w:rPr>
+          <w:b/>
+          <w:bCs/>
+          <w:i/>
+          <w:iCs/>
+          <w:sz w:val="28"/>
+          <w:szCs w:val="28"/>
+        </w:rPr>
+      </w:pPr>
+      <w:r>
+        <w:rPr>
+          <w:b/>
+          <w:bCs/>
+          <w:i/>
+          <w:iCs/>
+          <w:sz w:val="28"/>
+          <w:szCs w:val="28"/>
+        </w:rPr>
+        <w:t xml:space="preserve">Description: </w:t>
+      </w:r>
+      <w:r>
+        <w:rPr>
+          <w:sz w:val="28"/>
+          <w:szCs w:val="28"/>
+        </w:rPr>
+        <w:t>@</w:t>
+      </w:r>
+      <w:r>
+        <w:rPr>
+          <w:sz w:val="28"/>
+          <w:szCs w:val="28"/>
+        </w:rPr>
+        <w:t>user specifies name</w:t>
+      </w:r>
+      <w:r>
+        <w:rPr>
+          <w:sz w:val="28"/>
+          <w:szCs w:val="28"/>
+        </w:rPr>
+        <w:t>@</w:t>
+      </w:r>
+    </w:p>
+    <w:p>
+      <w:pPr>
+        <w:pStyle w:val="ListParagraph"/>
+        <w:numPr>
+          <w:ilvl w:val="0"/>
+          <w:numId w:val="1"/>
+        </w:numPr>
+        <w:rPr>
+          <w:b/>
+          <w:bCs/>
+          <w:i/>
+          <w:iCs/>
+          <w:sz w:val="28"/>
+          <w:szCs w:val="28"/>
+        </w:rPr>
+      </w:pPr>
+      <w:r>
+        <w:rPr>
+          <w:b/>
+          <w:bCs/>
+          <w:i/>
+          <w:iCs/>
+          <w:sz w:val="28"/>
+          <w:szCs w:val="28"/>
+        </w:rPr>
+        <w:t>Post-Condition:</w:t>
+      </w:r>
+      <w:r>
+        <w:rPr>
+          <w:b/>
+          <w:bCs/>
+          <w:i/>
+          <w:iCs/>
+          <w:sz w:val="28"/>
+          <w:szCs w:val="28"/>
+        </w:rPr>
+        <w:t xml:space="preserve"> </w:t>
+      </w:r>
+      <w:r>
+        <w:rPr>
+          <w:sz w:val="28"/>
+          <w:szCs w:val="28"/>
+        </w:rPr>
+        <w:t>branch is created with specified name</w:t>
+      </w:r>
+    </w:p>
+    <w:p>
+      <w:pPr>
+        <w:rPr>
+          <w:b/>
+          <w:bCs/>
+          <w:sz w:val="40"/>
+          <w:szCs w:val="40"/>
+          <w:u w:val="single"/>
+        </w:rPr>
+      </w:pPr>
+      <w:proofErr w:type="spellStart"/>
+      <w:r>
+        <w:rPr>
+          <w:b/>
+          <w:bCs/>
+          <w:sz w:val="40"/>
+          <w:szCs w:val="40"/>
+          <w:u w:val="single"/>
+        </w:rPr>
+        <w:t>Git</w:t>
+      </w:r>
+      <w:proofErr w:type="spellEnd"/>
+      <w:r>
+        <w:rPr>
+          <w:b/>
+          <w:bCs/>
+          <w:sz w:val="40"/>
+          <w:szCs w:val="40"/>
+          <w:u w:val="single"/>
+        </w:rPr>
+        <w:t xml:space="preserve"> Checkout </w:t>
+      </w:r>
+      <w:r>
+        <w:rPr>
+          <w:b/>
+          <w:bCs/>
+          <w:sz w:val="40"/>
+          <w:szCs w:val="40"/>
+          <w:u w:val="single"/>
+        </w:rPr>
+        <w:t>Command</w:t>
+      </w:r>
+      <w:r>
+        <w:rPr>
+          <w:b/>
+          <w:bCs/>
+          <w:sz w:val="40"/>
+          <w:szCs w:val="40"/>
+          <w:u w:val="single"/>
+        </w:rPr>
+        <w:t>:</w:t>
+      </w:r>
+    </w:p>
+    <w:p>
+      <w:pPr>
+        <w:pStyle w:val="ListParagraph"/>
+        <w:numPr>
+          <w:ilvl w:val="0"/>
+          <w:numId w:val="1"/>
+        </w:numPr>
+        <w:rPr>
+          <w:sz w:val="28"/>
+          <w:szCs w:val="28"/>
+        </w:rPr>
+      </w:pPr>
+      <w:r>
+        <w:rPr>
+          <w:b/>
+          <w:bCs/>
+          <w:i/>
+          <w:iCs/>
+          <w:sz w:val="28"/>
+          <w:szCs w:val="28"/>
+        </w:rPr>
+        <w:t xml:space="preserve">Name: </w:t>
+      </w:r>
+      <w:r>
+        <w:rPr>
+          <w:sz w:val="28"/>
+          <w:szCs w:val="28"/>
+        </w:rPr>
+        <w:t>Checkout</w:t>
+      </w:r>
+    </w:p>
+    <w:p>
+      <w:pPr>
+        <w:pStyle w:val="ListParagraph"/>
+        <w:numPr>
+          <w:ilvl w:val="0"/>
+          <w:numId w:val="1"/>
+        </w:numPr>
+        <w:rPr>
+          <w:sz w:val="28"/>
+          <w:szCs w:val="28"/>
+        </w:rPr>
+      </w:pPr>
+      <w:r>
+        <w:rPr>
+          <w:b/>
+          <w:bCs/>
+          <w:i/>
+          <w:iCs/>
+          <w:sz w:val="28"/>
+          <w:szCs w:val="28"/>
+        </w:rPr>
+        <w:t xml:space="preserve">Actors: </w:t>
+      </w:r>
+      <w:r>
+        <w:rPr>
+          <w:sz w:val="28"/>
+          <w:szCs w:val="28"/>
+        </w:rPr>
+        <w:t>User</w:t>
+      </w:r>
+    </w:p>
+    <w:p>
+      <w:pPr>
+        <w:pStyle w:val="ListParagraph"/>
+        <w:numPr>
+          <w:ilvl w:val="0"/>
+          <w:numId w:val="1"/>
+        </w:numPr>
+        <w:rPr>
+          <w:b/>
+          <w:bCs/>
+          <w:i/>
+          <w:iCs/>
+          <w:sz w:val="28"/>
+          <w:szCs w:val="28"/>
+        </w:rPr>
+      </w:pPr>
+      <w:r>
+        <w:rPr>
+          <w:b/>
+          <w:bCs/>
+          <w:i/>
+          <w:iCs/>
+          <w:sz w:val="28"/>
+          <w:szCs w:val="28"/>
+        </w:rPr>
+        <w:t>Pre-Condition:</w:t>
+      </w:r>
+      <w:r>
+        <w:rPr>
+          <w:b/>
+          <w:bCs/>
+          <w:i/>
+          <w:iCs/>
+          <w:sz w:val="28"/>
+          <w:szCs w:val="28"/>
+        </w:rPr>
+        <w:t xml:space="preserve"> </w:t>
+      </w:r>
+      <w:r>
+        <w:rPr>
+          <w:sz w:val="28"/>
+          <w:szCs w:val="28"/>
+        </w:rPr>
+        <w:t xml:space="preserve">user is registered </w:t>
+      </w:r>
+      <w:r>
+        <w:rPr>
+          <w:sz w:val="28"/>
+          <w:szCs w:val="28"/>
+        </w:rPr>
+        <w:t>and user is owner/contributor to at-least 1 repository</w:t>
+      </w:r>
+      <w:r>
+        <w:rPr>
+          <w:sz w:val="28"/>
+          <w:szCs w:val="28"/>
+        </w:rPr>
+        <w:t xml:space="preserve"> </w:t>
+      </w:r>
+      <w:r>
+        <w:rPr>
+          <w:sz w:val="28"/>
+          <w:szCs w:val="28"/>
+        </w:rPr>
+        <w:t>and there exists at-least 2 branches minimum</w:t>
+      </w:r>
+      <w:r>
+        <w:rPr>
+          <w:sz w:val="28"/>
+          <w:szCs w:val="28"/>
+        </w:rPr>
+        <w:t xml:space="preserve"> on said repository</w:t>
+      </w:r>
+    </w:p>
+    <w:p>
+      <w:pPr>
+        <w:pStyle w:val="ListParagraph"/>
+        <w:numPr>
+          <w:ilvl w:val="0"/>
+          <w:numId w:val="1"/>
+        </w:numPr>
+        <w:rPr>
+          <w:b/>
+          <w:bCs/>
+          <w:i/>
+          <w:iCs/>
+          <w:sz w:val="28"/>
+          <w:szCs w:val="28"/>
+        </w:rPr>
+      </w:pPr>
+      <w:r>
+        <w:rPr>
+          <w:b/>
+          <w:bCs/>
+          <w:i/>
+          <w:iCs/>
+          <w:sz w:val="28"/>
+          <w:szCs w:val="28"/>
+        </w:rPr>
+        <w:t xml:space="preserve">Description: </w:t>
+      </w:r>
+      <w:r>
+        <w:rPr>
+          <w:sz w:val="28"/>
+          <w:szCs w:val="28"/>
+        </w:rPr>
+        <w:t xml:space="preserve">@user specifies branch, in case that specified branch does not exist move to </w:t>
+      </w:r>
+      <w:proofErr w:type="spellStart"/>
+      <w:r>
+        <w:rPr>
+          <w:sz w:val="28"/>
+          <w:szCs w:val="28"/>
+        </w:rPr>
+        <w:t>git</w:t>
+      </w:r>
+      <w:proofErr w:type="spellEnd"/>
+      <w:r>
+        <w:rPr>
+          <w:sz w:val="28"/>
+          <w:szCs w:val="28"/>
+        </w:rPr>
+        <w:t xml:space="preserve"> create </w:t>
+      </w:r>
+      <w:r>
+        <w:rPr>
+          <w:bCs/>
+          <w:sz w:val="28"/>
+          <w:szCs w:val="28"/>
+        </w:rPr>
+        <w:t>c</w:t>
+      </w:r>
+      <w:r>
+        <w:rPr>
+          <w:bCs/>
+          <w:sz w:val="28"/>
+          <w:szCs w:val="28"/>
+        </w:rPr>
+        <w:t>ommand</w:t>
+      </w:r>
+      <w:r>
+        <w:rPr>
+          <w:sz w:val="28"/>
+          <w:szCs w:val="28"/>
+        </w:rPr>
+        <w:t xml:space="preserve"> </w:t>
+      </w:r>
+      <w:proofErr w:type="spellStart"/>
+      <w:r>
+        <w:rPr>
+          <w:sz w:val="28"/>
+          <w:szCs w:val="28"/>
+        </w:rPr>
+        <w:t>usecase</w:t>
+      </w:r>
+      <w:proofErr w:type="spellEnd"/>
+      <w:r>
+        <w:rPr>
+          <w:sz w:val="28"/>
+          <w:szCs w:val="28"/>
+        </w:rPr>
+        <w:t>@</w:t>
+      </w:r>
+    </w:p>
+    <w:p>
+      <w:pPr>
+        <w:pStyle w:val="ListParagraph"/>
+        <w:numPr>
+          <w:ilvl w:val="0"/>
+          <w:numId w:val="1"/>
+        </w:numPr>
+        <w:rPr>
+          <w:b/>
+          <w:bCs/>
+          <w:i/>
+          <w:iCs/>
+          <w:sz w:val="28"/>
+          <w:szCs w:val="28"/>
+        </w:rPr>
+      </w:pPr>
+      <w:r>
+        <w:rPr>
+          <w:b/>
+          <w:bCs/>
+          <w:i/>
+          <w:iCs/>
+          <w:sz w:val="28"/>
+          <w:szCs w:val="28"/>
+        </w:rPr>
+        <w:t>Post-Condition:</w:t>
+      </w:r>
+      <w:r>
+        <w:rPr>
+          <w:b/>
+          <w:bCs/>
+          <w:i/>
+          <w:iCs/>
+          <w:sz w:val="28"/>
+          <w:szCs w:val="28"/>
+        </w:rPr>
+        <w:t xml:space="preserve"> </w:t>
+      </w:r>
+      <w:r>
+        <w:rPr>
+          <w:sz w:val="28"/>
+          <w:szCs w:val="28"/>
+        </w:rPr>
+        <w:t>current branch is set to specified branch</w:t>
+      </w:r>
+    </w:p>
+    <w:p>
+      <w:pPr>
+        <w:rPr>
+          <w:b/>
+          <w:bCs/>
+          <w:sz w:val="40"/>
+          <w:szCs w:val="40"/>
+          <w:u w:val="single"/>
+        </w:rPr>
+      </w:pPr>
+      <w:proofErr w:type="spellStart"/>
+      <w:r>
+        <w:rPr>
+          <w:b/>
+          <w:bCs/>
+          <w:sz w:val="40"/>
+          <w:szCs w:val="40"/>
+          <w:u w:val="single"/>
+        </w:rPr>
+        <w:t>Git</w:t>
+      </w:r>
+      <w:proofErr w:type="spellEnd"/>
+      <w:r>
+        <w:rPr>
+          <w:b/>
+          <w:bCs/>
+          <w:sz w:val="40"/>
+          <w:szCs w:val="40"/>
+          <w:u w:val="single"/>
+        </w:rPr>
+        <w:t xml:space="preserve"> Status Command</w:t>
+      </w:r>
+      <w:r>
+        <w:rPr>
+          <w:b/>
+          <w:bCs/>
+          <w:sz w:val="40"/>
+          <w:szCs w:val="40"/>
+          <w:u w:val="single"/>
+        </w:rPr>
+        <w:t>:</w:t>
+      </w:r>
+    </w:p>
+    <w:p>
+      <w:pPr>
+        <w:pStyle w:val="ListParagraph"/>
+        <w:numPr>
+          <w:ilvl w:val="0"/>
+          <w:numId w:val="1"/>
+        </w:numPr>
+        <w:rPr>
+          <w:sz w:val="28"/>
+          <w:szCs w:val="28"/>
+        </w:rPr>
+      </w:pPr>
+      <w:r>
+        <w:rPr>
+          <w:b/>
+          <w:bCs/>
+          <w:i/>
+          <w:iCs/>
+          <w:sz w:val="28"/>
+          <w:szCs w:val="28"/>
+        </w:rPr>
+        <w:t xml:space="preserve">Name: </w:t>
+      </w:r>
+      <w:r>
+        <w:rPr>
+          <w:sz w:val="28"/>
+          <w:szCs w:val="28"/>
+        </w:rPr>
+        <w:t>Status</w:t>
+      </w:r>
+    </w:p>
+    <w:p>
+      <w:pPr>
+        <w:pStyle w:val="ListParagraph"/>
+        <w:numPr>
+          <w:ilvl w:val="0"/>
+          <w:numId w:val="1"/>
+        </w:numPr>
+        <w:rPr>
+          <w:sz w:val="28"/>
+          <w:szCs w:val="28"/>
+        </w:rPr>
+      </w:pPr>
+      <w:r>
+        <w:rPr>
+          <w:b/>
+          <w:bCs/>
+          <w:i/>
+          <w:iCs/>
+          <w:sz w:val="28"/>
+          <w:szCs w:val="28"/>
+        </w:rPr>
+        <w:t xml:space="preserve">Actors: </w:t>
+      </w:r>
+      <w:r>
+        <w:rPr>
+          <w:sz w:val="28"/>
+          <w:szCs w:val="28"/>
+        </w:rPr>
+        <w:t>User</w:t>
+      </w:r>
+    </w:p>
+    <w:p>
+      <w:pPr>
+        <w:pStyle w:val="ListParagraph"/>
+        <w:numPr>
+          <w:ilvl w:val="0"/>
+          <w:numId w:val="1"/>
+        </w:numPr>
+        <w:rPr>
+          <w:b/>
+          <w:bCs/>
+          <w:i/>
+          <w:iCs/>
+          <w:sz w:val="28"/>
+          <w:szCs w:val="28"/>
+        </w:rPr>
+      </w:pPr>
+      <w:r>
+        <w:rPr>
+          <w:b/>
+          <w:bCs/>
+          <w:i/>
+          <w:iCs/>
+          <w:sz w:val="28"/>
+          <w:szCs w:val="28"/>
+        </w:rPr>
+        <w:t>Pre-Condition:</w:t>
+      </w:r>
+      <w:r>
+        <w:rPr>
+          <w:b/>
+          <w:bCs/>
+          <w:i/>
+          <w:iCs/>
+          <w:sz w:val="28"/>
+          <w:szCs w:val="28"/>
+        </w:rPr>
+        <w:t xml:space="preserve"> </w:t>
+      </w:r>
+      <w:r>
+        <w:rPr>
+          <w:sz w:val="28"/>
+          <w:szCs w:val="28"/>
+        </w:rPr>
+        <w:t>user is registered</w:t>
+      </w:r>
+      <w:r>
+        <w:rPr>
+          <w:sz w:val="28"/>
+          <w:szCs w:val="28"/>
+        </w:rPr>
+        <w:t xml:space="preserve"> and user is owner/contributor to at-least 1 repository</w:t>
+      </w:r>
+    </w:p>
+    <w:p>
+      <w:pPr>
+        <w:pStyle w:val="ListParagraph"/>
+        <w:numPr>
+          <w:ilvl w:val="0"/>
+          <w:numId w:val="1"/>
+        </w:numPr>
+        <w:rPr>
+          <w:b/>
+          <w:bCs/>
+          <w:i/>
+          <w:iCs/>
+          <w:sz w:val="28"/>
+          <w:szCs w:val="28"/>
+        </w:rPr>
+      </w:pPr>
+      <w:r>
+        <w:rPr>
+          <w:b/>
+          <w:bCs/>
+          <w:i/>
+          <w:iCs/>
+          <w:sz w:val="28"/>
+          <w:szCs w:val="28"/>
+        </w:rPr>
+        <w:t xml:space="preserve">Description: </w:t>
+      </w:r>
+      <w:r>
+        <w:rPr>
+          <w:sz w:val="28"/>
+          <w:szCs w:val="28"/>
+        </w:rPr>
+        <w:t>@</w:t>
+      </w:r>
+      <w:r>
+        <w:rPr>
+          <w:sz w:val="28"/>
+          <w:szCs w:val="28"/>
+        </w:rPr>
+        <w:t xml:space="preserve">gather all staged and </w:t>
+      </w:r>
+      <w:proofErr w:type="spellStart"/>
+      <w:r>
+        <w:rPr>
+          <w:sz w:val="28"/>
+          <w:szCs w:val="28"/>
+        </w:rPr>
+        <w:t>unstaged</w:t>
+      </w:r>
+      <w:proofErr w:type="spellEnd"/>
+      <w:r>
+        <w:rPr>
+          <w:sz w:val="28"/>
+          <w:szCs w:val="28"/>
+        </w:rPr>
+        <w:t xml:space="preserve"> changes to be displayed to screen (most basic variant of </w:t>
+      </w:r>
+      <w:proofErr w:type="gramStart"/>
+      <w:r>
+        <w:rPr>
+          <w:sz w:val="28"/>
+          <w:szCs w:val="28"/>
+        </w:rPr>
+        <w:t>status)</w:t>
+      </w:r>
+      <w:r>
+        <w:rPr>
+          <w:sz w:val="28"/>
+          <w:szCs w:val="28"/>
+        </w:rPr>
+        <w:t>@</w:t>
+      </w:r>
+      <w:proofErr w:type="gramEnd"/>
+    </w:p>
+    <w:p>
+      <w:pPr>
+        <w:pStyle w:val="ListParagraph"/>
+        <w:numPr>
+          <w:ilvl w:val="0"/>
+          <w:numId w:val="1"/>
+        </w:numPr>
+        <w:rPr>
+          <w:b/>
+          <w:bCs/>
+          <w:i/>
+          <w:iCs/>
+          <w:sz w:val="28"/>
+          <w:szCs w:val="28"/>
+        </w:rPr>
+      </w:pPr>
+      <w:r>
+        <w:rPr>
+          <w:b/>
+          <w:bCs/>
+          <w:i/>
+          <w:iCs/>
+          <w:sz w:val="28"/>
+          <w:szCs w:val="28"/>
+        </w:rPr>
+        <w:t>Post-Condition:</w:t>
+      </w:r>
+      <w:r>
+        <w:rPr>
+          <w:b/>
+          <w:bCs/>
+          <w:i/>
+          <w:iCs/>
+          <w:sz w:val="28"/>
+          <w:szCs w:val="28"/>
+        </w:rPr>
+        <w:t xml:space="preserve"> </w:t>
+      </w:r>
+      <w:r>
+        <w:rPr>
+          <w:sz w:val="28"/>
+          <w:szCs w:val="28"/>
+        </w:rPr>
+        <w:t>display status page of current branch</w:t>
+      </w:r>
+    </w:p>
+    <w:p>
+      <w:pPr>
+        <w:rPr>
+          <w:b/>
+          <w:bCs/>
+          <w:sz w:val="40"/>
+          <w:szCs w:val="40"/>
+          <w:u w:val="single"/>
+        </w:rPr>
+      </w:pPr>
+      <w:proofErr w:type="spellStart"/>
+      <w:r>
+        <w:rPr>
+          <w:b/>
+          <w:bCs/>
+          <w:sz w:val="40"/>
+          <w:szCs w:val="40"/>
+          <w:u w:val="single"/>
+        </w:rPr>
+        <w:t>Git</w:t>
+      </w:r>
+      <w:proofErr w:type="spellEnd"/>
+      <w:r>
+        <w:rPr>
+          <w:b/>
+          <w:bCs/>
+          <w:sz w:val="40"/>
+          <w:szCs w:val="40"/>
+          <w:u w:val="single"/>
+        </w:rPr>
+        <w:t xml:space="preserve"> Describe Command</w:t>
+      </w:r>
+      <w:r>
+        <w:rPr>
+          <w:b/>
+          <w:bCs/>
+          <w:sz w:val="40"/>
+          <w:szCs w:val="40"/>
+          <w:u w:val="single"/>
+        </w:rPr>
+        <w:t>:</w:t>
+      </w:r>
+    </w:p>
+    <w:p>
+      <w:pPr>
+        <w:pStyle w:val="ListParagraph"/>
+        <w:numPr>
+          <w:ilvl w:val="0"/>
+          <w:numId w:val="1"/>
+        </w:numPr>
+        <w:rPr>
+          <w:sz w:val="28"/>
+          <w:szCs w:val="28"/>
+        </w:rPr>
+      </w:pPr>
+      <w:r>
+        <w:rPr>
+          <w:b/>
+          <w:bCs/>
+          <w:i/>
+          <w:iCs/>
+          <w:sz w:val="28"/>
+          <w:szCs w:val="28"/>
+        </w:rPr>
+        <w:t xml:space="preserve">Name: </w:t>
+      </w:r>
+      <w:r>
+        <w:rPr>
+          <w:sz w:val="28"/>
+          <w:szCs w:val="28"/>
+        </w:rPr>
+        <w:t>Describe</w:t>
+      </w:r>
+    </w:p>
+    <w:p>
+      <w:pPr>
+        <w:pStyle w:val="ListParagraph"/>
+        <w:numPr>
+          <w:ilvl w:val="0"/>
+          <w:numId w:val="1"/>
+        </w:numPr>
+        <w:rPr>
+          <w:sz w:val="28"/>
+          <w:szCs w:val="28"/>
+        </w:rPr>
+      </w:pPr>
+      <w:r>
+        <w:rPr>
+          <w:b/>
+          <w:bCs/>
+          <w:i/>
+          <w:iCs/>
+          <w:sz w:val="28"/>
+          <w:szCs w:val="28"/>
+        </w:rPr>
+        <w:t xml:space="preserve">Actors: </w:t>
+      </w:r>
+      <w:r>
+        <w:rPr>
+          <w:sz w:val="28"/>
+          <w:szCs w:val="28"/>
+        </w:rPr>
+        <w:t>User</w:t>
+      </w:r>
+    </w:p>
+    <w:p>
+      <w:pPr>
+        <w:pStyle w:val="ListParagraph"/>
+        <w:numPr>
+          <w:ilvl w:val="0"/>
+          <w:numId w:val="1"/>
+        </w:numPr>
+        <w:rPr>
+          <w:b/>
+          <w:bCs/>
+          <w:i/>
+          <w:iCs/>
+          <w:sz w:val="28"/>
+          <w:szCs w:val="28"/>
+        </w:rPr>
+      </w:pPr>
+      <w:r>
+        <w:rPr>
+          <w:b/>
+          <w:bCs/>
+          <w:i/>
+          <w:iCs/>
+          <w:sz w:val="28"/>
+          <w:szCs w:val="28"/>
+        </w:rPr>
+        <w:lastRenderedPageBreak/>
+        <w:t xml:space="preserve">Pre-Condition: </w:t>
+      </w:r>
+      <w:r>
+        <w:rPr>
+          <w:sz w:val="28"/>
+          <w:szCs w:val="28"/>
+        </w:rPr>
+        <w:t xml:space="preserve">use is registered </w:t>
+      </w:r>
+      <w:r>
+        <w:rPr>
+          <w:sz w:val="28"/>
+          <w:szCs w:val="28"/>
+        </w:rPr>
+        <w:t>and user is owner/contributor to at-least 1 repository</w:t>
+      </w:r>
+    </w:p>
+    <w:p>
+      <w:pPr>
+        <w:pStyle w:val="ListParagraph"/>
+        <w:numPr>
+          <w:ilvl w:val="0"/>
+          <w:numId w:val="1"/>
+        </w:numPr>
+        <w:rPr>
+          <w:b/>
+          <w:bCs/>
+          <w:i/>
+          <w:iCs/>
+          <w:sz w:val="28"/>
+          <w:szCs w:val="28"/>
+        </w:rPr>
+      </w:pPr>
+      <w:r>
+        <w:rPr>
+          <w:b/>
+          <w:bCs/>
+          <w:i/>
+          <w:iCs/>
+          <w:sz w:val="28"/>
+          <w:szCs w:val="28"/>
+        </w:rPr>
+        <w:t xml:space="preserve">Description: </w:t>
+      </w:r>
+      <w:r>
+        <w:rPr>
+          <w:sz w:val="28"/>
+          <w:szCs w:val="28"/>
+        </w:rPr>
+        <w:t>@anything in between @s is temporary and needs further elaboration@</w:t>
+      </w:r>
+    </w:p>
+    <w:p>
+      <w:pPr>
+        <w:pStyle w:val="ListParagraph"/>
+        <w:numPr>
+          <w:ilvl w:val="0"/>
+          <w:numId w:val="1"/>
+        </w:numPr>
+        <w:rPr>
+          <w:b/>
+          <w:bCs/>
+          <w:i/>
+          <w:iCs/>
+          <w:sz w:val="28"/>
+          <w:szCs w:val="28"/>
+        </w:rPr>
+      </w:pPr>
+      <w:r>
+        <w:rPr>
+          <w:b/>
+          <w:bCs/>
+          <w:i/>
+          <w:iCs/>
+          <w:sz w:val="28"/>
+          <w:szCs w:val="28"/>
+        </w:rPr>
+        <w:t>Post-Condition:</w:t>
+      </w:r>
+      <w:r>
+        <w:rPr>
+          <w:b/>
+          <w:bCs/>
+          <w:i/>
+          <w:iCs/>
+          <w:sz w:val="28"/>
+          <w:szCs w:val="28"/>
+        </w:rPr>
+        <w:t xml:space="preserve"> </w:t>
+      </w:r>
+      <w:r>
+        <w:rPr>
+          <w:bCs/>
+          <w:iCs/>
+          <w:sz w:val="28"/>
+          <w:szCs w:val="28"/>
+        </w:rPr>
+        <w:t>@</w:t>
+      </w:r>
+      <w:r>
+        <w:rPr>
+          <w:sz w:val="28"/>
+          <w:szCs w:val="28"/>
+        </w:rPr>
+        <w:t>display Description screen@</w:t>
+      </w:r>
+    </w:p>
+    <w:p>
+      <w:pPr>
+        <w:rPr>
+          <w:b/>
+          <w:bCs/>
+          <w:sz w:val="40"/>
+          <w:szCs w:val="40"/>
+          <w:u w:val="single"/>
+        </w:rPr>
+      </w:pPr>
+      <w:proofErr w:type="spellStart"/>
+      <w:r>
+        <w:rPr>
+          <w:b/>
+          <w:bCs/>
+          <w:sz w:val="40"/>
+          <w:szCs w:val="40"/>
+          <w:u w:val="single"/>
+        </w:rPr>
+        <w:t>Git</w:t>
+      </w:r>
+      <w:proofErr w:type="spellEnd"/>
+      <w:r>
+        <w:rPr>
+          <w:b/>
+          <w:bCs/>
+          <w:sz w:val="40"/>
+          <w:szCs w:val="40"/>
+          <w:u w:val="single"/>
+        </w:rPr>
+        <w:t xml:space="preserve"> Push Command</w:t>
+      </w:r>
+      <w:r>
+        <w:rPr>
+          <w:b/>
+          <w:bCs/>
+          <w:sz w:val="40"/>
+          <w:szCs w:val="40"/>
+          <w:u w:val="single"/>
+        </w:rPr>
+        <w:t>:</w:t>
+      </w:r>
+    </w:p>
+    <w:p>
+      <w:pPr>
+        <w:pStyle w:val="ListParagraph"/>
+        <w:numPr>
+          <w:ilvl w:val="0"/>
+          <w:numId w:val="1"/>
+        </w:numPr>
+        <w:rPr>
+          <w:sz w:val="28"/>
+          <w:szCs w:val="28"/>
+        </w:rPr>
+      </w:pPr>
+      <w:r>
+        <w:rPr>
+          <w:b/>
+          <w:bCs/>
+          <w:i/>
+          <w:iCs/>
+          <w:sz w:val="28"/>
+          <w:szCs w:val="28"/>
+        </w:rPr>
+        <w:t xml:space="preserve">Name: </w:t>
+      </w:r>
+      <w:r>
+        <w:rPr>
+          <w:sz w:val="28"/>
+          <w:szCs w:val="28"/>
+        </w:rPr>
         <w:t>Push</w:t>
       </w:r>
-      <w:r>
-        <w:rPr>
-          <w:sz w:val="28"/>
-          <w:szCs w:val="28"/>
-        </w:rPr>
-        <w:t xml:space="preserve"> Rep</w:t>
-      </w:r>
     </w:p>
     <w:p>
       <w:pPr>
@@ -3965,22 +7523,2023 @@
           <w:sz w:val="28"/>
           <w:szCs w:val="28"/>
         </w:rPr>
+        <w:t>A</w:t>
+      </w:r>
+    </w:p>
+    <w:p>
+      <w:pPr>
+        <w:pStyle w:val="ListParagraph"/>
+        <w:numPr>
+          <w:ilvl w:val="0"/>
+          <w:numId w:val="1"/>
+        </w:numPr>
+        <w:rPr>
+          <w:b/>
+          <w:bCs/>
+          <w:i/>
+          <w:iCs/>
+          <w:sz w:val="28"/>
+          <w:szCs w:val="28"/>
+        </w:rPr>
+      </w:pPr>
+      <w:r>
+        <w:rPr>
+          <w:b/>
+          <w:bCs/>
+          <w:i/>
+          <w:iCs/>
+          <w:sz w:val="28"/>
+          <w:szCs w:val="28"/>
+        </w:rPr>
+        <w:t xml:space="preserve">Description: </w:t>
+      </w:r>
+      <w:r>
+        <w:rPr>
+          <w:sz w:val="28"/>
+          <w:szCs w:val="28"/>
+        </w:rPr>
+        <w:t>@anything in between @s is temporary and needs further elaboration@</w:t>
+      </w:r>
+    </w:p>
+    <w:p>
+      <w:pPr>
+        <w:pStyle w:val="ListParagraph"/>
+        <w:numPr>
+          <w:ilvl w:val="0"/>
+          <w:numId w:val="1"/>
+        </w:numPr>
+        <w:rPr>
+          <w:b/>
+          <w:bCs/>
+          <w:i/>
+          <w:iCs/>
+          <w:sz w:val="28"/>
+          <w:szCs w:val="28"/>
+        </w:rPr>
+      </w:pPr>
+      <w:r>
+        <w:rPr>
+          <w:b/>
+          <w:bCs/>
+          <w:i/>
+          <w:iCs/>
+          <w:sz w:val="28"/>
+          <w:szCs w:val="28"/>
+        </w:rPr>
+        <w:t>Post-Condition:</w:t>
+      </w:r>
+      <w:r>
+        <w:rPr>
+          <w:b/>
+          <w:bCs/>
+          <w:i/>
+          <w:iCs/>
+          <w:sz w:val="28"/>
+          <w:szCs w:val="28"/>
+        </w:rPr>
+        <w:t xml:space="preserve"> </w:t>
+      </w:r>
+      <w:r>
+        <w:rPr>
+          <w:sz w:val="28"/>
+          <w:szCs w:val="28"/>
+        </w:rPr>
+        <w:t>A</w:t>
+      </w:r>
+    </w:p>
+    <w:p>
+      <w:pPr>
+        <w:rPr>
+          <w:b/>
+          <w:bCs/>
+          <w:sz w:val="40"/>
+          <w:szCs w:val="40"/>
+          <w:u w:val="single"/>
+        </w:rPr>
+      </w:pPr>
+      <w:proofErr w:type="spellStart"/>
+      <w:r>
+        <w:rPr>
+          <w:b/>
+          <w:bCs/>
+          <w:sz w:val="40"/>
+          <w:szCs w:val="40"/>
+          <w:u w:val="single"/>
+        </w:rPr>
+        <w:t>Git</w:t>
+      </w:r>
+      <w:proofErr w:type="spellEnd"/>
+      <w:r>
+        <w:rPr>
+          <w:b/>
+          <w:bCs/>
+          <w:sz w:val="40"/>
+          <w:szCs w:val="40"/>
+          <w:u w:val="single"/>
+        </w:rPr>
+        <w:t xml:space="preserve"> Pull Command</w:t>
+      </w:r>
+      <w:r>
+        <w:rPr>
+          <w:b/>
+          <w:bCs/>
+          <w:sz w:val="40"/>
+          <w:szCs w:val="40"/>
+          <w:u w:val="single"/>
+        </w:rPr>
+        <w:t>:</w:t>
+      </w:r>
+    </w:p>
+    <w:p>
+      <w:pPr>
+        <w:pStyle w:val="ListParagraph"/>
+        <w:numPr>
+          <w:ilvl w:val="0"/>
+          <w:numId w:val="1"/>
+        </w:numPr>
+        <w:rPr>
+          <w:sz w:val="28"/>
+          <w:szCs w:val="28"/>
+        </w:rPr>
+      </w:pPr>
+      <w:r>
+        <w:rPr>
+          <w:b/>
+          <w:bCs/>
+          <w:i/>
+          <w:iCs/>
+          <w:sz w:val="28"/>
+          <w:szCs w:val="28"/>
+        </w:rPr>
+        <w:t xml:space="preserve">Name: </w:t>
+      </w:r>
+      <w:r>
+        <w:rPr>
+          <w:sz w:val="28"/>
+          <w:szCs w:val="28"/>
+        </w:rPr>
+        <w:t>Pull</w:t>
+      </w:r>
+    </w:p>
+    <w:p>
+      <w:pPr>
+        <w:pStyle w:val="ListParagraph"/>
+        <w:numPr>
+          <w:ilvl w:val="0"/>
+          <w:numId w:val="1"/>
+        </w:numPr>
+        <w:rPr>
+          <w:sz w:val="28"/>
+          <w:szCs w:val="28"/>
+        </w:rPr>
+      </w:pPr>
+      <w:r>
+        <w:rPr>
+          <w:b/>
+          <w:bCs/>
+          <w:i/>
+          <w:iCs/>
+          <w:sz w:val="28"/>
+          <w:szCs w:val="28"/>
+        </w:rPr>
+        <w:t xml:space="preserve">Actors: </w:t>
+      </w:r>
+      <w:r>
+        <w:rPr>
+          <w:sz w:val="28"/>
+          <w:szCs w:val="28"/>
+        </w:rPr>
+        <w:t>User</w:t>
+      </w:r>
+    </w:p>
+    <w:p>
+      <w:pPr>
+        <w:pStyle w:val="ListParagraph"/>
+        <w:numPr>
+          <w:ilvl w:val="0"/>
+          <w:numId w:val="1"/>
+        </w:numPr>
+        <w:rPr>
+          <w:b/>
+          <w:bCs/>
+          <w:i/>
+          <w:iCs/>
+          <w:sz w:val="28"/>
+          <w:szCs w:val="28"/>
+        </w:rPr>
+      </w:pPr>
+      <w:r>
+        <w:rPr>
+          <w:b/>
+          <w:bCs/>
+          <w:i/>
+          <w:iCs/>
+          <w:sz w:val="28"/>
+          <w:szCs w:val="28"/>
+        </w:rPr>
+        <w:t>Pre-Condition:</w:t>
+      </w:r>
+      <w:r>
+        <w:rPr>
+          <w:b/>
+          <w:bCs/>
+          <w:i/>
+          <w:iCs/>
+          <w:sz w:val="28"/>
+          <w:szCs w:val="28"/>
+        </w:rPr>
+        <w:t xml:space="preserve"> </w:t>
+      </w:r>
+      <w:r>
+        <w:rPr>
+          <w:sz w:val="28"/>
+          <w:szCs w:val="28"/>
+        </w:rPr>
+        <w:t>use is registered</w:t>
+      </w:r>
+      <w:r>
+        <w:rPr>
+          <w:sz w:val="28"/>
+          <w:szCs w:val="28"/>
+        </w:rPr>
+        <w:t xml:space="preserve"> </w:t>
+      </w:r>
+      <w:r>
+        <w:rPr>
+          <w:sz w:val="28"/>
+          <w:szCs w:val="28"/>
+        </w:rPr>
+        <w:t>and user is owner/contributor to at-least 1 repository</w:t>
+      </w:r>
+    </w:p>
+    <w:p>
+      <w:pPr>
+        <w:pStyle w:val="ListParagraph"/>
+        <w:numPr>
+          <w:ilvl w:val="0"/>
+          <w:numId w:val="1"/>
+        </w:numPr>
+        <w:rPr>
+          <w:b/>
+          <w:bCs/>
+          <w:i/>
+          <w:iCs/>
+          <w:sz w:val="28"/>
+          <w:szCs w:val="28"/>
+        </w:rPr>
+      </w:pPr>
+      <w:r>
+        <w:rPr>
+          <w:b/>
+          <w:bCs/>
+          <w:i/>
+          <w:iCs/>
+          <w:sz w:val="28"/>
+          <w:szCs w:val="28"/>
+        </w:rPr>
+        <w:t xml:space="preserve">Description: </w:t>
+      </w:r>
+      <w:r>
+        <w:rPr>
+          <w:sz w:val="28"/>
+          <w:szCs w:val="28"/>
+        </w:rPr>
+        <w:t>@anything in between @s is temporary and needs further elaboration@</w:t>
+      </w:r>
+    </w:p>
+    <w:p>
+      <w:pPr>
+        <w:pStyle w:val="ListParagraph"/>
+        <w:numPr>
+          <w:ilvl w:val="0"/>
+          <w:numId w:val="1"/>
+        </w:numPr>
+        <w:rPr>
+          <w:b/>
+          <w:bCs/>
+          <w:i/>
+          <w:iCs/>
+          <w:sz w:val="28"/>
+          <w:szCs w:val="28"/>
+        </w:rPr>
+      </w:pPr>
+      <w:r>
+        <w:rPr>
+          <w:b/>
+          <w:bCs/>
+          <w:i/>
+          <w:iCs/>
+          <w:sz w:val="28"/>
+          <w:szCs w:val="28"/>
+        </w:rPr>
+        <w:t>Post-Condition:</w:t>
+      </w:r>
+      <w:r>
+        <w:rPr>
+          <w:b/>
+          <w:bCs/>
+          <w:i/>
+          <w:iCs/>
+          <w:sz w:val="28"/>
+          <w:szCs w:val="28"/>
+        </w:rPr>
+        <w:t xml:space="preserve"> </w:t>
+      </w:r>
+      <w:r>
+        <w:rPr>
+          <w:sz w:val="28"/>
+          <w:szCs w:val="28"/>
+        </w:rPr>
+        <w:t>A</w:t>
+      </w:r>
+    </w:p>
+    <w:p>
+      <w:pPr>
+        <w:rPr>
+          <w:b/>
+          <w:bCs/>
+          <w:sz w:val="40"/>
+          <w:szCs w:val="40"/>
+          <w:u w:val="single"/>
+        </w:rPr>
+      </w:pPr>
+      <w:proofErr w:type="spellStart"/>
+      <w:r>
+        <w:rPr>
+          <w:b/>
+          <w:bCs/>
+          <w:sz w:val="40"/>
+          <w:szCs w:val="40"/>
+          <w:u w:val="single"/>
+        </w:rPr>
+        <w:t>Git</w:t>
+      </w:r>
+      <w:proofErr w:type="spellEnd"/>
+      <w:r>
+        <w:rPr>
+          <w:b/>
+          <w:bCs/>
+          <w:sz w:val="40"/>
+          <w:szCs w:val="40"/>
+          <w:u w:val="single"/>
+        </w:rPr>
+        <w:t xml:space="preserve"> Log Command</w:t>
+      </w:r>
+      <w:r>
+        <w:rPr>
+          <w:b/>
+          <w:bCs/>
+          <w:sz w:val="40"/>
+          <w:szCs w:val="40"/>
+          <w:u w:val="single"/>
+        </w:rPr>
+        <w:t>:</w:t>
+      </w:r>
+    </w:p>
+    <w:p>
+      <w:pPr>
+        <w:pStyle w:val="ListParagraph"/>
+        <w:numPr>
+          <w:ilvl w:val="0"/>
+          <w:numId w:val="1"/>
+        </w:numPr>
+        <w:rPr>
+          <w:sz w:val="28"/>
+          <w:szCs w:val="28"/>
+        </w:rPr>
+      </w:pPr>
+      <w:r>
+        <w:rPr>
+          <w:b/>
+          <w:bCs/>
+          <w:i/>
+          <w:iCs/>
+          <w:sz w:val="28"/>
+          <w:szCs w:val="28"/>
+        </w:rPr>
+        <w:t xml:space="preserve">Name: </w:t>
+      </w:r>
+      <w:r>
+        <w:rPr>
+          <w:sz w:val="28"/>
+          <w:szCs w:val="28"/>
+        </w:rPr>
+        <w:t>Log</w:t>
+      </w:r>
+    </w:p>
+    <w:p>
+      <w:pPr>
+        <w:pStyle w:val="ListParagraph"/>
+        <w:numPr>
+          <w:ilvl w:val="0"/>
+          <w:numId w:val="1"/>
+        </w:numPr>
+        <w:rPr>
+          <w:sz w:val="28"/>
+          <w:szCs w:val="28"/>
+        </w:rPr>
+      </w:pPr>
+      <w:r>
+        <w:rPr>
+          <w:b/>
+          <w:bCs/>
+          <w:i/>
+          <w:iCs/>
+          <w:sz w:val="28"/>
+          <w:szCs w:val="28"/>
+        </w:rPr>
+        <w:t xml:space="preserve">Actors: </w:t>
+      </w:r>
+      <w:r>
+        <w:rPr>
+          <w:sz w:val="28"/>
+          <w:szCs w:val="28"/>
+        </w:rPr>
+        <w:t>User</w:t>
+      </w:r>
+    </w:p>
+    <w:p>
+      <w:pPr>
+        <w:pStyle w:val="ListParagraph"/>
+        <w:numPr>
+          <w:ilvl w:val="0"/>
+          <w:numId w:val="1"/>
+        </w:numPr>
+        <w:rPr>
+          <w:b/>
+          <w:bCs/>
+          <w:i/>
+          <w:iCs/>
+          <w:sz w:val="28"/>
+          <w:szCs w:val="28"/>
+        </w:rPr>
+      </w:pPr>
+      <w:r>
+        <w:rPr>
+          <w:b/>
+          <w:bCs/>
+          <w:i/>
+          <w:iCs/>
+          <w:sz w:val="28"/>
+          <w:szCs w:val="28"/>
+        </w:rPr>
+        <w:t>Pre-Condition:</w:t>
+      </w:r>
+      <w:r>
+        <w:rPr>
+          <w:b/>
+          <w:bCs/>
+          <w:i/>
+          <w:iCs/>
+          <w:sz w:val="28"/>
+          <w:szCs w:val="28"/>
+        </w:rPr>
+        <w:t xml:space="preserve"> </w:t>
+      </w:r>
+      <w:r>
+        <w:rPr>
+          <w:sz w:val="28"/>
+          <w:szCs w:val="28"/>
+        </w:rPr>
+        <w:t>use is registered</w:t>
+      </w:r>
+      <w:r>
+        <w:rPr>
+          <w:sz w:val="28"/>
+          <w:szCs w:val="28"/>
+        </w:rPr>
+        <w:t xml:space="preserve"> </w:t>
+      </w:r>
+      <w:r>
+        <w:rPr>
+          <w:sz w:val="28"/>
+          <w:szCs w:val="28"/>
+        </w:rPr>
+        <w:t>and user is owner/contributor to at-least 1 repository</w:t>
+      </w:r>
+    </w:p>
+    <w:p>
+      <w:pPr>
+        <w:pStyle w:val="ListParagraph"/>
+        <w:numPr>
+          <w:ilvl w:val="0"/>
+          <w:numId w:val="1"/>
+        </w:numPr>
+        <w:rPr>
+          <w:b/>
+          <w:bCs/>
+          <w:i/>
+          <w:iCs/>
+          <w:sz w:val="28"/>
+          <w:szCs w:val="28"/>
+        </w:rPr>
+      </w:pPr>
+      <w:r>
+        <w:rPr>
+          <w:b/>
+          <w:bCs/>
+          <w:i/>
+          <w:iCs/>
+          <w:sz w:val="28"/>
+          <w:szCs w:val="28"/>
+        </w:rPr>
+        <w:t xml:space="preserve">Description: </w:t>
+      </w:r>
+      <w:r>
+        <w:rPr>
+          <w:sz w:val="28"/>
+          <w:szCs w:val="28"/>
+        </w:rPr>
+        <w:t>@anything in between @s is temporary and needs further elaboration@</w:t>
+      </w:r>
+    </w:p>
+    <w:p>
+      <w:pPr>
+        <w:pStyle w:val="ListParagraph"/>
+        <w:numPr>
+          <w:ilvl w:val="0"/>
+          <w:numId w:val="1"/>
+        </w:numPr>
+        <w:rPr>
+          <w:b/>
+          <w:bCs/>
+          <w:i/>
+          <w:iCs/>
+          <w:sz w:val="28"/>
+          <w:szCs w:val="28"/>
+        </w:rPr>
+      </w:pPr>
+      <w:r>
+        <w:rPr>
+          <w:b/>
+          <w:bCs/>
+          <w:i/>
+          <w:iCs/>
+          <w:sz w:val="28"/>
+          <w:szCs w:val="28"/>
+        </w:rPr>
+        <w:t>Post-Condition:</w:t>
+      </w:r>
+      <w:r>
+        <w:rPr>
+          <w:b/>
+          <w:bCs/>
+          <w:i/>
+          <w:iCs/>
+          <w:sz w:val="28"/>
+          <w:szCs w:val="28"/>
+        </w:rPr>
+        <w:t xml:space="preserve"> </w:t>
+      </w:r>
+      <w:r>
+        <w:rPr>
+          <w:sz w:val="28"/>
+          <w:szCs w:val="28"/>
+        </w:rPr>
+        <w:t>@display log screen@</w:t>
+      </w:r>
+    </w:p>
+    <w:p>
+      <w:pPr>
+        <w:rPr>
+          <w:b/>
+          <w:bCs/>
+          <w:sz w:val="40"/>
+          <w:szCs w:val="40"/>
+          <w:u w:val="single"/>
+        </w:rPr>
+      </w:pPr>
+      <w:proofErr w:type="spellStart"/>
+      <w:r>
+        <w:rPr>
+          <w:b/>
+          <w:bCs/>
+          <w:sz w:val="40"/>
+          <w:szCs w:val="40"/>
+          <w:u w:val="single"/>
+        </w:rPr>
+        <w:t>Git</w:t>
+      </w:r>
+      <w:proofErr w:type="spellEnd"/>
+      <w:r>
+        <w:rPr>
+          <w:b/>
+          <w:bCs/>
+          <w:sz w:val="40"/>
+          <w:szCs w:val="40"/>
+          <w:u w:val="single"/>
+        </w:rPr>
+        <w:t xml:space="preserve"> </w:t>
+      </w:r>
+      <w:proofErr w:type="spellStart"/>
+      <w:r>
+        <w:rPr>
+          <w:b/>
+          <w:bCs/>
+          <w:sz w:val="40"/>
+          <w:szCs w:val="40"/>
+          <w:u w:val="single"/>
+        </w:rPr>
+        <w:t>Grep</w:t>
+      </w:r>
+      <w:proofErr w:type="spellEnd"/>
+      <w:r>
+        <w:rPr>
+          <w:b/>
+          <w:bCs/>
+          <w:sz w:val="40"/>
+          <w:szCs w:val="40"/>
+          <w:u w:val="single"/>
+        </w:rPr>
+        <w:t xml:space="preserve"> Command</w:t>
+      </w:r>
+      <w:r>
+        <w:rPr>
+          <w:b/>
+          <w:bCs/>
+          <w:sz w:val="40"/>
+          <w:szCs w:val="40"/>
+          <w:u w:val="single"/>
+        </w:rPr>
+        <w:t>:</w:t>
+      </w:r>
+    </w:p>
+    <w:p>
+      <w:pPr>
+        <w:pStyle w:val="ListParagraph"/>
+        <w:numPr>
+          <w:ilvl w:val="0"/>
+          <w:numId w:val="1"/>
+        </w:numPr>
+        <w:rPr>
+          <w:sz w:val="28"/>
+          <w:szCs w:val="28"/>
+        </w:rPr>
+      </w:pPr>
+      <w:r>
+        <w:rPr>
+          <w:b/>
+          <w:bCs/>
+          <w:i/>
+          <w:iCs/>
+          <w:sz w:val="28"/>
+          <w:szCs w:val="28"/>
+        </w:rPr>
+        <w:lastRenderedPageBreak/>
+        <w:t xml:space="preserve">Name: </w:t>
+      </w:r>
+      <w:proofErr w:type="spellStart"/>
+      <w:r>
+        <w:rPr>
+          <w:sz w:val="28"/>
+          <w:szCs w:val="28"/>
+        </w:rPr>
+        <w:t>Grep</w:t>
+      </w:r>
+      <w:proofErr w:type="spellEnd"/>
+    </w:p>
+    <w:p>
+      <w:pPr>
+        <w:pStyle w:val="ListParagraph"/>
+        <w:numPr>
+          <w:ilvl w:val="0"/>
+          <w:numId w:val="1"/>
+        </w:numPr>
+        <w:rPr>
+          <w:sz w:val="28"/>
+          <w:szCs w:val="28"/>
+        </w:rPr>
+      </w:pPr>
+      <w:r>
+        <w:rPr>
+          <w:b/>
+          <w:bCs/>
+          <w:i/>
+          <w:iCs/>
+          <w:sz w:val="28"/>
+          <w:szCs w:val="28"/>
+        </w:rPr>
+        <w:t xml:space="preserve">Actors: </w:t>
+      </w:r>
+      <w:r>
+        <w:rPr>
+          <w:sz w:val="28"/>
+          <w:szCs w:val="28"/>
+        </w:rPr>
+        <w:t>User</w:t>
+      </w:r>
+    </w:p>
+    <w:p>
+      <w:pPr>
+        <w:pStyle w:val="ListParagraph"/>
+        <w:numPr>
+          <w:ilvl w:val="0"/>
+          <w:numId w:val="1"/>
+        </w:numPr>
+        <w:rPr>
+          <w:b/>
+          <w:bCs/>
+          <w:i/>
+          <w:iCs/>
+          <w:sz w:val="28"/>
+          <w:szCs w:val="28"/>
+        </w:rPr>
+      </w:pPr>
+      <w:r>
+        <w:rPr>
+          <w:b/>
+          <w:bCs/>
+          <w:i/>
+          <w:iCs/>
+          <w:sz w:val="28"/>
+          <w:szCs w:val="28"/>
+        </w:rPr>
+        <w:t>Pre-Condition:</w:t>
+      </w:r>
+      <w:r>
+        <w:rPr>
+          <w:b/>
+          <w:bCs/>
+          <w:i/>
+          <w:iCs/>
+          <w:sz w:val="28"/>
+          <w:szCs w:val="28"/>
+        </w:rPr>
+        <w:t xml:space="preserve"> </w:t>
+      </w:r>
+      <w:r>
+        <w:rPr>
+          <w:sz w:val="28"/>
+          <w:szCs w:val="28"/>
+        </w:rPr>
+        <w:t>use is registered</w:t>
+      </w:r>
+      <w:r>
+        <w:rPr>
+          <w:sz w:val="28"/>
+          <w:szCs w:val="28"/>
+        </w:rPr>
+        <w:t xml:space="preserve"> </w:t>
+      </w:r>
+      <w:r>
+        <w:rPr>
+          <w:sz w:val="28"/>
+          <w:szCs w:val="28"/>
+        </w:rPr>
+        <w:t>and user is owner/contributor to at-least 1 repository</w:t>
+      </w:r>
+    </w:p>
+    <w:p>
+      <w:pPr>
+        <w:pStyle w:val="ListParagraph"/>
+        <w:numPr>
+          <w:ilvl w:val="0"/>
+          <w:numId w:val="1"/>
+        </w:numPr>
+        <w:rPr>
+          <w:b/>
+          <w:bCs/>
+          <w:i/>
+          <w:iCs/>
+          <w:sz w:val="28"/>
+          <w:szCs w:val="28"/>
+        </w:rPr>
+      </w:pPr>
+      <w:r>
+        <w:rPr>
+          <w:b/>
+          <w:bCs/>
+          <w:i/>
+          <w:iCs/>
+          <w:sz w:val="28"/>
+          <w:szCs w:val="28"/>
+        </w:rPr>
+        <w:t xml:space="preserve">Description: </w:t>
+      </w:r>
+      <w:r>
+        <w:rPr>
+          <w:sz w:val="28"/>
+          <w:szCs w:val="28"/>
+        </w:rPr>
+        <w:t>@anything in between @s is temporary and needs further elaboration@</w:t>
+      </w:r>
+    </w:p>
+    <w:p>
+      <w:pPr>
+        <w:pStyle w:val="ListParagraph"/>
+        <w:numPr>
+          <w:ilvl w:val="0"/>
+          <w:numId w:val="1"/>
+        </w:numPr>
+        <w:rPr>
+          <w:b/>
+          <w:bCs/>
+          <w:i/>
+          <w:iCs/>
+          <w:sz w:val="28"/>
+          <w:szCs w:val="28"/>
+        </w:rPr>
+      </w:pPr>
+      <w:r>
+        <w:rPr>
+          <w:b/>
+          <w:bCs/>
+          <w:i/>
+          <w:iCs/>
+          <w:sz w:val="28"/>
+          <w:szCs w:val="28"/>
+        </w:rPr>
+        <w:t>Post-Condition:</w:t>
+      </w:r>
+      <w:r>
+        <w:rPr>
+          <w:b/>
+          <w:bCs/>
+          <w:i/>
+          <w:iCs/>
+          <w:sz w:val="28"/>
+          <w:szCs w:val="28"/>
+        </w:rPr>
+        <w:t xml:space="preserve"> </w:t>
+      </w:r>
+      <w:r>
+        <w:rPr>
+          <w:sz w:val="28"/>
+          <w:szCs w:val="28"/>
+        </w:rPr>
+        <w:t xml:space="preserve">@display </w:t>
+      </w:r>
+      <w:proofErr w:type="spellStart"/>
+      <w:r>
+        <w:rPr>
+          <w:sz w:val="28"/>
+          <w:szCs w:val="28"/>
+        </w:rPr>
+        <w:t>grep</w:t>
+      </w:r>
+      <w:proofErr w:type="spellEnd"/>
+      <w:r>
+        <w:rPr>
+          <w:sz w:val="28"/>
+          <w:szCs w:val="28"/>
+        </w:rPr>
+        <w:t xml:space="preserve"> result@</w:t>
+      </w:r>
+    </w:p>
+    <w:p>
+      <w:pPr>
+        <w:rPr>
+          <w:b/>
+          <w:bCs/>
+          <w:sz w:val="40"/>
+          <w:szCs w:val="40"/>
+          <w:u w:val="single"/>
+        </w:rPr>
+      </w:pPr>
+      <w:proofErr w:type="spellStart"/>
+      <w:r>
+        <w:rPr>
+          <w:b/>
+          <w:bCs/>
+          <w:sz w:val="40"/>
+          <w:szCs w:val="40"/>
+          <w:u w:val="single"/>
+        </w:rPr>
+        <w:t>Git</w:t>
+      </w:r>
+      <w:proofErr w:type="spellEnd"/>
+      <w:r>
+        <w:rPr>
+          <w:b/>
+          <w:bCs/>
+          <w:sz w:val="40"/>
+          <w:szCs w:val="40"/>
+          <w:u w:val="single"/>
+        </w:rPr>
+        <w:t xml:space="preserve"> Commit Command</w:t>
+      </w:r>
+      <w:r>
+        <w:rPr>
+          <w:b/>
+          <w:bCs/>
+          <w:sz w:val="40"/>
+          <w:szCs w:val="40"/>
+          <w:u w:val="single"/>
+        </w:rPr>
+        <w:t>:</w:t>
+      </w:r>
+    </w:p>
+    <w:p>
+      <w:pPr>
+        <w:pStyle w:val="ListParagraph"/>
+        <w:numPr>
+          <w:ilvl w:val="0"/>
+          <w:numId w:val="1"/>
+        </w:numPr>
+        <w:rPr>
+          <w:sz w:val="28"/>
+          <w:szCs w:val="28"/>
+        </w:rPr>
+      </w:pPr>
+      <w:r>
+        <w:rPr>
+          <w:b/>
+          <w:bCs/>
+          <w:i/>
+          <w:iCs/>
+          <w:sz w:val="28"/>
+          <w:szCs w:val="28"/>
+        </w:rPr>
+        <w:t xml:space="preserve">Name: </w:t>
+      </w:r>
+      <w:r>
+        <w:rPr>
+          <w:sz w:val="28"/>
+          <w:szCs w:val="28"/>
+        </w:rPr>
+        <w:t>Commit</w:t>
+      </w:r>
+    </w:p>
+    <w:p>
+      <w:pPr>
+        <w:pStyle w:val="ListParagraph"/>
+        <w:numPr>
+          <w:ilvl w:val="0"/>
+          <w:numId w:val="1"/>
+        </w:numPr>
+        <w:rPr>
+          <w:sz w:val="28"/>
+          <w:szCs w:val="28"/>
+        </w:rPr>
+      </w:pPr>
+      <w:r>
+        <w:rPr>
+          <w:b/>
+          <w:bCs/>
+          <w:i/>
+          <w:iCs/>
+          <w:sz w:val="28"/>
+          <w:szCs w:val="28"/>
+        </w:rPr>
+        <w:t xml:space="preserve">Actors: </w:t>
+      </w:r>
+      <w:r>
+        <w:rPr>
+          <w:sz w:val="28"/>
+          <w:szCs w:val="28"/>
+        </w:rPr>
+        <w:t>User</w:t>
+      </w:r>
+    </w:p>
+    <w:p>
+      <w:pPr>
+        <w:pStyle w:val="ListParagraph"/>
+        <w:numPr>
+          <w:ilvl w:val="0"/>
+          <w:numId w:val="1"/>
+        </w:numPr>
+        <w:rPr>
+          <w:b/>
+          <w:bCs/>
+          <w:i/>
+          <w:iCs/>
+          <w:sz w:val="28"/>
+          <w:szCs w:val="28"/>
+        </w:rPr>
+      </w:pPr>
+      <w:r>
+        <w:rPr>
+          <w:b/>
+          <w:bCs/>
+          <w:i/>
+          <w:iCs/>
+          <w:sz w:val="28"/>
+          <w:szCs w:val="28"/>
+        </w:rPr>
+        <w:t>Pre-Condition:</w:t>
+      </w:r>
+      <w:r>
+        <w:rPr>
+          <w:b/>
+          <w:bCs/>
+          <w:i/>
+          <w:iCs/>
+          <w:sz w:val="28"/>
+          <w:szCs w:val="28"/>
+        </w:rPr>
+        <w:t xml:space="preserve"> </w:t>
+      </w:r>
+      <w:r>
+        <w:rPr>
+          <w:sz w:val="28"/>
+          <w:szCs w:val="28"/>
+        </w:rPr>
+        <w:t>use is registered</w:t>
+      </w:r>
+      <w:r>
+        <w:rPr>
+          <w:sz w:val="28"/>
+          <w:szCs w:val="28"/>
+        </w:rPr>
+        <w:t xml:space="preserve"> </w:t>
+      </w:r>
+      <w:r>
+        <w:rPr>
+          <w:sz w:val="28"/>
+          <w:szCs w:val="28"/>
+        </w:rPr>
+        <w:t>and user is owner/contributor to at-least 1 repository</w:t>
+      </w:r>
+    </w:p>
+    <w:p>
+      <w:pPr>
+        <w:pStyle w:val="ListParagraph"/>
+        <w:numPr>
+          <w:ilvl w:val="0"/>
+          <w:numId w:val="1"/>
+        </w:numPr>
+        <w:rPr>
+          <w:b/>
+          <w:bCs/>
+          <w:i/>
+          <w:iCs/>
+          <w:sz w:val="28"/>
+          <w:szCs w:val="28"/>
+        </w:rPr>
+      </w:pPr>
+      <w:r>
+        <w:rPr>
+          <w:b/>
+          <w:bCs/>
+          <w:i/>
+          <w:iCs/>
+          <w:sz w:val="28"/>
+          <w:szCs w:val="28"/>
+        </w:rPr>
+        <w:t xml:space="preserve">Description: </w:t>
+      </w:r>
+      <w:r>
+        <w:rPr>
+          <w:sz w:val="28"/>
+          <w:szCs w:val="28"/>
+        </w:rPr>
+        <w:t>@anything in between @s is temporary and needs further elaboration@</w:t>
+      </w:r>
+    </w:p>
+    <w:p>
+      <w:pPr>
+        <w:pStyle w:val="ListParagraph"/>
+        <w:numPr>
+          <w:ilvl w:val="0"/>
+          <w:numId w:val="1"/>
+        </w:numPr>
+        <w:rPr>
+          <w:b/>
+          <w:bCs/>
+          <w:i/>
+          <w:iCs/>
+          <w:sz w:val="28"/>
+          <w:szCs w:val="28"/>
+        </w:rPr>
+      </w:pPr>
+      <w:r>
+        <w:rPr>
+          <w:b/>
+          <w:bCs/>
+          <w:i/>
+          <w:iCs/>
+          <w:sz w:val="28"/>
+          <w:szCs w:val="28"/>
+        </w:rPr>
+        <w:t>Post-Condition:</w:t>
+      </w:r>
+      <w:r>
+        <w:rPr>
+          <w:b/>
+          <w:bCs/>
+          <w:i/>
+          <w:iCs/>
+          <w:sz w:val="28"/>
+          <w:szCs w:val="28"/>
+        </w:rPr>
+        <w:t xml:space="preserve"> </w:t>
+      </w:r>
+      <w:r>
+        <w:rPr>
+          <w:sz w:val="28"/>
+          <w:szCs w:val="28"/>
+        </w:rPr>
+        <w:t>commit staged changes to repository</w:t>
+      </w:r>
+    </w:p>
+    <w:p>
+      <w:pPr>
+        <w:rPr>
+          <w:b/>
+          <w:bCs/>
+          <w:sz w:val="40"/>
+          <w:szCs w:val="40"/>
+          <w:u w:val="single"/>
+        </w:rPr>
+      </w:pPr>
+      <w:proofErr w:type="spellStart"/>
+      <w:r>
+        <w:rPr>
+          <w:b/>
+          <w:bCs/>
+          <w:sz w:val="40"/>
+          <w:szCs w:val="40"/>
+          <w:u w:val="single"/>
+        </w:rPr>
+        <w:t>Git</w:t>
+      </w:r>
+      <w:proofErr w:type="spellEnd"/>
+      <w:r>
+        <w:rPr>
+          <w:b/>
+          <w:bCs/>
+          <w:sz w:val="40"/>
+          <w:szCs w:val="40"/>
+          <w:u w:val="single"/>
+        </w:rPr>
+        <w:t xml:space="preserve"> </w:t>
+      </w:r>
+      <w:proofErr w:type="spellStart"/>
+      <w:r>
+        <w:rPr>
+          <w:b/>
+          <w:bCs/>
+          <w:sz w:val="40"/>
+          <w:szCs w:val="40"/>
+          <w:u w:val="single"/>
+        </w:rPr>
+        <w:t>Init</w:t>
+      </w:r>
+      <w:proofErr w:type="spellEnd"/>
+      <w:r>
+        <w:rPr>
+          <w:b/>
+          <w:bCs/>
+          <w:sz w:val="40"/>
+          <w:szCs w:val="40"/>
+          <w:u w:val="single"/>
+        </w:rPr>
+        <w:t xml:space="preserve"> Command</w:t>
+      </w:r>
+      <w:r>
+        <w:rPr>
+          <w:b/>
+          <w:bCs/>
+          <w:sz w:val="40"/>
+          <w:szCs w:val="40"/>
+          <w:u w:val="single"/>
+        </w:rPr>
+        <w:t>:</w:t>
+      </w:r>
+    </w:p>
+    <w:p>
+      <w:pPr>
+        <w:pStyle w:val="ListParagraph"/>
+        <w:numPr>
+          <w:ilvl w:val="0"/>
+          <w:numId w:val="1"/>
+        </w:numPr>
+        <w:rPr>
+          <w:sz w:val="28"/>
+          <w:szCs w:val="28"/>
+        </w:rPr>
+      </w:pPr>
+      <w:r>
+        <w:rPr>
+          <w:b/>
+          <w:bCs/>
+          <w:i/>
+          <w:iCs/>
+          <w:sz w:val="28"/>
+          <w:szCs w:val="28"/>
+        </w:rPr>
+        <w:t xml:space="preserve">Name: </w:t>
+      </w:r>
+      <w:proofErr w:type="spellStart"/>
+      <w:r>
+        <w:rPr>
+          <w:sz w:val="28"/>
+          <w:szCs w:val="28"/>
+        </w:rPr>
+        <w:t>Init</w:t>
+      </w:r>
+      <w:proofErr w:type="spellEnd"/>
+    </w:p>
+    <w:p>
+      <w:pPr>
+        <w:pStyle w:val="ListParagraph"/>
+        <w:numPr>
+          <w:ilvl w:val="0"/>
+          <w:numId w:val="1"/>
+        </w:numPr>
+        <w:rPr>
+          <w:sz w:val="28"/>
+          <w:szCs w:val="28"/>
+        </w:rPr>
+      </w:pPr>
+      <w:r>
+        <w:rPr>
+          <w:b/>
+          <w:bCs/>
+          <w:i/>
+          <w:iCs/>
+          <w:sz w:val="28"/>
+          <w:szCs w:val="28"/>
+        </w:rPr>
+        <w:t xml:space="preserve">Actors: </w:t>
+      </w:r>
+      <w:r>
+        <w:rPr>
+          <w:sz w:val="28"/>
+          <w:szCs w:val="28"/>
+        </w:rPr>
+        <w:t>User</w:t>
+      </w:r>
+    </w:p>
+    <w:p>
+      <w:pPr>
+        <w:pStyle w:val="ListParagraph"/>
+        <w:numPr>
+          <w:ilvl w:val="0"/>
+          <w:numId w:val="1"/>
+        </w:numPr>
+        <w:rPr>
+          <w:b/>
+          <w:bCs/>
+          <w:i/>
+          <w:iCs/>
+          <w:sz w:val="28"/>
+          <w:szCs w:val="28"/>
+        </w:rPr>
+      </w:pPr>
+      <w:r>
+        <w:rPr>
+          <w:b/>
+          <w:bCs/>
+          <w:i/>
+          <w:iCs/>
+          <w:sz w:val="28"/>
+          <w:szCs w:val="28"/>
+        </w:rPr>
+        <w:t>Pre-Condition:</w:t>
+      </w:r>
+      <w:r>
+        <w:rPr>
+          <w:b/>
+          <w:bCs/>
+          <w:i/>
+          <w:iCs/>
+          <w:sz w:val="28"/>
+          <w:szCs w:val="28"/>
+        </w:rPr>
+        <w:t xml:space="preserve"> </w:t>
+      </w:r>
+      <w:r>
+        <w:rPr>
+          <w:sz w:val="28"/>
+          <w:szCs w:val="28"/>
+        </w:rPr>
+        <w:t>use is registered</w:t>
+      </w:r>
+    </w:p>
+    <w:p>
+      <w:pPr>
+        <w:pStyle w:val="ListParagraph"/>
+        <w:numPr>
+          <w:ilvl w:val="0"/>
+          <w:numId w:val="1"/>
+        </w:numPr>
+        <w:rPr>
+          <w:b/>
+          <w:bCs/>
+          <w:i/>
+          <w:iCs/>
+          <w:sz w:val="28"/>
+          <w:szCs w:val="28"/>
+        </w:rPr>
+      </w:pPr>
+      <w:r>
+        <w:rPr>
+          <w:b/>
+          <w:bCs/>
+          <w:i/>
+          <w:iCs/>
+          <w:sz w:val="28"/>
+          <w:szCs w:val="28"/>
+        </w:rPr>
+        <w:t xml:space="preserve">Description: </w:t>
+      </w:r>
+      <w:r>
+        <w:rPr>
+          <w:sz w:val="28"/>
+          <w:szCs w:val="28"/>
+        </w:rPr>
+        <w:t>@anything in between @s is temporary and needs further elaboration@</w:t>
+      </w:r>
+    </w:p>
+    <w:p>
+      <w:pPr>
+        <w:pStyle w:val="ListParagraph"/>
+        <w:numPr>
+          <w:ilvl w:val="0"/>
+          <w:numId w:val="1"/>
+        </w:numPr>
+        <w:rPr>
+          <w:b/>
+          <w:bCs/>
+          <w:i/>
+          <w:iCs/>
+          <w:sz w:val="28"/>
+          <w:szCs w:val="28"/>
+        </w:rPr>
+      </w:pPr>
+      <w:r>
+        <w:rPr>
+          <w:b/>
+          <w:bCs/>
+          <w:i/>
+          <w:iCs/>
+          <w:sz w:val="28"/>
+          <w:szCs w:val="28"/>
+        </w:rPr>
+        <w:t>Post-Condition:</w:t>
+      </w:r>
+      <w:r>
+        <w:rPr>
+          <w:b/>
+          <w:bCs/>
+          <w:i/>
+          <w:iCs/>
+          <w:sz w:val="28"/>
+          <w:szCs w:val="28"/>
+        </w:rPr>
+        <w:t xml:space="preserve"> </w:t>
+      </w:r>
+      <w:r>
+        <w:rPr>
+          <w:bCs/>
+          <w:iCs/>
+          <w:sz w:val="28"/>
+          <w:szCs w:val="28"/>
+        </w:rPr>
+        <w:t>creates a repository having a “main branch”</w:t>
+      </w:r>
+    </w:p>
+    <w:p>
+      <w:pPr>
+        <w:rPr>
+          <w:b/>
+          <w:bCs/>
+          <w:sz w:val="40"/>
+          <w:szCs w:val="40"/>
+          <w:u w:val="single"/>
+        </w:rPr>
+      </w:pPr>
+      <w:proofErr w:type="spellStart"/>
+      <w:r>
+        <w:rPr>
+          <w:b/>
+          <w:bCs/>
+          <w:sz w:val="40"/>
+          <w:szCs w:val="40"/>
+          <w:u w:val="single"/>
+        </w:rPr>
+        <w:t>Git</w:t>
+      </w:r>
+      <w:proofErr w:type="spellEnd"/>
+      <w:r>
+        <w:rPr>
+          <w:b/>
+          <w:bCs/>
+          <w:sz w:val="40"/>
+          <w:szCs w:val="40"/>
+          <w:u w:val="single"/>
+        </w:rPr>
+        <w:t xml:space="preserve"> Fetch Command</w:t>
+      </w:r>
+      <w:r>
+        <w:rPr>
+          <w:b/>
+          <w:bCs/>
+          <w:sz w:val="40"/>
+          <w:szCs w:val="40"/>
+          <w:u w:val="single"/>
+        </w:rPr>
+        <w:t>:</w:t>
+      </w:r>
+    </w:p>
+    <w:p>
+      <w:pPr>
+        <w:pStyle w:val="ListParagraph"/>
+        <w:numPr>
+          <w:ilvl w:val="0"/>
+          <w:numId w:val="1"/>
+        </w:numPr>
+        <w:rPr>
+          <w:sz w:val="28"/>
+          <w:szCs w:val="28"/>
+        </w:rPr>
+      </w:pPr>
+      <w:r>
+        <w:rPr>
+          <w:b/>
+          <w:bCs/>
+          <w:i/>
+          <w:iCs/>
+          <w:sz w:val="28"/>
+          <w:szCs w:val="28"/>
+        </w:rPr>
+        <w:t xml:space="preserve">Name: </w:t>
+      </w:r>
+      <w:r>
+        <w:rPr>
+          <w:sz w:val="28"/>
+          <w:szCs w:val="28"/>
+        </w:rPr>
+        <w:t>Fetch</w:t>
+      </w:r>
+    </w:p>
+    <w:p>
+      <w:pPr>
+        <w:pStyle w:val="ListParagraph"/>
+        <w:numPr>
+          <w:ilvl w:val="0"/>
+          <w:numId w:val="1"/>
+        </w:numPr>
+        <w:rPr>
+          <w:sz w:val="28"/>
+          <w:szCs w:val="28"/>
+        </w:rPr>
+      </w:pPr>
+      <w:r>
+        <w:rPr>
+          <w:b/>
+          <w:bCs/>
+          <w:i/>
+          <w:iCs/>
+          <w:sz w:val="28"/>
+          <w:szCs w:val="28"/>
+        </w:rPr>
+        <w:t xml:space="preserve">Actors: </w:t>
+      </w:r>
+      <w:r>
+        <w:rPr>
+          <w:sz w:val="28"/>
+          <w:szCs w:val="28"/>
+        </w:rPr>
+        <w:t>User</w:t>
+      </w:r>
+    </w:p>
+    <w:p>
+      <w:pPr>
+        <w:pStyle w:val="ListParagraph"/>
+        <w:numPr>
+          <w:ilvl w:val="0"/>
+          <w:numId w:val="1"/>
+        </w:numPr>
+        <w:rPr>
+          <w:b/>
+          <w:bCs/>
+          <w:i/>
+          <w:iCs/>
+          <w:sz w:val="28"/>
+          <w:szCs w:val="28"/>
+        </w:rPr>
+      </w:pPr>
+      <w:r>
+        <w:rPr>
+          <w:b/>
+          <w:bCs/>
+          <w:i/>
+          <w:iCs/>
+          <w:sz w:val="28"/>
+          <w:szCs w:val="28"/>
+        </w:rPr>
+        <w:t>Pre-Condition:</w:t>
+      </w:r>
+      <w:r>
+        <w:rPr>
+          <w:b/>
+          <w:bCs/>
+          <w:i/>
+          <w:iCs/>
+          <w:sz w:val="28"/>
+          <w:szCs w:val="28"/>
+        </w:rPr>
+        <w:t xml:space="preserve"> </w:t>
+      </w:r>
+      <w:r>
+        <w:rPr>
+          <w:sz w:val="28"/>
+          <w:szCs w:val="28"/>
+        </w:rPr>
+        <w:t>use is registered</w:t>
+      </w:r>
+      <w:r>
+        <w:rPr>
+          <w:sz w:val="28"/>
+          <w:szCs w:val="28"/>
+        </w:rPr>
+        <w:t xml:space="preserve"> </w:t>
+      </w:r>
+      <w:r>
+        <w:rPr>
+          <w:sz w:val="28"/>
+          <w:szCs w:val="28"/>
+        </w:rPr>
+        <w:t>and user is owner/contributor to at-least 1 repository</w:t>
+      </w:r>
+    </w:p>
+    <w:p>
+      <w:pPr>
+        <w:pStyle w:val="ListParagraph"/>
+        <w:numPr>
+          <w:ilvl w:val="0"/>
+          <w:numId w:val="1"/>
+        </w:numPr>
+        <w:rPr>
+          <w:b/>
+          <w:bCs/>
+          <w:i/>
+          <w:iCs/>
+          <w:sz w:val="28"/>
+          <w:szCs w:val="28"/>
+        </w:rPr>
+      </w:pPr>
+      <w:r>
+        <w:rPr>
+          <w:b/>
+          <w:bCs/>
+          <w:i/>
+          <w:iCs/>
+          <w:sz w:val="28"/>
+          <w:szCs w:val="28"/>
+        </w:rPr>
+        <w:t xml:space="preserve">Description: </w:t>
+      </w:r>
+      <w:r>
+        <w:rPr>
+          <w:sz w:val="28"/>
+          <w:szCs w:val="28"/>
+        </w:rPr>
+        <w:t>@anything in between @s is temporary and needs further elaboration@</w:t>
+      </w:r>
+    </w:p>
+    <w:p>
+      <w:pPr>
+        <w:pStyle w:val="ListParagraph"/>
+        <w:numPr>
+          <w:ilvl w:val="0"/>
+          <w:numId w:val="1"/>
+        </w:numPr>
+        <w:rPr>
+          <w:b/>
+          <w:bCs/>
+          <w:i/>
+          <w:iCs/>
+          <w:sz w:val="28"/>
+          <w:szCs w:val="28"/>
+        </w:rPr>
+      </w:pPr>
+      <w:r>
+        <w:rPr>
+          <w:b/>
+          <w:bCs/>
+          <w:i/>
+          <w:iCs/>
+          <w:sz w:val="28"/>
+          <w:szCs w:val="28"/>
+        </w:rPr>
+        <w:t>Post-Condition:</w:t>
+      </w:r>
+      <w:r>
+        <w:rPr>
+          <w:b/>
+          <w:bCs/>
+          <w:i/>
+          <w:iCs/>
+          <w:sz w:val="28"/>
+          <w:szCs w:val="28"/>
+        </w:rPr>
+        <w:t xml:space="preserve"> </w:t>
+      </w:r>
+      <w:r>
+        <w:rPr>
+          <w:sz w:val="28"/>
+          <w:szCs w:val="28"/>
+        </w:rPr>
+        <w:t>@display Fetch result@</w:t>
+      </w:r>
+    </w:p>
+    <w:p>
+      <w:pPr>
+        <w:rPr>
+          <w:b/>
+          <w:bCs/>
+          <w:sz w:val="40"/>
+          <w:szCs w:val="40"/>
+          <w:u w:val="single"/>
+        </w:rPr>
+      </w:pPr>
+      <w:proofErr w:type="spellStart"/>
+      <w:r>
+        <w:rPr>
+          <w:b/>
+          <w:bCs/>
+          <w:sz w:val="40"/>
+          <w:szCs w:val="40"/>
+          <w:u w:val="single"/>
+        </w:rPr>
+        <w:lastRenderedPageBreak/>
+        <w:t>Git</w:t>
+      </w:r>
+      <w:proofErr w:type="spellEnd"/>
+      <w:r>
+        <w:rPr>
+          <w:b/>
+          <w:bCs/>
+          <w:sz w:val="40"/>
+          <w:szCs w:val="40"/>
+          <w:u w:val="single"/>
+        </w:rPr>
+        <w:t xml:space="preserve"> Add Command</w:t>
+      </w:r>
+      <w:r>
+        <w:rPr>
+          <w:b/>
+          <w:bCs/>
+          <w:sz w:val="40"/>
+          <w:szCs w:val="40"/>
+          <w:u w:val="single"/>
+        </w:rPr>
+        <w:t>:</w:t>
+      </w:r>
+    </w:p>
+    <w:p>
+      <w:pPr>
+        <w:pStyle w:val="ListParagraph"/>
+        <w:numPr>
+          <w:ilvl w:val="0"/>
+          <w:numId w:val="1"/>
+        </w:numPr>
+        <w:rPr>
+          <w:sz w:val="28"/>
+          <w:szCs w:val="28"/>
+        </w:rPr>
+      </w:pPr>
+      <w:r>
+        <w:rPr>
+          <w:b/>
+          <w:bCs/>
+          <w:i/>
+          <w:iCs/>
+          <w:sz w:val="28"/>
+          <w:szCs w:val="28"/>
+        </w:rPr>
+        <w:t xml:space="preserve">Name: </w:t>
+      </w:r>
+      <w:r>
+        <w:rPr>
+          <w:sz w:val="28"/>
+          <w:szCs w:val="28"/>
+        </w:rPr>
+        <w:t>A</w:t>
+      </w:r>
+      <w:r>
+        <w:rPr>
+          <w:sz w:val="28"/>
+          <w:szCs w:val="28"/>
+        </w:rPr>
+        <w:t>dd</w:t>
+      </w:r>
+    </w:p>
+    <w:p>
+      <w:pPr>
+        <w:pStyle w:val="ListParagraph"/>
+        <w:numPr>
+          <w:ilvl w:val="0"/>
+          <w:numId w:val="1"/>
+        </w:numPr>
+        <w:rPr>
+          <w:sz w:val="28"/>
+          <w:szCs w:val="28"/>
+        </w:rPr>
+      </w:pPr>
+      <w:r>
+        <w:rPr>
+          <w:b/>
+          <w:bCs/>
+          <w:i/>
+          <w:iCs/>
+          <w:sz w:val="28"/>
+          <w:szCs w:val="28"/>
+        </w:rPr>
+        <w:t xml:space="preserve">Actors: </w:t>
+      </w:r>
+      <w:r>
+        <w:rPr>
+          <w:sz w:val="28"/>
+          <w:szCs w:val="28"/>
+        </w:rPr>
+        <w:t>User</w:t>
+      </w:r>
+    </w:p>
+    <w:p>
+      <w:pPr>
+        <w:pStyle w:val="ListParagraph"/>
+        <w:numPr>
+          <w:ilvl w:val="0"/>
+          <w:numId w:val="1"/>
+        </w:numPr>
+        <w:rPr>
+          <w:b/>
+          <w:bCs/>
+          <w:i/>
+          <w:iCs/>
+          <w:sz w:val="28"/>
+          <w:szCs w:val="28"/>
+        </w:rPr>
+      </w:pPr>
+      <w:r>
+        <w:rPr>
+          <w:b/>
+          <w:bCs/>
+          <w:i/>
+          <w:iCs/>
+          <w:sz w:val="28"/>
+          <w:szCs w:val="28"/>
+        </w:rPr>
+        <w:t>Pre-Condition:</w:t>
+      </w:r>
+      <w:r>
+        <w:rPr>
+          <w:b/>
+          <w:bCs/>
+          <w:i/>
+          <w:iCs/>
+          <w:sz w:val="28"/>
+          <w:szCs w:val="28"/>
+        </w:rPr>
+        <w:t xml:space="preserve"> </w:t>
+      </w:r>
+      <w:r>
+        <w:rPr>
+          <w:sz w:val="28"/>
+          <w:szCs w:val="28"/>
+        </w:rPr>
+        <w:t>use is registered</w:t>
+      </w:r>
+      <w:r>
+        <w:rPr>
+          <w:sz w:val="28"/>
+          <w:szCs w:val="28"/>
+        </w:rPr>
+        <w:t xml:space="preserve"> </w:t>
+      </w:r>
+      <w:r>
+        <w:rPr>
+          <w:sz w:val="28"/>
+          <w:szCs w:val="28"/>
+        </w:rPr>
+        <w:t>and user is owner/contributor to at-least 1 repository</w:t>
+      </w:r>
+    </w:p>
+    <w:p>
+      <w:pPr>
+        <w:pStyle w:val="ListParagraph"/>
+        <w:numPr>
+          <w:ilvl w:val="0"/>
+          <w:numId w:val="1"/>
+        </w:numPr>
+        <w:rPr>
+          <w:b/>
+          <w:bCs/>
+          <w:i/>
+          <w:iCs/>
+          <w:sz w:val="28"/>
+          <w:szCs w:val="28"/>
+        </w:rPr>
+      </w:pPr>
+      <w:r>
+        <w:rPr>
+          <w:b/>
+          <w:bCs/>
+          <w:i/>
+          <w:iCs/>
+          <w:sz w:val="28"/>
+          <w:szCs w:val="28"/>
+        </w:rPr>
+        <w:t xml:space="preserve">Description: </w:t>
+      </w:r>
+      <w:r>
+        <w:rPr>
+          <w:sz w:val="28"/>
+          <w:szCs w:val="28"/>
+        </w:rPr>
+        <w:t>@anything in between @s is temporary and needs further elaboration@</w:t>
+      </w:r>
+    </w:p>
+    <w:p>
+      <w:pPr>
+        <w:pStyle w:val="ListParagraph"/>
+        <w:numPr>
+          <w:ilvl w:val="0"/>
+          <w:numId w:val="1"/>
+        </w:numPr>
+        <w:rPr>
+          <w:b/>
+          <w:bCs/>
+          <w:i/>
+          <w:iCs/>
+          <w:sz w:val="28"/>
+          <w:szCs w:val="28"/>
+        </w:rPr>
+      </w:pPr>
+      <w:r>
+        <w:rPr>
+          <w:b/>
+          <w:bCs/>
+          <w:i/>
+          <w:iCs/>
+          <w:sz w:val="28"/>
+          <w:szCs w:val="28"/>
+        </w:rPr>
+        <w:t>Post-Condition:</w:t>
+      </w:r>
+      <w:r>
+        <w:rPr>
+          <w:b/>
+          <w:bCs/>
+          <w:i/>
+          <w:iCs/>
+          <w:sz w:val="28"/>
+          <w:szCs w:val="28"/>
+        </w:rPr>
+        <w:t xml:space="preserve"> </w:t>
+      </w:r>
+      <w:r>
+        <w:rPr>
+          <w:sz w:val="28"/>
+          <w:szCs w:val="28"/>
+        </w:rPr>
+        <w:t>stage specified changed or new files</w:t>
+      </w:r>
+    </w:p>
+    <w:p>
+      <w:pPr>
+        <w:rPr>
+          <w:b/>
+          <w:bCs/>
+          <w:sz w:val="40"/>
+          <w:szCs w:val="40"/>
+          <w:u w:val="single"/>
+        </w:rPr>
+      </w:pPr>
+      <w:proofErr w:type="spellStart"/>
+      <w:r>
+        <w:rPr>
+          <w:b/>
+          <w:bCs/>
+          <w:sz w:val="40"/>
+          <w:szCs w:val="40"/>
+          <w:u w:val="single"/>
+        </w:rPr>
+        <w:t>Git</w:t>
+      </w:r>
+      <w:proofErr w:type="spellEnd"/>
+      <w:r>
+        <w:rPr>
+          <w:b/>
+          <w:bCs/>
+          <w:sz w:val="40"/>
+          <w:szCs w:val="40"/>
+          <w:u w:val="single"/>
+        </w:rPr>
+        <w:t xml:space="preserve"> Clone Command</w:t>
+      </w:r>
+      <w:r>
+        <w:rPr>
+          <w:b/>
+          <w:bCs/>
+          <w:sz w:val="40"/>
+          <w:szCs w:val="40"/>
+          <w:u w:val="single"/>
+        </w:rPr>
+        <w:t>:</w:t>
+      </w:r>
+    </w:p>
+    <w:p>
+      <w:pPr>
+        <w:pStyle w:val="ListParagraph"/>
+        <w:numPr>
+          <w:ilvl w:val="0"/>
+          <w:numId w:val="1"/>
+        </w:numPr>
+        <w:rPr>
+          <w:sz w:val="28"/>
+          <w:szCs w:val="28"/>
+        </w:rPr>
+      </w:pPr>
+      <w:r>
+        <w:rPr>
+          <w:b/>
+          <w:bCs/>
+          <w:i/>
+          <w:iCs/>
+          <w:sz w:val="28"/>
+          <w:szCs w:val="28"/>
+        </w:rPr>
+        <w:t xml:space="preserve">Name: </w:t>
+      </w:r>
+      <w:r>
+        <w:rPr>
+          <w:sz w:val="28"/>
+          <w:szCs w:val="28"/>
+        </w:rPr>
+        <w:t>Clone</w:t>
+      </w:r>
+    </w:p>
+    <w:p>
+      <w:pPr>
+        <w:pStyle w:val="ListParagraph"/>
+        <w:numPr>
+          <w:ilvl w:val="0"/>
+          <w:numId w:val="1"/>
+        </w:numPr>
+        <w:rPr>
+          <w:sz w:val="28"/>
+          <w:szCs w:val="28"/>
+        </w:rPr>
+      </w:pPr>
+      <w:r>
+        <w:rPr>
+          <w:b/>
+          <w:bCs/>
+          <w:i/>
+          <w:iCs/>
+          <w:sz w:val="28"/>
+          <w:szCs w:val="28"/>
+        </w:rPr>
+        <w:t xml:space="preserve">Actors: </w:t>
+      </w:r>
+      <w:r>
+        <w:rPr>
+          <w:sz w:val="28"/>
+          <w:szCs w:val="28"/>
+        </w:rPr>
+        <w:t>User</w:t>
+      </w:r>
+    </w:p>
+    <w:p>
+      <w:pPr>
+        <w:pStyle w:val="ListParagraph"/>
+        <w:numPr>
+          <w:ilvl w:val="0"/>
+          <w:numId w:val="1"/>
+        </w:numPr>
+        <w:rPr>
+          <w:b/>
+          <w:bCs/>
+          <w:i/>
+          <w:iCs/>
+          <w:sz w:val="28"/>
+          <w:szCs w:val="28"/>
+        </w:rPr>
+      </w:pPr>
+      <w:r>
+        <w:rPr>
+          <w:b/>
+          <w:bCs/>
+          <w:i/>
+          <w:iCs/>
+          <w:sz w:val="28"/>
+          <w:szCs w:val="28"/>
+        </w:rPr>
+        <w:t>Pre-Condition:</w:t>
+      </w:r>
+      <w:r>
+        <w:rPr>
+          <w:b/>
+          <w:bCs/>
+          <w:i/>
+          <w:iCs/>
+          <w:sz w:val="28"/>
+          <w:szCs w:val="28"/>
+        </w:rPr>
+        <w:t xml:space="preserve"> </w:t>
+      </w:r>
+      <w:r>
+        <w:rPr>
+          <w:sz w:val="28"/>
+          <w:szCs w:val="28"/>
+        </w:rPr>
         <w:t>user is registered</w:t>
       </w:r>
-      <w:r>
-        <w:rPr>
-          <w:sz w:val="28"/>
-          <w:szCs w:val="28"/>
-        </w:rPr>
-        <w:t>/logged-on</w:t>
-      </w:r>
-      <w:r>
-        <w:rPr>
-          <w:sz w:val="28"/>
-          <w:szCs w:val="28"/>
-        </w:rPr>
-        <w:t xml:space="preserve"> and @is member? of repo@</w:t>
-      </w:r>
     </w:p>
     <w:p>
       <w:pPr>
@@ -4014,7 +9573,7 @@
           <w:sz w:val="28"/>
           <w:szCs w:val="28"/>
         </w:rPr>
-        <w:t>A</w:t>
+        <w:t>@anything in between @s is temporary and needs further elaboration@</w:t>
       </w:r>
     </w:p>
     <w:p>
@@ -4060,2048 +9619,47 @@
           <w:sz w:val="28"/>
           <w:szCs w:val="28"/>
         </w:rPr>
-        <w:t>server r</w:t>
-      </w:r>
-      <w:r>
-        <w:rPr>
-          <w:sz w:val="28"/>
-          <w:szCs w:val="28"/>
-        </w:rPr>
-        <w:t>epository is “updated”</w:t>
-      </w:r>
-      <w:r>
-        <w:rPr>
-          <w:sz w:val="28"/>
-          <w:szCs w:val="28"/>
-        </w:rPr>
-        <w:t xml:space="preserve"> based on the local </w:t>
-      </w:r>
-      <w:r>
-        <w:rPr>
-          <w:sz w:val="28"/>
-          <w:szCs w:val="28"/>
-        </w:rPr>
-        <w:t>@</w:t>
-      </w:r>
-      <w:r>
-        <w:rPr>
-          <w:sz w:val="28"/>
-          <w:szCs w:val="28"/>
-        </w:rPr>
-        <w:t>upload</w:t>
-      </w:r>
-      <w:r>
-        <w:rPr>
-          <w:sz w:val="28"/>
-          <w:szCs w:val="28"/>
-        </w:rPr>
-        <w:t xml:space="preserve"> new and update old files@</w:t>
-      </w:r>
-    </w:p>
-    <w:p>
-      <w:pPr>
-        <w:rPr>
-          <w:b/>
-          <w:bCs/>
-          <w:i/>
-          <w:iCs/>
-          <w:sz w:val="72"/>
-          <w:szCs w:val="28"/>
-          <w:u w:val="single"/>
-        </w:rPr>
-      </w:pPr>
-      <w:r>
-        <w:rPr>
-          <w:b/>
-          <w:bCs/>
-          <w:i/>
-          <w:iCs/>
-          <w:sz w:val="72"/>
-          <w:szCs w:val="28"/>
-          <w:u w:val="single"/>
-        </w:rPr>
-        <w:t>BRANCH USECASES:</w:t>
-      </w:r>
-    </w:p>
-    <w:p>
-      <w:pPr>
-        <w:rPr>
-          <w:b/>
-          <w:bCs/>
-          <w:sz w:val="40"/>
-          <w:szCs w:val="40"/>
-          <w:u w:val="single"/>
-        </w:rPr>
-      </w:pPr>
-      <w:r>
-        <w:rPr>
-          <w:b/>
-          <w:bCs/>
-          <w:sz w:val="40"/>
-          <w:szCs w:val="40"/>
-          <w:u w:val="single"/>
-        </w:rPr>
-        <w:t>Create Repository Branch</w:t>
-      </w:r>
-      <w:r>
-        <w:rPr>
-          <w:b/>
-          <w:bCs/>
-          <w:sz w:val="40"/>
-          <w:szCs w:val="40"/>
-          <w:u w:val="single"/>
-        </w:rPr>
-        <w:t>:</w:t>
+        <w:t xml:space="preserve">creates a repository based on </w:t>
+      </w:r>
+      <w:proofErr w:type="gramStart"/>
+      <w:r>
+        <w:rPr>
+          <w:sz w:val="28"/>
+          <w:szCs w:val="28"/>
+        </w:rPr>
+        <w:t>a</w:t>
+      </w:r>
+      <w:proofErr w:type="gramEnd"/>
+      <w:r>
+        <w:rPr>
+          <w:sz w:val="28"/>
+          <w:szCs w:val="28"/>
+        </w:rPr>
+        <w:t xml:space="preserve"> another (</w:t>
       </w:r>
       <w:bookmarkStart w:id="0" w:name="_GoBack"/>
       <w:bookmarkEnd w:id="0"/>
-    </w:p>
-    <w:p>
-      <w:pPr>
-        <w:pStyle w:val="ListParagraph"/>
-        <w:numPr>
-          <w:ilvl w:val="0"/>
-          <w:numId w:val="1"/>
-        </w:numPr>
-        <w:rPr>
-          <w:sz w:val="28"/>
-          <w:szCs w:val="28"/>
-        </w:rPr>
-      </w:pPr>
-      <w:r>
-        <w:rPr>
-          <w:b/>
-          <w:bCs/>
-          <w:i/>
-          <w:iCs/>
-          <w:sz w:val="28"/>
-          <w:szCs w:val="28"/>
-        </w:rPr>
-        <w:t xml:space="preserve">Name: </w:t>
-      </w:r>
-      <w:r>
-        <w:rPr>
-          <w:sz w:val="28"/>
-          <w:szCs w:val="28"/>
-        </w:rPr>
-        <w:t>Create Branch</w:t>
-      </w:r>
-    </w:p>
-    <w:p>
-      <w:pPr>
-        <w:pStyle w:val="ListParagraph"/>
-        <w:numPr>
-          <w:ilvl w:val="0"/>
-          <w:numId w:val="1"/>
-        </w:numPr>
-        <w:rPr>
-          <w:sz w:val="28"/>
-          <w:szCs w:val="28"/>
-        </w:rPr>
-      </w:pPr>
-      <w:r>
-        <w:rPr>
-          <w:b/>
-          <w:bCs/>
-          <w:i/>
-          <w:iCs/>
-          <w:sz w:val="28"/>
-          <w:szCs w:val="28"/>
-        </w:rPr>
-        <w:t xml:space="preserve">Actors: </w:t>
-      </w:r>
-      <w:r>
-        <w:rPr>
-          <w:sz w:val="28"/>
-          <w:szCs w:val="28"/>
-        </w:rPr>
-        <w:t>User</w:t>
-      </w:r>
-    </w:p>
-    <w:p>
-      <w:pPr>
-        <w:pStyle w:val="ListParagraph"/>
-        <w:numPr>
-          <w:ilvl w:val="0"/>
-          <w:numId w:val="1"/>
-        </w:numPr>
-        <w:rPr>
-          <w:b/>
-          <w:bCs/>
-          <w:i/>
-          <w:iCs/>
-          <w:sz w:val="28"/>
-          <w:szCs w:val="28"/>
-        </w:rPr>
-      </w:pPr>
-      <w:r>
-        <w:rPr>
-          <w:b/>
-          <w:bCs/>
-          <w:i/>
-          <w:iCs/>
-          <w:sz w:val="28"/>
-          <w:szCs w:val="28"/>
-        </w:rPr>
-        <w:t>Pre-Condition:</w:t>
-      </w:r>
-      <w:r>
-        <w:rPr>
-          <w:b/>
-          <w:bCs/>
-          <w:i/>
-          <w:iCs/>
-          <w:sz w:val="28"/>
-          <w:szCs w:val="28"/>
-        </w:rPr>
-        <w:t xml:space="preserve"> </w:t>
-      </w:r>
-      <w:r>
-        <w:rPr>
-          <w:sz w:val="28"/>
-          <w:szCs w:val="28"/>
-        </w:rPr>
-        <w:t xml:space="preserve">user is registered/logged-on and user </w:t>
-      </w:r>
-      <w:r>
-        <w:rPr>
-          <w:sz w:val="28"/>
-          <w:szCs w:val="28"/>
-        </w:rPr>
-        <w:t>is owner/contributo</w:t>
-      </w:r>
-      <w:r>
-        <w:rPr>
-          <w:sz w:val="28"/>
-          <w:szCs w:val="28"/>
-        </w:rPr>
-        <w:t>r of repository</w:t>
-      </w:r>
-    </w:p>
-    <w:p>
-      <w:pPr>
-        <w:pStyle w:val="ListParagraph"/>
-        <w:numPr>
-          <w:ilvl w:val="0"/>
-          <w:numId w:val="1"/>
-        </w:numPr>
-        <w:rPr>
-          <w:b/>
-          <w:bCs/>
-          <w:i/>
-          <w:iCs/>
-          <w:sz w:val="28"/>
-          <w:szCs w:val="28"/>
-        </w:rPr>
-      </w:pPr>
-      <w:r>
-        <w:rPr>
-          <w:b/>
-          <w:bCs/>
-          <w:i/>
-          <w:iCs/>
-          <w:sz w:val="28"/>
-          <w:szCs w:val="28"/>
-        </w:rPr>
-        <w:t xml:space="preserve">Description: </w:t>
-      </w:r>
-      <w:r>
-        <w:rPr>
-          <w:sz w:val="28"/>
-          <w:szCs w:val="28"/>
-        </w:rPr>
-        <w:t>A</w:t>
-      </w:r>
-    </w:p>
-    <w:p>
-      <w:pPr>
-        <w:pStyle w:val="ListParagraph"/>
-        <w:numPr>
-          <w:ilvl w:val="0"/>
-          <w:numId w:val="1"/>
-        </w:numPr>
-        <w:rPr>
-          <w:b/>
-          <w:bCs/>
-          <w:i/>
-          <w:iCs/>
-          <w:sz w:val="28"/>
-          <w:szCs w:val="28"/>
-        </w:rPr>
-      </w:pPr>
-      <w:r>
-        <w:rPr>
-          <w:b/>
-          <w:bCs/>
-          <w:i/>
-          <w:iCs/>
-          <w:sz w:val="28"/>
-          <w:szCs w:val="28"/>
-        </w:rPr>
-        <w:t>Post-Condition:</w:t>
-      </w:r>
-      <w:r>
-        <w:rPr>
-          <w:b/>
-          <w:bCs/>
-          <w:i/>
-          <w:iCs/>
-          <w:sz w:val="28"/>
-          <w:szCs w:val="28"/>
-        </w:rPr>
-        <w:t xml:space="preserve"> </w:t>
-      </w:r>
-      <w:r>
-        <w:rPr>
-          <w:sz w:val="28"/>
-          <w:szCs w:val="28"/>
-        </w:rPr>
-        <w:t>repository has new branch</w:t>
-      </w:r>
-    </w:p>
-    <w:p>
-      <w:pPr>
-        <w:rPr>
-          <w:b/>
-          <w:bCs/>
-          <w:sz w:val="40"/>
-          <w:szCs w:val="40"/>
-          <w:u w:val="single"/>
-        </w:rPr>
-      </w:pPr>
-      <w:r>
-        <w:rPr>
-          <w:b/>
-          <w:bCs/>
-          <w:sz w:val="40"/>
-          <w:szCs w:val="40"/>
-          <w:u w:val="single"/>
-        </w:rPr>
-        <w:t>Merge Repository Branch</w:t>
-      </w:r>
-      <w:r>
-        <w:rPr>
-          <w:b/>
-          <w:bCs/>
-          <w:sz w:val="40"/>
-          <w:szCs w:val="40"/>
-          <w:u w:val="single"/>
-        </w:rPr>
-        <w:t>:</w:t>
-      </w:r>
-    </w:p>
-    <w:p>
-      <w:pPr>
-        <w:pStyle w:val="ListParagraph"/>
-        <w:numPr>
-          <w:ilvl w:val="0"/>
-          <w:numId w:val="1"/>
-        </w:numPr>
-        <w:rPr>
-          <w:sz w:val="28"/>
-          <w:szCs w:val="28"/>
-        </w:rPr>
-      </w:pPr>
-      <w:r>
-        <w:rPr>
-          <w:b/>
-          <w:bCs/>
-          <w:i/>
-          <w:iCs/>
-          <w:sz w:val="28"/>
-          <w:szCs w:val="28"/>
-        </w:rPr>
-        <w:t xml:space="preserve">Name: </w:t>
-      </w:r>
-      <w:r>
-        <w:rPr>
-          <w:sz w:val="28"/>
-          <w:szCs w:val="28"/>
-        </w:rPr>
-        <w:t>Merge Branch</w:t>
-      </w:r>
-    </w:p>
-    <w:p>
-      <w:pPr>
-        <w:pStyle w:val="ListParagraph"/>
-        <w:numPr>
-          <w:ilvl w:val="0"/>
-          <w:numId w:val="1"/>
-        </w:numPr>
-        <w:rPr>
-          <w:sz w:val="28"/>
-          <w:szCs w:val="28"/>
-        </w:rPr>
-      </w:pPr>
-      <w:r>
-        <w:rPr>
-          <w:b/>
-          <w:bCs/>
-          <w:i/>
-          <w:iCs/>
-          <w:sz w:val="28"/>
-          <w:szCs w:val="28"/>
-        </w:rPr>
-        <w:t xml:space="preserve">Actors: </w:t>
-      </w:r>
-      <w:r>
-        <w:rPr>
-          <w:sz w:val="28"/>
-          <w:szCs w:val="28"/>
-        </w:rPr>
-        <w:t>User</w:t>
-      </w:r>
-    </w:p>
-    <w:p>
-      <w:pPr>
-        <w:pStyle w:val="ListParagraph"/>
-        <w:numPr>
-          <w:ilvl w:val="0"/>
-          <w:numId w:val="1"/>
-        </w:numPr>
-        <w:rPr>
-          <w:b/>
-          <w:bCs/>
-          <w:i/>
-          <w:iCs/>
-          <w:sz w:val="28"/>
-          <w:szCs w:val="28"/>
-        </w:rPr>
-      </w:pPr>
-      <w:r>
-        <w:rPr>
-          <w:b/>
-          <w:bCs/>
-          <w:i/>
-          <w:iCs/>
-          <w:sz w:val="28"/>
-          <w:szCs w:val="28"/>
-        </w:rPr>
-        <w:t>Pre-Condition:</w:t>
-      </w:r>
-      <w:r>
-        <w:rPr>
-          <w:b/>
-          <w:bCs/>
-          <w:i/>
-          <w:iCs/>
-          <w:sz w:val="28"/>
-          <w:szCs w:val="28"/>
-        </w:rPr>
-        <w:t xml:space="preserve"> </w:t>
-      </w:r>
-      <w:r>
-        <w:rPr>
-          <w:sz w:val="28"/>
-          <w:szCs w:val="28"/>
-        </w:rPr>
-        <w:t>user is registered/logged-on and user is owner/contribut</w:t>
-      </w:r>
-      <w:r>
-        <w:rPr>
-          <w:sz w:val="28"/>
-          <w:szCs w:val="28"/>
-        </w:rPr>
-        <w:t>or of repository</w:t>
-      </w:r>
-    </w:p>
-    <w:p>
-      <w:pPr>
-        <w:pStyle w:val="ListParagraph"/>
-        <w:numPr>
-          <w:ilvl w:val="0"/>
-          <w:numId w:val="1"/>
-        </w:numPr>
-        <w:rPr>
-          <w:b/>
-          <w:bCs/>
-          <w:i/>
-          <w:iCs/>
-          <w:sz w:val="28"/>
-          <w:szCs w:val="28"/>
-        </w:rPr>
-      </w:pPr>
-      <w:r>
-        <w:rPr>
-          <w:b/>
-          <w:bCs/>
-          <w:i/>
-          <w:iCs/>
-          <w:sz w:val="28"/>
-          <w:szCs w:val="28"/>
-        </w:rPr>
-        <w:lastRenderedPageBreak/>
-        <w:t xml:space="preserve">Description: </w:t>
-      </w:r>
-      <w:r>
-        <w:rPr>
-          <w:sz w:val="28"/>
-          <w:szCs w:val="28"/>
-        </w:rPr>
-        <w:t>@specify branch to merge to current branch@</w:t>
-      </w:r>
-    </w:p>
-    <w:p>
-      <w:pPr>
-        <w:pStyle w:val="ListParagraph"/>
-        <w:numPr>
-          <w:ilvl w:val="0"/>
-          <w:numId w:val="1"/>
-        </w:numPr>
-        <w:rPr>
-          <w:b/>
-          <w:bCs/>
-          <w:i/>
-          <w:iCs/>
-          <w:sz w:val="28"/>
-          <w:szCs w:val="28"/>
-        </w:rPr>
-      </w:pPr>
-      <w:r>
-        <w:rPr>
-          <w:b/>
-          <w:bCs/>
-          <w:i/>
-          <w:iCs/>
-          <w:sz w:val="28"/>
-          <w:szCs w:val="28"/>
-        </w:rPr>
-        <w:t>Post-Condition:</w:t>
-      </w:r>
-      <w:r>
-        <w:rPr>
-          <w:b/>
-          <w:bCs/>
-          <w:i/>
-          <w:iCs/>
-          <w:sz w:val="28"/>
-          <w:szCs w:val="28"/>
-        </w:rPr>
-        <w:t xml:space="preserve"> </w:t>
-      </w:r>
-      <w:r>
-        <w:rPr>
-          <w:bCs/>
-          <w:iCs/>
-          <w:sz w:val="28"/>
-          <w:szCs w:val="28"/>
-        </w:rPr>
-        <w:t>specified branch is merged with current branch and creates new branch</w:t>
-      </w:r>
-    </w:p>
-    <w:p>
-      <w:pPr>
-        <w:rPr>
-          <w:b/>
-          <w:bCs/>
-          <w:sz w:val="40"/>
-          <w:szCs w:val="40"/>
-          <w:u w:val="single"/>
-        </w:rPr>
-      </w:pPr>
-      <w:r>
-        <w:rPr>
-          <w:b/>
-          <w:bCs/>
-          <w:sz w:val="40"/>
-          <w:szCs w:val="40"/>
-          <w:u w:val="single"/>
-        </w:rPr>
-        <w:t>Switch Repository Branch</w:t>
-      </w:r>
-      <w:r>
-        <w:rPr>
-          <w:b/>
-          <w:bCs/>
-          <w:sz w:val="40"/>
-          <w:szCs w:val="40"/>
-          <w:u w:val="single"/>
-        </w:rPr>
-        <w:t>:</w:t>
-      </w:r>
-    </w:p>
-    <w:p>
-      <w:pPr>
-        <w:pStyle w:val="ListParagraph"/>
-        <w:numPr>
-          <w:ilvl w:val="0"/>
-          <w:numId w:val="1"/>
-        </w:numPr>
-        <w:rPr>
-          <w:sz w:val="28"/>
-          <w:szCs w:val="28"/>
-        </w:rPr>
-      </w:pPr>
-      <w:r>
-        <w:rPr>
-          <w:b/>
-          <w:bCs/>
-          <w:i/>
-          <w:iCs/>
-          <w:sz w:val="28"/>
-          <w:szCs w:val="28"/>
-        </w:rPr>
-        <w:t xml:space="preserve">Name: </w:t>
-      </w:r>
-      <w:r>
-        <w:rPr>
-          <w:sz w:val="28"/>
-          <w:szCs w:val="28"/>
-        </w:rPr>
-        <w:t>Switch Branch</w:t>
-      </w:r>
-    </w:p>
-    <w:p>
-      <w:pPr>
-        <w:pStyle w:val="ListParagraph"/>
-        <w:numPr>
-          <w:ilvl w:val="0"/>
-          <w:numId w:val="1"/>
-        </w:numPr>
-        <w:rPr>
-          <w:sz w:val="28"/>
-          <w:szCs w:val="28"/>
-        </w:rPr>
-      </w:pPr>
-      <w:r>
-        <w:rPr>
-          <w:b/>
-          <w:bCs/>
-          <w:i/>
-          <w:iCs/>
-          <w:sz w:val="28"/>
-          <w:szCs w:val="28"/>
-        </w:rPr>
-        <w:t xml:space="preserve">Actors: </w:t>
-      </w:r>
-      <w:r>
-        <w:rPr>
-          <w:sz w:val="28"/>
-          <w:szCs w:val="28"/>
-        </w:rPr>
-        <w:t>User</w:t>
-      </w:r>
-    </w:p>
-    <w:p>
-      <w:pPr>
-        <w:pStyle w:val="ListParagraph"/>
-        <w:numPr>
-          <w:ilvl w:val="0"/>
-          <w:numId w:val="1"/>
-        </w:numPr>
-        <w:rPr>
-          <w:b/>
-          <w:bCs/>
-          <w:i/>
-          <w:iCs/>
-          <w:sz w:val="28"/>
-          <w:szCs w:val="28"/>
-        </w:rPr>
-      </w:pPr>
-      <w:r>
-        <w:rPr>
-          <w:b/>
-          <w:bCs/>
-          <w:i/>
-          <w:iCs/>
-          <w:sz w:val="28"/>
-          <w:szCs w:val="28"/>
-        </w:rPr>
-        <w:t>Pre-Condition:</w:t>
-      </w:r>
-      <w:r>
-        <w:rPr>
-          <w:b/>
-          <w:bCs/>
-          <w:i/>
-          <w:iCs/>
-          <w:sz w:val="28"/>
-          <w:szCs w:val="28"/>
-        </w:rPr>
-        <w:t xml:space="preserve"> </w:t>
-      </w:r>
-      <w:r>
-        <w:rPr>
-          <w:sz w:val="28"/>
-          <w:szCs w:val="28"/>
-        </w:rPr>
-        <w:t>User is registered/logged-on and user is owner/contributor to the repository</w:t>
-      </w:r>
-    </w:p>
-    <w:p>
-      <w:pPr>
-        <w:pStyle w:val="ListParagraph"/>
-        <w:numPr>
-          <w:ilvl w:val="0"/>
-          <w:numId w:val="1"/>
-        </w:numPr>
-        <w:rPr>
-          <w:b/>
-          <w:bCs/>
-          <w:i/>
-          <w:iCs/>
-          <w:sz w:val="28"/>
-          <w:szCs w:val="28"/>
-        </w:rPr>
-      </w:pPr>
-      <w:r>
-        <w:rPr>
-          <w:b/>
-          <w:bCs/>
-          <w:i/>
-          <w:iCs/>
-          <w:sz w:val="28"/>
-          <w:szCs w:val="28"/>
-        </w:rPr>
-        <w:t>Description:</w:t>
-      </w:r>
-      <w:r>
-        <w:rPr>
-          <w:b/>
-          <w:bCs/>
-          <w:i/>
-          <w:iCs/>
-          <w:sz w:val="28"/>
-          <w:szCs w:val="28"/>
-        </w:rPr>
-        <w:t xml:space="preserve"> </w:t>
-      </w:r>
-      <w:r>
-        <w:rPr>
-          <w:sz w:val="28"/>
-          <w:szCs w:val="28"/>
-        </w:rPr>
-        <w:t>@user specifies branch to switch to@</w:t>
-      </w:r>
-    </w:p>
-    <w:p>
-      <w:pPr>
-        <w:pStyle w:val="ListParagraph"/>
-        <w:numPr>
-          <w:ilvl w:val="0"/>
-          <w:numId w:val="1"/>
-        </w:numPr>
-        <w:rPr>
-          <w:b/>
-          <w:bCs/>
-          <w:i/>
-          <w:iCs/>
-          <w:sz w:val="28"/>
-          <w:szCs w:val="28"/>
-        </w:rPr>
-      </w:pPr>
-      <w:r>
-        <w:rPr>
-          <w:b/>
-          <w:bCs/>
-          <w:i/>
-          <w:iCs/>
-          <w:sz w:val="28"/>
-          <w:szCs w:val="28"/>
-        </w:rPr>
-        <w:t>Post-Condition:</w:t>
-      </w:r>
-      <w:r>
-        <w:rPr>
-          <w:b/>
-          <w:bCs/>
-          <w:i/>
-          <w:iCs/>
-          <w:sz w:val="28"/>
-          <w:szCs w:val="28"/>
-        </w:rPr>
-        <w:t xml:space="preserve"> </w:t>
-      </w:r>
-      <w:r>
-        <w:rPr>
-          <w:bCs/>
-          <w:iCs/>
-          <w:sz w:val="28"/>
-          <w:szCs w:val="28"/>
-        </w:rPr>
-        <w:t>current br</w:t>
-      </w:r>
-      <w:r>
-        <w:rPr>
-          <w:bCs/>
-          <w:iCs/>
-          <w:sz w:val="28"/>
-          <w:szCs w:val="28"/>
-        </w:rPr>
-        <w:t>anch is set to specified branch</w:t>
-      </w:r>
-    </w:p>
-    <w:p>
-      <w:pPr>
-        <w:rPr>
-          <w:b/>
-          <w:bCs/>
-          <w:sz w:val="40"/>
-          <w:szCs w:val="40"/>
-          <w:u w:val="single"/>
-        </w:rPr>
-      </w:pPr>
-      <w:r>
-        <w:rPr>
-          <w:b/>
-          <w:bCs/>
-          <w:sz w:val="40"/>
-          <w:szCs w:val="40"/>
-          <w:u w:val="single"/>
-        </w:rPr>
-        <w:t>Commit Repository Branch</w:t>
-      </w:r>
-      <w:r>
-        <w:rPr>
-          <w:b/>
-          <w:bCs/>
-          <w:sz w:val="40"/>
-          <w:szCs w:val="40"/>
-          <w:u w:val="single"/>
-        </w:rPr>
-        <w:t xml:space="preserve"> Changes</w:t>
-      </w:r>
-      <w:r>
-        <w:rPr>
-          <w:b/>
-          <w:bCs/>
-          <w:sz w:val="40"/>
-          <w:szCs w:val="40"/>
-          <w:u w:val="single"/>
-        </w:rPr>
-        <w:t>:</w:t>
-      </w:r>
-    </w:p>
-    <w:p>
-      <w:pPr>
-        <w:pStyle w:val="ListParagraph"/>
-        <w:numPr>
-          <w:ilvl w:val="0"/>
-          <w:numId w:val="1"/>
-        </w:numPr>
-        <w:rPr>
-          <w:sz w:val="28"/>
-          <w:szCs w:val="28"/>
-        </w:rPr>
-      </w:pPr>
-      <w:r>
-        <w:rPr>
-          <w:b/>
-          <w:bCs/>
-          <w:i/>
-          <w:iCs/>
-          <w:sz w:val="28"/>
-          <w:szCs w:val="28"/>
-        </w:rPr>
-        <w:t xml:space="preserve">Name: </w:t>
-      </w:r>
-      <w:r>
-        <w:rPr>
-          <w:sz w:val="28"/>
-          <w:szCs w:val="28"/>
-        </w:rPr>
-        <w:t xml:space="preserve">Commit </w:t>
-      </w:r>
-      <w:r>
-        <w:rPr>
-          <w:sz w:val="28"/>
-          <w:szCs w:val="28"/>
-        </w:rPr>
-        <w:t>Changes</w:t>
-      </w:r>
-    </w:p>
-    <w:p>
-      <w:pPr>
-        <w:pStyle w:val="ListParagraph"/>
-        <w:numPr>
-          <w:ilvl w:val="0"/>
-          <w:numId w:val="1"/>
-        </w:numPr>
-        <w:rPr>
-          <w:sz w:val="28"/>
-          <w:szCs w:val="28"/>
-        </w:rPr>
-      </w:pPr>
-      <w:r>
-        <w:rPr>
-          <w:b/>
-          <w:bCs/>
-          <w:i/>
-          <w:iCs/>
-          <w:sz w:val="28"/>
-          <w:szCs w:val="28"/>
-        </w:rPr>
-        <w:t xml:space="preserve">Actors: </w:t>
-      </w:r>
-      <w:r>
-        <w:rPr>
-          <w:sz w:val="28"/>
-          <w:szCs w:val="28"/>
-        </w:rPr>
-        <w:t>User</w:t>
-      </w:r>
-    </w:p>
-    <w:p>
-      <w:pPr>
-        <w:pStyle w:val="ListParagraph"/>
-        <w:numPr>
-          <w:ilvl w:val="0"/>
-          <w:numId w:val="1"/>
-        </w:numPr>
-        <w:rPr>
-          <w:b/>
-          <w:bCs/>
-          <w:i/>
-          <w:iCs/>
-          <w:sz w:val="28"/>
-          <w:szCs w:val="28"/>
-        </w:rPr>
-      </w:pPr>
-      <w:r>
-        <w:rPr>
-          <w:b/>
-          <w:bCs/>
-          <w:i/>
-          <w:iCs/>
-          <w:sz w:val="28"/>
-          <w:szCs w:val="28"/>
-        </w:rPr>
-        <w:t>Pre-Condition:</w:t>
-      </w:r>
-      <w:r>
-        <w:rPr>
-          <w:b/>
-          <w:bCs/>
-          <w:i/>
-          <w:iCs/>
-          <w:sz w:val="28"/>
-          <w:szCs w:val="28"/>
-        </w:rPr>
-        <w:t xml:space="preserve"> </w:t>
-      </w:r>
-      <w:r>
-        <w:rPr>
-          <w:sz w:val="28"/>
-          <w:szCs w:val="28"/>
-        </w:rPr>
-        <w:t>User is registered/logged-on and user is owner/contributor to the repository</w:t>
-      </w:r>
-    </w:p>
-    <w:p>
-      <w:pPr>
-        <w:pStyle w:val="ListParagraph"/>
-        <w:numPr>
-          <w:ilvl w:val="0"/>
-          <w:numId w:val="1"/>
-        </w:numPr>
-        <w:rPr>
-          <w:b/>
-          <w:bCs/>
-          <w:i/>
-          <w:iCs/>
-          <w:sz w:val="28"/>
-          <w:szCs w:val="28"/>
-        </w:rPr>
-      </w:pPr>
-      <w:r>
-        <w:rPr>
-          <w:b/>
-          <w:bCs/>
-          <w:i/>
-          <w:iCs/>
-          <w:sz w:val="28"/>
-          <w:szCs w:val="28"/>
-        </w:rPr>
-        <w:t xml:space="preserve">Description: </w:t>
-      </w:r>
-      <w:r>
-        <w:rPr>
-          <w:sz w:val="28"/>
-          <w:szCs w:val="28"/>
-        </w:rPr>
-        <w:t>A</w:t>
-      </w:r>
-    </w:p>
-    <w:p>
-      <w:pPr>
-        <w:pStyle w:val="ListParagraph"/>
-        <w:numPr>
-          <w:ilvl w:val="0"/>
-          <w:numId w:val="1"/>
-        </w:numPr>
-        <w:rPr>
-          <w:b/>
-          <w:bCs/>
-          <w:i/>
-          <w:iCs/>
-          <w:sz w:val="28"/>
-          <w:szCs w:val="28"/>
-        </w:rPr>
-      </w:pPr>
-      <w:r>
-        <w:rPr>
-          <w:b/>
-          <w:bCs/>
-          <w:i/>
-          <w:iCs/>
-          <w:sz w:val="28"/>
-          <w:szCs w:val="28"/>
-        </w:rPr>
-        <w:t>Post-Condition:</w:t>
-      </w:r>
-      <w:r>
-        <w:rPr>
-          <w:b/>
-          <w:bCs/>
-          <w:i/>
-          <w:iCs/>
-          <w:sz w:val="28"/>
-          <w:szCs w:val="28"/>
-        </w:rPr>
-        <w:t xml:space="preserve"> </w:t>
-      </w:r>
-      <w:r>
-        <w:rPr>
-          <w:sz w:val="28"/>
-          <w:szCs w:val="28"/>
-        </w:rPr>
-        <w:t>commit staged changes to current branch</w:t>
-      </w:r>
-    </w:p>
-    <w:p>
-      <w:pPr>
-        <w:rPr>
-          <w:b/>
-          <w:bCs/>
-          <w:sz w:val="40"/>
-          <w:szCs w:val="40"/>
-          <w:u w:val="single"/>
-        </w:rPr>
-      </w:pPr>
-      <w:r>
-        <w:rPr>
-          <w:b/>
-          <w:bCs/>
-          <w:sz w:val="40"/>
-          <w:szCs w:val="40"/>
-          <w:u w:val="single"/>
-        </w:rPr>
-        <w:t>Stage Repository Branch Changes</w:t>
-      </w:r>
-      <w:r>
-        <w:rPr>
-          <w:b/>
-          <w:bCs/>
-          <w:sz w:val="40"/>
-          <w:szCs w:val="40"/>
-          <w:u w:val="single"/>
-        </w:rPr>
-        <w:t>:</w:t>
-      </w:r>
-    </w:p>
-    <w:p>
-      <w:pPr>
-        <w:pStyle w:val="ListParagraph"/>
-        <w:numPr>
-          <w:ilvl w:val="0"/>
-          <w:numId w:val="1"/>
-        </w:numPr>
-        <w:rPr>
-          <w:sz w:val="28"/>
-          <w:szCs w:val="28"/>
-        </w:rPr>
-      </w:pPr>
-      <w:r>
-        <w:rPr>
-          <w:b/>
-          <w:bCs/>
-          <w:i/>
-          <w:iCs/>
-          <w:sz w:val="28"/>
-          <w:szCs w:val="28"/>
-        </w:rPr>
-        <w:t xml:space="preserve">Name: </w:t>
-      </w:r>
-      <w:r>
-        <w:rPr>
-          <w:bCs/>
-          <w:iCs/>
-          <w:sz w:val="28"/>
-          <w:szCs w:val="28"/>
-        </w:rPr>
-        <w:t>Stage Changes</w:t>
-      </w:r>
-    </w:p>
-    <w:p>
-      <w:pPr>
-        <w:pStyle w:val="ListParagraph"/>
-        <w:numPr>
-          <w:ilvl w:val="0"/>
-          <w:numId w:val="1"/>
-        </w:numPr>
-        <w:rPr>
-          <w:sz w:val="28"/>
-          <w:szCs w:val="28"/>
-        </w:rPr>
-      </w:pPr>
-      <w:r>
-        <w:rPr>
-          <w:b/>
-          <w:bCs/>
-          <w:i/>
-          <w:iCs/>
-          <w:sz w:val="28"/>
-          <w:szCs w:val="28"/>
-        </w:rPr>
-        <w:t xml:space="preserve">Actors: </w:t>
-      </w:r>
-      <w:r>
-        <w:rPr>
-          <w:sz w:val="28"/>
-          <w:szCs w:val="28"/>
-        </w:rPr>
-        <w:t>User</w:t>
-      </w:r>
-    </w:p>
-    <w:p>
-      <w:pPr>
-        <w:pStyle w:val="ListParagraph"/>
-        <w:numPr>
-          <w:ilvl w:val="0"/>
-          <w:numId w:val="1"/>
-        </w:numPr>
-        <w:rPr>
-          <w:b/>
-          <w:bCs/>
-          <w:i/>
-          <w:iCs/>
-          <w:sz w:val="28"/>
-          <w:szCs w:val="28"/>
-        </w:rPr>
-      </w:pPr>
-      <w:r>
-        <w:rPr>
-          <w:b/>
-          <w:bCs/>
-          <w:i/>
-          <w:iCs/>
-          <w:sz w:val="28"/>
-          <w:szCs w:val="28"/>
-        </w:rPr>
-        <w:t>Pre-Condition:</w:t>
-      </w:r>
-      <w:r>
-        <w:rPr>
-          <w:sz w:val="28"/>
-          <w:szCs w:val="28"/>
-        </w:rPr>
-        <w:t xml:space="preserve"> </w:t>
-      </w:r>
-      <w:r>
-        <w:rPr>
-          <w:sz w:val="28"/>
-          <w:szCs w:val="28"/>
-        </w:rPr>
-        <w:t>User is registered/logged-on and user is owner/contributor to the repository</w:t>
-      </w:r>
-    </w:p>
-    <w:p>
-      <w:pPr>
-        <w:pStyle w:val="ListParagraph"/>
-        <w:numPr>
-          <w:ilvl w:val="0"/>
-          <w:numId w:val="1"/>
-        </w:numPr>
-        <w:rPr>
-          <w:b/>
-          <w:bCs/>
-          <w:i/>
-          <w:iCs/>
-          <w:sz w:val="28"/>
-          <w:szCs w:val="28"/>
-        </w:rPr>
-      </w:pPr>
-      <w:r>
-        <w:rPr>
-          <w:b/>
-          <w:bCs/>
-          <w:i/>
-          <w:iCs/>
-          <w:sz w:val="28"/>
-          <w:szCs w:val="28"/>
-        </w:rPr>
-        <w:t xml:space="preserve">Description: </w:t>
-      </w:r>
-      <w:r>
-        <w:rPr>
-          <w:sz w:val="28"/>
-          <w:szCs w:val="28"/>
-        </w:rPr>
-        <w:t>@specify files to stage@</w:t>
-      </w:r>
-    </w:p>
-    <w:p>
-      <w:pPr>
-        <w:pStyle w:val="ListParagraph"/>
-        <w:numPr>
-          <w:ilvl w:val="0"/>
-          <w:numId w:val="1"/>
-        </w:numPr>
-        <w:rPr>
-          <w:b/>
-          <w:bCs/>
-          <w:i/>
-          <w:iCs/>
-          <w:sz w:val="28"/>
-          <w:szCs w:val="28"/>
-        </w:rPr>
-      </w:pPr>
-      <w:r>
-        <w:rPr>
-          <w:b/>
-          <w:bCs/>
-          <w:i/>
-          <w:iCs/>
-          <w:sz w:val="28"/>
-          <w:szCs w:val="28"/>
-        </w:rPr>
-        <w:t>Post-Condition:</w:t>
-      </w:r>
-      <w:r>
-        <w:rPr>
-          <w:b/>
-          <w:bCs/>
-          <w:i/>
-          <w:iCs/>
-          <w:sz w:val="28"/>
-          <w:szCs w:val="28"/>
-        </w:rPr>
-        <w:t xml:space="preserve"> </w:t>
-      </w:r>
-      <w:r>
-        <w:rPr>
-          <w:sz w:val="28"/>
-          <w:szCs w:val="28"/>
-        </w:rPr>
-        <w:t>stage</w:t>
-      </w:r>
-      <w:r>
-        <w:rPr>
-          <w:sz w:val="28"/>
-          <w:szCs w:val="28"/>
-        </w:rPr>
-        <w:t xml:space="preserve"> changes </w:t>
-      </w:r>
-      <w:r>
-        <w:rPr>
-          <w:sz w:val="28"/>
-          <w:szCs w:val="28"/>
-        </w:rPr>
-        <w:t>of</w:t>
-      </w:r>
-      <w:r>
-        <w:rPr>
-          <w:sz w:val="28"/>
-          <w:szCs w:val="28"/>
-        </w:rPr>
-        <w:t xml:space="preserve"> current branch</w:t>
-      </w:r>
-    </w:p>
-    <w:p>
-      <w:pPr>
-        <w:rPr>
-          <w:b/>
-          <w:bCs/>
-          <w:sz w:val="40"/>
-          <w:szCs w:val="40"/>
-          <w:u w:val="single"/>
-        </w:rPr>
-      </w:pPr>
-      <w:r>
-        <w:rPr>
-          <w:b/>
-          <w:bCs/>
-          <w:sz w:val="40"/>
-          <w:szCs w:val="40"/>
-          <w:u w:val="single"/>
-        </w:rPr>
-        <w:t>Delete Repository Branch</w:t>
-      </w:r>
-      <w:r>
-        <w:rPr>
-          <w:b/>
-          <w:bCs/>
-          <w:sz w:val="40"/>
-          <w:szCs w:val="40"/>
-          <w:u w:val="single"/>
-        </w:rPr>
-        <w:t>:</w:t>
-      </w:r>
-    </w:p>
-    <w:p>
-      <w:pPr>
-        <w:pStyle w:val="ListParagraph"/>
-        <w:numPr>
-          <w:ilvl w:val="0"/>
-          <w:numId w:val="1"/>
-        </w:numPr>
-        <w:rPr>
-          <w:sz w:val="28"/>
-          <w:szCs w:val="28"/>
-        </w:rPr>
-      </w:pPr>
-      <w:r>
-        <w:rPr>
-          <w:b/>
-          <w:bCs/>
-          <w:i/>
-          <w:iCs/>
-          <w:sz w:val="28"/>
-          <w:szCs w:val="28"/>
-        </w:rPr>
-        <w:t xml:space="preserve">Name: </w:t>
-      </w:r>
-      <w:r>
-        <w:rPr>
-          <w:sz w:val="28"/>
-          <w:szCs w:val="28"/>
-        </w:rPr>
-        <w:t>Delete Branch</w:t>
-      </w:r>
-    </w:p>
-    <w:p>
-      <w:pPr>
-        <w:pStyle w:val="ListParagraph"/>
-        <w:numPr>
-          <w:ilvl w:val="0"/>
-          <w:numId w:val="1"/>
-        </w:numPr>
-        <w:rPr>
-          <w:sz w:val="28"/>
-          <w:szCs w:val="28"/>
-        </w:rPr>
-      </w:pPr>
-      <w:r>
-        <w:rPr>
-          <w:b/>
-          <w:bCs/>
-          <w:i/>
-          <w:iCs/>
-          <w:sz w:val="28"/>
-          <w:szCs w:val="28"/>
-        </w:rPr>
-        <w:t xml:space="preserve">Actors: </w:t>
-      </w:r>
-      <w:r>
-        <w:rPr>
-          <w:sz w:val="28"/>
-          <w:szCs w:val="28"/>
-        </w:rPr>
-        <w:t>User</w:t>
-      </w:r>
-    </w:p>
-    <w:p>
-      <w:pPr>
-        <w:pStyle w:val="ListParagraph"/>
-        <w:numPr>
-          <w:ilvl w:val="0"/>
-          <w:numId w:val="1"/>
-        </w:numPr>
-        <w:rPr>
-          <w:b/>
-          <w:bCs/>
-          <w:i/>
-          <w:iCs/>
-          <w:sz w:val="28"/>
-          <w:szCs w:val="28"/>
-        </w:rPr>
-      </w:pPr>
-      <w:r>
-        <w:rPr>
-          <w:b/>
-          <w:bCs/>
-          <w:i/>
-          <w:iCs/>
-          <w:sz w:val="28"/>
-          <w:szCs w:val="28"/>
-        </w:rPr>
-        <w:lastRenderedPageBreak/>
-        <w:t>Pre-Condition:</w:t>
-      </w:r>
-      <w:r>
-        <w:rPr>
-          <w:b/>
-          <w:bCs/>
-          <w:i/>
-          <w:iCs/>
-          <w:sz w:val="28"/>
-          <w:szCs w:val="28"/>
-        </w:rPr>
-        <w:t xml:space="preserve"> </w:t>
-      </w:r>
-      <w:r>
-        <w:rPr>
-          <w:sz w:val="28"/>
-          <w:szCs w:val="28"/>
-        </w:rPr>
-        <w:t>User is registered/logged-on and user is owner/contributor to the repository</w:t>
-      </w:r>
-      <w:r>
-        <w:rPr>
-          <w:sz w:val="28"/>
-          <w:szCs w:val="28"/>
-        </w:rPr>
-        <w:t xml:space="preserve"> and repository has at-least one branch other than “main branch”</w:t>
-      </w:r>
-    </w:p>
-    <w:p>
-      <w:pPr>
-        <w:pStyle w:val="ListParagraph"/>
-        <w:numPr>
-          <w:ilvl w:val="0"/>
-          <w:numId w:val="1"/>
-        </w:numPr>
-        <w:rPr>
-          <w:b/>
-          <w:bCs/>
-          <w:i/>
-          <w:iCs/>
-          <w:sz w:val="28"/>
-          <w:szCs w:val="28"/>
-        </w:rPr>
-      </w:pPr>
-      <w:r>
-        <w:rPr>
-          <w:b/>
-          <w:bCs/>
-          <w:i/>
-          <w:iCs/>
-          <w:sz w:val="28"/>
-          <w:szCs w:val="28"/>
-        </w:rPr>
-        <w:t xml:space="preserve">Description: </w:t>
-      </w:r>
-      <w:r>
-        <w:rPr>
-          <w:sz w:val="28"/>
-          <w:szCs w:val="28"/>
-        </w:rPr>
-        <w:t>@</w:t>
-      </w:r>
-      <w:r>
-        <w:rPr>
-          <w:sz w:val="28"/>
-          <w:szCs w:val="28"/>
-        </w:rPr>
-        <w:t>can</w:t>
-      </w:r>
-      <w:r>
-        <w:rPr>
-          <w:sz w:val="28"/>
-          <w:szCs w:val="28"/>
-        </w:rPr>
-        <w:t>’</w:t>
-      </w:r>
-      <w:r>
-        <w:rPr>
-          <w:sz w:val="28"/>
-          <w:szCs w:val="28"/>
-        </w:rPr>
-        <w:t xml:space="preserve">t </w:t>
-      </w:r>
-      <w:r>
-        <w:rPr>
-          <w:sz w:val="28"/>
-          <w:szCs w:val="28"/>
-        </w:rPr>
-        <w:t>delete</w:t>
-      </w:r>
-      <w:r>
-        <w:rPr>
-          <w:sz w:val="28"/>
-          <w:szCs w:val="28"/>
-        </w:rPr>
-        <w:t xml:space="preserve"> </w:t>
-      </w:r>
-      <w:r>
-        <w:rPr>
-          <w:sz w:val="28"/>
-          <w:szCs w:val="28"/>
-        </w:rPr>
-        <w:t>“</w:t>
-      </w:r>
-      <w:r>
-        <w:rPr>
-          <w:sz w:val="28"/>
-          <w:szCs w:val="28"/>
-        </w:rPr>
-        <w:t xml:space="preserve">main </w:t>
-      </w:r>
-      <w:proofErr w:type="gramStart"/>
-      <w:r>
-        <w:rPr>
-          <w:sz w:val="28"/>
-          <w:szCs w:val="28"/>
-        </w:rPr>
-        <w:t>branch</w:t>
-      </w:r>
-      <w:r>
-        <w:rPr>
-          <w:sz w:val="28"/>
-          <w:szCs w:val="28"/>
-        </w:rPr>
-        <w:t>”</w:t>
-      </w:r>
-      <w:r>
-        <w:rPr>
-          <w:sz w:val="28"/>
-          <w:szCs w:val="28"/>
-        </w:rPr>
-        <w:t>@</w:t>
-      </w:r>
-      <w:proofErr w:type="gramEnd"/>
-    </w:p>
-    <w:p>
-      <w:pPr>
-        <w:pStyle w:val="ListParagraph"/>
-        <w:numPr>
-          <w:ilvl w:val="0"/>
-          <w:numId w:val="1"/>
-        </w:numPr>
-        <w:rPr>
-          <w:b/>
-          <w:bCs/>
-          <w:i/>
-          <w:iCs/>
-          <w:sz w:val="28"/>
-          <w:szCs w:val="28"/>
-        </w:rPr>
-      </w:pPr>
-      <w:r>
-        <w:rPr>
-          <w:b/>
-          <w:bCs/>
-          <w:i/>
-          <w:iCs/>
-          <w:sz w:val="28"/>
-          <w:szCs w:val="28"/>
-        </w:rPr>
-        <w:t>Post-Condition:</w:t>
-      </w:r>
-      <w:r>
-        <w:rPr>
-          <w:b/>
-          <w:bCs/>
-          <w:i/>
-          <w:iCs/>
-          <w:sz w:val="28"/>
-          <w:szCs w:val="28"/>
-        </w:rPr>
-        <w:t xml:space="preserve"> </w:t>
-      </w:r>
-      <w:r>
-        <w:rPr>
-          <w:sz w:val="28"/>
-          <w:szCs w:val="28"/>
-        </w:rPr>
-        <w:t>deletes current repository and switch to “main branch”</w:t>
-      </w:r>
-    </w:p>
-    <w:p>
-      <w:pPr>
-        <w:rPr>
-          <w:b/>
-          <w:bCs/>
-          <w:sz w:val="40"/>
-          <w:szCs w:val="40"/>
-          <w:u w:val="single"/>
-        </w:rPr>
-      </w:pPr>
-      <w:r>
-        <w:rPr>
-          <w:b/>
-          <w:bCs/>
-          <w:sz w:val="40"/>
-          <w:szCs w:val="40"/>
-          <w:u w:val="single"/>
-        </w:rPr>
-        <w:t>Rename Repository Branch</w:t>
-      </w:r>
-      <w:r>
-        <w:rPr>
-          <w:b/>
-          <w:bCs/>
-          <w:sz w:val="40"/>
-          <w:szCs w:val="40"/>
-          <w:u w:val="single"/>
-        </w:rPr>
-        <w:t>:</w:t>
-      </w:r>
-    </w:p>
-    <w:p>
-      <w:pPr>
-        <w:pStyle w:val="ListParagraph"/>
-        <w:numPr>
-          <w:ilvl w:val="0"/>
-          <w:numId w:val="1"/>
-        </w:numPr>
-        <w:rPr>
-          <w:sz w:val="28"/>
-          <w:szCs w:val="28"/>
-        </w:rPr>
-      </w:pPr>
-      <w:r>
-        <w:rPr>
-          <w:b/>
-          <w:bCs/>
-          <w:i/>
-          <w:iCs/>
-          <w:sz w:val="28"/>
-          <w:szCs w:val="28"/>
-        </w:rPr>
-        <w:t xml:space="preserve">Name: </w:t>
-      </w:r>
-      <w:r>
-        <w:rPr>
-          <w:sz w:val="28"/>
-          <w:szCs w:val="28"/>
-        </w:rPr>
-        <w:t>Rename Branch</w:t>
-      </w:r>
-    </w:p>
-    <w:p>
-      <w:pPr>
-        <w:pStyle w:val="ListParagraph"/>
-        <w:numPr>
-          <w:ilvl w:val="0"/>
-          <w:numId w:val="1"/>
-        </w:numPr>
-        <w:rPr>
-          <w:sz w:val="28"/>
-          <w:szCs w:val="28"/>
-        </w:rPr>
-      </w:pPr>
-      <w:r>
-        <w:rPr>
-          <w:b/>
-          <w:bCs/>
-          <w:i/>
-          <w:iCs/>
-          <w:sz w:val="28"/>
-          <w:szCs w:val="28"/>
-        </w:rPr>
-        <w:t xml:space="preserve">Actors: </w:t>
-      </w:r>
-      <w:r>
-        <w:rPr>
-          <w:sz w:val="28"/>
-          <w:szCs w:val="28"/>
-        </w:rPr>
-        <w:t>User</w:t>
-      </w:r>
-    </w:p>
-    <w:p>
-      <w:pPr>
-        <w:pStyle w:val="ListParagraph"/>
-        <w:numPr>
-          <w:ilvl w:val="0"/>
-          <w:numId w:val="1"/>
-        </w:numPr>
-        <w:rPr>
-          <w:b/>
-          <w:bCs/>
-          <w:i/>
-          <w:iCs/>
-          <w:sz w:val="28"/>
-          <w:szCs w:val="28"/>
-        </w:rPr>
-      </w:pPr>
-      <w:r>
-        <w:rPr>
-          <w:b/>
-          <w:bCs/>
-          <w:i/>
-          <w:iCs/>
-          <w:sz w:val="28"/>
-          <w:szCs w:val="28"/>
-        </w:rPr>
-        <w:t>Pre-Condition:</w:t>
-      </w:r>
-      <w:r>
-        <w:rPr>
-          <w:b/>
-          <w:bCs/>
-          <w:i/>
-          <w:iCs/>
-          <w:sz w:val="28"/>
-          <w:szCs w:val="28"/>
-        </w:rPr>
-        <w:t xml:space="preserve"> </w:t>
-      </w:r>
-      <w:r>
-        <w:rPr>
-          <w:sz w:val="28"/>
-          <w:szCs w:val="28"/>
-        </w:rPr>
-        <w:t>User is registered/logged-on and user is owner/contributor to the repository</w:t>
-      </w:r>
-      <w:r>
-        <w:rPr>
-          <w:sz w:val="28"/>
-          <w:szCs w:val="28"/>
-        </w:rPr>
-        <w:t xml:space="preserve"> </w:t>
-      </w:r>
-      <w:r>
-        <w:rPr>
-          <w:sz w:val="28"/>
-          <w:szCs w:val="28"/>
-        </w:rPr>
-        <w:t>and repository has at-least one branch other than “main branch”</w:t>
-      </w:r>
-    </w:p>
-    <w:p>
-      <w:pPr>
-        <w:pStyle w:val="ListParagraph"/>
-        <w:numPr>
-          <w:ilvl w:val="0"/>
-          <w:numId w:val="1"/>
-        </w:numPr>
-        <w:rPr>
-          <w:b/>
-          <w:bCs/>
-          <w:i/>
-          <w:iCs/>
-          <w:sz w:val="28"/>
-          <w:szCs w:val="28"/>
-        </w:rPr>
-      </w:pPr>
-      <w:r>
-        <w:rPr>
-          <w:b/>
-          <w:bCs/>
-          <w:i/>
-          <w:iCs/>
-          <w:sz w:val="28"/>
-          <w:szCs w:val="28"/>
-        </w:rPr>
-        <w:t xml:space="preserve">Description: </w:t>
-      </w:r>
-      <w:r>
-        <w:rPr>
-          <w:sz w:val="28"/>
-          <w:szCs w:val="28"/>
-        </w:rPr>
-        <w:t>@can</w:t>
-      </w:r>
-      <w:r>
-        <w:rPr>
-          <w:sz w:val="28"/>
-          <w:szCs w:val="28"/>
-        </w:rPr>
-        <w:t>’</w:t>
-      </w:r>
-      <w:r>
-        <w:rPr>
-          <w:sz w:val="28"/>
-          <w:szCs w:val="28"/>
-        </w:rPr>
-        <w:t xml:space="preserve">t rename “main branch” and user specifies new name </w:t>
-      </w:r>
-      <w:r>
-        <w:rPr>
-          <w:sz w:val="28"/>
-          <w:szCs w:val="28"/>
-        </w:rPr>
-        <w:t>@</w:t>
-      </w:r>
-    </w:p>
-    <w:p>
-      <w:pPr>
-        <w:pStyle w:val="ListParagraph"/>
-        <w:numPr>
-          <w:ilvl w:val="0"/>
-          <w:numId w:val="1"/>
-        </w:numPr>
-        <w:rPr>
-          <w:b/>
-          <w:bCs/>
-          <w:i/>
-          <w:iCs/>
-          <w:sz w:val="28"/>
-          <w:szCs w:val="28"/>
-        </w:rPr>
-      </w:pPr>
-      <w:r>
-        <w:rPr>
-          <w:b/>
-          <w:bCs/>
-          <w:i/>
-          <w:iCs/>
-          <w:sz w:val="28"/>
-          <w:szCs w:val="28"/>
-        </w:rPr>
-        <w:t>Post-Condition:</w:t>
-      </w:r>
-      <w:r>
-        <w:rPr>
-          <w:b/>
-          <w:bCs/>
-          <w:i/>
-          <w:iCs/>
-          <w:sz w:val="28"/>
-          <w:szCs w:val="28"/>
-        </w:rPr>
-        <w:t xml:space="preserve"> </w:t>
-      </w:r>
-      <w:r>
-        <w:rPr>
-          <w:sz w:val="28"/>
-          <w:szCs w:val="28"/>
-        </w:rPr>
-        <w:t>renames current branch to new name</w:t>
-      </w:r>
-    </w:p>
-    <w:p>
-      <w:pPr>
-        <w:rPr>
-          <w:b/>
-          <w:bCs/>
-          <w:sz w:val="40"/>
-          <w:szCs w:val="40"/>
-          <w:u w:val="single"/>
-        </w:rPr>
-      </w:pPr>
-      <w:r>
-        <w:rPr>
-          <w:b/>
-          <w:bCs/>
-          <w:sz w:val="40"/>
-          <w:szCs w:val="40"/>
-          <w:u w:val="single"/>
-        </w:rPr>
-        <w:t>View Repository Branches</w:t>
-      </w:r>
-      <w:r>
-        <w:rPr>
-          <w:b/>
-          <w:bCs/>
-          <w:sz w:val="40"/>
-          <w:szCs w:val="40"/>
-          <w:u w:val="single"/>
-        </w:rPr>
-        <w:t>:</w:t>
-      </w:r>
-    </w:p>
-    <w:p>
-      <w:pPr>
-        <w:pStyle w:val="ListParagraph"/>
-        <w:numPr>
-          <w:ilvl w:val="0"/>
-          <w:numId w:val="1"/>
-        </w:numPr>
-        <w:rPr>
-          <w:sz w:val="28"/>
-          <w:szCs w:val="28"/>
-        </w:rPr>
-      </w:pPr>
-      <w:r>
-        <w:rPr>
-          <w:b/>
-          <w:bCs/>
-          <w:i/>
-          <w:iCs/>
-          <w:sz w:val="28"/>
-          <w:szCs w:val="28"/>
-        </w:rPr>
-        <w:t xml:space="preserve">Name: </w:t>
-      </w:r>
-      <w:r>
-        <w:rPr>
-          <w:sz w:val="28"/>
-          <w:szCs w:val="28"/>
-        </w:rPr>
-        <w:t>View Branches</w:t>
-      </w:r>
-    </w:p>
-    <w:p>
-      <w:pPr>
-        <w:pStyle w:val="ListParagraph"/>
-        <w:numPr>
-          <w:ilvl w:val="0"/>
-          <w:numId w:val="1"/>
-        </w:numPr>
-        <w:rPr>
-          <w:sz w:val="28"/>
-          <w:szCs w:val="28"/>
-        </w:rPr>
-      </w:pPr>
-      <w:r>
-        <w:rPr>
-          <w:b/>
-          <w:bCs/>
-          <w:i/>
-          <w:iCs/>
-          <w:sz w:val="28"/>
-          <w:szCs w:val="28"/>
-        </w:rPr>
-        <w:t xml:space="preserve">Actors: </w:t>
-      </w:r>
-      <w:r>
-        <w:rPr>
-          <w:sz w:val="28"/>
-          <w:szCs w:val="28"/>
-        </w:rPr>
-        <w:t>User</w:t>
-      </w:r>
-    </w:p>
-    <w:p>
-      <w:pPr>
-        <w:pStyle w:val="ListParagraph"/>
-        <w:numPr>
-          <w:ilvl w:val="0"/>
-          <w:numId w:val="1"/>
-        </w:numPr>
-        <w:rPr>
-          <w:b/>
-          <w:bCs/>
-          <w:i/>
-          <w:iCs/>
-          <w:sz w:val="28"/>
-          <w:szCs w:val="28"/>
-        </w:rPr>
-      </w:pPr>
-      <w:r>
-        <w:rPr>
-          <w:b/>
-          <w:bCs/>
-          <w:i/>
-          <w:iCs/>
-          <w:sz w:val="28"/>
-          <w:szCs w:val="28"/>
-        </w:rPr>
-        <w:t>Pre-Condition:</w:t>
-      </w:r>
-      <w:r>
-        <w:rPr>
-          <w:b/>
-          <w:bCs/>
-          <w:i/>
-          <w:iCs/>
-          <w:sz w:val="28"/>
-          <w:szCs w:val="28"/>
-        </w:rPr>
-        <w:t xml:space="preserve"> </w:t>
-      </w:r>
-      <w:r>
-        <w:rPr>
-          <w:sz w:val="28"/>
-          <w:szCs w:val="28"/>
-        </w:rPr>
-        <w:t>User is registered/logged-on and user is owner/contributor to the repository</w:t>
-      </w:r>
-      <w:r>
-        <w:rPr>
-          <w:sz w:val="28"/>
-          <w:szCs w:val="28"/>
-        </w:rPr>
-        <w:t xml:space="preserve"> </w:t>
-      </w:r>
-      <w:r>
-        <w:rPr>
-          <w:sz w:val="28"/>
-          <w:szCs w:val="28"/>
-        </w:rPr>
-        <w:t xml:space="preserve">and repository has at-least one branch </w:t>
-      </w:r>
-      <w:r>
-        <w:rPr>
-          <w:sz w:val="28"/>
-          <w:szCs w:val="28"/>
-        </w:rPr>
-        <w:t>(technically always true because “main branch always exits in any repository)</w:t>
-      </w:r>
-    </w:p>
-    <w:p>
-      <w:pPr>
-        <w:pStyle w:val="ListParagraph"/>
-        <w:numPr>
-          <w:ilvl w:val="0"/>
-          <w:numId w:val="1"/>
-        </w:numPr>
-        <w:rPr>
-          <w:b/>
-          <w:bCs/>
-          <w:i/>
-          <w:iCs/>
-          <w:sz w:val="28"/>
-          <w:szCs w:val="28"/>
-        </w:rPr>
-      </w:pPr>
-      <w:r>
-        <w:rPr>
-          <w:b/>
-          <w:bCs/>
-          <w:i/>
-          <w:iCs/>
-          <w:sz w:val="28"/>
-          <w:szCs w:val="28"/>
-        </w:rPr>
-        <w:t xml:space="preserve">Description: </w:t>
-      </w:r>
-      <w:r>
-        <w:rPr>
-          <w:sz w:val="28"/>
-          <w:szCs w:val="28"/>
-        </w:rPr>
-        <w:t>A</w:t>
-      </w:r>
-    </w:p>
-    <w:p>
-      <w:pPr>
-        <w:pStyle w:val="ListParagraph"/>
-        <w:numPr>
-          <w:ilvl w:val="0"/>
-          <w:numId w:val="1"/>
-        </w:numPr>
-        <w:rPr>
-          <w:b/>
-          <w:bCs/>
-          <w:i/>
-          <w:iCs/>
-          <w:sz w:val="28"/>
-          <w:szCs w:val="28"/>
-        </w:rPr>
-      </w:pPr>
-      <w:r>
-        <w:rPr>
-          <w:b/>
-          <w:bCs/>
-          <w:i/>
-          <w:iCs/>
-          <w:sz w:val="28"/>
-          <w:szCs w:val="28"/>
-        </w:rPr>
-        <w:t>Post-Condition:</w:t>
-      </w:r>
-      <w:r>
-        <w:rPr>
-          <w:b/>
-          <w:bCs/>
-          <w:i/>
-          <w:iCs/>
-          <w:sz w:val="28"/>
-          <w:szCs w:val="28"/>
-        </w:rPr>
-        <w:t xml:space="preserve"> </w:t>
-      </w:r>
-      <w:r>
-        <w:rPr>
-          <w:sz w:val="28"/>
-          <w:szCs w:val="28"/>
-        </w:rPr>
-        <w:t>display repository branch list screen</w:t>
-      </w:r>
+      <w:r>
+        <w:rPr>
+          <w:sz w:val="28"/>
+          <w:szCs w:val="28"/>
+        </w:rPr>
+        <w:t>usually remote) repository</w:t>
+      </w:r>
+    </w:p>
+    <w:p>
+      <w:pPr>
+        <w:ind w:left="360"/>
+        <w:rPr>
+          <w:b/>
+          <w:bCs/>
+          <w:i/>
+          <w:iCs/>
+          <w:sz w:val="28"/>
+          <w:szCs w:val="28"/>
+          <w:u w:val="single"/>
+        </w:rPr>
+      </w:pPr>
     </w:p>
     <w:sectPr>
       <w:pgSz w:w="12240" w:h="15840"/>
@@ -6627,7 +10185,7 @@
   <w:style w:type="paragraph" w:default="1" w:styleId="Normal">
     <w:name w:val="Normal"/>
     <w:qFormat/>
-    <w:rsid w:val="00D27CBA"/>
+    <w:rsid w:val="004F7FEF"/>
   </w:style>
   <w:style w:type="character" w:default="1" w:styleId="DefaultParagraphFont">
     <w:name w:val="Default Paragraph Font"/>

--- a/Scenarios.docx
+++ b/Scenarios.docx
@@ -1,6 +1,6 @@
 
 <file path=word/document.xml><?xml version="1.0" encoding="utf-8"?>
-<w:document xmlns:wpc="http://schemas.microsoft.com/office/word/2010/wordprocessingCanvas" xmlns:cx="http://schemas.microsoft.com/office/drawing/2014/chartex" xmlns:cx1="http://schemas.microsoft.com/office/drawing/2015/9/8/chartex" xmlns:cx2="http://schemas.microsoft.com/office/drawing/2015/10/21/chartex" xmlns:cx3="http://schemas.microsoft.com/office/drawing/2016/5/9/chartex" xmlns:cx4="http://schemas.microsoft.com/office/drawing/2016/5/10/chartex" xmlns:cx5="http://schemas.microsoft.com/office/drawing/2016/5/11/chartex" xmlns:cx6="http://schemas.microsoft.com/office/drawing/2016/5/12/chartex" xmlns:cx7="http://schemas.microsoft.com/office/drawing/2016/5/13/chartex" xmlns:cx8="http://schemas.microsoft.com/office/drawing/2016/5/14/chartex" xmlns:mc="http://schemas.openxmlformats.org/markup-compatibility/2006" xmlns:aink="http://schemas.microsoft.com/office/drawing/2016/ink" xmlns:am3d="http://schemas.microsoft.com/office/drawing/2017/model3d" xmlns:o="urn:schemas-microsoft-com:office:office" xmlns:oel="http://schemas.microsoft.com/office/2019/extlst" xmlns:r="http://schemas.openxmlformats.org/officeDocument/2006/relationships" xmlns:m="http://schemas.openxmlformats.org/officeDocument/2006/math" xmlns:v="urn:schemas-microsoft-com:vml" xmlns:wp14="http://schemas.microsoft.com/office/word/2010/wordprocessingDrawing" xmlns:wp="http://schemas.openxmlformats.org/drawingml/2006/wordprocessingDrawing" xmlns:w10="urn:schemas-microsoft-com:office:word" xmlns:w="http://schemas.openxmlformats.org/wordprocessingml/2006/main" xmlns:w14="http://schemas.microsoft.com/office/word/2010/wordml" xmlns:w15="http://schemas.microsoft.com/office/word/2012/wordml" xmlns:w16cex="http://schemas.microsoft.com/office/word/2018/wordml/cex" xmlns:w16cid="http://schemas.microsoft.com/office/word/2016/wordml/cid" xmlns:w16="http://schemas.microsoft.com/office/word/2018/wordml" xmlns:w16du="http://schemas.microsoft.com/office/word/2023/wordml/word16du" xmlns:w16sdtdh="http://schemas.microsoft.com/office/word/2020/wordml/sdtdatahash" xmlns:w16sdtfl="http://schemas.microsoft.com/office/word/2024/wordml/sdtformatlock" xmlns:w16se="http://schemas.microsoft.com/office/word/2015/wordml/symex" xmlns:wpg="http://schemas.microsoft.com/office/word/2010/wordprocessingGroup" xmlns:wpi="http://schemas.microsoft.com/office/word/2010/wordprocessingInk" xmlns:wne="http://schemas.microsoft.com/office/word/2006/wordml" xmlns:wps="http://schemas.microsoft.com/office/word/2010/wordprocessingShape" mc:Ignorable="w14 w15 w16se w16cid w16 w16cex w16sdtdh w16sdtfl w16du wp14">
+<w:document xmlns:wpc="http://schemas.microsoft.com/office/word/2010/wordprocessingCanvas" xmlns:cx="http://schemas.microsoft.com/office/drawing/2014/chartex" xmlns:mc="http://schemas.openxmlformats.org/markup-compatibility/2006" xmlns:o="urn:schemas-microsoft-com:office:office" xmlns:r="http://schemas.openxmlformats.org/officeDocument/2006/relationships" xmlns:m="http://schemas.openxmlformats.org/officeDocument/2006/math" xmlns:v="urn:schemas-microsoft-com:vml" xmlns:wp14="http://schemas.microsoft.com/office/word/2010/wordprocessingDrawing" xmlns:wp="http://schemas.openxmlformats.org/drawingml/2006/wordprocessingDrawing" xmlns:w10="urn:schemas-microsoft-com:office:word" xmlns:w="http://schemas.openxmlformats.org/wordprocessingml/2006/main" xmlns:w14="http://schemas.microsoft.com/office/word/2010/wordml" xmlns:w15="http://schemas.microsoft.com/office/word/2012/wordml" xmlns:w16se="http://schemas.microsoft.com/office/word/2015/wordml/symex" xmlns:wpg="http://schemas.microsoft.com/office/word/2010/wordprocessingGroup" xmlns:wpi="http://schemas.microsoft.com/office/word/2010/wordprocessingInk" xmlns:wne="http://schemas.microsoft.com/office/word/2006/wordml" xmlns:wps="http://schemas.microsoft.com/office/word/2010/wordprocessingShape" mc:Ignorable="w14 w15 w16se wp14">
   <w:body>
     <w:p>
       <w:pPr>
@@ -1734,8 +1734,17 @@
           <w:sz w:val="28"/>
           <w:szCs w:val="28"/>
         </w:rPr>
-        <w:t>Display info form and prompt user to fill in required information about the pull request, such as modifications, title, message etc..</w:t>
-      </w:r>
+        <w:t xml:space="preserve">Display info form and prompt user to fill in required information about the pull request, such as modifications, title, message </w:t>
+      </w:r>
+      <w:proofErr w:type="gramStart"/>
+      <w:r>
+        <w:rPr>
+          <w:sz w:val="28"/>
+          <w:szCs w:val="28"/>
+        </w:rPr>
+        <w:t>etc..</w:t>
+      </w:r>
+      <w:proofErr w:type="gramEnd"/>
     </w:p>
     <w:p>
       <w:pPr>
@@ -2728,21 +2737,30 @@
           <w:sz w:val="28"/>
           <w:szCs w:val="28"/>
         </w:rPr>
-        <w:t xml:space="preserve">reviews and </w:t>
-      </w:r>
-      <w:r>
-        <w:rPr>
-          <w:sz w:val="28"/>
-          <w:szCs w:val="28"/>
-        </w:rPr>
-        <w:t xml:space="preserve"> </w:t>
-      </w:r>
-      <w:r>
-        <w:rPr>
-          <w:sz w:val="28"/>
-          <w:szCs w:val="28"/>
-        </w:rPr>
-        <w:t>approves the pull request</w:t>
+        <w:t xml:space="preserve">reviews </w:t>
+      </w:r>
+      <w:proofErr w:type="gramStart"/>
+      <w:r>
+        <w:rPr>
+          <w:sz w:val="28"/>
+          <w:szCs w:val="28"/>
+        </w:rPr>
+        <w:t xml:space="preserve">and  </w:t>
+      </w:r>
+      <w:r>
+        <w:rPr>
+          <w:sz w:val="28"/>
+          <w:szCs w:val="28"/>
+        </w:rPr>
+        <w:t>approves</w:t>
+      </w:r>
+      <w:proofErr w:type="gramEnd"/>
+      <w:r>
+        <w:rPr>
+          <w:sz w:val="28"/>
+          <w:szCs w:val="28"/>
+        </w:rPr>
+        <w:t xml:space="preserve"> the pull request</w:t>
       </w:r>
     </w:p>
     <w:p>
@@ -5295,7 +5313,7 @@
           <w:sz w:val="28"/>
           <w:szCs w:val="28"/>
         </w:rPr>
-        <w:t>A</w:t>
+        <w:t>user inputs necessary branch information to appropriate fields in the displayed “create branch screen” like name of branch etc.</w:t>
       </w:r>
     </w:p>
     <w:p>
@@ -6513,7 +6531,15 @@
           <w:sz w:val="28"/>
           <w:szCs w:val="28"/>
         </w:rPr>
-        <w:t>main branch</w:t>
+        <w:t xml:space="preserve">main </w:t>
+      </w:r>
+      <w:proofErr w:type="gramStart"/>
+      <w:r>
+        <w:rPr>
+          <w:sz w:val="28"/>
+          <w:szCs w:val="28"/>
+        </w:rPr>
+        <w:t>branch</w:t>
       </w:r>
       <w:r>
         <w:rPr>
@@ -6529,6 +6555,7 @@
         </w:rPr>
         <w:t>@</w:t>
       </w:r>
+      <w:proofErr w:type="gramEnd"/>
     </w:p>
     <w:p>
       <w:pPr>
@@ -7774,7 +7801,23 @@
           <w:sz w:val="28"/>
           <w:szCs w:val="28"/>
         </w:rPr>
-        <w:t xml:space="preserve">@user specifies branch, in case that specified branch does not exist move to git create </w:t>
+        <w:t xml:space="preserve">@user specifies branch, in case that specified branch does not exist move to </w:t>
+      </w:r>
+      <w:proofErr w:type="spellStart"/>
+      <w:r>
+        <w:rPr>
+          <w:sz w:val="28"/>
+          <w:szCs w:val="28"/>
+        </w:rPr>
+        <w:t>git</w:t>
+      </w:r>
+      <w:proofErr w:type="spellEnd"/>
+      <w:r>
+        <w:rPr>
+          <w:sz w:val="28"/>
+          <w:szCs w:val="28"/>
+        </w:rPr>
+        <w:t xml:space="preserve"> create </w:t>
       </w:r>
       <w:r>
         <w:rPr>
@@ -8063,7 +8106,15 @@
           <w:sz w:val="28"/>
           <w:szCs w:val="28"/>
         </w:rPr>
-        <w:t xml:space="preserve"> changes to be displayed to screen (most basic variant of status)</w:t>
+        <w:t xml:space="preserve"> changes to be displayed to screen (most basic variant of </w:t>
+      </w:r>
+      <w:proofErr w:type="gramStart"/>
+      <w:r>
+        <w:rPr>
+          <w:sz w:val="28"/>
+          <w:szCs w:val="28"/>
+        </w:rPr>
+        <w:t>status)</w:t>
       </w:r>
       <w:r>
         <w:rPr>
@@ -8072,6 +8123,7 @@
         </w:rPr>
         <w:t>@</w:t>
       </w:r>
+      <w:proofErr w:type="gramEnd"/>
     </w:p>
     <w:p>
       <w:pPr>
@@ -9714,7 +9766,25 @@
           <w:sz w:val="28"/>
           <w:szCs w:val="28"/>
         </w:rPr>
-        <w:t>creates a repository having a “main branch”</w:t>
+        <w:t xml:space="preserve">creates a </w:t>
+      </w:r>
+      <w:r>
+        <w:rPr>
+          <w:bCs/>
+          <w:iCs/>
+          <w:sz w:val="28"/>
+          <w:szCs w:val="28"/>
+        </w:rPr>
+        <w:t xml:space="preserve">local </w:t>
+      </w:r>
+      <w:r>
+        <w:rPr>
+          <w:bCs/>
+          <w:iCs/>
+          <w:sz w:val="28"/>
+          <w:szCs w:val="28"/>
+        </w:rPr>
+        <w:t>repository having a “main branch”</w:t>
       </w:r>
     </w:p>
     <w:p>
@@ -10144,6 +10214,240 @@
           <w:sz w:val="28"/>
           <w:szCs w:val="28"/>
         </w:rPr>
+        <w:t>@anything in between @s is temporary and needs further elaboration</w:t>
+      </w:r>
+      <w:r>
+        <w:rPr>
+          <w:sz w:val="28"/>
+          <w:szCs w:val="28"/>
+        </w:rPr>
+        <w:t>. Have a check to only allow new, removed, modified files be staged</w:t>
+      </w:r>
+      <w:r>
+        <w:rPr>
+          <w:sz w:val="28"/>
+          <w:szCs w:val="28"/>
+        </w:rPr>
+        <w:t>@</w:t>
+      </w:r>
+    </w:p>
+    <w:p>
+      <w:pPr>
+        <w:pStyle w:val="ListParagraph"/>
+        <w:numPr>
+          <w:ilvl w:val="0"/>
+          <w:numId w:val="1"/>
+        </w:numPr>
+        <w:rPr>
+          <w:b/>
+          <w:bCs/>
+          <w:i/>
+          <w:iCs/>
+          <w:sz w:val="28"/>
+          <w:szCs w:val="28"/>
+        </w:rPr>
+      </w:pPr>
+      <w:r>
+        <w:rPr>
+          <w:b/>
+          <w:bCs/>
+          <w:i/>
+          <w:iCs/>
+          <w:sz w:val="28"/>
+          <w:szCs w:val="28"/>
+        </w:rPr>
+        <w:t>Post-Condition:</w:t>
+      </w:r>
+      <w:r>
+        <w:rPr>
+          <w:b/>
+          <w:bCs/>
+          <w:i/>
+          <w:iCs/>
+          <w:sz w:val="28"/>
+          <w:szCs w:val="28"/>
+        </w:rPr>
+        <w:t xml:space="preserve"> </w:t>
+      </w:r>
+      <w:r>
+        <w:rPr>
+          <w:sz w:val="28"/>
+          <w:szCs w:val="28"/>
+        </w:rPr>
+        <w:t>stage specified files</w:t>
+      </w:r>
+    </w:p>
+    <w:p>
+      <w:pPr>
+        <w:rPr>
+          <w:b/>
+          <w:bCs/>
+          <w:sz w:val="40"/>
+          <w:szCs w:val="40"/>
+          <w:u w:val="single"/>
+        </w:rPr>
+      </w:pPr>
+      <w:r>
+        <w:rPr>
+          <w:b/>
+          <w:bCs/>
+          <w:sz w:val="40"/>
+          <w:szCs w:val="40"/>
+          <w:u w:val="single"/>
+        </w:rPr>
+        <w:t>Git Clone Command</w:t>
+      </w:r>
+      <w:r>
+        <w:rPr>
+          <w:b/>
+          <w:bCs/>
+          <w:sz w:val="40"/>
+          <w:szCs w:val="40"/>
+          <w:u w:val="single"/>
+        </w:rPr>
+        <w:t>:</w:t>
+      </w:r>
+    </w:p>
+    <w:p>
+      <w:pPr>
+        <w:pStyle w:val="ListParagraph"/>
+        <w:numPr>
+          <w:ilvl w:val="0"/>
+          <w:numId w:val="1"/>
+        </w:numPr>
+        <w:rPr>
+          <w:sz w:val="28"/>
+          <w:szCs w:val="28"/>
+        </w:rPr>
+      </w:pPr>
+      <w:r>
+        <w:rPr>
+          <w:b/>
+          <w:bCs/>
+          <w:i/>
+          <w:iCs/>
+          <w:sz w:val="28"/>
+          <w:szCs w:val="28"/>
+        </w:rPr>
+        <w:t xml:space="preserve">Name: </w:t>
+      </w:r>
+      <w:r>
+        <w:rPr>
+          <w:sz w:val="28"/>
+          <w:szCs w:val="28"/>
+        </w:rPr>
+        <w:t>Clone</w:t>
+      </w:r>
+    </w:p>
+    <w:p>
+      <w:pPr>
+        <w:pStyle w:val="ListParagraph"/>
+        <w:numPr>
+          <w:ilvl w:val="0"/>
+          <w:numId w:val="1"/>
+        </w:numPr>
+        <w:rPr>
+          <w:sz w:val="28"/>
+          <w:szCs w:val="28"/>
+        </w:rPr>
+      </w:pPr>
+      <w:r>
+        <w:rPr>
+          <w:b/>
+          <w:bCs/>
+          <w:i/>
+          <w:iCs/>
+          <w:sz w:val="28"/>
+          <w:szCs w:val="28"/>
+        </w:rPr>
+        <w:t xml:space="preserve">Actors: </w:t>
+      </w:r>
+      <w:r>
+        <w:rPr>
+          <w:sz w:val="28"/>
+          <w:szCs w:val="28"/>
+        </w:rPr>
+        <w:t>User</w:t>
+      </w:r>
+    </w:p>
+    <w:p>
+      <w:pPr>
+        <w:pStyle w:val="ListParagraph"/>
+        <w:numPr>
+          <w:ilvl w:val="0"/>
+          <w:numId w:val="1"/>
+        </w:numPr>
+        <w:rPr>
+          <w:b/>
+          <w:bCs/>
+          <w:i/>
+          <w:iCs/>
+          <w:sz w:val="28"/>
+          <w:szCs w:val="28"/>
+        </w:rPr>
+      </w:pPr>
+      <w:r>
+        <w:rPr>
+          <w:b/>
+          <w:bCs/>
+          <w:i/>
+          <w:iCs/>
+          <w:sz w:val="28"/>
+          <w:szCs w:val="28"/>
+        </w:rPr>
+        <w:t>Pre-Condition:</w:t>
+      </w:r>
+      <w:r>
+        <w:rPr>
+          <w:b/>
+          <w:bCs/>
+          <w:i/>
+          <w:iCs/>
+          <w:sz w:val="28"/>
+          <w:szCs w:val="28"/>
+        </w:rPr>
+        <w:t xml:space="preserve"> </w:t>
+      </w:r>
+      <w:r>
+        <w:rPr>
+          <w:sz w:val="28"/>
+          <w:szCs w:val="28"/>
+        </w:rPr>
+        <w:t>user is registered</w:t>
+      </w:r>
+    </w:p>
+    <w:p>
+      <w:pPr>
+        <w:pStyle w:val="ListParagraph"/>
+        <w:numPr>
+          <w:ilvl w:val="0"/>
+          <w:numId w:val="1"/>
+        </w:numPr>
+        <w:rPr>
+          <w:b/>
+          <w:bCs/>
+          <w:i/>
+          <w:iCs/>
+          <w:sz w:val="28"/>
+          <w:szCs w:val="28"/>
+        </w:rPr>
+      </w:pPr>
+      <w:r>
+        <w:rPr>
+          <w:b/>
+          <w:bCs/>
+          <w:i/>
+          <w:iCs/>
+          <w:sz w:val="28"/>
+          <w:szCs w:val="28"/>
+        </w:rPr>
+        <w:t xml:space="preserve">Description: </w:t>
+      </w:r>
+      <w:r>
+        <w:rPr>
+          <w:sz w:val="28"/>
+          <w:szCs w:val="28"/>
+        </w:rPr>
         <w:t>@anything in between @s is temporary and needs further elaboration@</w:t>
       </w:r>
     </w:p>
@@ -10190,227 +10494,23 @@
           <w:sz w:val="28"/>
           <w:szCs w:val="28"/>
         </w:rPr>
-        <w:t>stage specified changed or new files</w:t>
-      </w:r>
-    </w:p>
-    <w:p>
-      <w:pPr>
-        <w:rPr>
-          <w:b/>
-          <w:bCs/>
-          <w:sz w:val="40"/>
-          <w:szCs w:val="40"/>
-          <w:u w:val="single"/>
-        </w:rPr>
-      </w:pPr>
-      <w:r>
-        <w:rPr>
-          <w:b/>
-          <w:bCs/>
-          <w:sz w:val="40"/>
-          <w:szCs w:val="40"/>
-          <w:u w:val="single"/>
-        </w:rPr>
-        <w:t>Git Clone Command</w:t>
-      </w:r>
-      <w:r>
-        <w:rPr>
-          <w:b/>
-          <w:bCs/>
-          <w:sz w:val="40"/>
-          <w:szCs w:val="40"/>
-          <w:u w:val="single"/>
-        </w:rPr>
-        <w:t>:</w:t>
-      </w:r>
-    </w:p>
-    <w:p>
-      <w:pPr>
-        <w:pStyle w:val="ListParagraph"/>
-        <w:numPr>
-          <w:ilvl w:val="0"/>
-          <w:numId w:val="1"/>
-        </w:numPr>
-        <w:rPr>
-          <w:sz w:val="28"/>
-          <w:szCs w:val="28"/>
-        </w:rPr>
-      </w:pPr>
-      <w:r>
-        <w:rPr>
-          <w:b/>
-          <w:bCs/>
-          <w:i/>
-          <w:iCs/>
-          <w:sz w:val="28"/>
-          <w:szCs w:val="28"/>
-        </w:rPr>
-        <w:t xml:space="preserve">Name: </w:t>
-      </w:r>
-      <w:r>
-        <w:rPr>
-          <w:sz w:val="28"/>
-          <w:szCs w:val="28"/>
-        </w:rPr>
-        <w:t>Clone</w:t>
-      </w:r>
-    </w:p>
-    <w:p>
-      <w:pPr>
-        <w:pStyle w:val="ListParagraph"/>
-        <w:numPr>
-          <w:ilvl w:val="0"/>
-          <w:numId w:val="1"/>
-        </w:numPr>
-        <w:rPr>
-          <w:sz w:val="28"/>
-          <w:szCs w:val="28"/>
-        </w:rPr>
-      </w:pPr>
-      <w:r>
-        <w:rPr>
-          <w:b/>
-          <w:bCs/>
-          <w:i/>
-          <w:iCs/>
-          <w:sz w:val="28"/>
-          <w:szCs w:val="28"/>
-        </w:rPr>
-        <w:t xml:space="preserve">Actors: </w:t>
-      </w:r>
-      <w:r>
-        <w:rPr>
-          <w:sz w:val="28"/>
-          <w:szCs w:val="28"/>
-        </w:rPr>
-        <w:t>User</w:t>
-      </w:r>
-    </w:p>
-    <w:p>
-      <w:pPr>
-        <w:pStyle w:val="ListParagraph"/>
-        <w:numPr>
-          <w:ilvl w:val="0"/>
-          <w:numId w:val="1"/>
-        </w:numPr>
-        <w:rPr>
-          <w:b/>
-          <w:bCs/>
-          <w:i/>
-          <w:iCs/>
-          <w:sz w:val="28"/>
-          <w:szCs w:val="28"/>
-        </w:rPr>
-      </w:pPr>
-      <w:r>
-        <w:rPr>
-          <w:b/>
-          <w:bCs/>
-          <w:i/>
-          <w:iCs/>
-          <w:sz w:val="28"/>
-          <w:szCs w:val="28"/>
-        </w:rPr>
-        <w:t>Pre-Condition:</w:t>
-      </w:r>
-      <w:r>
-        <w:rPr>
-          <w:b/>
-          <w:bCs/>
-          <w:i/>
-          <w:iCs/>
-          <w:sz w:val="28"/>
-          <w:szCs w:val="28"/>
-        </w:rPr>
-        <w:t xml:space="preserve"> </w:t>
-      </w:r>
-      <w:r>
-        <w:rPr>
-          <w:sz w:val="28"/>
-          <w:szCs w:val="28"/>
-        </w:rPr>
-        <w:t>user is registered</w:t>
-      </w:r>
-    </w:p>
-    <w:p>
-      <w:pPr>
-        <w:pStyle w:val="ListParagraph"/>
-        <w:numPr>
-          <w:ilvl w:val="0"/>
-          <w:numId w:val="1"/>
-        </w:numPr>
-        <w:rPr>
-          <w:b/>
-          <w:bCs/>
-          <w:i/>
-          <w:iCs/>
-          <w:sz w:val="28"/>
-          <w:szCs w:val="28"/>
-        </w:rPr>
-      </w:pPr>
-      <w:r>
-        <w:rPr>
-          <w:b/>
-          <w:bCs/>
-          <w:i/>
-          <w:iCs/>
-          <w:sz w:val="28"/>
-          <w:szCs w:val="28"/>
-        </w:rPr>
-        <w:t xml:space="preserve">Description: </w:t>
-      </w:r>
-      <w:r>
-        <w:rPr>
-          <w:sz w:val="28"/>
-          <w:szCs w:val="28"/>
-        </w:rPr>
-        <w:t>@anything in between @s is temporary and needs further elaboration@</w:t>
-      </w:r>
-    </w:p>
-    <w:p>
-      <w:pPr>
-        <w:pStyle w:val="ListParagraph"/>
-        <w:numPr>
-          <w:ilvl w:val="0"/>
-          <w:numId w:val="1"/>
-        </w:numPr>
-        <w:rPr>
-          <w:b/>
-          <w:bCs/>
-          <w:i/>
-          <w:iCs/>
-          <w:sz w:val="28"/>
-          <w:szCs w:val="28"/>
-        </w:rPr>
-      </w:pPr>
-      <w:r>
-        <w:rPr>
-          <w:b/>
-          <w:bCs/>
-          <w:i/>
-          <w:iCs/>
-          <w:sz w:val="28"/>
-          <w:szCs w:val="28"/>
-        </w:rPr>
-        <w:t>Post-Condition:</w:t>
-      </w:r>
-      <w:r>
-        <w:rPr>
-          <w:b/>
-          <w:bCs/>
-          <w:i/>
-          <w:iCs/>
-          <w:sz w:val="28"/>
-          <w:szCs w:val="28"/>
-        </w:rPr>
-        <w:t xml:space="preserve"> </w:t>
-      </w:r>
-      <w:r>
-        <w:rPr>
-          <w:sz w:val="28"/>
-          <w:szCs w:val="28"/>
-        </w:rPr>
-        <w:t>creates a repository based on a another (usually remote) repository</w:t>
+        <w:t>creates a repos</w:t>
+      </w:r>
+      <w:r>
+        <w:rPr>
+          <w:sz w:val="28"/>
+          <w:szCs w:val="28"/>
+        </w:rPr>
+        <w:t>itory based on</w:t>
+      </w:r>
+      <w:bookmarkStart w:id="0" w:name="_GoBack"/>
+      <w:bookmarkEnd w:id="0"/>
+      <w:r>
+        <w:rPr>
+          <w:sz w:val="28"/>
+          <w:szCs w:val="28"/>
+        </w:rPr>
+        <w:t xml:space="preserve"> another (usually remote) repository</w:t>
       </w:r>
     </w:p>
     <w:p>
@@ -10438,7 +10538,7 @@
 </file>
 
 <file path=word/numbering.xml><?xml version="1.0" encoding="utf-8"?>
-<w:numbering xmlns:wpc="http://schemas.microsoft.com/office/word/2010/wordprocessingCanvas" xmlns:cx="http://schemas.microsoft.com/office/drawing/2014/chartex" xmlns:cx1="http://schemas.microsoft.com/office/drawing/2015/9/8/chartex" xmlns:cx2="http://schemas.microsoft.com/office/drawing/2015/10/21/chartex" xmlns:cx3="http://schemas.microsoft.com/office/drawing/2016/5/9/chartex" xmlns:cx4="http://schemas.microsoft.com/office/drawing/2016/5/10/chartex" xmlns:cx5="http://schemas.microsoft.com/office/drawing/2016/5/11/chartex" xmlns:cx6="http://schemas.microsoft.com/office/drawing/2016/5/12/chartex" xmlns:cx7="http://schemas.microsoft.com/office/drawing/2016/5/13/chartex" xmlns:cx8="http://schemas.microsoft.com/office/drawing/2016/5/14/chartex" xmlns:mc="http://schemas.openxmlformats.org/markup-compatibility/2006" xmlns:aink="http://schemas.microsoft.com/office/drawing/2016/ink" xmlns:am3d="http://schemas.microsoft.com/office/drawing/2017/model3d" xmlns:o="urn:schemas-microsoft-com:office:office" xmlns:oel="http://schemas.microsoft.com/office/2019/extlst" xmlns:r="http://schemas.openxmlformats.org/officeDocument/2006/relationships" xmlns:m="http://schemas.openxmlformats.org/officeDocument/2006/math" xmlns:v="urn:schemas-microsoft-com:vml" xmlns:wp14="http://schemas.microsoft.com/office/word/2010/wordprocessingDrawing" xmlns:wp="http://schemas.openxmlformats.org/drawingml/2006/wordprocessingDrawing" xmlns:w10="urn:schemas-microsoft-com:office:word" xmlns:w="http://schemas.openxmlformats.org/wordprocessingml/2006/main" xmlns:w14="http://schemas.microsoft.com/office/word/2010/wordml" xmlns:w15="http://schemas.microsoft.com/office/word/2012/wordml" xmlns:w16cex="http://schemas.microsoft.com/office/word/2018/wordml/cex" xmlns:w16cid="http://schemas.microsoft.com/office/word/2016/wordml/cid" xmlns:w16="http://schemas.microsoft.com/office/word/2018/wordml" xmlns:w16du="http://schemas.microsoft.com/office/word/2023/wordml/word16du" xmlns:w16sdtdh="http://schemas.microsoft.com/office/word/2020/wordml/sdtdatahash" xmlns:w16sdtfl="http://schemas.microsoft.com/office/word/2024/wordml/sdtformatlock" xmlns:w16se="http://schemas.microsoft.com/office/word/2015/wordml/symex" xmlns:wpg="http://schemas.microsoft.com/office/word/2010/wordprocessingGroup" xmlns:wpi="http://schemas.microsoft.com/office/word/2010/wordprocessingInk" xmlns:wne="http://schemas.microsoft.com/office/word/2006/wordml" xmlns:wps="http://schemas.microsoft.com/office/word/2010/wordprocessingShape" mc:Ignorable="w14 w15 w16se w16cid w16 w16cex w16sdtdh w16sdtfl w16du wp14">
+<w:numbering xmlns:wpc="http://schemas.microsoft.com/office/word/2010/wordprocessingCanvas" xmlns:cx="http://schemas.microsoft.com/office/drawing/2014/chartex" xmlns:mc="http://schemas.openxmlformats.org/markup-compatibility/2006" xmlns:o="urn:schemas-microsoft-com:office:office" xmlns:r="http://schemas.openxmlformats.org/officeDocument/2006/relationships" xmlns:m="http://schemas.openxmlformats.org/officeDocument/2006/math" xmlns:v="urn:schemas-microsoft-com:vml" xmlns:wp14="http://schemas.microsoft.com/office/word/2010/wordprocessingDrawing" xmlns:wp="http://schemas.openxmlformats.org/drawingml/2006/wordprocessingDrawing" xmlns:w10="urn:schemas-microsoft-com:office:word" xmlns:w="http://schemas.openxmlformats.org/wordprocessingml/2006/main" xmlns:w14="http://schemas.microsoft.com/office/word/2010/wordml" xmlns:w15="http://schemas.microsoft.com/office/word/2012/wordml" xmlns:w16se="http://schemas.microsoft.com/office/word/2015/wordml/symex" xmlns:wpg="http://schemas.microsoft.com/office/word/2010/wordprocessingGroup" xmlns:wpi="http://schemas.microsoft.com/office/word/2010/wordprocessingInk" xmlns:wne="http://schemas.microsoft.com/office/word/2006/wordml" xmlns:wps="http://schemas.microsoft.com/office/word/2010/wordprocessingShape" mc:Ignorable="w14 w15 w16se wp14">
   <w:abstractNum w:abstractNumId="0" w15:restartNumberingAfterBreak="0">
     <w:nsid w:val="46A850C0"/>
     <w:multiLevelType w:val="hybridMultilevel"/>
@@ -10552,14 +10652,14 @@
       </w:rPr>
     </w:lvl>
   </w:abstractNum>
-  <w:num w:numId="1" w16cid:durableId="1534539980">
+  <w:num w:numId="1">
     <w:abstractNumId w:val="0"/>
   </w:num>
 </w:numbering>
 </file>
 
 <file path=word/styles.xml><?xml version="1.0" encoding="utf-8"?>
-<w:styles xmlns:mc="http://schemas.openxmlformats.org/markup-compatibility/2006" xmlns:r="http://schemas.openxmlformats.org/officeDocument/2006/relationships" xmlns:w="http://schemas.openxmlformats.org/wordprocessingml/2006/main" xmlns:w14="http://schemas.microsoft.com/office/word/2010/wordml" xmlns:w15="http://schemas.microsoft.com/office/word/2012/wordml" xmlns:w16cex="http://schemas.microsoft.com/office/word/2018/wordml/cex" xmlns:w16cid="http://schemas.microsoft.com/office/word/2016/wordml/cid" xmlns:w16="http://schemas.microsoft.com/office/word/2018/wordml" xmlns:w16du="http://schemas.microsoft.com/office/word/2023/wordml/word16du" xmlns:w16sdtdh="http://schemas.microsoft.com/office/word/2020/wordml/sdtdatahash" xmlns:w16sdtfl="http://schemas.microsoft.com/office/word/2024/wordml/sdtformatlock" xmlns:w16se="http://schemas.microsoft.com/office/word/2015/wordml/symex" mc:Ignorable="w14 w15 w16se w16cid w16 w16cex w16sdtdh w16sdtfl w16du">
+<w:styles xmlns:mc="http://schemas.openxmlformats.org/markup-compatibility/2006" xmlns:r="http://schemas.openxmlformats.org/officeDocument/2006/relationships" xmlns:w="http://schemas.openxmlformats.org/wordprocessingml/2006/main" xmlns:w14="http://schemas.microsoft.com/office/word/2010/wordml" xmlns:w15="http://schemas.microsoft.com/office/word/2012/wordml" xmlns:w16se="http://schemas.microsoft.com/office/word/2015/wordml/symex" mc:Ignorable="w14 w15 w16se">
   <w:docDefaults>
     <w:rPrDefault>
       <w:rPr>
@@ -10575,7 +10675,7 @@
       </w:pPr>
     </w:pPrDefault>
   </w:docDefaults>
-  <w:latentStyles w:defLockedState="0" w:defUIPriority="99" w:defSemiHidden="0" w:defUnhideWhenUsed="0" w:defQFormat="0" w:count="376">
+  <w:latentStyles w:defLockedState="0" w:defUIPriority="99" w:defSemiHidden="0" w:defUnhideWhenUsed="0" w:defQFormat="0" w:count="371">
     <w:lsdException w:name="Normal" w:uiPriority="0" w:qFormat="1"/>
     <w:lsdException w:name="heading 1" w:uiPriority="9" w:qFormat="1"/>
     <w:lsdException w:name="heading 2" w:semiHidden="1" w:uiPriority="9" w:unhideWhenUsed="1" w:qFormat="1"/>
@@ -10947,11 +11047,6 @@
     <w:lsdException w:name="List Table 5 Dark Accent 6" w:uiPriority="50"/>
     <w:lsdException w:name="List Table 6 Colorful Accent 6" w:uiPriority="51"/>
     <w:lsdException w:name="List Table 7 Colorful Accent 6" w:uiPriority="52"/>
-    <w:lsdException w:name="Mention" w:semiHidden="1" w:unhideWhenUsed="1"/>
-    <w:lsdException w:name="Smart Hyperlink" w:semiHidden="1" w:unhideWhenUsed="1"/>
-    <w:lsdException w:name="Hashtag" w:semiHidden="1" w:unhideWhenUsed="1"/>
-    <w:lsdException w:name="Unresolved Mention" w:semiHidden="1" w:unhideWhenUsed="1"/>
-    <w:lsdException w:name="Smart Link" w:semiHidden="1" w:unhideWhenUsed="1"/>
   </w:latentStyles>
   <w:style w:type="paragraph" w:default="1" w:styleId="Normal">
     <w:name w:val="Normal"/>
